--- a/crea_carpeta_sdgfp/Modelo informe necesidad_VAL_V3.docx
+++ b/crea_carpeta_sdgfp/Modelo informe necesidad_VAL_V3.docx
@@ -1,21 +1,20 @@
 
 <file path=word/document.xml><?xml version="1.0" encoding="utf-8"?>
-<w:document xmlns:o="urn:schemas-microsoft-com:office:office" xmlns:r="http://schemas.openxmlformats.org/officeDocument/2006/relationships" xmlns:v="urn:schemas-microsoft-com:vml" xmlns:w="http://schemas.openxmlformats.org/wordprocessingml/2006/main" xmlns:w10="urn:schemas-microsoft-com:office:word" xmlns:wp="http://schemas.openxmlformats.org/drawingml/2006/wordprocessingDrawing" xmlns:pic="http://schemas.openxmlformats.org/drawingml/2006/picture" xmlns:wps="http://schemas.microsoft.com/office/word/2010/wordprocessingShape" xmlns:wpg="http://schemas.microsoft.com/office/word/2010/wordprocessingGroup" xmlns:mc="http://schemas.openxmlformats.org/markup-compatibility/2006" xmlns:wp14="http://schemas.microsoft.com/office/word/2010/wordprocessingDrawing" xmlns:w14="http://schemas.microsoft.com/office/word/2010/wordml" xmlns:w15="http://schemas.microsoft.com/office/word/2012/wordml" mc:Ignorable="w14 wp14 w15">
+<w:document xmlns:wpc="http://schemas.microsoft.com/office/word/2010/wordprocessingCanvas" xmlns:cx="http://schemas.microsoft.com/office/drawing/2014/chartex" xmlns:cx1="http://schemas.microsoft.com/office/drawing/2015/9/8/chartex" xmlns:cx2="http://schemas.microsoft.com/office/drawing/2015/10/21/chartex" xmlns:cx3="http://schemas.microsoft.com/office/drawing/2016/5/9/chartex" xmlns:cx4="http://schemas.microsoft.com/office/drawing/2016/5/10/chartex" xmlns:cx5="http://schemas.microsoft.com/office/drawing/2016/5/11/chartex" xmlns:cx6="http://schemas.microsoft.com/office/drawing/2016/5/12/chartex" xmlns:cx7="http://schemas.microsoft.com/office/drawing/2016/5/13/chartex" xmlns:cx8="http://schemas.microsoft.com/office/drawing/2016/5/14/chartex" xmlns:mc="http://schemas.openxmlformats.org/markup-compatibility/2006" xmlns:aink="http://schemas.microsoft.com/office/drawing/2016/ink" xmlns:am3d="http://schemas.microsoft.com/office/drawing/2017/model3d" xmlns:o="urn:schemas-microsoft-com:office:office" xmlns:oel="http://schemas.microsoft.com/office/2019/extlst" xmlns:r="http://schemas.openxmlformats.org/officeDocument/2006/relationships" xmlns:m="http://schemas.openxmlformats.org/officeDocument/2006/math" xmlns:v="urn:schemas-microsoft-com:vml" xmlns:wp14="http://schemas.microsoft.com/office/word/2010/wordprocessingDrawing" xmlns:wp="http://schemas.openxmlformats.org/drawingml/2006/wordprocessingDrawing" xmlns:w10="urn:schemas-microsoft-com:office:word" xmlns:w="http://schemas.openxmlformats.org/wordprocessingml/2006/main" xmlns:w14="http://schemas.microsoft.com/office/word/2010/wordml" xmlns:w15="http://schemas.microsoft.com/office/word/2012/wordml" xmlns:w16cex="http://schemas.microsoft.com/office/word/2018/wordml/cex" xmlns:w16cid="http://schemas.microsoft.com/office/word/2016/wordml/cid" xmlns:w16="http://schemas.microsoft.com/office/word/2018/wordml" xmlns:w16sdtdh="http://schemas.microsoft.com/office/word/2020/wordml/sdtdatahash" xmlns:w16se="http://schemas.microsoft.com/office/word/2015/wordml/symex" xmlns:wpg="http://schemas.microsoft.com/office/word/2010/wordprocessingGroup" xmlns:wpi="http://schemas.microsoft.com/office/word/2010/wordprocessingInk" xmlns:wne="http://schemas.microsoft.com/office/word/2006/wordml" xmlns:wps="http://schemas.microsoft.com/office/word/2010/wordprocessingShape" mc:Ignorable="w14 w15 w16se w16cid w16 w16cex w16sdtdh wp14">
   <w:body>
     <w:p>
       <w:pPr>
-        <w:pStyle w:val="BodyText"/>
+        <w:pStyle w:val="Textoindependiente"/>
         <w:jc w:val="center"/>
-        <w:rPr/>
       </w:pPr>
       <w:r>
         <w:rPr>
-          <w:rStyle w:val="Fuentedeprrafopredeter"/>
-          <w:b/>
-          <w:bCs/>
+          <w:b/>
+          <w:bCs/>
+          <w:noProof/>
         </w:rPr>
         <w:drawing>
-          <wp:inline distT="0" distB="0" distL="0" distR="0">
+          <wp:inline distT="0" distB="0" distL="0" distR="0" wp14:anchorId="0FA237E2" wp14:editId="5D46A2D4">
             <wp:extent cx="15875" cy="15875"/>
             <wp:effectExtent l="0" t="0" r="0" b="0"/>
             <wp:docPr id="1" name="Imagen1"/>
@@ -32,7 +31,7 @@
                     </pic:cNvPicPr>
                   </pic:nvPicPr>
                   <pic:blipFill>
-                    <a:blip r:embed="rId2"/>
+                    <a:blip r:embed="rId6"/>
                     <a:srcRect l="-7692" t="-7692" r="-7692" b="-7692"/>
                     <a:stretch>
                       <a:fillRect/>
@@ -55,12 +54,10 @@
         </w:drawing>
       </w:r>
       <w:r>
-        <w:rPr/>
-        <w:t xml:space="preserve"> </w:t>
-      </w:r>
-      <w:r>
-        <w:rPr>
-          <w:rStyle w:val="Fuentedeprrafopredeter"/>
+        <w:t xml:space="preserve"> </w:t>
+      </w:r>
+      <w:r>
+        <w:rPr>
           <w:b/>
           <w:bCs/>
           <w:lang w:val="es-ES"/>
@@ -70,18 +67,15 @@
     </w:p>
     <w:p>
       <w:pPr>
-        <w:pStyle w:val="Normal"/>
         <w:pBdr>
           <w:top w:val="single" w:sz="4" w:space="1" w:color="000000"/>
           <w:left w:val="single" w:sz="4" w:space="4" w:color="000000"/>
           <w:bottom w:val="single" w:sz="4" w:space="1" w:color="000000"/>
           <w:right w:val="single" w:sz="4" w:space="4" w:color="000000"/>
         </w:pBdr>
-        <w:rPr/>
       </w:pPr>
       <w:r>
         <w:rPr>
-          <w:rStyle w:val="Fuentedeprrafopredeter"/>
           <w:i/>
           <w:iCs/>
           <w:color w:val="FF0000"/>
@@ -93,7 +87,7 @@
     </w:p>
     <w:p>
       <w:pPr>
-        <w:pStyle w:val="BodyText"/>
+        <w:pStyle w:val="Textoindependiente"/>
         <w:rPr>
           <w:b/>
           <w:bCs/>
@@ -102,19 +96,10 @@
           <w:lang w:val="es-ES"/>
         </w:rPr>
       </w:pPr>
-      <w:r>
-        <w:rPr>
-          <w:b/>
-          <w:bCs/>
-          <w:sz w:val="20"/>
-          <w:szCs w:val="20"/>
-          <w:lang w:val="es-ES"/>
-        </w:rPr>
-      </w:r>
     </w:p>
     <w:p>
       <w:pPr>
-        <w:pStyle w:val="BodyText"/>
+        <w:pStyle w:val="Textoindependiente"/>
         <w:rPr>
           <w:b/>
           <w:bCs/>
@@ -123,20 +108,54 @@
           <w:lang w:val="es-ES"/>
         </w:rPr>
       </w:pPr>
-      <w:r>
-        <w:rPr>
-          <w:b/>
-          <w:bCs/>
-          <w:sz w:val="20"/>
-          <w:szCs w:val="20"/>
-          <w:lang w:val="es-ES"/>
-        </w:rPr>
-        <w:t>Antecedents de fet:</w:t>
+      <w:proofErr w:type="spellStart"/>
+      <w:r>
+        <w:rPr>
+          <w:b/>
+          <w:bCs/>
+          <w:sz w:val="20"/>
+          <w:szCs w:val="20"/>
+          <w:lang w:val="es-ES"/>
+        </w:rPr>
+        <w:t>Antecedents</w:t>
+      </w:r>
+      <w:proofErr w:type="spellEnd"/>
+      <w:r>
+        <w:rPr>
+          <w:b/>
+          <w:bCs/>
+          <w:sz w:val="20"/>
+          <w:szCs w:val="20"/>
+          <w:lang w:val="es-ES"/>
+        </w:rPr>
+        <w:t xml:space="preserve"> de </w:t>
+      </w:r>
+      <w:proofErr w:type="spellStart"/>
+      <w:r>
+        <w:rPr>
+          <w:b/>
+          <w:bCs/>
+          <w:sz w:val="20"/>
+          <w:szCs w:val="20"/>
+          <w:lang w:val="es-ES"/>
+        </w:rPr>
+        <w:t>fet</w:t>
+      </w:r>
+      <w:proofErr w:type="spellEnd"/>
+      <w:r>
+        <w:rPr>
+          <w:b/>
+          <w:bCs/>
+          <w:sz w:val="20"/>
+          <w:szCs w:val="20"/>
+          <w:lang w:val="es-ES"/>
+        </w:rPr>
+        <w:t>:</w:t>
       </w:r>
     </w:p>
     <w:p>
       <w:pPr>
-        <w:pStyle w:val="BodyText"/>
+        <w:pStyle w:val="Textoindependiente"/>
         <w:rPr>
           <w:b/>
           <w:bCs/>
@@ -155,18 +174,232 @@
           <w:szCs w:val="20"/>
           <w:lang w:val="es-ES"/>
         </w:rPr>
-        <w:t>[explicar de manera clara i ordenada els fets pels quals se sol·licita la contractació del servei o subministrament en qüestió]</w:t>
+        <w:t xml:space="preserve">[explicar de manera clara i ordenada </w:t>
+      </w:r>
+      <w:proofErr w:type="spellStart"/>
+      <w:r>
+        <w:rPr>
+          <w:b/>
+          <w:bCs/>
+          <w:color w:val="C00000"/>
+          <w:sz w:val="20"/>
+          <w:szCs w:val="20"/>
+          <w:lang w:val="es-ES"/>
+        </w:rPr>
+        <w:t>els</w:t>
+      </w:r>
+      <w:proofErr w:type="spellEnd"/>
+      <w:r>
+        <w:rPr>
+          <w:b/>
+          <w:bCs/>
+          <w:color w:val="C00000"/>
+          <w:sz w:val="20"/>
+          <w:szCs w:val="20"/>
+          <w:lang w:val="es-ES"/>
+        </w:rPr>
+        <w:t xml:space="preserve"> </w:t>
+      </w:r>
+      <w:proofErr w:type="spellStart"/>
+      <w:r>
+        <w:rPr>
+          <w:b/>
+          <w:bCs/>
+          <w:color w:val="C00000"/>
+          <w:sz w:val="20"/>
+          <w:szCs w:val="20"/>
+          <w:lang w:val="es-ES"/>
+        </w:rPr>
+        <w:t>fets</w:t>
+      </w:r>
+      <w:proofErr w:type="spellEnd"/>
+      <w:r>
+        <w:rPr>
+          <w:b/>
+          <w:bCs/>
+          <w:color w:val="C00000"/>
+          <w:sz w:val="20"/>
+          <w:szCs w:val="20"/>
+          <w:lang w:val="es-ES"/>
+        </w:rPr>
+        <w:t xml:space="preserve"> </w:t>
+      </w:r>
+      <w:proofErr w:type="spellStart"/>
+      <w:r>
+        <w:rPr>
+          <w:b/>
+          <w:bCs/>
+          <w:color w:val="C00000"/>
+          <w:sz w:val="20"/>
+          <w:szCs w:val="20"/>
+          <w:lang w:val="es-ES"/>
+        </w:rPr>
+        <w:t>pels</w:t>
+      </w:r>
+      <w:proofErr w:type="spellEnd"/>
+      <w:r>
+        <w:rPr>
+          <w:b/>
+          <w:bCs/>
+          <w:color w:val="C00000"/>
+          <w:sz w:val="20"/>
+          <w:szCs w:val="20"/>
+          <w:lang w:val="es-ES"/>
+        </w:rPr>
+        <w:t xml:space="preserve"> </w:t>
+      </w:r>
+      <w:proofErr w:type="spellStart"/>
+      <w:r>
+        <w:rPr>
+          <w:b/>
+          <w:bCs/>
+          <w:color w:val="C00000"/>
+          <w:sz w:val="20"/>
+          <w:szCs w:val="20"/>
+          <w:lang w:val="es-ES"/>
+        </w:rPr>
+        <w:t>quals</w:t>
+      </w:r>
+      <w:proofErr w:type="spellEnd"/>
+      <w:r>
+        <w:rPr>
+          <w:b/>
+          <w:bCs/>
+          <w:color w:val="C00000"/>
+          <w:sz w:val="20"/>
+          <w:szCs w:val="20"/>
+          <w:lang w:val="es-ES"/>
+        </w:rPr>
+        <w:t xml:space="preserve"> se </w:t>
+      </w:r>
+      <w:proofErr w:type="spellStart"/>
+      <w:r>
+        <w:rPr>
+          <w:b/>
+          <w:bCs/>
+          <w:color w:val="C00000"/>
+          <w:sz w:val="20"/>
+          <w:szCs w:val="20"/>
+          <w:lang w:val="es-ES"/>
+        </w:rPr>
+        <w:t>sol·licita</w:t>
+      </w:r>
+      <w:proofErr w:type="spellEnd"/>
+      <w:r>
+        <w:rPr>
+          <w:b/>
+          <w:bCs/>
+          <w:color w:val="C00000"/>
+          <w:sz w:val="20"/>
+          <w:szCs w:val="20"/>
+          <w:lang w:val="es-ES"/>
+        </w:rPr>
+        <w:t xml:space="preserve"> la </w:t>
+      </w:r>
+      <w:proofErr w:type="spellStart"/>
+      <w:r>
+        <w:rPr>
+          <w:b/>
+          <w:bCs/>
+          <w:color w:val="C00000"/>
+          <w:sz w:val="20"/>
+          <w:szCs w:val="20"/>
+          <w:lang w:val="es-ES"/>
+        </w:rPr>
+        <w:t>contractació</w:t>
+      </w:r>
+      <w:proofErr w:type="spellEnd"/>
+      <w:r>
+        <w:rPr>
+          <w:b/>
+          <w:bCs/>
+          <w:color w:val="C00000"/>
+          <w:sz w:val="20"/>
+          <w:szCs w:val="20"/>
+          <w:lang w:val="es-ES"/>
+        </w:rPr>
+        <w:t xml:space="preserve"> del </w:t>
+      </w:r>
+      <w:proofErr w:type="spellStart"/>
+      <w:r>
+        <w:rPr>
+          <w:b/>
+          <w:bCs/>
+          <w:color w:val="C00000"/>
+          <w:sz w:val="20"/>
+          <w:szCs w:val="20"/>
+          <w:lang w:val="es-ES"/>
+        </w:rPr>
+        <w:t>servei</w:t>
+      </w:r>
+      <w:proofErr w:type="spellEnd"/>
+      <w:r>
+        <w:rPr>
+          <w:b/>
+          <w:bCs/>
+          <w:color w:val="C00000"/>
+          <w:sz w:val="20"/>
+          <w:szCs w:val="20"/>
+          <w:lang w:val="es-ES"/>
+        </w:rPr>
+        <w:t xml:space="preserve"> o </w:t>
+      </w:r>
+      <w:proofErr w:type="spellStart"/>
+      <w:r>
+        <w:rPr>
+          <w:b/>
+          <w:bCs/>
+          <w:color w:val="C00000"/>
+          <w:sz w:val="20"/>
+          <w:szCs w:val="20"/>
+          <w:lang w:val="es-ES"/>
+        </w:rPr>
+        <w:t>subministrament</w:t>
+      </w:r>
+      <w:proofErr w:type="spellEnd"/>
+      <w:r>
+        <w:rPr>
+          <w:b/>
+          <w:bCs/>
+          <w:color w:val="C00000"/>
+          <w:sz w:val="20"/>
+          <w:szCs w:val="20"/>
+          <w:lang w:val="es-ES"/>
+        </w:rPr>
+        <w:t xml:space="preserve"> en </w:t>
+      </w:r>
+      <w:proofErr w:type="spellStart"/>
+      <w:r>
+        <w:rPr>
+          <w:b/>
+          <w:bCs/>
+          <w:color w:val="C00000"/>
+          <w:sz w:val="20"/>
+          <w:szCs w:val="20"/>
+          <w:lang w:val="es-ES"/>
+        </w:rPr>
+        <w:t>qüestió</w:t>
+      </w:r>
+      <w:proofErr w:type="spellEnd"/>
+      <w:r>
+        <w:rPr>
+          <w:b/>
+          <w:bCs/>
+          <w:color w:val="C00000"/>
+          <w:sz w:val="20"/>
+          <w:szCs w:val="20"/>
+          <w:lang w:val="es-ES"/>
+        </w:rPr>
+        <w:t>]</w:t>
       </w:r>
     </w:p>
     <w:p>
       <w:pPr>
-        <w:pStyle w:val="BodyText"/>
+        <w:pStyle w:val="Textoindependiente"/>
         <w:jc w:val="both"/>
-        <w:rPr/>
       </w:pPr>
       <w:r>
         <w:rPr>
-          <w:rStyle w:val="Fuentedeprrafopredeter"/>
           <w:color w:val="FF0000"/>
           <w:sz w:val="20"/>
           <w:szCs w:val="20"/>
@@ -176,27 +409,610 @@
       </w:r>
       <w:r>
         <w:rPr>
-          <w:rStyle w:val="Fuentedeprrafopredeter"/>
-          <w:sz w:val="20"/>
-          <w:szCs w:val="20"/>
-          <w:lang w:val="es-ES"/>
-        </w:rPr>
-        <w:t xml:space="preserve">Resulta necessària i convenient la contractació del </w:t>
-      </w:r>
-      <w:r>
-        <w:rPr>
-          <w:rStyle w:val="Fuentedeprrafopredeter"/>
-          <w:color w:val="FF0000"/>
-          <w:sz w:val="20"/>
-          <w:szCs w:val="20"/>
-          <w:lang w:val="es-ES"/>
-        </w:rPr>
-        <w:t>servei i/o subministrament d’un/a professional psicòleg/òloga per desenvolupar una activitat formativa sobre alimentació i nutrició publicada a la Convocatòria Administracions Públiques amb títol EDUSALUT. Nutrició i hàbits alimentaris saludables (24OR74IN004) acció formativa a distància i internivells, amb inici 30/09/2024 i finalització 28/10/2024, de durada 30 hores, coordinat per la delegació de CEFIRE d’Orihuela.</w:t>
+          <w:sz w:val="20"/>
+          <w:szCs w:val="20"/>
+          <w:lang w:val="es-ES"/>
+        </w:rPr>
+        <w:t xml:space="preserve">Resulta </w:t>
+      </w:r>
+      <w:proofErr w:type="spellStart"/>
+      <w:r>
+        <w:rPr>
+          <w:sz w:val="20"/>
+          <w:szCs w:val="20"/>
+          <w:lang w:val="es-ES"/>
+        </w:rPr>
+        <w:t>necessària</w:t>
+      </w:r>
+      <w:proofErr w:type="spellEnd"/>
+      <w:r>
+        <w:rPr>
+          <w:sz w:val="20"/>
+          <w:szCs w:val="20"/>
+          <w:lang w:val="es-ES"/>
+        </w:rPr>
+        <w:t xml:space="preserve"> i </w:t>
+      </w:r>
+      <w:proofErr w:type="spellStart"/>
+      <w:r>
+        <w:rPr>
+          <w:sz w:val="20"/>
+          <w:szCs w:val="20"/>
+          <w:lang w:val="es-ES"/>
+        </w:rPr>
+        <w:t>convenient</w:t>
+      </w:r>
+      <w:proofErr w:type="spellEnd"/>
+      <w:r>
+        <w:rPr>
+          <w:sz w:val="20"/>
+          <w:szCs w:val="20"/>
+          <w:lang w:val="es-ES"/>
+        </w:rPr>
+        <w:t xml:space="preserve"> la </w:t>
+      </w:r>
+      <w:proofErr w:type="spellStart"/>
+      <w:r>
+        <w:rPr>
+          <w:sz w:val="20"/>
+          <w:szCs w:val="20"/>
+          <w:lang w:val="es-ES"/>
+        </w:rPr>
+        <w:t>contractació</w:t>
+      </w:r>
+      <w:proofErr w:type="spellEnd"/>
+      <w:r>
+        <w:rPr>
+          <w:sz w:val="20"/>
+          <w:szCs w:val="20"/>
+          <w:lang w:val="es-ES"/>
+        </w:rPr>
+        <w:t xml:space="preserve"> del </w:t>
+      </w:r>
+      <w:proofErr w:type="spellStart"/>
+      <w:r>
+        <w:rPr>
+          <w:color w:val="FF0000"/>
+          <w:sz w:val="20"/>
+          <w:szCs w:val="20"/>
+          <w:lang w:val="es-ES"/>
+        </w:rPr>
+        <w:t>servei</w:t>
+      </w:r>
+      <w:proofErr w:type="spellEnd"/>
+      <w:r>
+        <w:rPr>
+          <w:color w:val="FF0000"/>
+          <w:sz w:val="20"/>
+          <w:szCs w:val="20"/>
+          <w:lang w:val="es-ES"/>
+        </w:rPr>
+        <w:t xml:space="preserve"> i/o </w:t>
+      </w:r>
+      <w:proofErr w:type="spellStart"/>
+      <w:r>
+        <w:rPr>
+          <w:color w:val="FF0000"/>
+          <w:sz w:val="20"/>
+          <w:szCs w:val="20"/>
+          <w:lang w:val="es-ES"/>
+        </w:rPr>
+        <w:t>subministrament</w:t>
+      </w:r>
+      <w:proofErr w:type="spellEnd"/>
+      <w:r>
+        <w:rPr>
+          <w:color w:val="FF0000"/>
+          <w:sz w:val="20"/>
+          <w:szCs w:val="20"/>
+          <w:lang w:val="es-ES"/>
+        </w:rPr>
+        <w:t xml:space="preserve"> </w:t>
+      </w:r>
+      <w:proofErr w:type="spellStart"/>
+      <w:r>
+        <w:rPr>
+          <w:color w:val="FF0000"/>
+          <w:sz w:val="20"/>
+          <w:szCs w:val="20"/>
+          <w:lang w:val="es-ES"/>
+        </w:rPr>
+        <w:t>d’un</w:t>
+      </w:r>
+      <w:proofErr w:type="spellEnd"/>
+      <w:r>
+        <w:rPr>
+          <w:color w:val="FF0000"/>
+          <w:sz w:val="20"/>
+          <w:szCs w:val="20"/>
+          <w:lang w:val="es-ES"/>
+        </w:rPr>
+        <w:t xml:space="preserve">/a </w:t>
+      </w:r>
+      <w:proofErr w:type="spellStart"/>
+      <w:r>
+        <w:rPr>
+          <w:color w:val="FF0000"/>
+          <w:sz w:val="20"/>
+          <w:szCs w:val="20"/>
+          <w:lang w:val="es-ES"/>
+        </w:rPr>
+        <w:t>professional</w:t>
+      </w:r>
+      <w:proofErr w:type="spellEnd"/>
+      <w:r>
+        <w:rPr>
+          <w:color w:val="FF0000"/>
+          <w:sz w:val="20"/>
+          <w:szCs w:val="20"/>
+          <w:lang w:val="es-ES"/>
+        </w:rPr>
+        <w:t xml:space="preserve"> </w:t>
+      </w:r>
+      <w:proofErr w:type="spellStart"/>
+      <w:r>
+        <w:rPr>
+          <w:color w:val="FF0000"/>
+          <w:sz w:val="20"/>
+          <w:szCs w:val="20"/>
+          <w:lang w:val="es-ES"/>
+        </w:rPr>
+        <w:t>psicòleg</w:t>
+      </w:r>
+      <w:proofErr w:type="spellEnd"/>
+      <w:r>
+        <w:rPr>
+          <w:color w:val="FF0000"/>
+          <w:sz w:val="20"/>
+          <w:szCs w:val="20"/>
+          <w:lang w:val="es-ES"/>
+        </w:rPr>
+        <w:t>/</w:t>
+      </w:r>
+      <w:proofErr w:type="spellStart"/>
+      <w:r>
+        <w:rPr>
+          <w:color w:val="FF0000"/>
+          <w:sz w:val="20"/>
+          <w:szCs w:val="20"/>
+          <w:lang w:val="es-ES"/>
+        </w:rPr>
+        <w:t>òloga</w:t>
+      </w:r>
+      <w:proofErr w:type="spellEnd"/>
+      <w:r>
+        <w:rPr>
+          <w:color w:val="FF0000"/>
+          <w:sz w:val="20"/>
+          <w:szCs w:val="20"/>
+          <w:lang w:val="es-ES"/>
+        </w:rPr>
+        <w:t xml:space="preserve"> per </w:t>
+      </w:r>
+      <w:proofErr w:type="spellStart"/>
+      <w:r>
+        <w:rPr>
+          <w:color w:val="FF0000"/>
+          <w:sz w:val="20"/>
+          <w:szCs w:val="20"/>
+          <w:lang w:val="es-ES"/>
+        </w:rPr>
+        <w:t>desenvolupar</w:t>
+      </w:r>
+      <w:proofErr w:type="spellEnd"/>
+      <w:r>
+        <w:rPr>
+          <w:color w:val="FF0000"/>
+          <w:sz w:val="20"/>
+          <w:szCs w:val="20"/>
+          <w:lang w:val="es-ES"/>
+        </w:rPr>
+        <w:t xml:space="preserve"> una </w:t>
+      </w:r>
+      <w:proofErr w:type="spellStart"/>
+      <w:r>
+        <w:rPr>
+          <w:color w:val="FF0000"/>
+          <w:sz w:val="20"/>
+          <w:szCs w:val="20"/>
+          <w:lang w:val="es-ES"/>
+        </w:rPr>
+        <w:t>activitat</w:t>
+      </w:r>
+      <w:proofErr w:type="spellEnd"/>
+      <w:r>
+        <w:rPr>
+          <w:color w:val="FF0000"/>
+          <w:sz w:val="20"/>
+          <w:szCs w:val="20"/>
+          <w:lang w:val="es-ES"/>
+        </w:rPr>
+        <w:t xml:space="preserve"> formativa sobre </w:t>
+      </w:r>
+      <w:proofErr w:type="spellStart"/>
+      <w:r>
+        <w:rPr>
+          <w:color w:val="FF0000"/>
+          <w:sz w:val="20"/>
+          <w:szCs w:val="20"/>
+          <w:lang w:val="es-ES"/>
+        </w:rPr>
+        <w:t>alimentació</w:t>
+      </w:r>
+      <w:proofErr w:type="spellEnd"/>
+      <w:r>
+        <w:rPr>
+          <w:color w:val="FF0000"/>
+          <w:sz w:val="20"/>
+          <w:szCs w:val="20"/>
+          <w:lang w:val="es-ES"/>
+        </w:rPr>
+        <w:t xml:space="preserve"> i </w:t>
+      </w:r>
+      <w:proofErr w:type="spellStart"/>
+      <w:r>
+        <w:rPr>
+          <w:color w:val="FF0000"/>
+          <w:sz w:val="20"/>
+          <w:szCs w:val="20"/>
+          <w:lang w:val="es-ES"/>
+        </w:rPr>
+        <w:t>nutrició</w:t>
+      </w:r>
+      <w:proofErr w:type="spellEnd"/>
+      <w:r>
+        <w:rPr>
+          <w:color w:val="FF0000"/>
+          <w:sz w:val="20"/>
+          <w:szCs w:val="20"/>
+          <w:lang w:val="es-ES"/>
+        </w:rPr>
+        <w:t xml:space="preserve"> publicada a la </w:t>
+      </w:r>
+      <w:proofErr w:type="spellStart"/>
+      <w:r>
+        <w:rPr>
+          <w:color w:val="FF0000"/>
+          <w:sz w:val="20"/>
+          <w:szCs w:val="20"/>
+          <w:lang w:val="es-ES"/>
+        </w:rPr>
+        <w:t>Convocatòria</w:t>
+      </w:r>
+      <w:proofErr w:type="spellEnd"/>
+      <w:r>
+        <w:rPr>
+          <w:color w:val="FF0000"/>
+          <w:sz w:val="20"/>
+          <w:szCs w:val="20"/>
+          <w:lang w:val="es-ES"/>
+        </w:rPr>
+        <w:t xml:space="preserve"> </w:t>
+      </w:r>
+      <w:proofErr w:type="spellStart"/>
+      <w:r>
+        <w:rPr>
+          <w:color w:val="FF0000"/>
+          <w:sz w:val="20"/>
+          <w:szCs w:val="20"/>
+          <w:lang w:val="es-ES"/>
+        </w:rPr>
+        <w:t>Administracions</w:t>
+      </w:r>
+      <w:proofErr w:type="spellEnd"/>
+      <w:r>
+        <w:rPr>
+          <w:color w:val="FF0000"/>
+          <w:sz w:val="20"/>
+          <w:szCs w:val="20"/>
+          <w:lang w:val="es-ES"/>
+        </w:rPr>
+        <w:t xml:space="preserve"> Públiques </w:t>
+      </w:r>
+      <w:proofErr w:type="spellStart"/>
+      <w:r>
+        <w:rPr>
+          <w:color w:val="FF0000"/>
+          <w:sz w:val="20"/>
+          <w:szCs w:val="20"/>
+          <w:lang w:val="es-ES"/>
+        </w:rPr>
+        <w:t>amb</w:t>
+      </w:r>
+      <w:proofErr w:type="spellEnd"/>
+      <w:r>
+        <w:rPr>
+          <w:color w:val="FF0000"/>
+          <w:sz w:val="20"/>
+          <w:szCs w:val="20"/>
+          <w:lang w:val="es-ES"/>
+        </w:rPr>
+        <w:t xml:space="preserve"> </w:t>
+      </w:r>
+      <w:proofErr w:type="spellStart"/>
+      <w:r>
+        <w:rPr>
+          <w:color w:val="FF0000"/>
+          <w:sz w:val="20"/>
+          <w:szCs w:val="20"/>
+          <w:lang w:val="es-ES"/>
+        </w:rPr>
+        <w:t>títol</w:t>
+      </w:r>
+      <w:proofErr w:type="spellEnd"/>
+      <w:r>
+        <w:rPr>
+          <w:color w:val="FF0000"/>
+          <w:sz w:val="20"/>
+          <w:szCs w:val="20"/>
+          <w:lang w:val="es-ES"/>
+        </w:rPr>
+        <w:t xml:space="preserve"> EDUSALUT. </w:t>
+      </w:r>
+      <w:proofErr w:type="spellStart"/>
+      <w:r>
+        <w:rPr>
+          <w:color w:val="FF0000"/>
+          <w:sz w:val="20"/>
+          <w:szCs w:val="20"/>
+          <w:lang w:val="es-ES"/>
+        </w:rPr>
+        <w:t>Nutrició</w:t>
+      </w:r>
+      <w:proofErr w:type="spellEnd"/>
+      <w:r>
+        <w:rPr>
+          <w:color w:val="FF0000"/>
+          <w:sz w:val="20"/>
+          <w:szCs w:val="20"/>
+          <w:lang w:val="es-ES"/>
+        </w:rPr>
+        <w:t xml:space="preserve"> i </w:t>
+      </w:r>
+      <w:proofErr w:type="spellStart"/>
+      <w:r>
+        <w:rPr>
+          <w:color w:val="FF0000"/>
+          <w:sz w:val="20"/>
+          <w:szCs w:val="20"/>
+          <w:lang w:val="es-ES"/>
+        </w:rPr>
+        <w:t>hàbits</w:t>
+      </w:r>
+      <w:proofErr w:type="spellEnd"/>
+      <w:r>
+        <w:rPr>
+          <w:color w:val="FF0000"/>
+          <w:sz w:val="20"/>
+          <w:szCs w:val="20"/>
+          <w:lang w:val="es-ES"/>
+        </w:rPr>
+        <w:t xml:space="preserve"> </w:t>
+      </w:r>
+      <w:proofErr w:type="spellStart"/>
+      <w:r>
+        <w:rPr>
+          <w:color w:val="FF0000"/>
+          <w:sz w:val="20"/>
+          <w:szCs w:val="20"/>
+          <w:lang w:val="es-ES"/>
+        </w:rPr>
+        <w:t>alimentaris</w:t>
+      </w:r>
+      <w:proofErr w:type="spellEnd"/>
+      <w:r>
+        <w:rPr>
+          <w:color w:val="FF0000"/>
+          <w:sz w:val="20"/>
+          <w:szCs w:val="20"/>
+          <w:lang w:val="es-ES"/>
+        </w:rPr>
+        <w:t xml:space="preserve"> saludables (24OR74IN004) </w:t>
+      </w:r>
+      <w:proofErr w:type="spellStart"/>
+      <w:r>
+        <w:rPr>
+          <w:color w:val="FF0000"/>
+          <w:sz w:val="20"/>
+          <w:szCs w:val="20"/>
+          <w:lang w:val="es-ES"/>
+        </w:rPr>
+        <w:t>acció</w:t>
+      </w:r>
+      <w:proofErr w:type="spellEnd"/>
+      <w:r>
+        <w:rPr>
+          <w:color w:val="FF0000"/>
+          <w:sz w:val="20"/>
+          <w:szCs w:val="20"/>
+          <w:lang w:val="es-ES"/>
+        </w:rPr>
+        <w:t xml:space="preserve"> formativa a </w:t>
+      </w:r>
+      <w:proofErr w:type="spellStart"/>
+      <w:r>
+        <w:rPr>
+          <w:color w:val="FF0000"/>
+          <w:sz w:val="20"/>
+          <w:szCs w:val="20"/>
+          <w:lang w:val="es-ES"/>
+        </w:rPr>
+        <w:t>distància</w:t>
+      </w:r>
+      <w:proofErr w:type="spellEnd"/>
+      <w:r>
+        <w:rPr>
+          <w:color w:val="FF0000"/>
+          <w:sz w:val="20"/>
+          <w:szCs w:val="20"/>
+          <w:lang w:val="es-ES"/>
+        </w:rPr>
+        <w:t xml:space="preserve"> i </w:t>
+      </w:r>
+      <w:proofErr w:type="spellStart"/>
+      <w:r>
+        <w:rPr>
+          <w:color w:val="FF0000"/>
+          <w:sz w:val="20"/>
+          <w:szCs w:val="20"/>
+          <w:lang w:val="es-ES"/>
+        </w:rPr>
+        <w:t>internivells</w:t>
+      </w:r>
+      <w:proofErr w:type="spellEnd"/>
+      <w:r>
+        <w:rPr>
+          <w:color w:val="FF0000"/>
+          <w:sz w:val="20"/>
+          <w:szCs w:val="20"/>
+          <w:lang w:val="es-ES"/>
+        </w:rPr>
+        <w:t xml:space="preserve">, </w:t>
+      </w:r>
+      <w:proofErr w:type="spellStart"/>
+      <w:r>
+        <w:rPr>
+          <w:color w:val="FF0000"/>
+          <w:sz w:val="20"/>
+          <w:szCs w:val="20"/>
+          <w:lang w:val="es-ES"/>
+        </w:rPr>
+        <w:t>amb</w:t>
+      </w:r>
+      <w:proofErr w:type="spellEnd"/>
+      <w:r>
+        <w:rPr>
+          <w:color w:val="FF0000"/>
+          <w:sz w:val="20"/>
+          <w:szCs w:val="20"/>
+          <w:lang w:val="es-ES"/>
+        </w:rPr>
+        <w:t xml:space="preserve"> </w:t>
+      </w:r>
+      <w:proofErr w:type="spellStart"/>
+      <w:r>
+        <w:rPr>
+          <w:color w:val="FF0000"/>
+          <w:sz w:val="20"/>
+          <w:szCs w:val="20"/>
+          <w:lang w:val="es-ES"/>
+        </w:rPr>
+        <w:t>inici</w:t>
+      </w:r>
+      <w:proofErr w:type="spellEnd"/>
+      <w:r>
+        <w:rPr>
+          <w:color w:val="FF0000"/>
+          <w:sz w:val="20"/>
+          <w:szCs w:val="20"/>
+          <w:lang w:val="es-ES"/>
+        </w:rPr>
+        <w:t xml:space="preserve"> 30/09/2024 i </w:t>
+      </w:r>
+      <w:proofErr w:type="spellStart"/>
+      <w:r>
+        <w:rPr>
+          <w:color w:val="FF0000"/>
+          <w:sz w:val="20"/>
+          <w:szCs w:val="20"/>
+          <w:lang w:val="es-ES"/>
+        </w:rPr>
+        <w:t>finalització</w:t>
+      </w:r>
+      <w:proofErr w:type="spellEnd"/>
+      <w:r>
+        <w:rPr>
+          <w:color w:val="FF0000"/>
+          <w:sz w:val="20"/>
+          <w:szCs w:val="20"/>
+          <w:lang w:val="es-ES"/>
+        </w:rPr>
+        <w:t xml:space="preserve"> 28/10/2024, de durada 30 </w:t>
+      </w:r>
+      <w:proofErr w:type="spellStart"/>
+      <w:r>
+        <w:rPr>
+          <w:color w:val="FF0000"/>
+          <w:sz w:val="20"/>
+          <w:szCs w:val="20"/>
+          <w:lang w:val="es-ES"/>
+        </w:rPr>
+        <w:t>hores</w:t>
+      </w:r>
+      <w:proofErr w:type="spellEnd"/>
+      <w:r>
+        <w:rPr>
+          <w:color w:val="FF0000"/>
+          <w:sz w:val="20"/>
+          <w:szCs w:val="20"/>
+          <w:lang w:val="es-ES"/>
+        </w:rPr>
+        <w:t xml:space="preserve">, </w:t>
+      </w:r>
+      <w:proofErr w:type="spellStart"/>
+      <w:r>
+        <w:rPr>
+          <w:color w:val="FF0000"/>
+          <w:sz w:val="20"/>
+          <w:szCs w:val="20"/>
+          <w:lang w:val="es-ES"/>
+        </w:rPr>
+        <w:t>coordinat</w:t>
+      </w:r>
+      <w:proofErr w:type="spellEnd"/>
+      <w:r>
+        <w:rPr>
+          <w:color w:val="FF0000"/>
+          <w:sz w:val="20"/>
+          <w:szCs w:val="20"/>
+          <w:lang w:val="es-ES"/>
+        </w:rPr>
+        <w:t xml:space="preserve"> per la </w:t>
+      </w:r>
+      <w:proofErr w:type="spellStart"/>
+      <w:r>
+        <w:rPr>
+          <w:color w:val="FF0000"/>
+          <w:sz w:val="20"/>
+          <w:szCs w:val="20"/>
+          <w:lang w:val="es-ES"/>
+        </w:rPr>
+        <w:t>delegació</w:t>
+      </w:r>
+      <w:proofErr w:type="spellEnd"/>
+      <w:r>
+        <w:rPr>
+          <w:color w:val="FF0000"/>
+          <w:sz w:val="20"/>
+          <w:szCs w:val="20"/>
+          <w:lang w:val="es-ES"/>
+        </w:rPr>
+        <w:t xml:space="preserve"> de CEFIRE </w:t>
+      </w:r>
+      <w:proofErr w:type="spellStart"/>
+      <w:r>
+        <w:rPr>
+          <w:color w:val="FF0000"/>
+          <w:sz w:val="20"/>
+          <w:szCs w:val="20"/>
+          <w:lang w:val="es-ES"/>
+        </w:rPr>
+        <w:t>d’Orihuela</w:t>
+      </w:r>
+      <w:proofErr w:type="spellEnd"/>
+      <w:r>
+        <w:rPr>
+          <w:color w:val="FF0000"/>
+          <w:sz w:val="20"/>
+          <w:szCs w:val="20"/>
+          <w:lang w:val="es-ES"/>
+        </w:rPr>
+        <w:t>.</w:t>
       </w:r>
     </w:p>
     <w:p>
       <w:pPr>
-        <w:pStyle w:val="BodyText"/>
+        <w:pStyle w:val="Textoindependiente"/>
         <w:rPr>
           <w:b/>
           <w:bCs/>
@@ -213,12 +1029,56 @@
           <w:szCs w:val="20"/>
           <w:lang w:val="es-ES"/>
         </w:rPr>
-        <w:t>Primer. Objecte del contrat:</w:t>
+        <w:t xml:space="preserve">Primer. </w:t>
+      </w:r>
+      <w:proofErr w:type="spellStart"/>
+      <w:r>
+        <w:rPr>
+          <w:b/>
+          <w:bCs/>
+          <w:sz w:val="20"/>
+          <w:szCs w:val="20"/>
+          <w:lang w:val="es-ES"/>
+        </w:rPr>
+        <w:t>Objecte</w:t>
+      </w:r>
+      <w:proofErr w:type="spellEnd"/>
+      <w:r>
+        <w:rPr>
+          <w:b/>
+          <w:bCs/>
+          <w:sz w:val="20"/>
+          <w:szCs w:val="20"/>
+          <w:lang w:val="es-ES"/>
+        </w:rPr>
+        <w:t xml:space="preserve"> del </w:t>
+      </w:r>
+      <w:proofErr w:type="spellStart"/>
+      <w:r>
+        <w:rPr>
+          <w:b/>
+          <w:bCs/>
+          <w:sz w:val="20"/>
+          <w:szCs w:val="20"/>
+          <w:lang w:val="es-ES"/>
+        </w:rPr>
+        <w:t>contrat</w:t>
+      </w:r>
+      <w:proofErr w:type="spellEnd"/>
+      <w:r>
+        <w:rPr>
+          <w:b/>
+          <w:bCs/>
+          <w:sz w:val="20"/>
+          <w:szCs w:val="20"/>
+          <w:lang w:val="es-ES"/>
+        </w:rPr>
+        <w:t>:</w:t>
       </w:r>
     </w:p>
     <w:p>
       <w:pPr>
-        <w:pStyle w:val="BodyText"/>
+        <w:pStyle w:val="Textoindependiente"/>
         <w:jc w:val="both"/>
         <w:rPr>
           <w:b/>
@@ -238,12 +1098,84 @@
           <w:szCs w:val="20"/>
           <w:lang w:val="es-ES"/>
         </w:rPr>
-        <w:t>[Indicar la finalitat que es persegueix amb el contracte]</w:t>
+        <w:t xml:space="preserve">[Indicar la </w:t>
+      </w:r>
+      <w:proofErr w:type="spellStart"/>
+      <w:r>
+        <w:rPr>
+          <w:b/>
+          <w:bCs/>
+          <w:color w:val="C00000"/>
+          <w:sz w:val="20"/>
+          <w:szCs w:val="20"/>
+          <w:lang w:val="es-ES"/>
+        </w:rPr>
+        <w:t>finalitat</w:t>
+      </w:r>
+      <w:proofErr w:type="spellEnd"/>
+      <w:r>
+        <w:rPr>
+          <w:b/>
+          <w:bCs/>
+          <w:color w:val="C00000"/>
+          <w:sz w:val="20"/>
+          <w:szCs w:val="20"/>
+          <w:lang w:val="es-ES"/>
+        </w:rPr>
+        <w:t xml:space="preserve"> que es </w:t>
+      </w:r>
+      <w:proofErr w:type="spellStart"/>
+      <w:r>
+        <w:rPr>
+          <w:b/>
+          <w:bCs/>
+          <w:color w:val="C00000"/>
+          <w:sz w:val="20"/>
+          <w:szCs w:val="20"/>
+          <w:lang w:val="es-ES"/>
+        </w:rPr>
+        <w:t>persegueix</w:t>
+      </w:r>
+      <w:proofErr w:type="spellEnd"/>
+      <w:r>
+        <w:rPr>
+          <w:b/>
+          <w:bCs/>
+          <w:color w:val="C00000"/>
+          <w:sz w:val="20"/>
+          <w:szCs w:val="20"/>
+          <w:lang w:val="es-ES"/>
+        </w:rPr>
+        <w:t xml:space="preserve"> </w:t>
+      </w:r>
+      <w:proofErr w:type="spellStart"/>
+      <w:r>
+        <w:rPr>
+          <w:b/>
+          <w:bCs/>
+          <w:color w:val="C00000"/>
+          <w:sz w:val="20"/>
+          <w:szCs w:val="20"/>
+          <w:lang w:val="es-ES"/>
+        </w:rPr>
+        <w:t>amb</w:t>
+      </w:r>
+      <w:proofErr w:type="spellEnd"/>
+      <w:r>
+        <w:rPr>
+          <w:b/>
+          <w:bCs/>
+          <w:color w:val="C00000"/>
+          <w:sz w:val="20"/>
+          <w:szCs w:val="20"/>
+          <w:lang w:val="es-ES"/>
+        </w:rPr>
+        <w:t xml:space="preserve"> el contracte]</w:t>
       </w:r>
     </w:p>
     <w:p>
       <w:pPr>
-        <w:pStyle w:val="BodyText"/>
+        <w:pStyle w:val="Textoindependiente"/>
         <w:jc w:val="both"/>
         <w:rPr>
           <w:color w:val="FF0000"/>
@@ -259,45 +1191,762 @@
           <w:szCs w:val="20"/>
           <w:lang w:val="es-ES"/>
         </w:rPr>
-        <w:t>EXEMPLE: Realitzar l’activitat formativa (24OR74IN004) de l’àrea Promoció de la Salut Escolar, continguts relatius a l’alimentació i nutrició a distància, amb sessions síncrones a través de Teams, els dies 21/10/2024, 28/10/2024 en horari de 17:00h a 19:30h, i tutorització a la plataforma Aules del 30/09/2024 al 28/10/2024, amb una totalitat de 12 hores d’assistència.</w:t>
+        <w:t xml:space="preserve">EXEMPLE: </w:t>
+      </w:r>
+      <w:proofErr w:type="spellStart"/>
+      <w:r>
+        <w:rPr>
+          <w:color w:val="FF0000"/>
+          <w:sz w:val="20"/>
+          <w:szCs w:val="20"/>
+          <w:lang w:val="es-ES"/>
+        </w:rPr>
+        <w:t>Realitzar</w:t>
+      </w:r>
+      <w:proofErr w:type="spellEnd"/>
+      <w:r>
+        <w:rPr>
+          <w:color w:val="FF0000"/>
+          <w:sz w:val="20"/>
+          <w:szCs w:val="20"/>
+          <w:lang w:val="es-ES"/>
+        </w:rPr>
+        <w:t xml:space="preserve"> </w:t>
+      </w:r>
+      <w:proofErr w:type="spellStart"/>
+      <w:r>
+        <w:rPr>
+          <w:color w:val="FF0000"/>
+          <w:sz w:val="20"/>
+          <w:szCs w:val="20"/>
+          <w:lang w:val="es-ES"/>
+        </w:rPr>
+        <w:t>l’activitat</w:t>
+      </w:r>
+      <w:proofErr w:type="spellEnd"/>
+      <w:r>
+        <w:rPr>
+          <w:color w:val="FF0000"/>
+          <w:sz w:val="20"/>
+          <w:szCs w:val="20"/>
+          <w:lang w:val="es-ES"/>
+        </w:rPr>
+        <w:t xml:space="preserve"> formativa (24OR74IN004) de </w:t>
+      </w:r>
+      <w:proofErr w:type="spellStart"/>
+      <w:r>
+        <w:rPr>
+          <w:color w:val="FF0000"/>
+          <w:sz w:val="20"/>
+          <w:szCs w:val="20"/>
+          <w:lang w:val="es-ES"/>
+        </w:rPr>
+        <w:t>l’àrea</w:t>
+      </w:r>
+      <w:proofErr w:type="spellEnd"/>
+      <w:r>
+        <w:rPr>
+          <w:color w:val="FF0000"/>
+          <w:sz w:val="20"/>
+          <w:szCs w:val="20"/>
+          <w:lang w:val="es-ES"/>
+        </w:rPr>
+        <w:t xml:space="preserve"> </w:t>
+      </w:r>
+      <w:proofErr w:type="spellStart"/>
+      <w:r>
+        <w:rPr>
+          <w:color w:val="FF0000"/>
+          <w:sz w:val="20"/>
+          <w:szCs w:val="20"/>
+          <w:lang w:val="es-ES"/>
+        </w:rPr>
+        <w:t>Promoció</w:t>
+      </w:r>
+      <w:proofErr w:type="spellEnd"/>
+      <w:r>
+        <w:rPr>
+          <w:color w:val="FF0000"/>
+          <w:sz w:val="20"/>
+          <w:szCs w:val="20"/>
+          <w:lang w:val="es-ES"/>
+        </w:rPr>
+        <w:t xml:space="preserve"> de la </w:t>
+      </w:r>
+      <w:proofErr w:type="spellStart"/>
+      <w:r>
+        <w:rPr>
+          <w:color w:val="FF0000"/>
+          <w:sz w:val="20"/>
+          <w:szCs w:val="20"/>
+          <w:lang w:val="es-ES"/>
+        </w:rPr>
+        <w:t>Salut</w:t>
+      </w:r>
+      <w:proofErr w:type="spellEnd"/>
+      <w:r>
+        <w:rPr>
+          <w:color w:val="FF0000"/>
+          <w:sz w:val="20"/>
+          <w:szCs w:val="20"/>
+          <w:lang w:val="es-ES"/>
+        </w:rPr>
+        <w:t xml:space="preserve"> Escolar, </w:t>
+      </w:r>
+      <w:proofErr w:type="spellStart"/>
+      <w:r>
+        <w:rPr>
+          <w:color w:val="FF0000"/>
+          <w:sz w:val="20"/>
+          <w:szCs w:val="20"/>
+          <w:lang w:val="es-ES"/>
+        </w:rPr>
+        <w:t>continguts</w:t>
+      </w:r>
+      <w:proofErr w:type="spellEnd"/>
+      <w:r>
+        <w:rPr>
+          <w:color w:val="FF0000"/>
+          <w:sz w:val="20"/>
+          <w:szCs w:val="20"/>
+          <w:lang w:val="es-ES"/>
+        </w:rPr>
+        <w:t xml:space="preserve"> </w:t>
+      </w:r>
+      <w:proofErr w:type="spellStart"/>
+      <w:r>
+        <w:rPr>
+          <w:color w:val="FF0000"/>
+          <w:sz w:val="20"/>
+          <w:szCs w:val="20"/>
+          <w:lang w:val="es-ES"/>
+        </w:rPr>
+        <w:t>relatius</w:t>
+      </w:r>
+      <w:proofErr w:type="spellEnd"/>
+      <w:r>
+        <w:rPr>
+          <w:color w:val="FF0000"/>
+          <w:sz w:val="20"/>
+          <w:szCs w:val="20"/>
+          <w:lang w:val="es-ES"/>
+        </w:rPr>
+        <w:t xml:space="preserve"> a </w:t>
+      </w:r>
+      <w:proofErr w:type="spellStart"/>
+      <w:r>
+        <w:rPr>
+          <w:color w:val="FF0000"/>
+          <w:sz w:val="20"/>
+          <w:szCs w:val="20"/>
+          <w:lang w:val="es-ES"/>
+        </w:rPr>
+        <w:t>l’alimentació</w:t>
+      </w:r>
+      <w:proofErr w:type="spellEnd"/>
+      <w:r>
+        <w:rPr>
+          <w:color w:val="FF0000"/>
+          <w:sz w:val="20"/>
+          <w:szCs w:val="20"/>
+          <w:lang w:val="es-ES"/>
+        </w:rPr>
+        <w:t xml:space="preserve"> i </w:t>
+      </w:r>
+      <w:proofErr w:type="spellStart"/>
+      <w:r>
+        <w:rPr>
+          <w:color w:val="FF0000"/>
+          <w:sz w:val="20"/>
+          <w:szCs w:val="20"/>
+          <w:lang w:val="es-ES"/>
+        </w:rPr>
+        <w:t>nutrició</w:t>
+      </w:r>
+      <w:proofErr w:type="spellEnd"/>
+      <w:r>
+        <w:rPr>
+          <w:color w:val="FF0000"/>
+          <w:sz w:val="20"/>
+          <w:szCs w:val="20"/>
+          <w:lang w:val="es-ES"/>
+        </w:rPr>
+        <w:t xml:space="preserve"> a </w:t>
+      </w:r>
+      <w:proofErr w:type="spellStart"/>
+      <w:r>
+        <w:rPr>
+          <w:color w:val="FF0000"/>
+          <w:sz w:val="20"/>
+          <w:szCs w:val="20"/>
+          <w:lang w:val="es-ES"/>
+        </w:rPr>
+        <w:t>distància</w:t>
+      </w:r>
+      <w:proofErr w:type="spellEnd"/>
+      <w:r>
+        <w:rPr>
+          <w:color w:val="FF0000"/>
+          <w:sz w:val="20"/>
+          <w:szCs w:val="20"/>
+          <w:lang w:val="es-ES"/>
+        </w:rPr>
+        <w:t xml:space="preserve">, </w:t>
+      </w:r>
+      <w:proofErr w:type="spellStart"/>
+      <w:r>
+        <w:rPr>
+          <w:color w:val="FF0000"/>
+          <w:sz w:val="20"/>
+          <w:szCs w:val="20"/>
+          <w:lang w:val="es-ES"/>
+        </w:rPr>
+        <w:t>amb</w:t>
+      </w:r>
+      <w:proofErr w:type="spellEnd"/>
+      <w:r>
+        <w:rPr>
+          <w:color w:val="FF0000"/>
+          <w:sz w:val="20"/>
+          <w:szCs w:val="20"/>
+          <w:lang w:val="es-ES"/>
+        </w:rPr>
+        <w:t xml:space="preserve"> </w:t>
+      </w:r>
+      <w:proofErr w:type="spellStart"/>
+      <w:r>
+        <w:rPr>
+          <w:color w:val="FF0000"/>
+          <w:sz w:val="20"/>
+          <w:szCs w:val="20"/>
+          <w:lang w:val="es-ES"/>
+        </w:rPr>
+        <w:t>sessions</w:t>
+      </w:r>
+      <w:proofErr w:type="spellEnd"/>
+      <w:r>
+        <w:rPr>
+          <w:color w:val="FF0000"/>
+          <w:sz w:val="20"/>
+          <w:szCs w:val="20"/>
+          <w:lang w:val="es-ES"/>
+        </w:rPr>
+        <w:t xml:space="preserve"> síncrones a través de </w:t>
+      </w:r>
+      <w:proofErr w:type="spellStart"/>
+      <w:r>
+        <w:rPr>
+          <w:color w:val="FF0000"/>
+          <w:sz w:val="20"/>
+          <w:szCs w:val="20"/>
+          <w:lang w:val="es-ES"/>
+        </w:rPr>
+        <w:t>Teams</w:t>
+      </w:r>
+      <w:proofErr w:type="spellEnd"/>
+      <w:r>
+        <w:rPr>
+          <w:color w:val="FF0000"/>
+          <w:sz w:val="20"/>
+          <w:szCs w:val="20"/>
+          <w:lang w:val="es-ES"/>
+        </w:rPr>
+        <w:t xml:space="preserve">, </w:t>
+      </w:r>
+      <w:proofErr w:type="spellStart"/>
+      <w:r>
+        <w:rPr>
+          <w:color w:val="FF0000"/>
+          <w:sz w:val="20"/>
+          <w:szCs w:val="20"/>
+          <w:lang w:val="es-ES"/>
+        </w:rPr>
+        <w:t>els</w:t>
+      </w:r>
+      <w:proofErr w:type="spellEnd"/>
+      <w:r>
+        <w:rPr>
+          <w:color w:val="FF0000"/>
+          <w:sz w:val="20"/>
+          <w:szCs w:val="20"/>
+          <w:lang w:val="es-ES"/>
+        </w:rPr>
+        <w:t xml:space="preserve"> </w:t>
+      </w:r>
+      <w:proofErr w:type="spellStart"/>
+      <w:r>
+        <w:rPr>
+          <w:color w:val="FF0000"/>
+          <w:sz w:val="20"/>
+          <w:szCs w:val="20"/>
+          <w:lang w:val="es-ES"/>
+        </w:rPr>
+        <w:t>dies</w:t>
+      </w:r>
+      <w:proofErr w:type="spellEnd"/>
+      <w:r>
+        <w:rPr>
+          <w:color w:val="FF0000"/>
+          <w:sz w:val="20"/>
+          <w:szCs w:val="20"/>
+          <w:lang w:val="es-ES"/>
+        </w:rPr>
+        <w:t xml:space="preserve"> 21/10/2024, 28/10/2024 en </w:t>
+      </w:r>
+      <w:proofErr w:type="spellStart"/>
+      <w:r>
+        <w:rPr>
+          <w:color w:val="FF0000"/>
+          <w:sz w:val="20"/>
+          <w:szCs w:val="20"/>
+          <w:lang w:val="es-ES"/>
+        </w:rPr>
+        <w:t>horari</w:t>
+      </w:r>
+      <w:proofErr w:type="spellEnd"/>
+      <w:r>
+        <w:rPr>
+          <w:color w:val="FF0000"/>
+          <w:sz w:val="20"/>
+          <w:szCs w:val="20"/>
+          <w:lang w:val="es-ES"/>
+        </w:rPr>
+        <w:t xml:space="preserve"> de 17:00h a 19:30h, i </w:t>
+      </w:r>
+      <w:proofErr w:type="spellStart"/>
+      <w:r>
+        <w:rPr>
+          <w:color w:val="FF0000"/>
+          <w:sz w:val="20"/>
+          <w:szCs w:val="20"/>
+          <w:lang w:val="es-ES"/>
+        </w:rPr>
+        <w:t>tutorització</w:t>
+      </w:r>
+      <w:proofErr w:type="spellEnd"/>
+      <w:r>
+        <w:rPr>
+          <w:color w:val="FF0000"/>
+          <w:sz w:val="20"/>
+          <w:szCs w:val="20"/>
+          <w:lang w:val="es-ES"/>
+        </w:rPr>
+        <w:t xml:space="preserve"> a la plataforma </w:t>
+      </w:r>
+      <w:proofErr w:type="spellStart"/>
+      <w:r>
+        <w:rPr>
+          <w:color w:val="FF0000"/>
+          <w:sz w:val="20"/>
+          <w:szCs w:val="20"/>
+          <w:lang w:val="es-ES"/>
+        </w:rPr>
+        <w:t>Aules</w:t>
+      </w:r>
+      <w:proofErr w:type="spellEnd"/>
+      <w:r>
+        <w:rPr>
+          <w:color w:val="FF0000"/>
+          <w:sz w:val="20"/>
+          <w:szCs w:val="20"/>
+          <w:lang w:val="es-ES"/>
+        </w:rPr>
+        <w:t xml:space="preserve"> del 30/09/2024 al 28/10/2024, </w:t>
+      </w:r>
+      <w:proofErr w:type="spellStart"/>
+      <w:r>
+        <w:rPr>
+          <w:color w:val="FF0000"/>
+          <w:sz w:val="20"/>
+          <w:szCs w:val="20"/>
+          <w:lang w:val="es-ES"/>
+        </w:rPr>
+        <w:t>amb</w:t>
+      </w:r>
+      <w:proofErr w:type="spellEnd"/>
+      <w:r>
+        <w:rPr>
+          <w:color w:val="FF0000"/>
+          <w:sz w:val="20"/>
+          <w:szCs w:val="20"/>
+          <w:lang w:val="es-ES"/>
+        </w:rPr>
+        <w:t xml:space="preserve"> una </w:t>
+      </w:r>
+      <w:proofErr w:type="spellStart"/>
+      <w:r>
+        <w:rPr>
+          <w:color w:val="FF0000"/>
+          <w:sz w:val="20"/>
+          <w:szCs w:val="20"/>
+          <w:lang w:val="es-ES"/>
+        </w:rPr>
+        <w:t>totalitat</w:t>
+      </w:r>
+      <w:proofErr w:type="spellEnd"/>
+      <w:r>
+        <w:rPr>
+          <w:color w:val="FF0000"/>
+          <w:sz w:val="20"/>
+          <w:szCs w:val="20"/>
+          <w:lang w:val="es-ES"/>
+        </w:rPr>
+        <w:t xml:space="preserve"> de 12 </w:t>
+      </w:r>
+      <w:proofErr w:type="spellStart"/>
+      <w:r>
+        <w:rPr>
+          <w:color w:val="FF0000"/>
+          <w:sz w:val="20"/>
+          <w:szCs w:val="20"/>
+          <w:lang w:val="es-ES"/>
+        </w:rPr>
+        <w:t>hores</w:t>
+      </w:r>
+      <w:proofErr w:type="spellEnd"/>
+      <w:r>
+        <w:rPr>
+          <w:color w:val="FF0000"/>
+          <w:sz w:val="20"/>
+          <w:szCs w:val="20"/>
+          <w:lang w:val="es-ES"/>
+        </w:rPr>
+        <w:t xml:space="preserve"> </w:t>
+      </w:r>
+      <w:proofErr w:type="spellStart"/>
+      <w:r>
+        <w:rPr>
+          <w:color w:val="FF0000"/>
+          <w:sz w:val="20"/>
+          <w:szCs w:val="20"/>
+          <w:lang w:val="es-ES"/>
+        </w:rPr>
+        <w:t>d’assistència</w:t>
+      </w:r>
+      <w:proofErr w:type="spellEnd"/>
+      <w:r>
+        <w:rPr>
+          <w:color w:val="FF0000"/>
+          <w:sz w:val="20"/>
+          <w:szCs w:val="20"/>
+          <w:lang w:val="es-ES"/>
+        </w:rPr>
+        <w:t>.</w:t>
       </w:r>
     </w:p>
     <w:p>
       <w:pPr>
-        <w:pStyle w:val="BodyText"/>
+        <w:pStyle w:val="Textoindependiente"/>
         <w:jc w:val="both"/>
-        <w:rPr/>
       </w:pPr>
-      <w:r>
-        <w:rPr>
-          <w:rStyle w:val="Fuentedeprrafopredeter"/>
-          <w:b/>
-          <w:bCs/>
-          <w:sz w:val="20"/>
-          <w:szCs w:val="20"/>
-          <w:lang w:val="es-ES"/>
-        </w:rPr>
-        <w:t xml:space="preserve">Segon. </w:t>
-      </w:r>
-      <w:r>
-        <w:rPr>
-          <w:rStyle w:val="Fuentedeprrafopredeter"/>
-          <w:sz w:val="20"/>
-          <w:szCs w:val="20"/>
-          <w:lang w:val="es-ES"/>
-        </w:rPr>
-        <w:t>En compliment de l’indicat en l’art. 118, de la Llei 9/2017, de 8 de novembre, de Contractes del Sector Públic, per la qual es traslladen a l’ordenament jurídic espanyol les Directives del Parlament Europeu i del Consell 2014/23/UE i 2014/24/UE, de 26 de febrer de 2014, s’informa que:</w:t>
+      <w:proofErr w:type="spellStart"/>
+      <w:r>
+        <w:rPr>
+          <w:b/>
+          <w:bCs/>
+          <w:sz w:val="20"/>
+          <w:szCs w:val="20"/>
+          <w:lang w:val="es-ES"/>
+        </w:rPr>
+        <w:t>Segon</w:t>
+      </w:r>
+      <w:proofErr w:type="spellEnd"/>
+      <w:r>
+        <w:rPr>
+          <w:b/>
+          <w:bCs/>
+          <w:sz w:val="20"/>
+          <w:szCs w:val="20"/>
+          <w:lang w:val="es-ES"/>
+        </w:rPr>
+        <w:t xml:space="preserve">. </w:t>
+      </w:r>
+      <w:r>
+        <w:rPr>
+          <w:sz w:val="20"/>
+          <w:szCs w:val="20"/>
+          <w:lang w:val="es-ES"/>
+        </w:rPr>
+        <w:t xml:space="preserve">En </w:t>
+      </w:r>
+      <w:proofErr w:type="spellStart"/>
+      <w:r>
+        <w:rPr>
+          <w:sz w:val="20"/>
+          <w:szCs w:val="20"/>
+          <w:lang w:val="es-ES"/>
+        </w:rPr>
+        <w:t>compliment</w:t>
+      </w:r>
+      <w:proofErr w:type="spellEnd"/>
+      <w:r>
+        <w:rPr>
+          <w:sz w:val="20"/>
+          <w:szCs w:val="20"/>
+          <w:lang w:val="es-ES"/>
+        </w:rPr>
+        <w:t xml:space="preserve"> de </w:t>
+      </w:r>
+      <w:proofErr w:type="spellStart"/>
+      <w:r>
+        <w:rPr>
+          <w:sz w:val="20"/>
+          <w:szCs w:val="20"/>
+          <w:lang w:val="es-ES"/>
+        </w:rPr>
+        <w:t>l’indicat</w:t>
+      </w:r>
+      <w:proofErr w:type="spellEnd"/>
+      <w:r>
+        <w:rPr>
+          <w:sz w:val="20"/>
+          <w:szCs w:val="20"/>
+          <w:lang w:val="es-ES"/>
+        </w:rPr>
+        <w:t xml:space="preserve"> en </w:t>
+      </w:r>
+      <w:proofErr w:type="spellStart"/>
+      <w:r>
+        <w:rPr>
+          <w:sz w:val="20"/>
+          <w:szCs w:val="20"/>
+          <w:lang w:val="es-ES"/>
+        </w:rPr>
+        <w:t>l’art</w:t>
+      </w:r>
+      <w:proofErr w:type="spellEnd"/>
+      <w:r>
+        <w:rPr>
+          <w:sz w:val="20"/>
+          <w:szCs w:val="20"/>
+          <w:lang w:val="es-ES"/>
+        </w:rPr>
+        <w:t xml:space="preserve">. 118, de la </w:t>
+      </w:r>
+      <w:proofErr w:type="spellStart"/>
+      <w:r>
+        <w:rPr>
+          <w:sz w:val="20"/>
+          <w:szCs w:val="20"/>
+          <w:lang w:val="es-ES"/>
+        </w:rPr>
+        <w:t>Llei</w:t>
+      </w:r>
+      <w:proofErr w:type="spellEnd"/>
+      <w:r>
+        <w:rPr>
+          <w:sz w:val="20"/>
+          <w:szCs w:val="20"/>
+          <w:lang w:val="es-ES"/>
+        </w:rPr>
+        <w:t xml:space="preserve"> 9/2017, de 8 de </w:t>
+      </w:r>
+      <w:proofErr w:type="spellStart"/>
+      <w:r>
+        <w:rPr>
+          <w:sz w:val="20"/>
+          <w:szCs w:val="20"/>
+          <w:lang w:val="es-ES"/>
+        </w:rPr>
+        <w:t>novembre</w:t>
+      </w:r>
+      <w:proofErr w:type="spellEnd"/>
+      <w:r>
+        <w:rPr>
+          <w:sz w:val="20"/>
+          <w:szCs w:val="20"/>
+          <w:lang w:val="es-ES"/>
+        </w:rPr>
+        <w:t xml:space="preserve">, de Contractes del Sector </w:t>
+      </w:r>
+      <w:proofErr w:type="spellStart"/>
+      <w:r>
+        <w:rPr>
+          <w:sz w:val="20"/>
+          <w:szCs w:val="20"/>
+          <w:lang w:val="es-ES"/>
+        </w:rPr>
+        <w:t>Públic</w:t>
+      </w:r>
+      <w:proofErr w:type="spellEnd"/>
+      <w:r>
+        <w:rPr>
+          <w:sz w:val="20"/>
+          <w:szCs w:val="20"/>
+          <w:lang w:val="es-ES"/>
+        </w:rPr>
+        <w:t xml:space="preserve">, per la </w:t>
+      </w:r>
+      <w:proofErr w:type="spellStart"/>
+      <w:r>
+        <w:rPr>
+          <w:sz w:val="20"/>
+          <w:szCs w:val="20"/>
+          <w:lang w:val="es-ES"/>
+        </w:rPr>
+        <w:t>qual</w:t>
+      </w:r>
+      <w:proofErr w:type="spellEnd"/>
+      <w:r>
+        <w:rPr>
+          <w:sz w:val="20"/>
+          <w:szCs w:val="20"/>
+          <w:lang w:val="es-ES"/>
+        </w:rPr>
+        <w:t xml:space="preserve"> es </w:t>
+      </w:r>
+      <w:proofErr w:type="spellStart"/>
+      <w:r>
+        <w:rPr>
+          <w:sz w:val="20"/>
+          <w:szCs w:val="20"/>
+          <w:lang w:val="es-ES"/>
+        </w:rPr>
+        <w:t>traslladen</w:t>
+      </w:r>
+      <w:proofErr w:type="spellEnd"/>
+      <w:r>
+        <w:rPr>
+          <w:sz w:val="20"/>
+          <w:szCs w:val="20"/>
+          <w:lang w:val="es-ES"/>
+        </w:rPr>
+        <w:t xml:space="preserve"> a </w:t>
+      </w:r>
+      <w:proofErr w:type="spellStart"/>
+      <w:r>
+        <w:rPr>
+          <w:sz w:val="20"/>
+          <w:szCs w:val="20"/>
+          <w:lang w:val="es-ES"/>
+        </w:rPr>
+        <w:t>l’ordenament</w:t>
+      </w:r>
+      <w:proofErr w:type="spellEnd"/>
+      <w:r>
+        <w:rPr>
+          <w:sz w:val="20"/>
+          <w:szCs w:val="20"/>
+          <w:lang w:val="es-ES"/>
+        </w:rPr>
+        <w:t xml:space="preserve"> </w:t>
+      </w:r>
+      <w:proofErr w:type="spellStart"/>
+      <w:r>
+        <w:rPr>
+          <w:sz w:val="20"/>
+          <w:szCs w:val="20"/>
+          <w:lang w:val="es-ES"/>
+        </w:rPr>
+        <w:t>jurídic</w:t>
+      </w:r>
+      <w:proofErr w:type="spellEnd"/>
+      <w:r>
+        <w:rPr>
+          <w:sz w:val="20"/>
+          <w:szCs w:val="20"/>
+          <w:lang w:val="es-ES"/>
+        </w:rPr>
+        <w:t xml:space="preserve"> </w:t>
+      </w:r>
+      <w:proofErr w:type="spellStart"/>
+      <w:r>
+        <w:rPr>
+          <w:sz w:val="20"/>
+          <w:szCs w:val="20"/>
+          <w:lang w:val="es-ES"/>
+        </w:rPr>
+        <w:t>espanyol</w:t>
+      </w:r>
+      <w:proofErr w:type="spellEnd"/>
+      <w:r>
+        <w:rPr>
+          <w:sz w:val="20"/>
+          <w:szCs w:val="20"/>
+          <w:lang w:val="es-ES"/>
+        </w:rPr>
+        <w:t xml:space="preserve"> les Directives del </w:t>
+      </w:r>
+      <w:proofErr w:type="spellStart"/>
+      <w:r>
+        <w:rPr>
+          <w:sz w:val="20"/>
+          <w:szCs w:val="20"/>
+          <w:lang w:val="es-ES"/>
+        </w:rPr>
+        <w:t>Parlament</w:t>
+      </w:r>
+      <w:proofErr w:type="spellEnd"/>
+      <w:r>
+        <w:rPr>
+          <w:sz w:val="20"/>
+          <w:szCs w:val="20"/>
+          <w:lang w:val="es-ES"/>
+        </w:rPr>
+        <w:t xml:space="preserve"> </w:t>
+      </w:r>
+      <w:proofErr w:type="spellStart"/>
+      <w:r>
+        <w:rPr>
+          <w:sz w:val="20"/>
+          <w:szCs w:val="20"/>
+          <w:lang w:val="es-ES"/>
+        </w:rPr>
+        <w:t>Europeu</w:t>
+      </w:r>
+      <w:proofErr w:type="spellEnd"/>
+      <w:r>
+        <w:rPr>
+          <w:sz w:val="20"/>
+          <w:szCs w:val="20"/>
+          <w:lang w:val="es-ES"/>
+        </w:rPr>
+        <w:t xml:space="preserve"> i del Consell 2014/23/UE i 2014/24/UE, de 26 de </w:t>
+      </w:r>
+      <w:proofErr w:type="spellStart"/>
+      <w:r>
+        <w:rPr>
+          <w:sz w:val="20"/>
+          <w:szCs w:val="20"/>
+          <w:lang w:val="es-ES"/>
+        </w:rPr>
+        <w:t>febrer</w:t>
+      </w:r>
+      <w:proofErr w:type="spellEnd"/>
+      <w:r>
+        <w:rPr>
+          <w:sz w:val="20"/>
+          <w:szCs w:val="20"/>
+          <w:lang w:val="es-ES"/>
+        </w:rPr>
+        <w:t xml:space="preserve"> de 2014, </w:t>
+      </w:r>
+      <w:proofErr w:type="spellStart"/>
+      <w:r>
+        <w:rPr>
+          <w:sz w:val="20"/>
+          <w:szCs w:val="20"/>
+          <w:lang w:val="es-ES"/>
+        </w:rPr>
+        <w:t>s’informa</w:t>
+      </w:r>
+      <w:proofErr w:type="spellEnd"/>
+      <w:r>
+        <w:rPr>
+          <w:sz w:val="20"/>
+          <w:szCs w:val="20"/>
+          <w:lang w:val="es-ES"/>
+        </w:rPr>
+        <w:t xml:space="preserve"> que:</w:t>
       </w:r>
     </w:p>
     <w:p>
       <w:pPr>
-        <w:pStyle w:val="BodyText"/>
+        <w:pStyle w:val="Textoindependiente"/>
         <w:jc w:val="both"/>
-        <w:rPr/>
       </w:pPr>
       <w:r>
         <w:rPr>
-          <w:rStyle w:val="Fuentedeprrafopredeter"/>
           <w:sz w:val="20"/>
           <w:szCs w:val="20"/>
           <w:lang w:val="es-ES"/>
@@ -307,7 +1956,6 @@
       </w:r>
       <w:r>
         <w:rPr>
-          <w:rStyle w:val="Fuentedeprrafopredeter"/>
           <w:b/>
           <w:bCs/>
           <w:sz w:val="20"/>
@@ -318,52 +1966,536 @@
       </w:r>
       <w:r>
         <w:rPr>
-          <w:rStyle w:val="Fuentedeprrafopredeter"/>
-          <w:sz w:val="20"/>
-          <w:szCs w:val="20"/>
-          <w:lang w:val="es-ES"/>
-        </w:rPr>
-        <w:t xml:space="preserve"> Resulta necessària i convenient la contractació de </w:t>
-      </w:r>
-      <w:r>
-        <w:rPr>
-          <w:rStyle w:val="Fuentedeprrafopredeter"/>
-          <w:b/>
-          <w:bCs/>
-          <w:color w:val="C00000"/>
-          <w:sz w:val="20"/>
-          <w:szCs w:val="20"/>
-          <w:lang w:val="es-ES"/>
-        </w:rPr>
-        <w:t>[indicar de manera directa i succinta el servei o subministrament sol·licitat]</w:t>
+          <w:sz w:val="20"/>
+          <w:szCs w:val="20"/>
+          <w:lang w:val="es-ES"/>
+        </w:rPr>
+        <w:t xml:space="preserve"> Resulta </w:t>
+      </w:r>
+      <w:proofErr w:type="spellStart"/>
+      <w:r>
+        <w:rPr>
+          <w:sz w:val="20"/>
+          <w:szCs w:val="20"/>
+          <w:lang w:val="es-ES"/>
+        </w:rPr>
+        <w:t>necessària</w:t>
+      </w:r>
+      <w:proofErr w:type="spellEnd"/>
+      <w:r>
+        <w:rPr>
+          <w:sz w:val="20"/>
+          <w:szCs w:val="20"/>
+          <w:lang w:val="es-ES"/>
+        </w:rPr>
+        <w:t xml:space="preserve"> i </w:t>
+      </w:r>
+      <w:proofErr w:type="spellStart"/>
+      <w:r>
+        <w:rPr>
+          <w:sz w:val="20"/>
+          <w:szCs w:val="20"/>
+          <w:lang w:val="es-ES"/>
+        </w:rPr>
+        <w:t>convenient</w:t>
+      </w:r>
+      <w:proofErr w:type="spellEnd"/>
+      <w:r>
+        <w:rPr>
+          <w:sz w:val="20"/>
+          <w:szCs w:val="20"/>
+          <w:lang w:val="es-ES"/>
+        </w:rPr>
+        <w:t xml:space="preserve"> la </w:t>
+      </w:r>
+      <w:proofErr w:type="spellStart"/>
+      <w:r>
+        <w:rPr>
+          <w:sz w:val="20"/>
+          <w:szCs w:val="20"/>
+          <w:lang w:val="es-ES"/>
+        </w:rPr>
+        <w:t>contractació</w:t>
+      </w:r>
+      <w:proofErr w:type="spellEnd"/>
+      <w:r>
+        <w:rPr>
+          <w:sz w:val="20"/>
+          <w:szCs w:val="20"/>
+          <w:lang w:val="es-ES"/>
+        </w:rPr>
+        <w:t xml:space="preserve"> de </w:t>
+      </w:r>
+      <w:r>
+        <w:rPr>
+          <w:b/>
+          <w:bCs/>
+          <w:color w:val="C00000"/>
+          <w:sz w:val="20"/>
+          <w:szCs w:val="20"/>
+          <w:lang w:val="es-ES"/>
+        </w:rPr>
+        <w:t xml:space="preserve">[indicar de manera directa i </w:t>
+      </w:r>
+      <w:proofErr w:type="spellStart"/>
+      <w:r>
+        <w:rPr>
+          <w:b/>
+          <w:bCs/>
+          <w:color w:val="C00000"/>
+          <w:sz w:val="20"/>
+          <w:szCs w:val="20"/>
+          <w:lang w:val="es-ES"/>
+        </w:rPr>
+        <w:t>succinta</w:t>
+      </w:r>
+      <w:proofErr w:type="spellEnd"/>
+      <w:r>
+        <w:rPr>
+          <w:b/>
+          <w:bCs/>
+          <w:color w:val="C00000"/>
+          <w:sz w:val="20"/>
+          <w:szCs w:val="20"/>
+          <w:lang w:val="es-ES"/>
+        </w:rPr>
+        <w:t xml:space="preserve"> el </w:t>
+      </w:r>
+      <w:proofErr w:type="spellStart"/>
+      <w:r>
+        <w:rPr>
+          <w:b/>
+          <w:bCs/>
+          <w:color w:val="C00000"/>
+          <w:sz w:val="20"/>
+          <w:szCs w:val="20"/>
+          <w:lang w:val="es-ES"/>
+        </w:rPr>
+        <w:t>servei</w:t>
+      </w:r>
+      <w:proofErr w:type="spellEnd"/>
+      <w:r>
+        <w:rPr>
+          <w:b/>
+          <w:bCs/>
+          <w:color w:val="C00000"/>
+          <w:sz w:val="20"/>
+          <w:szCs w:val="20"/>
+          <w:lang w:val="es-ES"/>
+        </w:rPr>
+        <w:t xml:space="preserve"> o </w:t>
+      </w:r>
+      <w:proofErr w:type="spellStart"/>
+      <w:r>
+        <w:rPr>
+          <w:b/>
+          <w:bCs/>
+          <w:color w:val="C00000"/>
+          <w:sz w:val="20"/>
+          <w:szCs w:val="20"/>
+          <w:lang w:val="es-ES"/>
+        </w:rPr>
+        <w:t>subministrament</w:t>
+      </w:r>
+      <w:proofErr w:type="spellEnd"/>
+      <w:r>
+        <w:rPr>
+          <w:b/>
+          <w:bCs/>
+          <w:color w:val="C00000"/>
+          <w:sz w:val="20"/>
+          <w:szCs w:val="20"/>
+          <w:lang w:val="es-ES"/>
+        </w:rPr>
+        <w:t xml:space="preserve"> </w:t>
+      </w:r>
+      <w:proofErr w:type="spellStart"/>
+      <w:r>
+        <w:rPr>
+          <w:b/>
+          <w:bCs/>
+          <w:color w:val="C00000"/>
+          <w:sz w:val="20"/>
+          <w:szCs w:val="20"/>
+          <w:lang w:val="es-ES"/>
+        </w:rPr>
+        <w:t>sol·licitat</w:t>
+      </w:r>
+      <w:proofErr w:type="spellEnd"/>
+      <w:r>
+        <w:rPr>
+          <w:b/>
+          <w:bCs/>
+          <w:color w:val="C00000"/>
+          <w:sz w:val="20"/>
+          <w:szCs w:val="20"/>
+          <w:lang w:val="es-ES"/>
+        </w:rPr>
+        <w:t>]</w:t>
       </w:r>
     </w:p>
     <w:p>
       <w:pPr>
-        <w:pStyle w:val="BodyText"/>
+        <w:pStyle w:val="Textoindependiente"/>
         <w:jc w:val="both"/>
-        <w:rPr/>
       </w:pPr>
       <w:r>
         <w:rPr>
-          <w:rStyle w:val="Fuentedeprrafopredeter"/>
-          <w:color w:val="FF0000"/>
-          <w:sz w:val="20"/>
-          <w:szCs w:val="20"/>
-          <w:lang w:val="es-ES"/>
-        </w:rPr>
-        <w:t>EXEMPLE: ponent expert/a graduat/da en Psicologia i màster habilitant en Psicologia Sanitària. UN ALTRE EXEMPLE: servei de recàrrega i retimbrat d’extintors a CEFIRE d’Oriola. UN ALTRE EXEMPLE: cartelleria per a retolació de les aules a CEFIRE d’Orihuela.</w:t>
+          <w:color w:val="FF0000"/>
+          <w:sz w:val="20"/>
+          <w:szCs w:val="20"/>
+          <w:lang w:val="es-ES"/>
+        </w:rPr>
+        <w:t xml:space="preserve">EXEMPLE: </w:t>
+      </w:r>
+      <w:proofErr w:type="spellStart"/>
+      <w:r>
+        <w:rPr>
+          <w:color w:val="FF0000"/>
+          <w:sz w:val="20"/>
+          <w:szCs w:val="20"/>
+          <w:lang w:val="es-ES"/>
+        </w:rPr>
+        <w:t>ponent</w:t>
+      </w:r>
+      <w:proofErr w:type="spellEnd"/>
+      <w:r>
+        <w:rPr>
+          <w:color w:val="FF0000"/>
+          <w:sz w:val="20"/>
+          <w:szCs w:val="20"/>
+          <w:lang w:val="es-ES"/>
+        </w:rPr>
+        <w:t xml:space="preserve"> </w:t>
+      </w:r>
+      <w:proofErr w:type="spellStart"/>
+      <w:r>
+        <w:rPr>
+          <w:color w:val="FF0000"/>
+          <w:sz w:val="20"/>
+          <w:szCs w:val="20"/>
+          <w:lang w:val="es-ES"/>
+        </w:rPr>
+        <w:t>expert</w:t>
+      </w:r>
+      <w:proofErr w:type="spellEnd"/>
+      <w:r>
+        <w:rPr>
+          <w:color w:val="FF0000"/>
+          <w:sz w:val="20"/>
+          <w:szCs w:val="20"/>
+          <w:lang w:val="es-ES"/>
+        </w:rPr>
+        <w:t xml:space="preserve">/a </w:t>
+      </w:r>
+      <w:proofErr w:type="spellStart"/>
+      <w:r>
+        <w:rPr>
+          <w:color w:val="FF0000"/>
+          <w:sz w:val="20"/>
+          <w:szCs w:val="20"/>
+          <w:lang w:val="es-ES"/>
+        </w:rPr>
+        <w:t>graduat</w:t>
+      </w:r>
+      <w:proofErr w:type="spellEnd"/>
+      <w:r>
+        <w:rPr>
+          <w:color w:val="FF0000"/>
+          <w:sz w:val="20"/>
+          <w:szCs w:val="20"/>
+          <w:lang w:val="es-ES"/>
+        </w:rPr>
+        <w:t xml:space="preserve">/da en </w:t>
+      </w:r>
+      <w:proofErr w:type="spellStart"/>
+      <w:r>
+        <w:rPr>
+          <w:color w:val="FF0000"/>
+          <w:sz w:val="20"/>
+          <w:szCs w:val="20"/>
+          <w:lang w:val="es-ES"/>
+        </w:rPr>
+        <w:t>Psicologia</w:t>
+      </w:r>
+      <w:proofErr w:type="spellEnd"/>
+      <w:r>
+        <w:rPr>
+          <w:color w:val="FF0000"/>
+          <w:sz w:val="20"/>
+          <w:szCs w:val="20"/>
+          <w:lang w:val="es-ES"/>
+        </w:rPr>
+        <w:t xml:space="preserve"> i </w:t>
+      </w:r>
+      <w:proofErr w:type="spellStart"/>
+      <w:r>
+        <w:rPr>
+          <w:color w:val="FF0000"/>
+          <w:sz w:val="20"/>
+          <w:szCs w:val="20"/>
+          <w:lang w:val="es-ES"/>
+        </w:rPr>
+        <w:t>màster</w:t>
+      </w:r>
+      <w:proofErr w:type="spellEnd"/>
+      <w:r>
+        <w:rPr>
+          <w:color w:val="FF0000"/>
+          <w:sz w:val="20"/>
+          <w:szCs w:val="20"/>
+          <w:lang w:val="es-ES"/>
+        </w:rPr>
+        <w:t xml:space="preserve"> </w:t>
+      </w:r>
+      <w:proofErr w:type="spellStart"/>
+      <w:r>
+        <w:rPr>
+          <w:color w:val="FF0000"/>
+          <w:sz w:val="20"/>
+          <w:szCs w:val="20"/>
+          <w:lang w:val="es-ES"/>
+        </w:rPr>
+        <w:t>habilitant</w:t>
+      </w:r>
+      <w:proofErr w:type="spellEnd"/>
+      <w:r>
+        <w:rPr>
+          <w:color w:val="FF0000"/>
+          <w:sz w:val="20"/>
+          <w:szCs w:val="20"/>
+          <w:lang w:val="es-ES"/>
+        </w:rPr>
+        <w:t xml:space="preserve"> en </w:t>
+      </w:r>
+      <w:proofErr w:type="spellStart"/>
+      <w:r>
+        <w:rPr>
+          <w:color w:val="FF0000"/>
+          <w:sz w:val="20"/>
+          <w:szCs w:val="20"/>
+          <w:lang w:val="es-ES"/>
+        </w:rPr>
+        <w:t>Psicologia</w:t>
+      </w:r>
+      <w:proofErr w:type="spellEnd"/>
+      <w:r>
+        <w:rPr>
+          <w:color w:val="FF0000"/>
+          <w:sz w:val="20"/>
+          <w:szCs w:val="20"/>
+          <w:lang w:val="es-ES"/>
+        </w:rPr>
+        <w:t xml:space="preserve"> </w:t>
+      </w:r>
+      <w:proofErr w:type="spellStart"/>
+      <w:r>
+        <w:rPr>
+          <w:color w:val="FF0000"/>
+          <w:sz w:val="20"/>
+          <w:szCs w:val="20"/>
+          <w:lang w:val="es-ES"/>
+        </w:rPr>
+        <w:t>Sanitària</w:t>
+      </w:r>
+      <w:proofErr w:type="spellEnd"/>
+      <w:r>
+        <w:rPr>
+          <w:color w:val="FF0000"/>
+          <w:sz w:val="20"/>
+          <w:szCs w:val="20"/>
+          <w:lang w:val="es-ES"/>
+        </w:rPr>
+        <w:t xml:space="preserve">. UN ALTRE EXEMPLE: </w:t>
+      </w:r>
+      <w:proofErr w:type="spellStart"/>
+      <w:r>
+        <w:rPr>
+          <w:color w:val="FF0000"/>
+          <w:sz w:val="20"/>
+          <w:szCs w:val="20"/>
+          <w:lang w:val="es-ES"/>
+        </w:rPr>
+        <w:t>servei</w:t>
+      </w:r>
+      <w:proofErr w:type="spellEnd"/>
+      <w:r>
+        <w:rPr>
+          <w:color w:val="FF0000"/>
+          <w:sz w:val="20"/>
+          <w:szCs w:val="20"/>
+          <w:lang w:val="es-ES"/>
+        </w:rPr>
+        <w:t xml:space="preserve"> de </w:t>
+      </w:r>
+      <w:proofErr w:type="spellStart"/>
+      <w:r>
+        <w:rPr>
+          <w:color w:val="FF0000"/>
+          <w:sz w:val="20"/>
+          <w:szCs w:val="20"/>
+          <w:lang w:val="es-ES"/>
+        </w:rPr>
+        <w:t>recàrrega</w:t>
+      </w:r>
+      <w:proofErr w:type="spellEnd"/>
+      <w:r>
+        <w:rPr>
+          <w:color w:val="FF0000"/>
+          <w:sz w:val="20"/>
+          <w:szCs w:val="20"/>
+          <w:lang w:val="es-ES"/>
+        </w:rPr>
+        <w:t xml:space="preserve"> i </w:t>
+      </w:r>
+      <w:proofErr w:type="spellStart"/>
+      <w:r>
+        <w:rPr>
+          <w:color w:val="FF0000"/>
+          <w:sz w:val="20"/>
+          <w:szCs w:val="20"/>
+          <w:lang w:val="es-ES"/>
+        </w:rPr>
+        <w:t>retimbrat</w:t>
+      </w:r>
+      <w:proofErr w:type="spellEnd"/>
+      <w:r>
+        <w:rPr>
+          <w:color w:val="FF0000"/>
+          <w:sz w:val="20"/>
+          <w:szCs w:val="20"/>
+          <w:lang w:val="es-ES"/>
+        </w:rPr>
+        <w:t xml:space="preserve"> </w:t>
+      </w:r>
+      <w:proofErr w:type="spellStart"/>
+      <w:r>
+        <w:rPr>
+          <w:color w:val="FF0000"/>
+          <w:sz w:val="20"/>
+          <w:szCs w:val="20"/>
+          <w:lang w:val="es-ES"/>
+        </w:rPr>
+        <w:t>d’extintors</w:t>
+      </w:r>
+      <w:proofErr w:type="spellEnd"/>
+      <w:r>
+        <w:rPr>
+          <w:color w:val="FF0000"/>
+          <w:sz w:val="20"/>
+          <w:szCs w:val="20"/>
+          <w:lang w:val="es-ES"/>
+        </w:rPr>
+        <w:t xml:space="preserve"> a CEFIRE </w:t>
+      </w:r>
+      <w:proofErr w:type="spellStart"/>
+      <w:r>
+        <w:rPr>
+          <w:color w:val="FF0000"/>
+          <w:sz w:val="20"/>
+          <w:szCs w:val="20"/>
+          <w:lang w:val="es-ES"/>
+        </w:rPr>
+        <w:t>d’Oriola</w:t>
+      </w:r>
+      <w:proofErr w:type="spellEnd"/>
+      <w:r>
+        <w:rPr>
+          <w:color w:val="FF0000"/>
+          <w:sz w:val="20"/>
+          <w:szCs w:val="20"/>
+          <w:lang w:val="es-ES"/>
+        </w:rPr>
+        <w:t xml:space="preserve">. UN ALTRE EXEMPLE: </w:t>
+      </w:r>
+      <w:proofErr w:type="spellStart"/>
+      <w:r>
+        <w:rPr>
+          <w:color w:val="FF0000"/>
+          <w:sz w:val="20"/>
+          <w:szCs w:val="20"/>
+          <w:lang w:val="es-ES"/>
+        </w:rPr>
+        <w:t>cartelleria</w:t>
+      </w:r>
+      <w:proofErr w:type="spellEnd"/>
+      <w:r>
+        <w:rPr>
+          <w:color w:val="FF0000"/>
+          <w:sz w:val="20"/>
+          <w:szCs w:val="20"/>
+          <w:lang w:val="es-ES"/>
+        </w:rPr>
+        <w:t xml:space="preserve"> per a </w:t>
+      </w:r>
+      <w:proofErr w:type="spellStart"/>
+      <w:r>
+        <w:rPr>
+          <w:color w:val="FF0000"/>
+          <w:sz w:val="20"/>
+          <w:szCs w:val="20"/>
+          <w:lang w:val="es-ES"/>
+        </w:rPr>
+        <w:t>retolació</w:t>
+      </w:r>
+      <w:proofErr w:type="spellEnd"/>
+      <w:r>
+        <w:rPr>
+          <w:color w:val="FF0000"/>
+          <w:sz w:val="20"/>
+          <w:szCs w:val="20"/>
+          <w:lang w:val="es-ES"/>
+        </w:rPr>
+        <w:t xml:space="preserve"> de les </w:t>
+      </w:r>
+      <w:proofErr w:type="spellStart"/>
+      <w:r>
+        <w:rPr>
+          <w:color w:val="FF0000"/>
+          <w:sz w:val="20"/>
+          <w:szCs w:val="20"/>
+          <w:lang w:val="es-ES"/>
+        </w:rPr>
+        <w:t>aules</w:t>
+      </w:r>
+      <w:proofErr w:type="spellEnd"/>
+      <w:r>
+        <w:rPr>
+          <w:color w:val="FF0000"/>
+          <w:sz w:val="20"/>
+          <w:szCs w:val="20"/>
+          <w:lang w:val="es-ES"/>
+        </w:rPr>
+        <w:t xml:space="preserve"> a CEFIRE </w:t>
+      </w:r>
+      <w:proofErr w:type="spellStart"/>
+      <w:r>
+        <w:rPr>
+          <w:color w:val="FF0000"/>
+          <w:sz w:val="20"/>
+          <w:szCs w:val="20"/>
+          <w:lang w:val="es-ES"/>
+        </w:rPr>
+        <w:t>d’Orihuela</w:t>
+      </w:r>
+      <w:proofErr w:type="spellEnd"/>
+      <w:r>
+        <w:rPr>
+          <w:color w:val="FF0000"/>
+          <w:sz w:val="20"/>
+          <w:szCs w:val="20"/>
+          <w:lang w:val="es-ES"/>
+        </w:rPr>
+        <w:t>.</w:t>
       </w:r>
     </w:p>
     <w:p>
       <w:pPr>
-        <w:pStyle w:val="BodyText"/>
+        <w:pStyle w:val="Textoindependiente"/>
         <w:jc w:val="both"/>
-        <w:rPr/>
       </w:pPr>
       <w:r>
         <w:rPr>
-          <w:rStyle w:val="Fuentedeprrafopredeter"/>
           <w:b/>
           <w:bCs/>
           <w:sz w:val="20"/>
@@ -374,7 +2506,6 @@
       </w:r>
       <w:r>
         <w:rPr>
-          <w:rStyle w:val="Fuentedeprrafopredeter"/>
           <w:b/>
           <w:bCs/>
           <w:sz w:val="20"/>
@@ -385,23 +2516,442 @@
       </w:r>
       <w:r>
         <w:rPr>
-          <w:rStyle w:val="Fuentedeprrafopredeter"/>
-          <w:sz w:val="20"/>
-          <w:szCs w:val="20"/>
-          <w:lang w:val="es-ES"/>
-        </w:rPr>
-        <w:t xml:space="preserve"> Per a la contractació d’aquest servei no s’està alterant l’objecte del contracte per evitar l’aplicació de les regles generals de contractació, i, a més, s’ha comprovat que el contractista no ha subscrit més contractes menors que individualment o conjuntament superen la xifra que consta a l’apartat primer de l'article 118 de la llei esmentada 9/2017.</w:t>
+          <w:sz w:val="20"/>
+          <w:szCs w:val="20"/>
+          <w:lang w:val="es-ES"/>
+        </w:rPr>
+        <w:t xml:space="preserve"> Per a la </w:t>
+      </w:r>
+      <w:proofErr w:type="spellStart"/>
+      <w:r>
+        <w:rPr>
+          <w:sz w:val="20"/>
+          <w:szCs w:val="20"/>
+          <w:lang w:val="es-ES"/>
+        </w:rPr>
+        <w:t>contractació</w:t>
+      </w:r>
+      <w:proofErr w:type="spellEnd"/>
+      <w:r>
+        <w:rPr>
+          <w:sz w:val="20"/>
+          <w:szCs w:val="20"/>
+          <w:lang w:val="es-ES"/>
+        </w:rPr>
+        <w:t xml:space="preserve"> </w:t>
+      </w:r>
+      <w:proofErr w:type="spellStart"/>
+      <w:r>
+        <w:rPr>
+          <w:sz w:val="20"/>
+          <w:szCs w:val="20"/>
+          <w:lang w:val="es-ES"/>
+        </w:rPr>
+        <w:t>d’</w:t>
+      </w:r>
+      <w:r>
+        <w:rPr>
+          <w:sz w:val="20"/>
+          <w:szCs w:val="20"/>
+          <w:lang w:val="es-ES"/>
+        </w:rPr>
+        <w:t>este</w:t>
+      </w:r>
+      <w:proofErr w:type="spellEnd"/>
+      <w:r>
+        <w:rPr>
+          <w:sz w:val="20"/>
+          <w:szCs w:val="20"/>
+          <w:lang w:val="es-ES"/>
+        </w:rPr>
+        <w:t xml:space="preserve"> </w:t>
+      </w:r>
+      <w:proofErr w:type="spellStart"/>
+      <w:r>
+        <w:rPr>
+          <w:sz w:val="20"/>
+          <w:szCs w:val="20"/>
+          <w:lang w:val="es-ES"/>
+        </w:rPr>
+        <w:t>servei</w:t>
+      </w:r>
+      <w:proofErr w:type="spellEnd"/>
+      <w:r>
+        <w:rPr>
+          <w:sz w:val="20"/>
+          <w:szCs w:val="20"/>
+          <w:lang w:val="es-ES"/>
+        </w:rPr>
+        <w:t xml:space="preserve"> no </w:t>
+      </w:r>
+      <w:proofErr w:type="spellStart"/>
+      <w:r>
+        <w:rPr>
+          <w:sz w:val="20"/>
+          <w:szCs w:val="20"/>
+          <w:lang w:val="es-ES"/>
+        </w:rPr>
+        <w:t>s’està</w:t>
+      </w:r>
+      <w:proofErr w:type="spellEnd"/>
+      <w:r>
+        <w:rPr>
+          <w:sz w:val="20"/>
+          <w:szCs w:val="20"/>
+          <w:lang w:val="es-ES"/>
+        </w:rPr>
+        <w:t xml:space="preserve"> </w:t>
+      </w:r>
+      <w:proofErr w:type="spellStart"/>
+      <w:r>
+        <w:rPr>
+          <w:sz w:val="20"/>
+          <w:szCs w:val="20"/>
+          <w:lang w:val="es-ES"/>
+        </w:rPr>
+        <w:t>alterant</w:t>
+      </w:r>
+      <w:proofErr w:type="spellEnd"/>
+      <w:r>
+        <w:rPr>
+          <w:sz w:val="20"/>
+          <w:szCs w:val="20"/>
+          <w:lang w:val="es-ES"/>
+        </w:rPr>
+        <w:t xml:space="preserve"> </w:t>
+      </w:r>
+      <w:proofErr w:type="spellStart"/>
+      <w:r>
+        <w:rPr>
+          <w:sz w:val="20"/>
+          <w:szCs w:val="20"/>
+          <w:lang w:val="es-ES"/>
+        </w:rPr>
+        <w:t>l’objecte</w:t>
+      </w:r>
+      <w:proofErr w:type="spellEnd"/>
+      <w:r>
+        <w:rPr>
+          <w:sz w:val="20"/>
+          <w:szCs w:val="20"/>
+          <w:lang w:val="es-ES"/>
+        </w:rPr>
+        <w:t xml:space="preserve"> del contracte per evitar </w:t>
+      </w:r>
+      <w:proofErr w:type="spellStart"/>
+      <w:r>
+        <w:rPr>
+          <w:sz w:val="20"/>
+          <w:szCs w:val="20"/>
+          <w:lang w:val="es-ES"/>
+        </w:rPr>
+        <w:t>l’aplicació</w:t>
+      </w:r>
+      <w:proofErr w:type="spellEnd"/>
+      <w:r>
+        <w:rPr>
+          <w:sz w:val="20"/>
+          <w:szCs w:val="20"/>
+          <w:lang w:val="es-ES"/>
+        </w:rPr>
+        <w:t xml:space="preserve"> de les regles </w:t>
+      </w:r>
+      <w:proofErr w:type="spellStart"/>
+      <w:r>
+        <w:rPr>
+          <w:sz w:val="20"/>
+          <w:szCs w:val="20"/>
+          <w:lang w:val="es-ES"/>
+        </w:rPr>
+        <w:t>generals</w:t>
+      </w:r>
+      <w:proofErr w:type="spellEnd"/>
+      <w:r>
+        <w:rPr>
+          <w:sz w:val="20"/>
+          <w:szCs w:val="20"/>
+          <w:lang w:val="es-ES"/>
+        </w:rPr>
+        <w:t xml:space="preserve"> de </w:t>
+      </w:r>
+      <w:proofErr w:type="spellStart"/>
+      <w:r>
+        <w:rPr>
+          <w:sz w:val="20"/>
+          <w:szCs w:val="20"/>
+          <w:lang w:val="es-ES"/>
+        </w:rPr>
+        <w:t>contractació</w:t>
+      </w:r>
+      <w:proofErr w:type="spellEnd"/>
+      <w:r>
+        <w:rPr>
+          <w:sz w:val="20"/>
+          <w:szCs w:val="20"/>
+          <w:lang w:val="es-ES"/>
+        </w:rPr>
+        <w:t xml:space="preserve">, i, a </w:t>
+      </w:r>
+      <w:proofErr w:type="spellStart"/>
+      <w:r>
+        <w:rPr>
+          <w:sz w:val="20"/>
+          <w:szCs w:val="20"/>
+          <w:lang w:val="es-ES"/>
+        </w:rPr>
+        <w:t>més</w:t>
+      </w:r>
+      <w:proofErr w:type="spellEnd"/>
+      <w:r>
+        <w:rPr>
+          <w:sz w:val="20"/>
+          <w:szCs w:val="20"/>
+          <w:lang w:val="es-ES"/>
+        </w:rPr>
+        <w:t xml:space="preserve">, </w:t>
+      </w:r>
+      <w:proofErr w:type="spellStart"/>
+      <w:r>
+        <w:rPr>
+          <w:sz w:val="20"/>
+          <w:szCs w:val="20"/>
+          <w:lang w:val="es-ES"/>
+        </w:rPr>
+        <w:t>s’ha</w:t>
+      </w:r>
+      <w:proofErr w:type="spellEnd"/>
+      <w:r>
+        <w:rPr>
+          <w:sz w:val="20"/>
+          <w:szCs w:val="20"/>
+          <w:lang w:val="es-ES"/>
+        </w:rPr>
+        <w:t xml:space="preserve"> </w:t>
+      </w:r>
+      <w:proofErr w:type="spellStart"/>
+      <w:r>
+        <w:rPr>
+          <w:sz w:val="20"/>
+          <w:szCs w:val="20"/>
+          <w:lang w:val="es-ES"/>
+        </w:rPr>
+        <w:t>comprovat</w:t>
+      </w:r>
+      <w:proofErr w:type="spellEnd"/>
+      <w:r>
+        <w:rPr>
+          <w:sz w:val="20"/>
+          <w:szCs w:val="20"/>
+          <w:lang w:val="es-ES"/>
+        </w:rPr>
+        <w:t xml:space="preserve"> que el </w:t>
+      </w:r>
+      <w:proofErr w:type="spellStart"/>
+      <w:r>
+        <w:rPr>
+          <w:sz w:val="20"/>
+          <w:szCs w:val="20"/>
+          <w:lang w:val="es-ES"/>
+        </w:rPr>
+        <w:t>contractista</w:t>
+      </w:r>
+      <w:proofErr w:type="spellEnd"/>
+      <w:r>
+        <w:rPr>
+          <w:sz w:val="20"/>
+          <w:szCs w:val="20"/>
+          <w:lang w:val="es-ES"/>
+        </w:rPr>
+        <w:t xml:space="preserve"> no ha </w:t>
+      </w:r>
+      <w:proofErr w:type="spellStart"/>
+      <w:r>
+        <w:rPr>
+          <w:sz w:val="20"/>
+          <w:szCs w:val="20"/>
+          <w:lang w:val="es-ES"/>
+        </w:rPr>
+        <w:t>subscrit</w:t>
+      </w:r>
+      <w:proofErr w:type="spellEnd"/>
+      <w:r>
+        <w:rPr>
+          <w:sz w:val="20"/>
+          <w:szCs w:val="20"/>
+          <w:lang w:val="es-ES"/>
+        </w:rPr>
+        <w:t xml:space="preserve"> </w:t>
+      </w:r>
+      <w:proofErr w:type="spellStart"/>
+      <w:r>
+        <w:rPr>
+          <w:sz w:val="20"/>
+          <w:szCs w:val="20"/>
+          <w:lang w:val="es-ES"/>
+        </w:rPr>
+        <w:t>més</w:t>
+      </w:r>
+      <w:proofErr w:type="spellEnd"/>
+      <w:r>
+        <w:rPr>
+          <w:sz w:val="20"/>
+          <w:szCs w:val="20"/>
+          <w:lang w:val="es-ES"/>
+        </w:rPr>
+        <w:t xml:space="preserve"> contractes </w:t>
+      </w:r>
+      <w:proofErr w:type="spellStart"/>
+      <w:r>
+        <w:rPr>
+          <w:sz w:val="20"/>
+          <w:szCs w:val="20"/>
+          <w:lang w:val="es-ES"/>
+        </w:rPr>
+        <w:t>menors</w:t>
+      </w:r>
+      <w:proofErr w:type="spellEnd"/>
+      <w:r>
+        <w:rPr>
+          <w:sz w:val="20"/>
+          <w:szCs w:val="20"/>
+          <w:lang w:val="es-ES"/>
+        </w:rPr>
+        <w:t xml:space="preserve"> que </w:t>
+      </w:r>
+      <w:proofErr w:type="spellStart"/>
+      <w:r>
+        <w:rPr>
+          <w:sz w:val="20"/>
+          <w:szCs w:val="20"/>
+          <w:lang w:val="es-ES"/>
+        </w:rPr>
+        <w:t>individualment</w:t>
+      </w:r>
+      <w:proofErr w:type="spellEnd"/>
+      <w:r>
+        <w:rPr>
+          <w:sz w:val="20"/>
+          <w:szCs w:val="20"/>
+          <w:lang w:val="es-ES"/>
+        </w:rPr>
+        <w:t xml:space="preserve"> o </w:t>
+      </w:r>
+      <w:proofErr w:type="spellStart"/>
+      <w:r>
+        <w:rPr>
+          <w:sz w:val="20"/>
+          <w:szCs w:val="20"/>
+          <w:lang w:val="es-ES"/>
+        </w:rPr>
+        <w:t>conjuntament</w:t>
+      </w:r>
+      <w:proofErr w:type="spellEnd"/>
+      <w:r>
+        <w:rPr>
+          <w:sz w:val="20"/>
+          <w:szCs w:val="20"/>
+          <w:lang w:val="es-ES"/>
+        </w:rPr>
+        <w:t xml:space="preserve"> superen la </w:t>
+      </w:r>
+      <w:proofErr w:type="spellStart"/>
+      <w:r>
+        <w:rPr>
+          <w:sz w:val="20"/>
+          <w:szCs w:val="20"/>
+          <w:lang w:val="es-ES"/>
+        </w:rPr>
+        <w:t>xifra</w:t>
+      </w:r>
+      <w:proofErr w:type="spellEnd"/>
+      <w:r>
+        <w:rPr>
+          <w:sz w:val="20"/>
+          <w:szCs w:val="20"/>
+          <w:lang w:val="es-ES"/>
+        </w:rPr>
+        <w:t xml:space="preserve"> que consta a </w:t>
+      </w:r>
+      <w:proofErr w:type="spellStart"/>
+      <w:r>
+        <w:rPr>
+          <w:sz w:val="20"/>
+          <w:szCs w:val="20"/>
+          <w:lang w:val="es-ES"/>
+        </w:rPr>
+        <w:t>l’apartat</w:t>
+      </w:r>
+      <w:proofErr w:type="spellEnd"/>
+      <w:r>
+        <w:rPr>
+          <w:sz w:val="20"/>
+          <w:szCs w:val="20"/>
+          <w:lang w:val="es-ES"/>
+        </w:rPr>
+        <w:t xml:space="preserve"> primer de </w:t>
+      </w:r>
+      <w:proofErr w:type="spellStart"/>
+      <w:r>
+        <w:rPr>
+          <w:sz w:val="20"/>
+          <w:szCs w:val="20"/>
+          <w:lang w:val="es-ES"/>
+        </w:rPr>
+        <w:t>l'article</w:t>
+      </w:r>
+      <w:proofErr w:type="spellEnd"/>
+      <w:r>
+        <w:rPr>
+          <w:sz w:val="20"/>
+          <w:szCs w:val="20"/>
+          <w:lang w:val="es-ES"/>
+        </w:rPr>
+        <w:t xml:space="preserve"> 118 de la </w:t>
+      </w:r>
+      <w:proofErr w:type="spellStart"/>
+      <w:r>
+        <w:rPr>
+          <w:sz w:val="20"/>
+          <w:szCs w:val="20"/>
+          <w:lang w:val="es-ES"/>
+        </w:rPr>
+        <w:t>llei</w:t>
+      </w:r>
+      <w:proofErr w:type="spellEnd"/>
+      <w:r>
+        <w:rPr>
+          <w:sz w:val="20"/>
+          <w:szCs w:val="20"/>
+          <w:lang w:val="es-ES"/>
+        </w:rPr>
+        <w:t xml:space="preserve"> </w:t>
+      </w:r>
+      <w:proofErr w:type="spellStart"/>
+      <w:r>
+        <w:rPr>
+          <w:sz w:val="20"/>
+          <w:szCs w:val="20"/>
+          <w:lang w:val="es-ES"/>
+        </w:rPr>
+        <w:t>esmentada</w:t>
+      </w:r>
+      <w:proofErr w:type="spellEnd"/>
+      <w:r>
+        <w:rPr>
+          <w:sz w:val="20"/>
+          <w:szCs w:val="20"/>
+          <w:lang w:val="es-ES"/>
+        </w:rPr>
+        <w:t xml:space="preserve"> 9/2017.</w:t>
       </w:r>
     </w:p>
     <w:p>
       <w:pPr>
-        <w:pStyle w:val="BodyText"/>
+        <w:pStyle w:val="Textoindependiente"/>
         <w:jc w:val="both"/>
-        <w:rPr/>
       </w:pPr>
       <w:r>
         <w:rPr>
-          <w:rStyle w:val="Fuentedeprrafopredeter"/>
           <w:b/>
           <w:bCs/>
           <w:sz w:val="20"/>
@@ -413,44 +2963,358 @@
       </w:r>
       <w:r>
         <w:rPr>
-          <w:rStyle w:val="Fuentedeprrafopredeter"/>
-          <w:b/>
-          <w:bCs/>
-          <w:sz w:val="20"/>
-          <w:szCs w:val="20"/>
-        </w:rPr>
-        <w:t xml:space="preserve"> </w:t>
-      </w:r>
-      <w:r>
-        <w:rPr>
-          <w:rStyle w:val="Fuentedeprrafopredeter"/>
-          <w:b/>
-          <w:bCs/>
-          <w:color w:val="FF0000"/>
-          <w:sz w:val="20"/>
-          <w:szCs w:val="20"/>
-          <w:lang w:val="es-ES"/>
-        </w:rPr>
-        <w:t>Només en cas de serveis (ELS CURSOS SÓN SERVEIS; SI NO BORRAR-HO)</w:t>
-      </w:r>
-      <w:r>
-        <w:rPr>
-          <w:rStyle w:val="Fuentedeprrafopredeter"/>
-          <w:sz w:val="20"/>
-          <w:szCs w:val="20"/>
-          <w:lang w:val="es-ES"/>
-        </w:rPr>
-        <w:t>: Per dur a terme aquestes necessitats, la Conselleria de Cultura, Educació, Universitats i Ocupació no posseeix els mitjans necessaris, ja que no es troba l’objecte del contracte entre les tasques habituals del personal adscrit a la institució.</w:t>
+          <w:b/>
+          <w:bCs/>
+          <w:sz w:val="20"/>
+          <w:szCs w:val="20"/>
+        </w:rPr>
+        <w:t xml:space="preserve"> </w:t>
+      </w:r>
+      <w:proofErr w:type="spellStart"/>
+      <w:r>
+        <w:rPr>
+          <w:b/>
+          <w:bCs/>
+          <w:color w:val="FF0000"/>
+          <w:sz w:val="20"/>
+          <w:szCs w:val="20"/>
+          <w:lang w:val="es-ES"/>
+        </w:rPr>
+        <w:t>Només</w:t>
+      </w:r>
+      <w:proofErr w:type="spellEnd"/>
+      <w:r>
+        <w:rPr>
+          <w:b/>
+          <w:bCs/>
+          <w:color w:val="FF0000"/>
+          <w:sz w:val="20"/>
+          <w:szCs w:val="20"/>
+          <w:lang w:val="es-ES"/>
+        </w:rPr>
+        <w:t xml:space="preserve"> en </w:t>
+      </w:r>
+      <w:proofErr w:type="spellStart"/>
+      <w:r>
+        <w:rPr>
+          <w:b/>
+          <w:bCs/>
+          <w:color w:val="FF0000"/>
+          <w:sz w:val="20"/>
+          <w:szCs w:val="20"/>
+          <w:lang w:val="es-ES"/>
+        </w:rPr>
+        <w:t>cas</w:t>
+      </w:r>
+      <w:proofErr w:type="spellEnd"/>
+      <w:r>
+        <w:rPr>
+          <w:b/>
+          <w:bCs/>
+          <w:color w:val="FF0000"/>
+          <w:sz w:val="20"/>
+          <w:szCs w:val="20"/>
+          <w:lang w:val="es-ES"/>
+        </w:rPr>
+        <w:t xml:space="preserve"> de </w:t>
+      </w:r>
+      <w:proofErr w:type="spellStart"/>
+      <w:r>
+        <w:rPr>
+          <w:b/>
+          <w:bCs/>
+          <w:color w:val="FF0000"/>
+          <w:sz w:val="20"/>
+          <w:szCs w:val="20"/>
+          <w:lang w:val="es-ES"/>
+        </w:rPr>
+        <w:t>serveis</w:t>
+      </w:r>
+      <w:proofErr w:type="spellEnd"/>
+      <w:r>
+        <w:rPr>
+          <w:b/>
+          <w:bCs/>
+          <w:color w:val="FF0000"/>
+          <w:sz w:val="20"/>
+          <w:szCs w:val="20"/>
+          <w:lang w:val="es-ES"/>
+        </w:rPr>
+        <w:t xml:space="preserve"> (ELS CURSOS SÓN SERVEIS; SI NO BORRAR-HO)</w:t>
+      </w:r>
+      <w:r>
+        <w:rPr>
+          <w:sz w:val="20"/>
+          <w:szCs w:val="20"/>
+          <w:lang w:val="es-ES"/>
+        </w:rPr>
+        <w:t xml:space="preserve">: Per </w:t>
+      </w:r>
+      <w:proofErr w:type="spellStart"/>
+      <w:r>
+        <w:rPr>
+          <w:sz w:val="20"/>
+          <w:szCs w:val="20"/>
+          <w:lang w:val="es-ES"/>
+        </w:rPr>
+        <w:t>dur</w:t>
+      </w:r>
+      <w:proofErr w:type="spellEnd"/>
+      <w:r>
+        <w:rPr>
+          <w:sz w:val="20"/>
+          <w:szCs w:val="20"/>
+          <w:lang w:val="es-ES"/>
+        </w:rPr>
+        <w:t xml:space="preserve"> a </w:t>
+      </w:r>
+      <w:proofErr w:type="spellStart"/>
+      <w:r>
+        <w:rPr>
+          <w:sz w:val="20"/>
+          <w:szCs w:val="20"/>
+          <w:lang w:val="es-ES"/>
+        </w:rPr>
+        <w:t>terme</w:t>
+      </w:r>
+      <w:proofErr w:type="spellEnd"/>
+      <w:r>
+        <w:rPr>
+          <w:sz w:val="20"/>
+          <w:szCs w:val="20"/>
+          <w:lang w:val="es-ES"/>
+        </w:rPr>
+        <w:t xml:space="preserve"> </w:t>
+      </w:r>
+      <w:r>
+        <w:rPr>
+          <w:sz w:val="20"/>
+          <w:szCs w:val="20"/>
+          <w:lang w:val="es-ES"/>
+        </w:rPr>
+        <w:t>estes</w:t>
+      </w:r>
+      <w:r>
+        <w:rPr>
+          <w:sz w:val="20"/>
+          <w:szCs w:val="20"/>
+          <w:lang w:val="es-ES"/>
+        </w:rPr>
+        <w:t xml:space="preserve"> </w:t>
+      </w:r>
+      <w:proofErr w:type="spellStart"/>
+      <w:r>
+        <w:rPr>
+          <w:sz w:val="20"/>
+          <w:szCs w:val="20"/>
+          <w:lang w:val="es-ES"/>
+        </w:rPr>
+        <w:t>necessitats</w:t>
+      </w:r>
+      <w:proofErr w:type="spellEnd"/>
+      <w:r>
+        <w:rPr>
+          <w:sz w:val="20"/>
+          <w:szCs w:val="20"/>
+          <w:lang w:val="es-ES"/>
+        </w:rPr>
+        <w:t xml:space="preserve">, la Conselleria de Cultura, </w:t>
+      </w:r>
+      <w:proofErr w:type="spellStart"/>
+      <w:r>
+        <w:rPr>
+          <w:sz w:val="20"/>
+          <w:szCs w:val="20"/>
+          <w:lang w:val="es-ES"/>
+        </w:rPr>
+        <w:t>Educació</w:t>
+      </w:r>
+      <w:proofErr w:type="spellEnd"/>
+      <w:r>
+        <w:rPr>
+          <w:sz w:val="20"/>
+          <w:szCs w:val="20"/>
+          <w:lang w:val="es-ES"/>
+        </w:rPr>
+        <w:t xml:space="preserve"> i</w:t>
+      </w:r>
+      <w:r>
+        <w:rPr>
+          <w:sz w:val="20"/>
+          <w:szCs w:val="20"/>
+          <w:lang w:val="es-ES"/>
+        </w:rPr>
+        <w:t xml:space="preserve"> </w:t>
+      </w:r>
+      <w:proofErr w:type="spellStart"/>
+      <w:r>
+        <w:rPr>
+          <w:sz w:val="20"/>
+          <w:szCs w:val="20"/>
+          <w:lang w:val="es-ES"/>
+        </w:rPr>
+        <w:t>Universitats</w:t>
+      </w:r>
+      <w:proofErr w:type="spellEnd"/>
+      <w:r>
+        <w:rPr>
+          <w:sz w:val="20"/>
+          <w:szCs w:val="20"/>
+          <w:lang w:val="es-ES"/>
+        </w:rPr>
+        <w:t xml:space="preserve"> no </w:t>
+      </w:r>
+      <w:proofErr w:type="spellStart"/>
+      <w:r>
+        <w:rPr>
+          <w:sz w:val="20"/>
+          <w:szCs w:val="20"/>
+          <w:lang w:val="es-ES"/>
+        </w:rPr>
+        <w:t>posseeix</w:t>
+      </w:r>
+      <w:proofErr w:type="spellEnd"/>
+      <w:r>
+        <w:rPr>
+          <w:sz w:val="20"/>
+          <w:szCs w:val="20"/>
+          <w:lang w:val="es-ES"/>
+        </w:rPr>
+        <w:t xml:space="preserve"> </w:t>
+      </w:r>
+      <w:proofErr w:type="spellStart"/>
+      <w:r>
+        <w:rPr>
+          <w:sz w:val="20"/>
+          <w:szCs w:val="20"/>
+          <w:lang w:val="es-ES"/>
+        </w:rPr>
+        <w:t>els</w:t>
+      </w:r>
+      <w:proofErr w:type="spellEnd"/>
+      <w:r>
+        <w:rPr>
+          <w:sz w:val="20"/>
+          <w:szCs w:val="20"/>
+          <w:lang w:val="es-ES"/>
+        </w:rPr>
+        <w:t xml:space="preserve"> </w:t>
+      </w:r>
+      <w:proofErr w:type="spellStart"/>
+      <w:r>
+        <w:rPr>
+          <w:sz w:val="20"/>
+          <w:szCs w:val="20"/>
+          <w:lang w:val="es-ES"/>
+        </w:rPr>
+        <w:t>mitjans</w:t>
+      </w:r>
+      <w:proofErr w:type="spellEnd"/>
+      <w:r>
+        <w:rPr>
+          <w:sz w:val="20"/>
+          <w:szCs w:val="20"/>
+          <w:lang w:val="es-ES"/>
+        </w:rPr>
+        <w:t xml:space="preserve"> </w:t>
+      </w:r>
+      <w:proofErr w:type="spellStart"/>
+      <w:r>
+        <w:rPr>
+          <w:sz w:val="20"/>
+          <w:szCs w:val="20"/>
+          <w:lang w:val="es-ES"/>
+        </w:rPr>
+        <w:t>necessaris</w:t>
+      </w:r>
+      <w:proofErr w:type="spellEnd"/>
+      <w:r>
+        <w:rPr>
+          <w:sz w:val="20"/>
+          <w:szCs w:val="20"/>
+          <w:lang w:val="es-ES"/>
+        </w:rPr>
+        <w:t xml:space="preserve">, ja que no es troba </w:t>
+      </w:r>
+      <w:proofErr w:type="spellStart"/>
+      <w:r>
+        <w:rPr>
+          <w:sz w:val="20"/>
+          <w:szCs w:val="20"/>
+          <w:lang w:val="es-ES"/>
+        </w:rPr>
+        <w:t>l’objecte</w:t>
+      </w:r>
+      <w:proofErr w:type="spellEnd"/>
+      <w:r>
+        <w:rPr>
+          <w:sz w:val="20"/>
+          <w:szCs w:val="20"/>
+          <w:lang w:val="es-ES"/>
+        </w:rPr>
+        <w:t xml:space="preserve"> del contracte entre les tasques </w:t>
+      </w:r>
+      <w:proofErr w:type="spellStart"/>
+      <w:r>
+        <w:rPr>
+          <w:sz w:val="20"/>
+          <w:szCs w:val="20"/>
+          <w:lang w:val="es-ES"/>
+        </w:rPr>
+        <w:t>habituals</w:t>
+      </w:r>
+      <w:proofErr w:type="spellEnd"/>
+      <w:r>
+        <w:rPr>
+          <w:sz w:val="20"/>
+          <w:szCs w:val="20"/>
+          <w:lang w:val="es-ES"/>
+        </w:rPr>
+        <w:t xml:space="preserve"> del personal </w:t>
+      </w:r>
+      <w:proofErr w:type="spellStart"/>
+      <w:r>
+        <w:rPr>
+          <w:sz w:val="20"/>
+          <w:szCs w:val="20"/>
+          <w:lang w:val="es-ES"/>
+        </w:rPr>
+        <w:t>adscrit</w:t>
+      </w:r>
+      <w:proofErr w:type="spellEnd"/>
+      <w:r>
+        <w:rPr>
+          <w:sz w:val="20"/>
+          <w:szCs w:val="20"/>
+          <w:lang w:val="es-ES"/>
+        </w:rPr>
+        <w:t xml:space="preserve"> a la </w:t>
+      </w:r>
+      <w:proofErr w:type="spellStart"/>
+      <w:r>
+        <w:rPr>
+          <w:sz w:val="20"/>
+          <w:szCs w:val="20"/>
+          <w:lang w:val="es-ES"/>
+        </w:rPr>
+        <w:t>institució</w:t>
+      </w:r>
+      <w:proofErr w:type="spellEnd"/>
+      <w:r>
+        <w:rPr>
+          <w:sz w:val="20"/>
+          <w:szCs w:val="20"/>
+          <w:lang w:val="es-ES"/>
+        </w:rPr>
+        <w:t>.</w:t>
       </w:r>
     </w:p>
     <w:p>
       <w:pPr>
-        <w:pStyle w:val="BodyText"/>
-        <w:rPr/>
+        <w:pStyle w:val="Textoindependiente"/>
       </w:pPr>
       <w:r>
         <w:rPr>
-          <w:rStyle w:val="Fuentedeprrafopredeter"/>
           <w:b/>
           <w:bCs/>
           <w:sz w:val="20"/>
@@ -461,7 +3325,6 @@
       </w:r>
       <w:r>
         <w:rPr>
-          <w:rStyle w:val="Fuentedeprrafopredeter"/>
           <w:sz w:val="20"/>
           <w:szCs w:val="20"/>
           <w:lang w:val="es-ES"/>
@@ -470,19 +3333,65 @@
       </w:r>
       <w:r>
         <w:rPr>
-          <w:rStyle w:val="Fuentedeprrafopredeter"/>
-          <w:b/>
-          <w:bCs/>
-          <w:color w:val="C00000"/>
-          <w:sz w:val="20"/>
-          <w:szCs w:val="20"/>
-          <w:lang w:val="es-ES"/>
-        </w:rPr>
-        <w:t>[Indicar les dates del servei o subministrament]</w:t>
-      </w:r>
-      <w:r>
-        <w:rPr>
-          <w:rStyle w:val="Fuentedeprrafopredeter"/>
+          <w:b/>
+          <w:bCs/>
+          <w:color w:val="C00000"/>
+          <w:sz w:val="20"/>
+          <w:szCs w:val="20"/>
+          <w:lang w:val="es-ES"/>
+        </w:rPr>
+        <w:t xml:space="preserve">[Indicar les dates del </w:t>
+      </w:r>
+      <w:proofErr w:type="spellStart"/>
+      <w:r>
+        <w:rPr>
+          <w:b/>
+          <w:bCs/>
+          <w:color w:val="C00000"/>
+          <w:sz w:val="20"/>
+          <w:szCs w:val="20"/>
+          <w:lang w:val="es-ES"/>
+        </w:rPr>
+        <w:t>servei</w:t>
+      </w:r>
+      <w:proofErr w:type="spellEnd"/>
+      <w:r>
+        <w:rPr>
+          <w:b/>
+          <w:bCs/>
+          <w:color w:val="C00000"/>
+          <w:sz w:val="20"/>
+          <w:szCs w:val="20"/>
+          <w:lang w:val="es-ES"/>
+        </w:rPr>
+        <w:t xml:space="preserve"> o </w:t>
+      </w:r>
+      <w:proofErr w:type="spellStart"/>
+      <w:r>
+        <w:rPr>
+          <w:b/>
+          <w:bCs/>
+          <w:color w:val="C00000"/>
+          <w:sz w:val="20"/>
+          <w:szCs w:val="20"/>
+          <w:lang w:val="es-ES"/>
+        </w:rPr>
+        <w:t>subministrament</w:t>
+      </w:r>
+      <w:proofErr w:type="spellEnd"/>
+      <w:r>
+        <w:rPr>
+          <w:b/>
+          <w:bCs/>
+          <w:color w:val="C00000"/>
+          <w:sz w:val="20"/>
+          <w:szCs w:val="20"/>
+          <w:lang w:val="es-ES"/>
+        </w:rPr>
+        <w:t>]</w:t>
+      </w:r>
+      <w:r>
+        <w:rPr>
           <w:color w:val="C00000"/>
           <w:sz w:val="20"/>
           <w:szCs w:val="20"/>
@@ -493,28 +3402,64 @@
     </w:p>
     <w:p>
       <w:pPr>
-        <w:pStyle w:val="BodyText"/>
-        <w:rPr/>
+        <w:pStyle w:val="Textoindependiente"/>
       </w:pPr>
       <w:r>
         <w:rPr>
-          <w:rStyle w:val="Fuentedeprrafopredeter"/>
-          <w:color w:val="FF0000"/>
-          <w:sz w:val="20"/>
-          <w:szCs w:val="20"/>
-          <w:lang w:val="es-ES"/>
-        </w:rPr>
-        <w:t>EXEMPLE: inici 30/09/2024 finalització 28/10/2024</w:t>
+          <w:color w:val="FF0000"/>
+          <w:sz w:val="20"/>
+          <w:szCs w:val="20"/>
+          <w:lang w:val="es-ES"/>
+        </w:rPr>
+        <w:t xml:space="preserve">EXEMPLE: </w:t>
+      </w:r>
+      <w:proofErr w:type="spellStart"/>
+      <w:r>
+        <w:rPr>
+          <w:color w:val="FF0000"/>
+          <w:sz w:val="20"/>
+          <w:szCs w:val="20"/>
+          <w:lang w:val="es-ES"/>
+        </w:rPr>
+        <w:t>inici</w:t>
+      </w:r>
+      <w:proofErr w:type="spellEnd"/>
+      <w:r>
+        <w:rPr>
+          <w:color w:val="FF0000"/>
+          <w:sz w:val="20"/>
+          <w:szCs w:val="20"/>
+          <w:lang w:val="es-ES"/>
+        </w:rPr>
+        <w:t xml:space="preserve"> 30/09/2024 </w:t>
+      </w:r>
+      <w:proofErr w:type="spellStart"/>
+      <w:r>
+        <w:rPr>
+          <w:color w:val="FF0000"/>
+          <w:sz w:val="20"/>
+          <w:szCs w:val="20"/>
+          <w:lang w:val="es-ES"/>
+        </w:rPr>
+        <w:t>finalització</w:t>
+      </w:r>
+      <w:proofErr w:type="spellEnd"/>
+      <w:r>
+        <w:rPr>
+          <w:color w:val="FF0000"/>
+          <w:sz w:val="20"/>
+          <w:szCs w:val="20"/>
+          <w:lang w:val="es-ES"/>
+        </w:rPr>
+        <w:t xml:space="preserve"> 28/10/2024</w:t>
       </w:r>
     </w:p>
     <w:p>
       <w:pPr>
-        <w:pStyle w:val="BodyText"/>
-        <w:rPr/>
+        <w:pStyle w:val="Textoindependiente"/>
       </w:pPr>
       <w:r>
         <w:rPr>
-          <w:rStyle w:val="Fuentedeprrafopredeter"/>
           <w:b/>
           <w:bCs/>
           <w:sz w:val="20"/>
@@ -525,7 +3470,6 @@
       </w:r>
       <w:r>
         <w:rPr>
-          <w:rStyle w:val="Fuentedeprrafopredeter"/>
           <w:sz w:val="20"/>
           <w:szCs w:val="20"/>
           <w:lang w:val="es-ES"/>
@@ -535,7 +3479,7 @@
     </w:p>
     <w:p>
       <w:pPr>
-        <w:pStyle w:val="BodyText"/>
+        <w:pStyle w:val="Textoindependiente"/>
         <w:rPr>
           <w:b/>
           <w:bCs/>
@@ -554,12 +3498,106 @@
           <w:szCs w:val="20"/>
           <w:lang w:val="es-ES"/>
         </w:rPr>
-        <w:t>[NOMÉS EN CAS D'HAVER DEMANAT TRES PRESSUPOSTOS: Indicar els detalls d'aquestes ofertes]</w:t>
+        <w:t xml:space="preserve">[NOMÉS EN CAS D'HAVER DEMANAT TRES PRESSUPOSTOS: Indicar </w:t>
+      </w:r>
+      <w:proofErr w:type="spellStart"/>
+      <w:r>
+        <w:rPr>
+          <w:b/>
+          <w:bCs/>
+          <w:color w:val="C00000"/>
+          <w:sz w:val="20"/>
+          <w:szCs w:val="20"/>
+          <w:lang w:val="es-ES"/>
+        </w:rPr>
+        <w:t>els</w:t>
+      </w:r>
+      <w:proofErr w:type="spellEnd"/>
+      <w:r>
+        <w:rPr>
+          <w:b/>
+          <w:bCs/>
+          <w:color w:val="C00000"/>
+          <w:sz w:val="20"/>
+          <w:szCs w:val="20"/>
+          <w:lang w:val="es-ES"/>
+        </w:rPr>
+        <w:t xml:space="preserve"> </w:t>
+      </w:r>
+      <w:proofErr w:type="spellStart"/>
+      <w:r>
+        <w:rPr>
+          <w:b/>
+          <w:bCs/>
+          <w:color w:val="C00000"/>
+          <w:sz w:val="20"/>
+          <w:szCs w:val="20"/>
+          <w:lang w:val="es-ES"/>
+        </w:rPr>
+        <w:t>detalls</w:t>
+      </w:r>
+      <w:proofErr w:type="spellEnd"/>
+      <w:r>
+        <w:rPr>
+          <w:b/>
+          <w:bCs/>
+          <w:color w:val="C00000"/>
+          <w:sz w:val="20"/>
+          <w:szCs w:val="20"/>
+          <w:lang w:val="es-ES"/>
+        </w:rPr>
+        <w:t xml:space="preserve"> </w:t>
+      </w:r>
+      <w:proofErr w:type="spellStart"/>
+      <w:r>
+        <w:rPr>
+          <w:b/>
+          <w:bCs/>
+          <w:color w:val="C00000"/>
+          <w:sz w:val="20"/>
+          <w:szCs w:val="20"/>
+          <w:lang w:val="es-ES"/>
+        </w:rPr>
+        <w:t>d'</w:t>
+      </w:r>
+      <w:r>
+        <w:rPr>
+          <w:b/>
+          <w:bCs/>
+          <w:color w:val="C00000"/>
+          <w:sz w:val="20"/>
+          <w:szCs w:val="20"/>
+          <w:lang w:val="es-ES"/>
+        </w:rPr>
+        <w:t>est</w:t>
+      </w:r>
+      <w:r>
+        <w:rPr>
+          <w:b/>
+          <w:bCs/>
+          <w:color w:val="C00000"/>
+          <w:sz w:val="20"/>
+          <w:szCs w:val="20"/>
+          <w:lang w:val="es-ES"/>
+        </w:rPr>
+        <w:t>es</w:t>
+      </w:r>
+      <w:proofErr w:type="spellEnd"/>
+      <w:r>
+        <w:rPr>
+          <w:b/>
+          <w:bCs/>
+          <w:color w:val="C00000"/>
+          <w:sz w:val="20"/>
+          <w:szCs w:val="20"/>
+          <w:lang w:val="es-ES"/>
+        </w:rPr>
+        <w:t xml:space="preserve"> ofertes]</w:t>
       </w:r>
     </w:p>
     <w:p>
       <w:pPr>
-        <w:pStyle w:val="BodyText"/>
+        <w:pStyle w:val="Textoindependiente"/>
         <w:rPr>
           <w:color w:val="FF0000"/>
           <w:sz w:val="20"/>
@@ -574,12 +3612,52 @@
           <w:szCs w:val="20"/>
           <w:lang w:val="es-ES"/>
         </w:rPr>
-        <w:t>EXEMPLE: S'han considerat tres ofertes:</w:t>
+        <w:t xml:space="preserve">EXEMPLE: </w:t>
+      </w:r>
+      <w:proofErr w:type="spellStart"/>
+      <w:r>
+        <w:rPr>
+          <w:color w:val="FF0000"/>
+          <w:sz w:val="20"/>
+          <w:szCs w:val="20"/>
+          <w:lang w:val="es-ES"/>
+        </w:rPr>
+        <w:t>S'han</w:t>
+      </w:r>
+      <w:proofErr w:type="spellEnd"/>
+      <w:r>
+        <w:rPr>
+          <w:color w:val="FF0000"/>
+          <w:sz w:val="20"/>
+          <w:szCs w:val="20"/>
+          <w:lang w:val="es-ES"/>
+        </w:rPr>
+        <w:t xml:space="preserve"> </w:t>
+      </w:r>
+      <w:proofErr w:type="spellStart"/>
+      <w:r>
+        <w:rPr>
+          <w:color w:val="FF0000"/>
+          <w:sz w:val="20"/>
+          <w:szCs w:val="20"/>
+          <w:lang w:val="es-ES"/>
+        </w:rPr>
+        <w:t>considerat</w:t>
+      </w:r>
+      <w:proofErr w:type="spellEnd"/>
+      <w:r>
+        <w:rPr>
+          <w:color w:val="FF0000"/>
+          <w:sz w:val="20"/>
+          <w:szCs w:val="20"/>
+          <w:lang w:val="es-ES"/>
+        </w:rPr>
+        <w:t xml:space="preserve"> tres ofertes:</w:t>
       </w:r>
     </w:p>
     <w:p>
       <w:pPr>
-        <w:pStyle w:val="BodyText"/>
+        <w:pStyle w:val="Textoindependiente"/>
         <w:rPr>
           <w:color w:val="FF0000"/>
           <w:sz w:val="20"/>
@@ -594,12 +3672,52 @@
           <w:szCs w:val="20"/>
           <w:lang w:val="es-ES"/>
         </w:rPr>
-        <w:t>-EMPRESA1, amb un pressupost de XXX€.</w:t>
+        <w:t xml:space="preserve">-EMPRESA1, </w:t>
+      </w:r>
+      <w:proofErr w:type="spellStart"/>
+      <w:r>
+        <w:rPr>
+          <w:color w:val="FF0000"/>
+          <w:sz w:val="20"/>
+          <w:szCs w:val="20"/>
+          <w:lang w:val="es-ES"/>
+        </w:rPr>
+        <w:t>amb</w:t>
+      </w:r>
+      <w:proofErr w:type="spellEnd"/>
+      <w:r>
+        <w:rPr>
+          <w:color w:val="FF0000"/>
+          <w:sz w:val="20"/>
+          <w:szCs w:val="20"/>
+          <w:lang w:val="es-ES"/>
+        </w:rPr>
+        <w:t xml:space="preserve"> un </w:t>
+      </w:r>
+      <w:proofErr w:type="spellStart"/>
+      <w:r>
+        <w:rPr>
+          <w:color w:val="FF0000"/>
+          <w:sz w:val="20"/>
+          <w:szCs w:val="20"/>
+          <w:lang w:val="es-ES"/>
+        </w:rPr>
+        <w:t>pressupost</w:t>
+      </w:r>
+      <w:proofErr w:type="spellEnd"/>
+      <w:r>
+        <w:rPr>
+          <w:color w:val="FF0000"/>
+          <w:sz w:val="20"/>
+          <w:szCs w:val="20"/>
+          <w:lang w:val="es-ES"/>
+        </w:rPr>
+        <w:t xml:space="preserve"> de XXX€.</w:t>
       </w:r>
     </w:p>
     <w:p>
       <w:pPr>
-        <w:pStyle w:val="BodyText"/>
+        <w:pStyle w:val="Textoindependiente"/>
         <w:rPr>
           <w:color w:val="FF0000"/>
           <w:sz w:val="20"/>
@@ -614,12 +3732,52 @@
           <w:szCs w:val="20"/>
           <w:lang w:val="es-ES"/>
         </w:rPr>
-        <w:t>-EMPRESA2, amb un pressupost de XXX€.</w:t>
+        <w:t xml:space="preserve">-EMPRESA2, </w:t>
+      </w:r>
+      <w:proofErr w:type="spellStart"/>
+      <w:r>
+        <w:rPr>
+          <w:color w:val="FF0000"/>
+          <w:sz w:val="20"/>
+          <w:szCs w:val="20"/>
+          <w:lang w:val="es-ES"/>
+        </w:rPr>
+        <w:t>amb</w:t>
+      </w:r>
+      <w:proofErr w:type="spellEnd"/>
+      <w:r>
+        <w:rPr>
+          <w:color w:val="FF0000"/>
+          <w:sz w:val="20"/>
+          <w:szCs w:val="20"/>
+          <w:lang w:val="es-ES"/>
+        </w:rPr>
+        <w:t xml:space="preserve"> un </w:t>
+      </w:r>
+      <w:proofErr w:type="spellStart"/>
+      <w:r>
+        <w:rPr>
+          <w:color w:val="FF0000"/>
+          <w:sz w:val="20"/>
+          <w:szCs w:val="20"/>
+          <w:lang w:val="es-ES"/>
+        </w:rPr>
+        <w:t>pressupost</w:t>
+      </w:r>
+      <w:proofErr w:type="spellEnd"/>
+      <w:r>
+        <w:rPr>
+          <w:color w:val="FF0000"/>
+          <w:sz w:val="20"/>
+          <w:szCs w:val="20"/>
+          <w:lang w:val="es-ES"/>
+        </w:rPr>
+        <w:t xml:space="preserve"> de XXX€.</w:t>
       </w:r>
     </w:p>
     <w:p>
       <w:pPr>
-        <w:pStyle w:val="BodyText"/>
+        <w:pStyle w:val="Textoindependiente"/>
         <w:rPr>
           <w:color w:val="FF0000"/>
           <w:sz w:val="20"/>
@@ -634,12 +3792,52 @@
           <w:szCs w:val="20"/>
           <w:lang w:val="es-ES"/>
         </w:rPr>
-        <w:t>-EMPRESA3, amb un pressupost de XXX€.</w:t>
+        <w:t xml:space="preserve">-EMPRESA3, </w:t>
+      </w:r>
+      <w:proofErr w:type="spellStart"/>
+      <w:r>
+        <w:rPr>
+          <w:color w:val="FF0000"/>
+          <w:sz w:val="20"/>
+          <w:szCs w:val="20"/>
+          <w:lang w:val="es-ES"/>
+        </w:rPr>
+        <w:t>amb</w:t>
+      </w:r>
+      <w:proofErr w:type="spellEnd"/>
+      <w:r>
+        <w:rPr>
+          <w:color w:val="FF0000"/>
+          <w:sz w:val="20"/>
+          <w:szCs w:val="20"/>
+          <w:lang w:val="es-ES"/>
+        </w:rPr>
+        <w:t xml:space="preserve"> un </w:t>
+      </w:r>
+      <w:proofErr w:type="spellStart"/>
+      <w:r>
+        <w:rPr>
+          <w:color w:val="FF0000"/>
+          <w:sz w:val="20"/>
+          <w:szCs w:val="20"/>
+          <w:lang w:val="es-ES"/>
+        </w:rPr>
+        <w:t>pressupost</w:t>
+      </w:r>
+      <w:proofErr w:type="spellEnd"/>
+      <w:r>
+        <w:rPr>
+          <w:color w:val="FF0000"/>
+          <w:sz w:val="20"/>
+          <w:szCs w:val="20"/>
+          <w:lang w:val="es-ES"/>
+        </w:rPr>
+        <w:t xml:space="preserve"> de XXX€.</w:t>
       </w:r>
     </w:p>
     <w:p>
       <w:pPr>
-        <w:pStyle w:val="BodyText"/>
+        <w:pStyle w:val="Textoindependiente"/>
         <w:rPr>
           <w:b/>
           <w:bCs/>
@@ -658,12 +3856,133 @@
           <w:szCs w:val="20"/>
           <w:lang w:val="es-ES"/>
         </w:rPr>
-        <w:t>[EN TOTS ELS CASOS: Indicar les consideracions que prevaldran per a l'elecció d'una oferta o una altra]</w:t>
+        <w:lastRenderedPageBreak/>
+        <w:t xml:space="preserve">[EN TOTS ELS CASOS: Indicar les </w:t>
+      </w:r>
+      <w:proofErr w:type="spellStart"/>
+      <w:r>
+        <w:rPr>
+          <w:b/>
+          <w:bCs/>
+          <w:color w:val="C00000"/>
+          <w:sz w:val="20"/>
+          <w:szCs w:val="20"/>
+          <w:lang w:val="es-ES"/>
+        </w:rPr>
+        <w:t>consideracions</w:t>
+      </w:r>
+      <w:proofErr w:type="spellEnd"/>
+      <w:r>
+        <w:rPr>
+          <w:b/>
+          <w:bCs/>
+          <w:color w:val="C00000"/>
+          <w:sz w:val="20"/>
+          <w:szCs w:val="20"/>
+          <w:lang w:val="es-ES"/>
+        </w:rPr>
+        <w:t xml:space="preserve"> que </w:t>
+      </w:r>
+      <w:proofErr w:type="spellStart"/>
+      <w:r>
+        <w:rPr>
+          <w:b/>
+          <w:bCs/>
+          <w:color w:val="C00000"/>
+          <w:sz w:val="20"/>
+          <w:szCs w:val="20"/>
+          <w:lang w:val="es-ES"/>
+        </w:rPr>
+        <w:t>prevaldran</w:t>
+      </w:r>
+      <w:proofErr w:type="spellEnd"/>
+      <w:r>
+        <w:rPr>
+          <w:b/>
+          <w:bCs/>
+          <w:color w:val="C00000"/>
+          <w:sz w:val="20"/>
+          <w:szCs w:val="20"/>
+          <w:lang w:val="es-ES"/>
+        </w:rPr>
+        <w:t xml:space="preserve"> per a </w:t>
+      </w:r>
+      <w:proofErr w:type="spellStart"/>
+      <w:r>
+        <w:rPr>
+          <w:b/>
+          <w:bCs/>
+          <w:color w:val="C00000"/>
+          <w:sz w:val="20"/>
+          <w:szCs w:val="20"/>
+          <w:lang w:val="es-ES"/>
+        </w:rPr>
+        <w:t>l'elecció</w:t>
+      </w:r>
+      <w:proofErr w:type="spellEnd"/>
+      <w:r>
+        <w:rPr>
+          <w:b/>
+          <w:bCs/>
+          <w:color w:val="C00000"/>
+          <w:sz w:val="20"/>
+          <w:szCs w:val="20"/>
+          <w:lang w:val="es-ES"/>
+        </w:rPr>
+        <w:t xml:space="preserve"> </w:t>
+      </w:r>
+      <w:proofErr w:type="spellStart"/>
+      <w:r>
+        <w:rPr>
+          <w:b/>
+          <w:bCs/>
+          <w:color w:val="C00000"/>
+          <w:sz w:val="20"/>
+          <w:szCs w:val="20"/>
+          <w:lang w:val="es-ES"/>
+        </w:rPr>
+        <w:t>d'una</w:t>
+      </w:r>
+      <w:proofErr w:type="spellEnd"/>
+      <w:r>
+        <w:rPr>
+          <w:b/>
+          <w:bCs/>
+          <w:color w:val="C00000"/>
+          <w:sz w:val="20"/>
+          <w:szCs w:val="20"/>
+          <w:lang w:val="es-ES"/>
+        </w:rPr>
+        <w:t xml:space="preserve"> oferta o una </w:t>
+      </w:r>
+      <w:proofErr w:type="spellStart"/>
+      <w:r>
+        <w:rPr>
+          <w:b/>
+          <w:bCs/>
+          <w:color w:val="C00000"/>
+          <w:sz w:val="20"/>
+          <w:szCs w:val="20"/>
+          <w:lang w:val="es-ES"/>
+        </w:rPr>
+        <w:t>altra</w:t>
+      </w:r>
+      <w:proofErr w:type="spellEnd"/>
+      <w:r>
+        <w:rPr>
+          <w:b/>
+          <w:bCs/>
+          <w:color w:val="C00000"/>
+          <w:sz w:val="20"/>
+          <w:szCs w:val="20"/>
+          <w:lang w:val="es-ES"/>
+        </w:rPr>
+        <w:t>]</w:t>
       </w:r>
     </w:p>
     <w:p>
       <w:pPr>
-        <w:pStyle w:val="BodyText"/>
+        <w:pStyle w:val="Textoindependiente"/>
         <w:rPr>
           <w:color w:val="FF0000"/>
           <w:sz w:val="20"/>
@@ -678,31 +3997,425 @@
           <w:szCs w:val="20"/>
           <w:lang w:val="es-ES"/>
         </w:rPr>
-        <w:t>EXEMPLE: Es considera la competència i experiència com a ponent a l'àmbit de l'àrea professional associada a l'activitat formativa objecte del contracte. UN ALTRE EXEMPLE: Es considera l'oferta de menor cost que complisca els requisits tècnics de retolació i terminis de lliurament indicats.</w:t>
+        <w:t xml:space="preserve">EXEMPLE: Es considera la </w:t>
+      </w:r>
+      <w:proofErr w:type="spellStart"/>
+      <w:r>
+        <w:rPr>
+          <w:color w:val="FF0000"/>
+          <w:sz w:val="20"/>
+          <w:szCs w:val="20"/>
+          <w:lang w:val="es-ES"/>
+        </w:rPr>
+        <w:t>competència</w:t>
+      </w:r>
+      <w:proofErr w:type="spellEnd"/>
+      <w:r>
+        <w:rPr>
+          <w:color w:val="FF0000"/>
+          <w:sz w:val="20"/>
+          <w:szCs w:val="20"/>
+          <w:lang w:val="es-ES"/>
+        </w:rPr>
+        <w:t xml:space="preserve"> i </w:t>
+      </w:r>
+      <w:proofErr w:type="spellStart"/>
+      <w:r>
+        <w:rPr>
+          <w:color w:val="FF0000"/>
+          <w:sz w:val="20"/>
+          <w:szCs w:val="20"/>
+          <w:lang w:val="es-ES"/>
+        </w:rPr>
+        <w:t>experiència</w:t>
+      </w:r>
+      <w:proofErr w:type="spellEnd"/>
+      <w:r>
+        <w:rPr>
+          <w:color w:val="FF0000"/>
+          <w:sz w:val="20"/>
+          <w:szCs w:val="20"/>
+          <w:lang w:val="es-ES"/>
+        </w:rPr>
+        <w:t xml:space="preserve"> </w:t>
+      </w:r>
+      <w:proofErr w:type="spellStart"/>
+      <w:r>
+        <w:rPr>
+          <w:color w:val="FF0000"/>
+          <w:sz w:val="20"/>
+          <w:szCs w:val="20"/>
+          <w:lang w:val="es-ES"/>
+        </w:rPr>
+        <w:t>com</w:t>
+      </w:r>
+      <w:proofErr w:type="spellEnd"/>
+      <w:r>
+        <w:rPr>
+          <w:color w:val="FF0000"/>
+          <w:sz w:val="20"/>
+          <w:szCs w:val="20"/>
+          <w:lang w:val="es-ES"/>
+        </w:rPr>
+        <w:t xml:space="preserve"> a </w:t>
+      </w:r>
+      <w:proofErr w:type="spellStart"/>
+      <w:r>
+        <w:rPr>
+          <w:color w:val="FF0000"/>
+          <w:sz w:val="20"/>
+          <w:szCs w:val="20"/>
+          <w:lang w:val="es-ES"/>
+        </w:rPr>
+        <w:t>ponent</w:t>
+      </w:r>
+      <w:proofErr w:type="spellEnd"/>
+      <w:r>
+        <w:rPr>
+          <w:color w:val="FF0000"/>
+          <w:sz w:val="20"/>
+          <w:szCs w:val="20"/>
+          <w:lang w:val="es-ES"/>
+        </w:rPr>
+        <w:t xml:space="preserve"> a </w:t>
+      </w:r>
+      <w:proofErr w:type="spellStart"/>
+      <w:r>
+        <w:rPr>
+          <w:color w:val="FF0000"/>
+          <w:sz w:val="20"/>
+          <w:szCs w:val="20"/>
+          <w:lang w:val="es-ES"/>
+        </w:rPr>
+        <w:t>l'àmbit</w:t>
+      </w:r>
+      <w:proofErr w:type="spellEnd"/>
+      <w:r>
+        <w:rPr>
+          <w:color w:val="FF0000"/>
+          <w:sz w:val="20"/>
+          <w:szCs w:val="20"/>
+          <w:lang w:val="es-ES"/>
+        </w:rPr>
+        <w:t xml:space="preserve"> de </w:t>
+      </w:r>
+      <w:proofErr w:type="spellStart"/>
+      <w:r>
+        <w:rPr>
+          <w:color w:val="FF0000"/>
+          <w:sz w:val="20"/>
+          <w:szCs w:val="20"/>
+          <w:lang w:val="es-ES"/>
+        </w:rPr>
+        <w:t>l'àrea</w:t>
+      </w:r>
+      <w:proofErr w:type="spellEnd"/>
+      <w:r>
+        <w:rPr>
+          <w:color w:val="FF0000"/>
+          <w:sz w:val="20"/>
+          <w:szCs w:val="20"/>
+          <w:lang w:val="es-ES"/>
+        </w:rPr>
+        <w:t xml:space="preserve"> </w:t>
+      </w:r>
+      <w:proofErr w:type="spellStart"/>
+      <w:r>
+        <w:rPr>
+          <w:color w:val="FF0000"/>
+          <w:sz w:val="20"/>
+          <w:szCs w:val="20"/>
+          <w:lang w:val="es-ES"/>
+        </w:rPr>
+        <w:t>professional</w:t>
+      </w:r>
+      <w:proofErr w:type="spellEnd"/>
+      <w:r>
+        <w:rPr>
+          <w:color w:val="FF0000"/>
+          <w:sz w:val="20"/>
+          <w:szCs w:val="20"/>
+          <w:lang w:val="es-ES"/>
+        </w:rPr>
+        <w:t xml:space="preserve"> </w:t>
+      </w:r>
+      <w:proofErr w:type="spellStart"/>
+      <w:r>
+        <w:rPr>
+          <w:color w:val="FF0000"/>
+          <w:sz w:val="20"/>
+          <w:szCs w:val="20"/>
+          <w:lang w:val="es-ES"/>
+        </w:rPr>
+        <w:t>associada</w:t>
+      </w:r>
+      <w:proofErr w:type="spellEnd"/>
+      <w:r>
+        <w:rPr>
+          <w:color w:val="FF0000"/>
+          <w:sz w:val="20"/>
+          <w:szCs w:val="20"/>
+          <w:lang w:val="es-ES"/>
+        </w:rPr>
+        <w:t xml:space="preserve"> a </w:t>
+      </w:r>
+      <w:proofErr w:type="spellStart"/>
+      <w:r>
+        <w:rPr>
+          <w:color w:val="FF0000"/>
+          <w:sz w:val="20"/>
+          <w:szCs w:val="20"/>
+          <w:lang w:val="es-ES"/>
+        </w:rPr>
+        <w:t>l'activitat</w:t>
+      </w:r>
+      <w:proofErr w:type="spellEnd"/>
+      <w:r>
+        <w:rPr>
+          <w:color w:val="FF0000"/>
+          <w:sz w:val="20"/>
+          <w:szCs w:val="20"/>
+          <w:lang w:val="es-ES"/>
+        </w:rPr>
+        <w:t xml:space="preserve"> formativa </w:t>
+      </w:r>
+      <w:proofErr w:type="spellStart"/>
+      <w:r>
+        <w:rPr>
+          <w:color w:val="FF0000"/>
+          <w:sz w:val="20"/>
+          <w:szCs w:val="20"/>
+          <w:lang w:val="es-ES"/>
+        </w:rPr>
+        <w:t>objecte</w:t>
+      </w:r>
+      <w:proofErr w:type="spellEnd"/>
+      <w:r>
+        <w:rPr>
+          <w:color w:val="FF0000"/>
+          <w:sz w:val="20"/>
+          <w:szCs w:val="20"/>
+          <w:lang w:val="es-ES"/>
+        </w:rPr>
+        <w:t xml:space="preserve"> del contracte. UN ALTRE EXEMPLE: Es considera </w:t>
+      </w:r>
+      <w:proofErr w:type="spellStart"/>
+      <w:r>
+        <w:rPr>
+          <w:color w:val="FF0000"/>
+          <w:sz w:val="20"/>
+          <w:szCs w:val="20"/>
+          <w:lang w:val="es-ES"/>
+        </w:rPr>
+        <w:t>l'oferta</w:t>
+      </w:r>
+      <w:proofErr w:type="spellEnd"/>
+      <w:r>
+        <w:rPr>
+          <w:color w:val="FF0000"/>
+          <w:sz w:val="20"/>
+          <w:szCs w:val="20"/>
+          <w:lang w:val="es-ES"/>
+        </w:rPr>
+        <w:t xml:space="preserve"> de menor </w:t>
+      </w:r>
+      <w:proofErr w:type="spellStart"/>
+      <w:r>
+        <w:rPr>
+          <w:color w:val="FF0000"/>
+          <w:sz w:val="20"/>
+          <w:szCs w:val="20"/>
+          <w:lang w:val="es-ES"/>
+        </w:rPr>
+        <w:t>cost</w:t>
+      </w:r>
+      <w:proofErr w:type="spellEnd"/>
+      <w:r>
+        <w:rPr>
+          <w:color w:val="FF0000"/>
+          <w:sz w:val="20"/>
+          <w:szCs w:val="20"/>
+          <w:lang w:val="es-ES"/>
+        </w:rPr>
+        <w:t xml:space="preserve"> que </w:t>
+      </w:r>
+      <w:proofErr w:type="spellStart"/>
+      <w:r>
+        <w:rPr>
+          <w:color w:val="FF0000"/>
+          <w:sz w:val="20"/>
+          <w:szCs w:val="20"/>
+          <w:lang w:val="es-ES"/>
+        </w:rPr>
+        <w:t>complisca</w:t>
+      </w:r>
+      <w:proofErr w:type="spellEnd"/>
+      <w:r>
+        <w:rPr>
+          <w:color w:val="FF0000"/>
+          <w:sz w:val="20"/>
+          <w:szCs w:val="20"/>
+          <w:lang w:val="es-ES"/>
+        </w:rPr>
+        <w:t xml:space="preserve"> </w:t>
+      </w:r>
+      <w:proofErr w:type="spellStart"/>
+      <w:r>
+        <w:rPr>
+          <w:color w:val="FF0000"/>
+          <w:sz w:val="20"/>
+          <w:szCs w:val="20"/>
+          <w:lang w:val="es-ES"/>
+        </w:rPr>
+        <w:t>els</w:t>
+      </w:r>
+      <w:proofErr w:type="spellEnd"/>
+      <w:r>
+        <w:rPr>
+          <w:color w:val="FF0000"/>
+          <w:sz w:val="20"/>
+          <w:szCs w:val="20"/>
+          <w:lang w:val="es-ES"/>
+        </w:rPr>
+        <w:t xml:space="preserve"> </w:t>
+      </w:r>
+      <w:proofErr w:type="spellStart"/>
+      <w:r>
+        <w:rPr>
+          <w:color w:val="FF0000"/>
+          <w:sz w:val="20"/>
+          <w:szCs w:val="20"/>
+          <w:lang w:val="es-ES"/>
+        </w:rPr>
+        <w:t>requisits</w:t>
+      </w:r>
+      <w:proofErr w:type="spellEnd"/>
+      <w:r>
+        <w:rPr>
+          <w:color w:val="FF0000"/>
+          <w:sz w:val="20"/>
+          <w:szCs w:val="20"/>
+          <w:lang w:val="es-ES"/>
+        </w:rPr>
+        <w:t xml:space="preserve"> </w:t>
+      </w:r>
+      <w:proofErr w:type="spellStart"/>
+      <w:r>
+        <w:rPr>
+          <w:color w:val="FF0000"/>
+          <w:sz w:val="20"/>
+          <w:szCs w:val="20"/>
+          <w:lang w:val="es-ES"/>
+        </w:rPr>
+        <w:t>tècnics</w:t>
+      </w:r>
+      <w:proofErr w:type="spellEnd"/>
+      <w:r>
+        <w:rPr>
+          <w:color w:val="FF0000"/>
+          <w:sz w:val="20"/>
+          <w:szCs w:val="20"/>
+          <w:lang w:val="es-ES"/>
+        </w:rPr>
+        <w:t xml:space="preserve"> de </w:t>
+      </w:r>
+      <w:proofErr w:type="spellStart"/>
+      <w:r>
+        <w:rPr>
+          <w:color w:val="FF0000"/>
+          <w:sz w:val="20"/>
+          <w:szCs w:val="20"/>
+          <w:lang w:val="es-ES"/>
+        </w:rPr>
+        <w:t>retolació</w:t>
+      </w:r>
+      <w:proofErr w:type="spellEnd"/>
+      <w:r>
+        <w:rPr>
+          <w:color w:val="FF0000"/>
+          <w:sz w:val="20"/>
+          <w:szCs w:val="20"/>
+          <w:lang w:val="es-ES"/>
+        </w:rPr>
+        <w:t xml:space="preserve"> i </w:t>
+      </w:r>
+      <w:proofErr w:type="spellStart"/>
+      <w:r>
+        <w:rPr>
+          <w:color w:val="FF0000"/>
+          <w:sz w:val="20"/>
+          <w:szCs w:val="20"/>
+          <w:lang w:val="es-ES"/>
+        </w:rPr>
+        <w:t>terminis</w:t>
+      </w:r>
+      <w:proofErr w:type="spellEnd"/>
+      <w:r>
+        <w:rPr>
+          <w:color w:val="FF0000"/>
+          <w:sz w:val="20"/>
+          <w:szCs w:val="20"/>
+          <w:lang w:val="es-ES"/>
+        </w:rPr>
+        <w:t xml:space="preserve"> de </w:t>
+      </w:r>
+      <w:proofErr w:type="spellStart"/>
+      <w:r>
+        <w:rPr>
+          <w:color w:val="FF0000"/>
+          <w:sz w:val="20"/>
+          <w:szCs w:val="20"/>
+          <w:lang w:val="es-ES"/>
+        </w:rPr>
+        <w:t>lliurament</w:t>
+      </w:r>
+      <w:proofErr w:type="spellEnd"/>
+      <w:r>
+        <w:rPr>
+          <w:color w:val="FF0000"/>
+          <w:sz w:val="20"/>
+          <w:szCs w:val="20"/>
+          <w:lang w:val="es-ES"/>
+        </w:rPr>
+        <w:t xml:space="preserve"> </w:t>
+      </w:r>
+      <w:proofErr w:type="spellStart"/>
+      <w:r>
+        <w:rPr>
+          <w:color w:val="FF0000"/>
+          <w:sz w:val="20"/>
+          <w:szCs w:val="20"/>
+          <w:lang w:val="es-ES"/>
+        </w:rPr>
+        <w:t>indicats</w:t>
+      </w:r>
+      <w:proofErr w:type="spellEnd"/>
+      <w:r>
+        <w:rPr>
+          <w:color w:val="FF0000"/>
+          <w:sz w:val="20"/>
+          <w:szCs w:val="20"/>
+          <w:lang w:val="es-ES"/>
+        </w:rPr>
+        <w:t>.</w:t>
       </w:r>
     </w:p>
     <w:p>
       <w:pPr>
-        <w:pStyle w:val="BodyText"/>
+        <w:pStyle w:val="Textoindependiente"/>
         <w:rPr>
           <w:lang w:val="es-ES"/>
         </w:rPr>
       </w:pPr>
-      <w:r>
-        <w:rPr>
-          <w:lang w:val="es-ES"/>
-        </w:rPr>
-      </w:r>
     </w:p>
     <w:p>
       <w:pPr>
-        <w:pStyle w:val="BodyText"/>
+        <w:pStyle w:val="Textoindependiente"/>
         <w:jc w:val="both"/>
-        <w:rPr/>
       </w:pPr>
-      <w:r>
-        <w:rPr>
-          <w:rStyle w:val="Fuentedeprrafopredeter"/>
+      <w:proofErr w:type="spellStart"/>
+      <w:r>
+        <w:rPr>
           <w:b/>
           <w:bCs/>
           <w:sz w:val="20"/>
@@ -711,9 +4424,9 @@
         </w:rPr>
         <w:t>Cinqué</w:t>
       </w:r>
-      <w:r>
-        <w:rPr>
-          <w:rStyle w:val="Fuentedeprrafopredeter"/>
+      <w:proofErr w:type="spellEnd"/>
+      <w:r>
+        <w:rPr>
           <w:sz w:val="20"/>
           <w:szCs w:val="20"/>
           <w:lang w:val="es-ES"/>
@@ -723,45 +4436,367 @@
     </w:p>
     <w:p>
       <w:pPr>
-        <w:pStyle w:val="BodyText"/>
+        <w:pStyle w:val="Textoindependiente"/>
         <w:jc w:val="both"/>
-        <w:rPr/>
       </w:pPr>
-      <w:r>
-        <w:rPr>
-          <w:rStyle w:val="Fuentedeprrafopredeter"/>
-          <w:sz w:val="20"/>
-          <w:szCs w:val="20"/>
-          <w:lang w:val="es-ES"/>
-        </w:rPr>
-        <w:t>Amb base a les consideracions anteriors, se’n proposa l’adjudicació a l’empresa</w:t>
-      </w:r>
-      <w:r>
-        <w:rPr>
-          <w:rStyle w:val="Fuentedeprrafopredeter"/>
-          <w:color w:val="FF0000"/>
-          <w:sz w:val="20"/>
-          <w:szCs w:val="20"/>
-          <w:lang w:val="es-ES"/>
-        </w:rPr>
-        <w:t xml:space="preserve"> </w:t>
-      </w:r>
-      <w:r>
-        <w:rPr>
-          <w:rStyle w:val="Fuentedeprrafopredeter"/>
-          <w:b/>
-          <w:bCs/>
-          <w:color w:val="C00000"/>
-          <w:sz w:val="20"/>
-          <w:szCs w:val="20"/>
-          <w:lang w:val="es-ES"/>
-        </w:rPr>
-        <w:t xml:space="preserve">[indicar les dades de l’empresa finalment adjudicada per l’import acceptat, manifestar que es tracta de l’oferta idònia per a l'objecte del contracte i desglossar-ne les despeses] </w:t>
+      <w:proofErr w:type="spellStart"/>
+      <w:r>
+        <w:rPr>
+          <w:sz w:val="20"/>
+          <w:szCs w:val="20"/>
+          <w:lang w:val="es-ES"/>
+        </w:rPr>
+        <w:t>Amb</w:t>
+      </w:r>
+      <w:proofErr w:type="spellEnd"/>
+      <w:r>
+        <w:rPr>
+          <w:sz w:val="20"/>
+          <w:szCs w:val="20"/>
+          <w:lang w:val="es-ES"/>
+        </w:rPr>
+        <w:t xml:space="preserve"> base a les </w:t>
+      </w:r>
+      <w:proofErr w:type="spellStart"/>
+      <w:r>
+        <w:rPr>
+          <w:sz w:val="20"/>
+          <w:szCs w:val="20"/>
+          <w:lang w:val="es-ES"/>
+        </w:rPr>
+        <w:t>consideracions</w:t>
+      </w:r>
+      <w:proofErr w:type="spellEnd"/>
+      <w:r>
+        <w:rPr>
+          <w:sz w:val="20"/>
+          <w:szCs w:val="20"/>
+          <w:lang w:val="es-ES"/>
+        </w:rPr>
+        <w:t xml:space="preserve"> </w:t>
+      </w:r>
+      <w:proofErr w:type="spellStart"/>
+      <w:r>
+        <w:rPr>
+          <w:sz w:val="20"/>
+          <w:szCs w:val="20"/>
+          <w:lang w:val="es-ES"/>
+        </w:rPr>
+        <w:t>anteriors</w:t>
+      </w:r>
+      <w:proofErr w:type="spellEnd"/>
+      <w:r>
+        <w:rPr>
+          <w:sz w:val="20"/>
+          <w:szCs w:val="20"/>
+          <w:lang w:val="es-ES"/>
+        </w:rPr>
+        <w:t xml:space="preserve">, </w:t>
+      </w:r>
+      <w:proofErr w:type="spellStart"/>
+      <w:r>
+        <w:rPr>
+          <w:sz w:val="20"/>
+          <w:szCs w:val="20"/>
+          <w:lang w:val="es-ES"/>
+        </w:rPr>
+        <w:t>se’n</w:t>
+      </w:r>
+      <w:proofErr w:type="spellEnd"/>
+      <w:r>
+        <w:rPr>
+          <w:sz w:val="20"/>
+          <w:szCs w:val="20"/>
+          <w:lang w:val="es-ES"/>
+        </w:rPr>
+        <w:t xml:space="preserve"> </w:t>
+      </w:r>
+      <w:proofErr w:type="spellStart"/>
+      <w:r>
+        <w:rPr>
+          <w:sz w:val="20"/>
+          <w:szCs w:val="20"/>
+          <w:lang w:val="es-ES"/>
+        </w:rPr>
+        <w:t>proposa</w:t>
+      </w:r>
+      <w:proofErr w:type="spellEnd"/>
+      <w:r>
+        <w:rPr>
+          <w:sz w:val="20"/>
+          <w:szCs w:val="20"/>
+          <w:lang w:val="es-ES"/>
+        </w:rPr>
+        <w:t xml:space="preserve"> </w:t>
+      </w:r>
+      <w:proofErr w:type="spellStart"/>
+      <w:r>
+        <w:rPr>
+          <w:sz w:val="20"/>
+          <w:szCs w:val="20"/>
+          <w:lang w:val="es-ES"/>
+        </w:rPr>
+        <w:t>l’adjudicació</w:t>
+      </w:r>
+      <w:proofErr w:type="spellEnd"/>
+      <w:r>
+        <w:rPr>
+          <w:sz w:val="20"/>
+          <w:szCs w:val="20"/>
+          <w:lang w:val="es-ES"/>
+        </w:rPr>
+        <w:t xml:space="preserve"> a </w:t>
+      </w:r>
+      <w:proofErr w:type="spellStart"/>
+      <w:r>
+        <w:rPr>
+          <w:sz w:val="20"/>
+          <w:szCs w:val="20"/>
+          <w:lang w:val="es-ES"/>
+        </w:rPr>
+        <w:t>l’empresa</w:t>
+      </w:r>
+      <w:proofErr w:type="spellEnd"/>
+      <w:r>
+        <w:rPr>
+          <w:color w:val="FF0000"/>
+          <w:sz w:val="20"/>
+          <w:szCs w:val="20"/>
+          <w:lang w:val="es-ES"/>
+        </w:rPr>
+        <w:t xml:space="preserve"> </w:t>
+      </w:r>
+      <w:r>
+        <w:rPr>
+          <w:b/>
+          <w:bCs/>
+          <w:color w:val="C00000"/>
+          <w:sz w:val="20"/>
+          <w:szCs w:val="20"/>
+          <w:lang w:val="es-ES"/>
+        </w:rPr>
+        <w:t xml:space="preserve">[indicar les dades de </w:t>
+      </w:r>
+      <w:proofErr w:type="spellStart"/>
+      <w:r>
+        <w:rPr>
+          <w:b/>
+          <w:bCs/>
+          <w:color w:val="C00000"/>
+          <w:sz w:val="20"/>
+          <w:szCs w:val="20"/>
+          <w:lang w:val="es-ES"/>
+        </w:rPr>
+        <w:t>l’empresa</w:t>
+      </w:r>
+      <w:proofErr w:type="spellEnd"/>
+      <w:r>
+        <w:rPr>
+          <w:b/>
+          <w:bCs/>
+          <w:color w:val="C00000"/>
+          <w:sz w:val="20"/>
+          <w:szCs w:val="20"/>
+          <w:lang w:val="es-ES"/>
+        </w:rPr>
+        <w:t xml:space="preserve"> </w:t>
+      </w:r>
+      <w:proofErr w:type="spellStart"/>
+      <w:r>
+        <w:rPr>
+          <w:b/>
+          <w:bCs/>
+          <w:color w:val="C00000"/>
+          <w:sz w:val="20"/>
+          <w:szCs w:val="20"/>
+          <w:lang w:val="es-ES"/>
+        </w:rPr>
+        <w:t>finalment</w:t>
+      </w:r>
+      <w:proofErr w:type="spellEnd"/>
+      <w:r>
+        <w:rPr>
+          <w:b/>
+          <w:bCs/>
+          <w:color w:val="C00000"/>
+          <w:sz w:val="20"/>
+          <w:szCs w:val="20"/>
+          <w:lang w:val="es-ES"/>
+        </w:rPr>
+        <w:t xml:space="preserve"> adjudicada per </w:t>
+      </w:r>
+      <w:proofErr w:type="spellStart"/>
+      <w:r>
+        <w:rPr>
+          <w:b/>
+          <w:bCs/>
+          <w:color w:val="C00000"/>
+          <w:sz w:val="20"/>
+          <w:szCs w:val="20"/>
+          <w:lang w:val="es-ES"/>
+        </w:rPr>
+        <w:t>l’import</w:t>
+      </w:r>
+      <w:proofErr w:type="spellEnd"/>
+      <w:r>
+        <w:rPr>
+          <w:b/>
+          <w:bCs/>
+          <w:color w:val="C00000"/>
+          <w:sz w:val="20"/>
+          <w:szCs w:val="20"/>
+          <w:lang w:val="es-ES"/>
+        </w:rPr>
+        <w:t xml:space="preserve"> </w:t>
+      </w:r>
+      <w:proofErr w:type="spellStart"/>
+      <w:r>
+        <w:rPr>
+          <w:b/>
+          <w:bCs/>
+          <w:color w:val="C00000"/>
+          <w:sz w:val="20"/>
+          <w:szCs w:val="20"/>
+          <w:lang w:val="es-ES"/>
+        </w:rPr>
+        <w:t>acceptat</w:t>
+      </w:r>
+      <w:proofErr w:type="spellEnd"/>
+      <w:r>
+        <w:rPr>
+          <w:b/>
+          <w:bCs/>
+          <w:color w:val="C00000"/>
+          <w:sz w:val="20"/>
+          <w:szCs w:val="20"/>
+          <w:lang w:val="es-ES"/>
+        </w:rPr>
+        <w:t xml:space="preserve">, manifestar que es tracta de </w:t>
+      </w:r>
+      <w:proofErr w:type="spellStart"/>
+      <w:r>
+        <w:rPr>
+          <w:b/>
+          <w:bCs/>
+          <w:color w:val="C00000"/>
+          <w:sz w:val="20"/>
+          <w:szCs w:val="20"/>
+          <w:lang w:val="es-ES"/>
+        </w:rPr>
+        <w:t>l’oferta</w:t>
+      </w:r>
+      <w:proofErr w:type="spellEnd"/>
+      <w:r>
+        <w:rPr>
+          <w:b/>
+          <w:bCs/>
+          <w:color w:val="C00000"/>
+          <w:sz w:val="20"/>
+          <w:szCs w:val="20"/>
+          <w:lang w:val="es-ES"/>
+        </w:rPr>
+        <w:t xml:space="preserve"> </w:t>
+      </w:r>
+      <w:proofErr w:type="spellStart"/>
+      <w:r>
+        <w:rPr>
+          <w:b/>
+          <w:bCs/>
+          <w:color w:val="C00000"/>
+          <w:sz w:val="20"/>
+          <w:szCs w:val="20"/>
+          <w:lang w:val="es-ES"/>
+        </w:rPr>
+        <w:t>idònia</w:t>
+      </w:r>
+      <w:proofErr w:type="spellEnd"/>
+      <w:r>
+        <w:rPr>
+          <w:b/>
+          <w:bCs/>
+          <w:color w:val="C00000"/>
+          <w:sz w:val="20"/>
+          <w:szCs w:val="20"/>
+          <w:lang w:val="es-ES"/>
+        </w:rPr>
+        <w:t xml:space="preserve"> per a </w:t>
+      </w:r>
+      <w:proofErr w:type="spellStart"/>
+      <w:r>
+        <w:rPr>
+          <w:b/>
+          <w:bCs/>
+          <w:color w:val="C00000"/>
+          <w:sz w:val="20"/>
+          <w:szCs w:val="20"/>
+          <w:lang w:val="es-ES"/>
+        </w:rPr>
+        <w:t>l'objecte</w:t>
+      </w:r>
+      <w:proofErr w:type="spellEnd"/>
+      <w:r>
+        <w:rPr>
+          <w:b/>
+          <w:bCs/>
+          <w:color w:val="C00000"/>
+          <w:sz w:val="20"/>
+          <w:szCs w:val="20"/>
+          <w:lang w:val="es-ES"/>
+        </w:rPr>
+        <w:t xml:space="preserve"> del contracte i </w:t>
+      </w:r>
+      <w:proofErr w:type="spellStart"/>
+      <w:r>
+        <w:rPr>
+          <w:b/>
+          <w:bCs/>
+          <w:color w:val="C00000"/>
+          <w:sz w:val="20"/>
+          <w:szCs w:val="20"/>
+          <w:lang w:val="es-ES"/>
+        </w:rPr>
+        <w:t>desglossar-ne</w:t>
+      </w:r>
+      <w:proofErr w:type="spellEnd"/>
+      <w:r>
+        <w:rPr>
+          <w:b/>
+          <w:bCs/>
+          <w:color w:val="C00000"/>
+          <w:sz w:val="20"/>
+          <w:szCs w:val="20"/>
+          <w:lang w:val="es-ES"/>
+        </w:rPr>
+        <w:t xml:space="preserve"> les </w:t>
+      </w:r>
+      <w:proofErr w:type="spellStart"/>
+      <w:r>
+        <w:rPr>
+          <w:b/>
+          <w:bCs/>
+          <w:color w:val="C00000"/>
+          <w:sz w:val="20"/>
+          <w:szCs w:val="20"/>
+          <w:lang w:val="es-ES"/>
+        </w:rPr>
+        <w:t>despeses</w:t>
+      </w:r>
+      <w:proofErr w:type="spellEnd"/>
+      <w:r>
+        <w:rPr>
+          <w:b/>
+          <w:bCs/>
+          <w:color w:val="C00000"/>
+          <w:sz w:val="20"/>
+          <w:szCs w:val="20"/>
+          <w:lang w:val="es-ES"/>
+        </w:rPr>
+        <w:t xml:space="preserve">] </w:t>
       </w:r>
     </w:p>
     <w:p>
       <w:pPr>
-        <w:pStyle w:val="BodyText"/>
+        <w:pStyle w:val="Textoindependiente"/>
         <w:jc w:val="both"/>
         <w:rPr>
           <w:color w:val="FF0000"/>
@@ -777,31 +4812,447 @@
           <w:szCs w:val="20"/>
           <w:lang w:val="es-ES"/>
         </w:rPr>
-        <w:t>EXEMPLE: NOM DE L’EMPRESA / COGNOMS, NOM, amb NIF / DNI: 00000000T per un Import de: 629 euros (Base imponible: 534,65 euros), IVA i quota no especificada en factura proforma, i retenció 94,35 euros (quota 15%), com a oferta més idònia per impartir com a ponent continguts formatius corresponents a la seva especialització referits a l’acció formativa codi (24OR74IN004) “EDUSALUT. Nutrició i hàbits alimentaris saludables” a raó de:</w:t>
+        <w:t xml:space="preserve">EXEMPLE: NOM DE L’EMPRESA / COGNOMS, NOM, </w:t>
+      </w:r>
+      <w:proofErr w:type="spellStart"/>
+      <w:r>
+        <w:rPr>
+          <w:color w:val="FF0000"/>
+          <w:sz w:val="20"/>
+          <w:szCs w:val="20"/>
+          <w:lang w:val="es-ES"/>
+        </w:rPr>
+        <w:t>amb</w:t>
+      </w:r>
+      <w:proofErr w:type="spellEnd"/>
+      <w:r>
+        <w:rPr>
+          <w:color w:val="FF0000"/>
+          <w:sz w:val="20"/>
+          <w:szCs w:val="20"/>
+          <w:lang w:val="es-ES"/>
+        </w:rPr>
+        <w:t xml:space="preserve"> NIF / DNI: 00000000T per un </w:t>
+      </w:r>
+      <w:proofErr w:type="spellStart"/>
+      <w:r>
+        <w:rPr>
+          <w:color w:val="FF0000"/>
+          <w:sz w:val="20"/>
+          <w:szCs w:val="20"/>
+          <w:lang w:val="es-ES"/>
+        </w:rPr>
+        <w:t>Import</w:t>
+      </w:r>
+      <w:proofErr w:type="spellEnd"/>
+      <w:r>
+        <w:rPr>
+          <w:color w:val="FF0000"/>
+          <w:sz w:val="20"/>
+          <w:szCs w:val="20"/>
+          <w:lang w:val="es-ES"/>
+        </w:rPr>
+        <w:t xml:space="preserve"> de: 629 euros (Base imponible: 534,65 euros), IVA i </w:t>
+      </w:r>
+      <w:proofErr w:type="spellStart"/>
+      <w:r>
+        <w:rPr>
+          <w:color w:val="FF0000"/>
+          <w:sz w:val="20"/>
+          <w:szCs w:val="20"/>
+          <w:lang w:val="es-ES"/>
+        </w:rPr>
+        <w:t>quota</w:t>
+      </w:r>
+      <w:proofErr w:type="spellEnd"/>
+      <w:r>
+        <w:rPr>
+          <w:color w:val="FF0000"/>
+          <w:sz w:val="20"/>
+          <w:szCs w:val="20"/>
+          <w:lang w:val="es-ES"/>
+        </w:rPr>
+        <w:t xml:space="preserve"> no especificada en factura proforma, i </w:t>
+      </w:r>
+      <w:proofErr w:type="spellStart"/>
+      <w:r>
+        <w:rPr>
+          <w:color w:val="FF0000"/>
+          <w:sz w:val="20"/>
+          <w:szCs w:val="20"/>
+          <w:lang w:val="es-ES"/>
+        </w:rPr>
+        <w:t>retenció</w:t>
+      </w:r>
+      <w:proofErr w:type="spellEnd"/>
+      <w:r>
+        <w:rPr>
+          <w:color w:val="FF0000"/>
+          <w:sz w:val="20"/>
+          <w:szCs w:val="20"/>
+          <w:lang w:val="es-ES"/>
+        </w:rPr>
+        <w:t xml:space="preserve"> 94,35 euros (</w:t>
+      </w:r>
+      <w:proofErr w:type="spellStart"/>
+      <w:r>
+        <w:rPr>
+          <w:color w:val="FF0000"/>
+          <w:sz w:val="20"/>
+          <w:szCs w:val="20"/>
+          <w:lang w:val="es-ES"/>
+        </w:rPr>
+        <w:t>quota</w:t>
+      </w:r>
+      <w:proofErr w:type="spellEnd"/>
+      <w:r>
+        <w:rPr>
+          <w:color w:val="FF0000"/>
+          <w:sz w:val="20"/>
+          <w:szCs w:val="20"/>
+          <w:lang w:val="es-ES"/>
+        </w:rPr>
+        <w:t xml:space="preserve"> 15%), </w:t>
+      </w:r>
+      <w:proofErr w:type="spellStart"/>
+      <w:r>
+        <w:rPr>
+          <w:color w:val="FF0000"/>
+          <w:sz w:val="20"/>
+          <w:szCs w:val="20"/>
+          <w:lang w:val="es-ES"/>
+        </w:rPr>
+        <w:t>com</w:t>
+      </w:r>
+      <w:proofErr w:type="spellEnd"/>
+      <w:r>
+        <w:rPr>
+          <w:color w:val="FF0000"/>
+          <w:sz w:val="20"/>
+          <w:szCs w:val="20"/>
+          <w:lang w:val="es-ES"/>
+        </w:rPr>
+        <w:t xml:space="preserve"> a oferta </w:t>
+      </w:r>
+      <w:proofErr w:type="spellStart"/>
+      <w:r>
+        <w:rPr>
+          <w:color w:val="FF0000"/>
+          <w:sz w:val="20"/>
+          <w:szCs w:val="20"/>
+          <w:lang w:val="es-ES"/>
+        </w:rPr>
+        <w:t>més</w:t>
+      </w:r>
+      <w:proofErr w:type="spellEnd"/>
+      <w:r>
+        <w:rPr>
+          <w:color w:val="FF0000"/>
+          <w:sz w:val="20"/>
+          <w:szCs w:val="20"/>
+          <w:lang w:val="es-ES"/>
+        </w:rPr>
+        <w:t xml:space="preserve"> </w:t>
+      </w:r>
+      <w:proofErr w:type="spellStart"/>
+      <w:r>
+        <w:rPr>
+          <w:color w:val="FF0000"/>
+          <w:sz w:val="20"/>
+          <w:szCs w:val="20"/>
+          <w:lang w:val="es-ES"/>
+        </w:rPr>
+        <w:t>idònia</w:t>
+      </w:r>
+      <w:proofErr w:type="spellEnd"/>
+      <w:r>
+        <w:rPr>
+          <w:color w:val="FF0000"/>
+          <w:sz w:val="20"/>
+          <w:szCs w:val="20"/>
+          <w:lang w:val="es-ES"/>
+        </w:rPr>
+        <w:t xml:space="preserve"> per impartir </w:t>
+      </w:r>
+      <w:proofErr w:type="spellStart"/>
+      <w:r>
+        <w:rPr>
+          <w:color w:val="FF0000"/>
+          <w:sz w:val="20"/>
+          <w:szCs w:val="20"/>
+          <w:lang w:val="es-ES"/>
+        </w:rPr>
+        <w:t>com</w:t>
+      </w:r>
+      <w:proofErr w:type="spellEnd"/>
+      <w:r>
+        <w:rPr>
+          <w:color w:val="FF0000"/>
+          <w:sz w:val="20"/>
+          <w:szCs w:val="20"/>
+          <w:lang w:val="es-ES"/>
+        </w:rPr>
+        <w:t xml:space="preserve"> a </w:t>
+      </w:r>
+      <w:proofErr w:type="spellStart"/>
+      <w:r>
+        <w:rPr>
+          <w:color w:val="FF0000"/>
+          <w:sz w:val="20"/>
+          <w:szCs w:val="20"/>
+          <w:lang w:val="es-ES"/>
+        </w:rPr>
+        <w:t>ponent</w:t>
+      </w:r>
+      <w:proofErr w:type="spellEnd"/>
+      <w:r>
+        <w:rPr>
+          <w:color w:val="FF0000"/>
+          <w:sz w:val="20"/>
+          <w:szCs w:val="20"/>
+          <w:lang w:val="es-ES"/>
+        </w:rPr>
+        <w:t xml:space="preserve"> </w:t>
+      </w:r>
+      <w:proofErr w:type="spellStart"/>
+      <w:r>
+        <w:rPr>
+          <w:color w:val="FF0000"/>
+          <w:sz w:val="20"/>
+          <w:szCs w:val="20"/>
+          <w:lang w:val="es-ES"/>
+        </w:rPr>
+        <w:t>continguts</w:t>
+      </w:r>
+      <w:proofErr w:type="spellEnd"/>
+      <w:r>
+        <w:rPr>
+          <w:color w:val="FF0000"/>
+          <w:sz w:val="20"/>
+          <w:szCs w:val="20"/>
+          <w:lang w:val="es-ES"/>
+        </w:rPr>
+        <w:t xml:space="preserve"> </w:t>
+      </w:r>
+      <w:proofErr w:type="spellStart"/>
+      <w:r>
+        <w:rPr>
+          <w:color w:val="FF0000"/>
+          <w:sz w:val="20"/>
+          <w:szCs w:val="20"/>
+          <w:lang w:val="es-ES"/>
+        </w:rPr>
+        <w:t>formatius</w:t>
+      </w:r>
+      <w:proofErr w:type="spellEnd"/>
+      <w:r>
+        <w:rPr>
+          <w:color w:val="FF0000"/>
+          <w:sz w:val="20"/>
+          <w:szCs w:val="20"/>
+          <w:lang w:val="es-ES"/>
+        </w:rPr>
+        <w:t xml:space="preserve"> </w:t>
+      </w:r>
+      <w:proofErr w:type="spellStart"/>
+      <w:r>
+        <w:rPr>
+          <w:color w:val="FF0000"/>
+          <w:sz w:val="20"/>
+          <w:szCs w:val="20"/>
+          <w:lang w:val="es-ES"/>
+        </w:rPr>
+        <w:t>corresponents</w:t>
+      </w:r>
+      <w:proofErr w:type="spellEnd"/>
+      <w:r>
+        <w:rPr>
+          <w:color w:val="FF0000"/>
+          <w:sz w:val="20"/>
+          <w:szCs w:val="20"/>
+          <w:lang w:val="es-ES"/>
+        </w:rPr>
+        <w:t xml:space="preserve"> a la </w:t>
+      </w:r>
+      <w:proofErr w:type="spellStart"/>
+      <w:r>
+        <w:rPr>
+          <w:color w:val="FF0000"/>
+          <w:sz w:val="20"/>
+          <w:szCs w:val="20"/>
+          <w:lang w:val="es-ES"/>
+        </w:rPr>
+        <w:t>seva</w:t>
+      </w:r>
+      <w:proofErr w:type="spellEnd"/>
+      <w:r>
+        <w:rPr>
+          <w:color w:val="FF0000"/>
+          <w:sz w:val="20"/>
+          <w:szCs w:val="20"/>
+          <w:lang w:val="es-ES"/>
+        </w:rPr>
+        <w:t xml:space="preserve"> </w:t>
+      </w:r>
+      <w:proofErr w:type="spellStart"/>
+      <w:r>
+        <w:rPr>
+          <w:color w:val="FF0000"/>
+          <w:sz w:val="20"/>
+          <w:szCs w:val="20"/>
+          <w:lang w:val="es-ES"/>
+        </w:rPr>
+        <w:t>especialització</w:t>
+      </w:r>
+      <w:proofErr w:type="spellEnd"/>
+      <w:r>
+        <w:rPr>
+          <w:color w:val="FF0000"/>
+          <w:sz w:val="20"/>
+          <w:szCs w:val="20"/>
+          <w:lang w:val="es-ES"/>
+        </w:rPr>
+        <w:t xml:space="preserve"> </w:t>
+      </w:r>
+      <w:proofErr w:type="spellStart"/>
+      <w:r>
+        <w:rPr>
+          <w:color w:val="FF0000"/>
+          <w:sz w:val="20"/>
+          <w:szCs w:val="20"/>
+          <w:lang w:val="es-ES"/>
+        </w:rPr>
+        <w:t>referits</w:t>
+      </w:r>
+      <w:proofErr w:type="spellEnd"/>
+      <w:r>
+        <w:rPr>
+          <w:color w:val="FF0000"/>
+          <w:sz w:val="20"/>
+          <w:szCs w:val="20"/>
+          <w:lang w:val="es-ES"/>
+        </w:rPr>
+        <w:t xml:space="preserve"> a </w:t>
+      </w:r>
+      <w:proofErr w:type="spellStart"/>
+      <w:r>
+        <w:rPr>
+          <w:color w:val="FF0000"/>
+          <w:sz w:val="20"/>
+          <w:szCs w:val="20"/>
+          <w:lang w:val="es-ES"/>
+        </w:rPr>
+        <w:t>l’acció</w:t>
+      </w:r>
+      <w:proofErr w:type="spellEnd"/>
+      <w:r>
+        <w:rPr>
+          <w:color w:val="FF0000"/>
+          <w:sz w:val="20"/>
+          <w:szCs w:val="20"/>
+          <w:lang w:val="es-ES"/>
+        </w:rPr>
+        <w:t xml:space="preserve"> formativa </w:t>
+      </w:r>
+      <w:proofErr w:type="spellStart"/>
+      <w:r>
+        <w:rPr>
+          <w:color w:val="FF0000"/>
+          <w:sz w:val="20"/>
+          <w:szCs w:val="20"/>
+          <w:lang w:val="es-ES"/>
+        </w:rPr>
+        <w:t>codi</w:t>
+      </w:r>
+      <w:proofErr w:type="spellEnd"/>
+      <w:r>
+        <w:rPr>
+          <w:color w:val="FF0000"/>
+          <w:sz w:val="20"/>
+          <w:szCs w:val="20"/>
+          <w:lang w:val="es-ES"/>
+        </w:rPr>
+        <w:t xml:space="preserve"> (24OR74IN004) “EDUSALUT. </w:t>
+      </w:r>
+      <w:proofErr w:type="spellStart"/>
+      <w:r>
+        <w:rPr>
+          <w:color w:val="FF0000"/>
+          <w:sz w:val="20"/>
+          <w:szCs w:val="20"/>
+          <w:lang w:val="es-ES"/>
+        </w:rPr>
+        <w:t>Nutrició</w:t>
+      </w:r>
+      <w:proofErr w:type="spellEnd"/>
+      <w:r>
+        <w:rPr>
+          <w:color w:val="FF0000"/>
+          <w:sz w:val="20"/>
+          <w:szCs w:val="20"/>
+          <w:lang w:val="es-ES"/>
+        </w:rPr>
+        <w:t xml:space="preserve"> i </w:t>
+      </w:r>
+      <w:proofErr w:type="spellStart"/>
+      <w:r>
+        <w:rPr>
+          <w:color w:val="FF0000"/>
+          <w:sz w:val="20"/>
+          <w:szCs w:val="20"/>
+          <w:lang w:val="es-ES"/>
+        </w:rPr>
+        <w:t>hàbits</w:t>
+      </w:r>
+      <w:proofErr w:type="spellEnd"/>
+      <w:r>
+        <w:rPr>
+          <w:color w:val="FF0000"/>
+          <w:sz w:val="20"/>
+          <w:szCs w:val="20"/>
+          <w:lang w:val="es-ES"/>
+        </w:rPr>
+        <w:t xml:space="preserve"> </w:t>
+      </w:r>
+      <w:proofErr w:type="spellStart"/>
+      <w:r>
+        <w:rPr>
+          <w:color w:val="FF0000"/>
+          <w:sz w:val="20"/>
+          <w:szCs w:val="20"/>
+          <w:lang w:val="es-ES"/>
+        </w:rPr>
+        <w:t>alimentaris</w:t>
+      </w:r>
+      <w:proofErr w:type="spellEnd"/>
+      <w:r>
+        <w:rPr>
+          <w:color w:val="FF0000"/>
+          <w:sz w:val="20"/>
+          <w:szCs w:val="20"/>
+          <w:lang w:val="es-ES"/>
+        </w:rPr>
+        <w:t xml:space="preserve"> saludables” a raó de:</w:t>
       </w:r>
     </w:p>
     <w:p>
       <w:pPr>
-        <w:pStyle w:val="BodyText"/>
+        <w:pStyle w:val="Textoindependiente"/>
         <w:jc w:val="both"/>
-        <w:rPr/>
       </w:pPr>
-      <w:r>
-        <w:rPr/>
-      </w:r>
     </w:p>
     <w:tbl>
       <w:tblPr>
         <w:tblW w:w="7770" w:type="dxa"/>
-        <w:jc w:val="start"/>
         <w:tblInd w:w="883" w:type="dxa"/>
         <w:tblLayout w:type="fixed"/>
         <w:tblCellMar>
           <w:top w:w="55" w:type="dxa"/>
-          <w:start w:w="55" w:type="dxa"/>
+          <w:left w:w="55" w:type="dxa"/>
           <w:bottom w:w="55" w:type="dxa"/>
-          <w:end w:w="55" w:type="dxa"/>
+          <w:right w:w="55" w:type="dxa"/>
         </w:tblCellMar>
+        <w:tblLook w:val="0000" w:firstRow="0" w:lastRow="0" w:firstColumn="0" w:lastColumn="0" w:noHBand="0" w:noVBand="0"/>
       </w:tblPr>
       <w:tblGrid>
         <w:gridCol w:w="4537"/>
@@ -811,21 +5262,20 @@
       </w:tblGrid>
       <w:tr>
         <w:trPr>
-          <w:trHeight w:val="256" w:hRule="atLeast"/>
+          <w:trHeight w:val="256"/>
         </w:trPr>
         <w:tc>
           <w:tcPr>
             <w:tcW w:w="4537" w:type="dxa"/>
             <w:tcBorders>
               <w:top w:val="single" w:sz="4" w:space="0" w:color="000000"/>
-              <w:start w:val="single" w:sz="4" w:space="0" w:color="000000"/>
+              <w:left w:val="single" w:sz="4" w:space="0" w:color="000000"/>
               <w:bottom w:val="single" w:sz="4" w:space="0" w:color="000000"/>
             </w:tcBorders>
             <w:vAlign w:val="bottom"/>
           </w:tcPr>
           <w:p>
             <w:pPr>
-              <w:pStyle w:val="Normal"/>
               <w:jc w:val="center"/>
               <w:rPr>
                 <w:color w:val="FF0000"/>
@@ -839,8 +5289,18 @@
                 <w:sz w:val="18"/>
                 <w:szCs w:val="18"/>
               </w:rPr>
-              <w:t>Ponència impartida en sessione</w:t>
+              <w:t xml:space="preserve">Ponència impartida en </w:t>
             </w:r>
+            <w:proofErr w:type="spellStart"/>
+            <w:r>
+              <w:rPr>
+                <w:color w:val="FF0000"/>
+                <w:sz w:val="18"/>
+                <w:szCs w:val="18"/>
+              </w:rPr>
+              <w:t>sessione</w:t>
+            </w:r>
+            <w:proofErr w:type="spellEnd"/>
           </w:p>
         </w:tc>
         <w:tc>
@@ -848,14 +5308,13 @@
             <w:tcW w:w="1081" w:type="dxa"/>
             <w:tcBorders>
               <w:top w:val="single" w:sz="4" w:space="0" w:color="000000"/>
-              <w:start w:val="single" w:sz="4" w:space="0" w:color="000000"/>
+              <w:left w:val="single" w:sz="4" w:space="0" w:color="000000"/>
               <w:bottom w:val="single" w:sz="4" w:space="0" w:color="000000"/>
             </w:tcBorders>
             <w:vAlign w:val="bottom"/>
           </w:tcPr>
           <w:p>
             <w:pPr>
-              <w:pStyle w:val="Normal"/>
               <w:jc w:val="center"/>
               <w:rPr>
                 <w:color w:val="FF0000"/>
@@ -878,14 +5337,13 @@
             <w:tcW w:w="1016" w:type="dxa"/>
             <w:tcBorders>
               <w:top w:val="single" w:sz="4" w:space="0" w:color="000000"/>
-              <w:start w:val="single" w:sz="4" w:space="0" w:color="000000"/>
+              <w:left w:val="single" w:sz="4" w:space="0" w:color="000000"/>
               <w:bottom w:val="single" w:sz="4" w:space="0" w:color="000000"/>
             </w:tcBorders>
             <w:vAlign w:val="bottom"/>
           </w:tcPr>
           <w:p>
             <w:pPr>
-              <w:pStyle w:val="Normal"/>
               <w:jc w:val="center"/>
               <w:rPr>
                 <w:color w:val="FF0000"/>
@@ -908,15 +5366,14 @@
             <w:tcW w:w="1136" w:type="dxa"/>
             <w:tcBorders>
               <w:top w:val="single" w:sz="4" w:space="0" w:color="000000"/>
-              <w:start w:val="single" w:sz="4" w:space="0" w:color="000000"/>
+              <w:left w:val="single" w:sz="4" w:space="0" w:color="000000"/>
               <w:bottom w:val="single" w:sz="4" w:space="0" w:color="000000"/>
-              <w:end w:val="single" w:sz="4" w:space="0" w:color="000000"/>
+              <w:right w:val="single" w:sz="4" w:space="0" w:color="000000"/>
             </w:tcBorders>
             <w:vAlign w:val="bottom"/>
           </w:tcPr>
           <w:p>
             <w:pPr>
-              <w:pStyle w:val="Normal"/>
               <w:jc w:val="center"/>
               <w:rPr>
                 <w:color w:val="FF0000"/>
@@ -937,20 +5394,19 @@
       </w:tr>
       <w:tr>
         <w:trPr>
-          <w:trHeight w:val="256" w:hRule="atLeast"/>
+          <w:trHeight w:val="256"/>
         </w:trPr>
         <w:tc>
           <w:tcPr>
             <w:tcW w:w="4537" w:type="dxa"/>
             <w:tcBorders>
-              <w:start w:val="single" w:sz="4" w:space="0" w:color="000000"/>
+              <w:left w:val="single" w:sz="4" w:space="0" w:color="000000"/>
               <w:bottom w:val="single" w:sz="4" w:space="0" w:color="000000"/>
             </w:tcBorders>
             <w:vAlign w:val="bottom"/>
           </w:tcPr>
           <w:p>
             <w:pPr>
-              <w:pStyle w:val="Normal"/>
               <w:rPr>
                 <w:color w:val="FF0000"/>
                 <w:sz w:val="18"/>
@@ -963,7 +5419,25 @@
                 <w:sz w:val="18"/>
                 <w:szCs w:val="18"/>
               </w:rPr>
-              <w:t>Síncrones Teams dies 21/10/24 i 28/10/24</w:t>
+              <w:t xml:space="preserve">Síncrones </w:t>
+            </w:r>
+            <w:proofErr w:type="spellStart"/>
+            <w:r>
+              <w:rPr>
+                <w:color w:val="FF0000"/>
+                <w:sz w:val="18"/>
+                <w:szCs w:val="18"/>
+              </w:rPr>
+              <w:t>Teams</w:t>
+            </w:r>
+            <w:proofErr w:type="spellEnd"/>
+            <w:r>
+              <w:rPr>
+                <w:color w:val="FF0000"/>
+                <w:sz w:val="18"/>
+                <w:szCs w:val="18"/>
+              </w:rPr>
+              <w:t xml:space="preserve"> dies 21/10/24 i 28/10/24</w:t>
             </w:r>
           </w:p>
         </w:tc>
@@ -971,14 +5445,13 @@
           <w:tcPr>
             <w:tcW w:w="1081" w:type="dxa"/>
             <w:tcBorders>
-              <w:start w:val="single" w:sz="4" w:space="0" w:color="000000"/>
+              <w:left w:val="single" w:sz="4" w:space="0" w:color="000000"/>
               <w:bottom w:val="single" w:sz="4" w:space="0" w:color="000000"/>
             </w:tcBorders>
             <w:vAlign w:val="bottom"/>
           </w:tcPr>
           <w:p>
             <w:pPr>
-              <w:pStyle w:val="Normal"/>
               <w:jc w:val="center"/>
               <w:rPr>
                 <w:color w:val="FF0000"/>
@@ -1000,14 +5473,13 @@
           <w:tcPr>
             <w:tcW w:w="1016" w:type="dxa"/>
             <w:tcBorders>
-              <w:start w:val="single" w:sz="4" w:space="0" w:color="000000"/>
+              <w:left w:val="single" w:sz="4" w:space="0" w:color="000000"/>
               <w:bottom w:val="single" w:sz="4" w:space="0" w:color="000000"/>
             </w:tcBorders>
             <w:vAlign w:val="bottom"/>
           </w:tcPr>
           <w:p>
             <w:pPr>
-              <w:pStyle w:val="Normal"/>
               <w:jc w:val="center"/>
               <w:rPr>
                 <w:color w:val="FF0000"/>
@@ -1029,15 +5501,14 @@
           <w:tcPr>
             <w:tcW w:w="1136" w:type="dxa"/>
             <w:tcBorders>
-              <w:start w:val="single" w:sz="4" w:space="0" w:color="000000"/>
+              <w:left w:val="single" w:sz="4" w:space="0" w:color="000000"/>
               <w:bottom w:val="single" w:sz="4" w:space="0" w:color="000000"/>
-              <w:end w:val="single" w:sz="4" w:space="0" w:color="000000"/>
+              <w:right w:val="single" w:sz="4" w:space="0" w:color="000000"/>
             </w:tcBorders>
             <w:vAlign w:val="bottom"/>
           </w:tcPr>
           <w:p>
             <w:pPr>
-              <w:pStyle w:val="Normal"/>
               <w:jc w:val="center"/>
               <w:rPr>
                 <w:color w:val="FF0000"/>
@@ -1058,33 +5529,42 @@
       </w:tr>
       <w:tr>
         <w:trPr>
-          <w:trHeight w:val="256" w:hRule="atLeast"/>
+          <w:trHeight w:val="256"/>
         </w:trPr>
         <w:tc>
           <w:tcPr>
             <w:tcW w:w="4537" w:type="dxa"/>
             <w:tcBorders>
-              <w:start w:val="single" w:sz="4" w:space="0" w:color="000000"/>
+              <w:left w:val="single" w:sz="4" w:space="0" w:color="000000"/>
               <w:bottom w:val="single" w:sz="4" w:space="0" w:color="000000"/>
             </w:tcBorders>
             <w:vAlign w:val="bottom"/>
           </w:tcPr>
           <w:p>
             <w:pPr>
-              <w:pStyle w:val="Normal"/>
               <w:rPr>
                 <w:color w:val="FF0000"/>
                 <w:sz w:val="18"/>
                 <w:szCs w:val="18"/>
               </w:rPr>
             </w:pPr>
+            <w:proofErr w:type="spellStart"/>
             <w:r>
               <w:rPr>
                 <w:color w:val="FF0000"/>
                 <w:sz w:val="18"/>
                 <w:szCs w:val="18"/>
               </w:rPr>
-              <w:t>Tutorització Aules del 30/09/24 al 28/10/24</w:t>
+              <w:t>Tutorització</w:t>
+            </w:r>
+            <w:proofErr w:type="spellEnd"/>
+            <w:r>
+              <w:rPr>
+                <w:color w:val="FF0000"/>
+                <w:sz w:val="18"/>
+                <w:szCs w:val="18"/>
+              </w:rPr>
+              <w:t xml:space="preserve"> Aules del 30/09/24 al 28/10/24</w:t>
             </w:r>
           </w:p>
         </w:tc>
@@ -1092,14 +5572,13 @@
           <w:tcPr>
             <w:tcW w:w="1081" w:type="dxa"/>
             <w:tcBorders>
-              <w:start w:val="single" w:sz="4" w:space="0" w:color="000000"/>
+              <w:left w:val="single" w:sz="4" w:space="0" w:color="000000"/>
               <w:bottom w:val="single" w:sz="4" w:space="0" w:color="000000"/>
             </w:tcBorders>
             <w:vAlign w:val="bottom"/>
           </w:tcPr>
           <w:p>
             <w:pPr>
-              <w:pStyle w:val="Normal"/>
               <w:jc w:val="center"/>
               <w:rPr>
                 <w:color w:val="FF0000"/>
@@ -1121,14 +5600,13 @@
           <w:tcPr>
             <w:tcW w:w="1016" w:type="dxa"/>
             <w:tcBorders>
-              <w:start w:val="single" w:sz="4" w:space="0" w:color="000000"/>
+              <w:left w:val="single" w:sz="4" w:space="0" w:color="000000"/>
               <w:bottom w:val="single" w:sz="4" w:space="0" w:color="000000"/>
             </w:tcBorders>
             <w:vAlign w:val="bottom"/>
           </w:tcPr>
           <w:p>
             <w:pPr>
-              <w:pStyle w:val="Normal"/>
               <w:jc w:val="center"/>
               <w:rPr>
                 <w:color w:val="FF0000"/>
@@ -1150,15 +5628,14 @@
           <w:tcPr>
             <w:tcW w:w="1136" w:type="dxa"/>
             <w:tcBorders>
-              <w:start w:val="single" w:sz="4" w:space="0" w:color="000000"/>
+              <w:left w:val="single" w:sz="4" w:space="0" w:color="000000"/>
               <w:bottom w:val="single" w:sz="4" w:space="0" w:color="000000"/>
-              <w:end w:val="single" w:sz="4" w:space="0" w:color="000000"/>
+              <w:right w:val="single" w:sz="4" w:space="0" w:color="000000"/>
             </w:tcBorders>
             <w:vAlign w:val="bottom"/>
           </w:tcPr>
           <w:p>
             <w:pPr>
-              <w:pStyle w:val="Normal"/>
               <w:jc w:val="center"/>
               <w:rPr>
                 <w:color w:val="FF0000"/>
@@ -1179,20 +5656,19 @@
       </w:tr>
       <w:tr>
         <w:trPr>
-          <w:trHeight w:val="256" w:hRule="atLeast"/>
+          <w:trHeight w:val="256"/>
         </w:trPr>
         <w:tc>
           <w:tcPr>
             <w:tcW w:w="4537" w:type="dxa"/>
             <w:tcBorders>
-              <w:start w:val="single" w:sz="4" w:space="0" w:color="000000"/>
+              <w:left w:val="single" w:sz="4" w:space="0" w:color="000000"/>
               <w:bottom w:val="single" w:sz="4" w:space="0" w:color="000000"/>
             </w:tcBorders>
             <w:vAlign w:val="bottom"/>
           </w:tcPr>
           <w:p>
             <w:pPr>
-              <w:pStyle w:val="Normal"/>
               <w:jc w:val="center"/>
               <w:rPr>
                 <w:color w:val="FF0000"/>
@@ -1214,14 +5690,13 @@
           <w:tcPr>
             <w:tcW w:w="1081" w:type="dxa"/>
             <w:tcBorders>
-              <w:start w:val="single" w:sz="4" w:space="0" w:color="000000"/>
+              <w:left w:val="single" w:sz="4" w:space="0" w:color="000000"/>
               <w:bottom w:val="single" w:sz="4" w:space="0" w:color="000000"/>
             </w:tcBorders>
             <w:vAlign w:val="bottom"/>
           </w:tcPr>
           <w:p>
             <w:pPr>
-              <w:pStyle w:val="Normal"/>
               <w:jc w:val="center"/>
               <w:rPr>
                 <w:color w:val="FF0000"/>
@@ -1243,14 +5718,13 @@
           <w:tcPr>
             <w:tcW w:w="1016" w:type="dxa"/>
             <w:tcBorders>
-              <w:start w:val="single" w:sz="4" w:space="0" w:color="000000"/>
+              <w:left w:val="single" w:sz="4" w:space="0" w:color="000000"/>
               <w:bottom w:val="single" w:sz="4" w:space="0" w:color="000000"/>
             </w:tcBorders>
             <w:vAlign w:val="bottom"/>
           </w:tcPr>
           <w:p>
             <w:pPr>
-              <w:pStyle w:val="Normal"/>
               <w:jc w:val="center"/>
               <w:rPr>
                 <w:color w:val="FF0000"/>
@@ -1258,28 +5732,20 @@
                 <w:szCs w:val="18"/>
               </w:rPr>
             </w:pPr>
-            <w:r>
-              <w:rPr>
-                <w:color w:val="FF0000"/>
-                <w:sz w:val="18"/>
-                <w:szCs w:val="18"/>
-              </w:rPr>
-            </w:r>
           </w:p>
         </w:tc>
         <w:tc>
           <w:tcPr>
             <w:tcW w:w="1136" w:type="dxa"/>
             <w:tcBorders>
-              <w:start w:val="single" w:sz="4" w:space="0" w:color="000000"/>
+              <w:left w:val="single" w:sz="4" w:space="0" w:color="000000"/>
               <w:bottom w:val="single" w:sz="4" w:space="0" w:color="000000"/>
-              <w:end w:val="single" w:sz="4" w:space="0" w:color="000000"/>
+              <w:right w:val="single" w:sz="4" w:space="0" w:color="000000"/>
             </w:tcBorders>
             <w:vAlign w:val="bottom"/>
           </w:tcPr>
           <w:p>
             <w:pPr>
-              <w:pStyle w:val="Normal"/>
               <w:jc w:val="center"/>
               <w:rPr>
                 <w:color w:val="FF0000"/>
@@ -1301,7 +5767,7 @@
     </w:tbl>
     <w:p>
       <w:pPr>
-        <w:pStyle w:val="BodyText"/>
+        <w:pStyle w:val="Textoindependiente"/>
         <w:jc w:val="both"/>
         <w:rPr>
           <w:sz w:val="18"/>
@@ -1309,32 +5775,130 @@
           <w:lang w:val="es-ES"/>
         </w:rPr>
       </w:pPr>
-      <w:r>
-        <w:rPr>
-          <w:sz w:val="18"/>
-          <w:szCs w:val="18"/>
-          <w:lang w:val="es-ES"/>
-        </w:rPr>
-      </w:r>
     </w:p>
     <w:p>
       <w:pPr>
-        <w:pStyle w:val="BodyText"/>
+        <w:pStyle w:val="Textoindependiente"/>
         <w:jc w:val="both"/>
-        <w:rPr/>
       </w:pPr>
       <w:r>
         <w:rPr>
-          <w:rStyle w:val="Fuentedeprrafopredeter"/>
-          <w:sz w:val="20"/>
-          <w:szCs w:val="20"/>
-          <w:lang w:val="es-ES"/>
-        </w:rPr>
-        <w:t xml:space="preserve">El present import s'emet en exercici de les funcions assignades en el </w:t>
-      </w:r>
-      <w:r>
-        <w:rPr>
-          <w:rStyle w:val="Fuentedeprrafopredeter"/>
+          <w:sz w:val="20"/>
+          <w:szCs w:val="20"/>
+          <w:lang w:val="es-ES"/>
+        </w:rPr>
+        <w:t xml:space="preserve">El </w:t>
+      </w:r>
+      <w:proofErr w:type="spellStart"/>
+      <w:r>
+        <w:rPr>
+          <w:sz w:val="20"/>
+          <w:szCs w:val="20"/>
+          <w:lang w:val="es-ES"/>
+        </w:rPr>
+        <w:t>present</w:t>
+      </w:r>
+      <w:proofErr w:type="spellEnd"/>
+      <w:r>
+        <w:rPr>
+          <w:sz w:val="20"/>
+          <w:szCs w:val="20"/>
+          <w:lang w:val="es-ES"/>
+        </w:rPr>
+        <w:t xml:space="preserve"> </w:t>
+      </w:r>
+      <w:proofErr w:type="spellStart"/>
+      <w:r>
+        <w:rPr>
+          <w:sz w:val="20"/>
+          <w:szCs w:val="20"/>
+          <w:lang w:val="es-ES"/>
+        </w:rPr>
+        <w:t>import</w:t>
+      </w:r>
+      <w:proofErr w:type="spellEnd"/>
+      <w:r>
+        <w:rPr>
+          <w:sz w:val="20"/>
+          <w:szCs w:val="20"/>
+          <w:lang w:val="es-ES"/>
+        </w:rPr>
+        <w:t xml:space="preserve"> </w:t>
+      </w:r>
+      <w:proofErr w:type="spellStart"/>
+      <w:r>
+        <w:rPr>
+          <w:sz w:val="20"/>
+          <w:szCs w:val="20"/>
+          <w:lang w:val="es-ES"/>
+        </w:rPr>
+        <w:t>s'emet</w:t>
+      </w:r>
+      <w:proofErr w:type="spellEnd"/>
+      <w:r>
+        <w:rPr>
+          <w:sz w:val="20"/>
+          <w:szCs w:val="20"/>
+          <w:lang w:val="es-ES"/>
+        </w:rPr>
+        <w:t xml:space="preserve"> en </w:t>
+      </w:r>
+      <w:proofErr w:type="spellStart"/>
+      <w:r>
+        <w:rPr>
+          <w:sz w:val="20"/>
+          <w:szCs w:val="20"/>
+          <w:lang w:val="es-ES"/>
+        </w:rPr>
+        <w:t>exercici</w:t>
+      </w:r>
+      <w:proofErr w:type="spellEnd"/>
+      <w:r>
+        <w:rPr>
+          <w:sz w:val="20"/>
+          <w:szCs w:val="20"/>
+          <w:lang w:val="es-ES"/>
+        </w:rPr>
+        <w:t xml:space="preserve"> de les </w:t>
+      </w:r>
+      <w:proofErr w:type="spellStart"/>
+      <w:r>
+        <w:rPr>
+          <w:sz w:val="20"/>
+          <w:szCs w:val="20"/>
+          <w:lang w:val="es-ES"/>
+        </w:rPr>
+        <w:t>funcions</w:t>
+      </w:r>
+      <w:proofErr w:type="spellEnd"/>
+      <w:r>
+        <w:rPr>
+          <w:sz w:val="20"/>
+          <w:szCs w:val="20"/>
+          <w:lang w:val="es-ES"/>
+        </w:rPr>
+        <w:t xml:space="preserve"> </w:t>
+      </w:r>
+      <w:proofErr w:type="spellStart"/>
+      <w:r>
+        <w:rPr>
+          <w:sz w:val="20"/>
+          <w:szCs w:val="20"/>
+          <w:lang w:val="es-ES"/>
+        </w:rPr>
+        <w:t>assignades</w:t>
+      </w:r>
+      <w:proofErr w:type="spellEnd"/>
+      <w:r>
+        <w:rPr>
+          <w:sz w:val="20"/>
+          <w:szCs w:val="20"/>
+          <w:lang w:val="es-ES"/>
+        </w:rPr>
+        <w:t xml:space="preserve"> en el </w:t>
+      </w:r>
+      <w:r>
+        <w:rPr>
           <w:b/>
           <w:bCs/>
           <w:sz w:val="20"/>
@@ -1345,16 +5909,194 @@
       </w:r>
       <w:r>
         <w:rPr>
-          <w:rStyle w:val="Fuentedeprrafopredeter"/>
-          <w:sz w:val="20"/>
-          <w:szCs w:val="20"/>
-          <w:lang w:val="es-ES"/>
-        </w:rPr>
-        <w:t xml:space="preserve">, de 17 de desembre, del Consell, de modificació del Decret 173/2024, de 3 de desembre, del Consell, pel qual establix l'estructura orgànica bàsica de la Presidència i de les conselleries de la Generalitat, i del </w:t>
-      </w:r>
-      <w:r>
-        <w:rPr>
-          <w:rStyle w:val="Fuentedeprrafopredeter"/>
+          <w:sz w:val="20"/>
+          <w:szCs w:val="20"/>
+          <w:lang w:val="es-ES"/>
+        </w:rPr>
+        <w:t xml:space="preserve">, de 17 de desembre, del Consell, de </w:t>
+      </w:r>
+      <w:proofErr w:type="spellStart"/>
+      <w:r>
+        <w:rPr>
+          <w:sz w:val="20"/>
+          <w:szCs w:val="20"/>
+          <w:lang w:val="es-ES"/>
+        </w:rPr>
+        <w:t>modificació</w:t>
+      </w:r>
+      <w:proofErr w:type="spellEnd"/>
+      <w:r>
+        <w:rPr>
+          <w:sz w:val="20"/>
+          <w:szCs w:val="20"/>
+          <w:lang w:val="es-ES"/>
+        </w:rPr>
+        <w:t xml:space="preserve"> del </w:t>
+      </w:r>
+      <w:proofErr w:type="spellStart"/>
+      <w:r>
+        <w:rPr>
+          <w:sz w:val="20"/>
+          <w:szCs w:val="20"/>
+          <w:lang w:val="es-ES"/>
+        </w:rPr>
+        <w:t>Decret</w:t>
+      </w:r>
+      <w:proofErr w:type="spellEnd"/>
+      <w:r>
+        <w:rPr>
+          <w:sz w:val="20"/>
+          <w:szCs w:val="20"/>
+          <w:lang w:val="es-ES"/>
+        </w:rPr>
+        <w:t xml:space="preserve"> 173/2024, de 3 de desembre, del Consell, </w:t>
+      </w:r>
+      <w:proofErr w:type="spellStart"/>
+      <w:r>
+        <w:rPr>
+          <w:sz w:val="20"/>
+          <w:szCs w:val="20"/>
+          <w:lang w:val="es-ES"/>
+        </w:rPr>
+        <w:t>pel</w:t>
+      </w:r>
+      <w:proofErr w:type="spellEnd"/>
+      <w:r>
+        <w:rPr>
+          <w:sz w:val="20"/>
+          <w:szCs w:val="20"/>
+          <w:lang w:val="es-ES"/>
+        </w:rPr>
+        <w:t xml:space="preserve"> </w:t>
+      </w:r>
+      <w:proofErr w:type="spellStart"/>
+      <w:r>
+        <w:rPr>
+          <w:sz w:val="20"/>
+          <w:szCs w:val="20"/>
+          <w:lang w:val="es-ES"/>
+        </w:rPr>
+        <w:t>qual</w:t>
+      </w:r>
+      <w:proofErr w:type="spellEnd"/>
+      <w:r>
+        <w:rPr>
+          <w:sz w:val="20"/>
+          <w:szCs w:val="20"/>
+          <w:lang w:val="es-ES"/>
+        </w:rPr>
+        <w:t xml:space="preserve"> </w:t>
+      </w:r>
+      <w:proofErr w:type="spellStart"/>
+      <w:r>
+        <w:rPr>
+          <w:sz w:val="20"/>
+          <w:szCs w:val="20"/>
+          <w:lang w:val="es-ES"/>
+        </w:rPr>
+        <w:t>establix</w:t>
+      </w:r>
+      <w:proofErr w:type="spellEnd"/>
+      <w:r>
+        <w:rPr>
+          <w:sz w:val="20"/>
+          <w:szCs w:val="20"/>
+          <w:lang w:val="es-ES"/>
+        </w:rPr>
+        <w:t xml:space="preserve"> </w:t>
+      </w:r>
+      <w:proofErr w:type="spellStart"/>
+      <w:r>
+        <w:rPr>
+          <w:sz w:val="20"/>
+          <w:szCs w:val="20"/>
+          <w:lang w:val="es-ES"/>
+        </w:rPr>
+        <w:t>l'estructura</w:t>
+      </w:r>
+      <w:proofErr w:type="spellEnd"/>
+      <w:r>
+        <w:rPr>
+          <w:sz w:val="20"/>
+          <w:szCs w:val="20"/>
+          <w:lang w:val="es-ES"/>
+        </w:rPr>
+        <w:t xml:space="preserve"> </w:t>
+      </w:r>
+      <w:proofErr w:type="spellStart"/>
+      <w:r>
+        <w:rPr>
+          <w:sz w:val="20"/>
+          <w:szCs w:val="20"/>
+          <w:lang w:val="es-ES"/>
+        </w:rPr>
+        <w:t>orgànica</w:t>
+      </w:r>
+      <w:proofErr w:type="spellEnd"/>
+      <w:r>
+        <w:rPr>
+          <w:sz w:val="20"/>
+          <w:szCs w:val="20"/>
+          <w:lang w:val="es-ES"/>
+        </w:rPr>
+        <w:t xml:space="preserve"> </w:t>
+      </w:r>
+      <w:proofErr w:type="spellStart"/>
+      <w:r>
+        <w:rPr>
+          <w:sz w:val="20"/>
+          <w:szCs w:val="20"/>
+          <w:lang w:val="es-ES"/>
+        </w:rPr>
+        <w:t>bàsica</w:t>
+      </w:r>
+      <w:proofErr w:type="spellEnd"/>
+      <w:r>
+        <w:rPr>
+          <w:sz w:val="20"/>
+          <w:szCs w:val="20"/>
+          <w:lang w:val="es-ES"/>
+        </w:rPr>
+        <w:t xml:space="preserve"> de la </w:t>
+      </w:r>
+      <w:proofErr w:type="spellStart"/>
+      <w:r>
+        <w:rPr>
+          <w:sz w:val="20"/>
+          <w:szCs w:val="20"/>
+          <w:lang w:val="es-ES"/>
+        </w:rPr>
+        <w:t>Presidència</w:t>
+      </w:r>
+      <w:proofErr w:type="spellEnd"/>
+      <w:r>
+        <w:rPr>
+          <w:sz w:val="20"/>
+          <w:szCs w:val="20"/>
+          <w:lang w:val="es-ES"/>
+        </w:rPr>
+        <w:t xml:space="preserve"> i de les </w:t>
+      </w:r>
+      <w:proofErr w:type="spellStart"/>
+      <w:r>
+        <w:rPr>
+          <w:sz w:val="20"/>
+          <w:szCs w:val="20"/>
+          <w:lang w:val="es-ES"/>
+        </w:rPr>
+        <w:t>conselleries</w:t>
+      </w:r>
+      <w:proofErr w:type="spellEnd"/>
+      <w:r>
+        <w:rPr>
+          <w:sz w:val="20"/>
+          <w:szCs w:val="20"/>
+          <w:lang w:val="es-ES"/>
+        </w:rPr>
+        <w:t xml:space="preserve"> de la Generalitat, i del </w:t>
+      </w:r>
+      <w:r>
+        <w:rPr>
           <w:b/>
           <w:bCs/>
           <w:sz w:val="20"/>
@@ -1365,21 +6107,141 @@
       </w:r>
       <w:r>
         <w:rPr>
-          <w:rStyle w:val="Fuentedeprrafopredeter"/>
-          <w:sz w:val="20"/>
-          <w:szCs w:val="20"/>
-          <w:lang w:val="es-ES"/>
-        </w:rPr>
-        <w:t>, de 12 de novembre, del Consell, d'aprovació del Reglament orgànic i funcional de la Conselleria d'Educació, Cultura, Universitats i Ocupació</w:t>
+          <w:sz w:val="20"/>
+          <w:szCs w:val="20"/>
+          <w:lang w:val="es-ES"/>
+        </w:rPr>
+        <w:t xml:space="preserve">, de 12 de </w:t>
+      </w:r>
+      <w:proofErr w:type="spellStart"/>
+      <w:r>
+        <w:rPr>
+          <w:sz w:val="20"/>
+          <w:szCs w:val="20"/>
+          <w:lang w:val="es-ES"/>
+        </w:rPr>
+        <w:t>novembre</w:t>
+      </w:r>
+      <w:proofErr w:type="spellEnd"/>
+      <w:r>
+        <w:rPr>
+          <w:sz w:val="20"/>
+          <w:szCs w:val="20"/>
+          <w:lang w:val="es-ES"/>
+        </w:rPr>
+        <w:t xml:space="preserve">, del Consell, </w:t>
+      </w:r>
+      <w:proofErr w:type="spellStart"/>
+      <w:r>
+        <w:rPr>
+          <w:sz w:val="20"/>
+          <w:szCs w:val="20"/>
+          <w:lang w:val="es-ES"/>
+        </w:rPr>
+        <w:t>d'aprovació</w:t>
+      </w:r>
+      <w:proofErr w:type="spellEnd"/>
+      <w:r>
+        <w:rPr>
+          <w:sz w:val="20"/>
+          <w:szCs w:val="20"/>
+          <w:lang w:val="es-ES"/>
+        </w:rPr>
+        <w:t xml:space="preserve"> del </w:t>
+      </w:r>
+      <w:proofErr w:type="spellStart"/>
+      <w:r>
+        <w:rPr>
+          <w:sz w:val="20"/>
+          <w:szCs w:val="20"/>
+          <w:lang w:val="es-ES"/>
+        </w:rPr>
+        <w:t>Reglament</w:t>
+      </w:r>
+      <w:proofErr w:type="spellEnd"/>
+      <w:r>
+        <w:rPr>
+          <w:sz w:val="20"/>
+          <w:szCs w:val="20"/>
+          <w:lang w:val="es-ES"/>
+        </w:rPr>
+        <w:t xml:space="preserve"> </w:t>
+      </w:r>
+      <w:proofErr w:type="spellStart"/>
+      <w:r>
+        <w:rPr>
+          <w:sz w:val="20"/>
+          <w:szCs w:val="20"/>
+          <w:lang w:val="es-ES"/>
+        </w:rPr>
+        <w:t>orgànic</w:t>
+      </w:r>
+      <w:proofErr w:type="spellEnd"/>
+      <w:r>
+        <w:rPr>
+          <w:sz w:val="20"/>
+          <w:szCs w:val="20"/>
+          <w:lang w:val="es-ES"/>
+        </w:rPr>
+        <w:t xml:space="preserve"> i funcional de la Conselleria </w:t>
+      </w:r>
+      <w:proofErr w:type="spellStart"/>
+      <w:r>
+        <w:rPr>
+          <w:sz w:val="20"/>
+          <w:szCs w:val="20"/>
+          <w:lang w:val="es-ES"/>
+        </w:rPr>
+        <w:t>d'Educació</w:t>
+      </w:r>
+      <w:proofErr w:type="spellEnd"/>
+      <w:r>
+        <w:rPr>
+          <w:sz w:val="20"/>
+          <w:szCs w:val="20"/>
+          <w:lang w:val="es-ES"/>
+        </w:rPr>
+        <w:t>, Cultura</w:t>
+      </w:r>
+      <w:r>
+        <w:rPr>
+          <w:sz w:val="20"/>
+          <w:szCs w:val="20"/>
+          <w:lang w:val="es-ES"/>
+        </w:rPr>
+        <w:t xml:space="preserve"> i</w:t>
+      </w:r>
+      <w:r>
+        <w:rPr>
+          <w:sz w:val="20"/>
+          <w:szCs w:val="20"/>
+          <w:lang w:val="es-ES"/>
+        </w:rPr>
+        <w:t xml:space="preserve"> </w:t>
+      </w:r>
+      <w:proofErr w:type="spellStart"/>
+      <w:r>
+        <w:rPr>
+          <w:sz w:val="20"/>
+          <w:szCs w:val="20"/>
+          <w:lang w:val="es-ES"/>
+        </w:rPr>
+        <w:t>Universitats</w:t>
+      </w:r>
+      <w:proofErr w:type="spellEnd"/>
+      <w:r>
+        <w:rPr>
+          <w:sz w:val="20"/>
+          <w:szCs w:val="20"/>
+          <w:lang w:val="es-ES"/>
+        </w:rPr>
+        <w:t>.</w:t>
       </w:r>
     </w:p>
     <w:p>
       <w:pPr>
-        <w:pStyle w:val="BodyText"/>
-        <w:tabs>
-          <w:tab w:val="clear" w:pos="709"/>
-        </w:tabs>
-        <w:ind w:hanging="709" w:start="709"/>
+        <w:pStyle w:val="Textoindependiente"/>
+        <w:ind w:left="709" w:hanging="709"/>
         <w:jc w:val="center"/>
         <w:rPr>
           <w:sz w:val="20"/>
@@ -1387,24 +6249,14 @@
           <w:lang w:val="es-ES"/>
         </w:rPr>
       </w:pPr>
-      <w:r>
-        <w:rPr>
-          <w:sz w:val="20"/>
-          <w:szCs w:val="20"/>
-          <w:lang w:val="es-ES"/>
-        </w:rPr>
-      </w:r>
     </w:p>
     <w:p>
       <w:pPr>
-        <w:pStyle w:val="BodyText"/>
-        <w:spacing w:before="0" w:after="140"/>
+        <w:pStyle w:val="Textoindependiente"/>
         <w:jc w:val="center"/>
-        <w:rPr/>
       </w:pPr>
       <w:r>
         <w:rPr>
-          <w:rStyle w:val="Fuentedeprrafopredeter"/>
           <w:sz w:val="20"/>
           <w:szCs w:val="20"/>
           <w:lang w:val="es-ES"/>
@@ -1413,52 +6265,85 @@
       </w:r>
     </w:p>
     <w:sectPr>
-      <w:headerReference w:type="default" r:id="rId3"/>
-      <w:footerReference w:type="default" r:id="rId4"/>
-      <w:type w:val="nextPage"/>
+      <w:headerReference w:type="default" r:id="rId7"/>
+      <w:footerReference w:type="default" r:id="rId8"/>
       <w:pgSz w:w="11906" w:h="16838"/>
-      <w:pgMar w:left="1134" w:right="1134" w:gutter="0" w:header="720" w:top="2552" w:footer="720" w:bottom="993"/>
-      <w:pgNumType w:fmt="decimal"/>
-      <w:formProt w:val="false"/>
-      <w:textDirection w:val="lrTb"/>
-      <w:docGrid w:type="default" w:linePitch="600" w:charSpace="32768"/>
+      <w:pgMar w:top="2552" w:right="1134" w:bottom="993" w:left="1134" w:header="720" w:footer="720" w:gutter="0"/>
+      <w:cols w:space="720"/>
+      <w:formProt w:val="0"/>
+      <w:docGrid w:linePitch="600" w:charSpace="32768"/>
     </w:sectPr>
   </w:body>
 </w:document>
 </file>
 
+<file path=word/endnotes.xml><?xml version="1.0" encoding="utf-8"?>
+<w:endnotes xmlns:wpc="http://schemas.microsoft.com/office/word/2010/wordprocessingCanvas" xmlns:cx="http://schemas.microsoft.com/office/drawing/2014/chartex" xmlns:cx1="http://schemas.microsoft.com/office/drawing/2015/9/8/chartex" xmlns:cx2="http://schemas.microsoft.com/office/drawing/2015/10/21/chartex" xmlns:cx3="http://schemas.microsoft.com/office/drawing/2016/5/9/chartex" xmlns:cx4="http://schemas.microsoft.com/office/drawing/2016/5/10/chartex" xmlns:cx5="http://schemas.microsoft.com/office/drawing/2016/5/11/chartex" xmlns:cx6="http://schemas.microsoft.com/office/drawing/2016/5/12/chartex" xmlns:cx7="http://schemas.microsoft.com/office/drawing/2016/5/13/chartex" xmlns:cx8="http://schemas.microsoft.com/office/drawing/2016/5/14/chartex" xmlns:mc="http://schemas.openxmlformats.org/markup-compatibility/2006" xmlns:aink="http://schemas.microsoft.com/office/drawing/2016/ink" xmlns:am3d="http://schemas.microsoft.com/office/drawing/2017/model3d" xmlns:o="urn:schemas-microsoft-com:office:office" xmlns:oel="http://schemas.microsoft.com/office/2019/extlst" xmlns:r="http://schemas.openxmlformats.org/officeDocument/2006/relationships" xmlns:m="http://schemas.openxmlformats.org/officeDocument/2006/math" xmlns:v="urn:schemas-microsoft-com:vml" xmlns:wp14="http://schemas.microsoft.com/office/word/2010/wordprocessingDrawing" xmlns:wp="http://schemas.openxmlformats.org/drawingml/2006/wordprocessingDrawing" xmlns:w10="urn:schemas-microsoft-com:office:word" xmlns:w="http://schemas.openxmlformats.org/wordprocessingml/2006/main" xmlns:w14="http://schemas.microsoft.com/office/word/2010/wordml" xmlns:w15="http://schemas.microsoft.com/office/word/2012/wordml" xmlns:w16cex="http://schemas.microsoft.com/office/word/2018/wordml/cex" xmlns:w16cid="http://schemas.microsoft.com/office/word/2016/wordml/cid" xmlns:w16="http://schemas.microsoft.com/office/word/2018/wordml" xmlns:w16sdtdh="http://schemas.microsoft.com/office/word/2020/wordml/sdtdatahash" xmlns:w16se="http://schemas.microsoft.com/office/word/2015/wordml/symex" xmlns:wpg="http://schemas.microsoft.com/office/word/2010/wordprocessingGroup" xmlns:wpi="http://schemas.microsoft.com/office/word/2010/wordprocessingInk" xmlns:wne="http://schemas.microsoft.com/office/word/2006/wordml" xmlns:wps="http://schemas.microsoft.com/office/word/2010/wordprocessingShape" mc:Ignorable="w14 w15 w16se w16cid w16 w16cex w16sdtdh wp14">
+  <w:endnote w:type="separator" w:id="-1">
+    <w:p>
+      <w:r>
+        <w:separator/>
+      </w:r>
+    </w:p>
+  </w:endnote>
+  <w:endnote w:type="continuationSeparator" w:id="0">
+    <w:p>
+      <w:r>
+        <w:continuationSeparator/>
+      </w:r>
+    </w:p>
+  </w:endnote>
+</w:endnotes>
+</file>
+
 <file path=word/footer1.xml><?xml version="1.0" encoding="utf-8"?>
-<w:ftr xmlns:o="urn:schemas-microsoft-com:office:office" xmlns:r="http://schemas.openxmlformats.org/officeDocument/2006/relationships" xmlns:v="urn:schemas-microsoft-com:vml" xmlns:w="http://schemas.openxmlformats.org/wordprocessingml/2006/main" xmlns:w10="urn:schemas-microsoft-com:office:word" xmlns:wp="http://schemas.openxmlformats.org/drawingml/2006/wordprocessingDrawing" xmlns:pic="http://schemas.openxmlformats.org/drawingml/2006/picture" xmlns:wps="http://schemas.microsoft.com/office/word/2010/wordprocessingShape" xmlns:wpg="http://schemas.microsoft.com/office/word/2010/wordprocessingGroup" xmlns:mc="http://schemas.openxmlformats.org/markup-compatibility/2006" xmlns:wp14="http://schemas.microsoft.com/office/word/2010/wordprocessingDrawing" xmlns:w14="http://schemas.microsoft.com/office/word/2010/wordml" xmlns:w15="http://schemas.microsoft.com/office/word/2012/wordml" mc:Ignorable="w14 wp14 w15">
+<w:ftr xmlns:wpc="http://schemas.microsoft.com/office/word/2010/wordprocessingCanvas" xmlns:cx="http://schemas.microsoft.com/office/drawing/2014/chartex" xmlns:cx1="http://schemas.microsoft.com/office/drawing/2015/9/8/chartex" xmlns:cx2="http://schemas.microsoft.com/office/drawing/2015/10/21/chartex" xmlns:cx3="http://schemas.microsoft.com/office/drawing/2016/5/9/chartex" xmlns:cx4="http://schemas.microsoft.com/office/drawing/2016/5/10/chartex" xmlns:cx5="http://schemas.microsoft.com/office/drawing/2016/5/11/chartex" xmlns:cx6="http://schemas.microsoft.com/office/drawing/2016/5/12/chartex" xmlns:cx7="http://schemas.microsoft.com/office/drawing/2016/5/13/chartex" xmlns:cx8="http://schemas.microsoft.com/office/drawing/2016/5/14/chartex" xmlns:mc="http://schemas.openxmlformats.org/markup-compatibility/2006" xmlns:aink="http://schemas.microsoft.com/office/drawing/2016/ink" xmlns:am3d="http://schemas.microsoft.com/office/drawing/2017/model3d" xmlns:o="urn:schemas-microsoft-com:office:office" xmlns:oel="http://schemas.microsoft.com/office/2019/extlst" xmlns:r="http://schemas.openxmlformats.org/officeDocument/2006/relationships" xmlns:m="http://schemas.openxmlformats.org/officeDocument/2006/math" xmlns:v="urn:schemas-microsoft-com:vml" xmlns:wp14="http://schemas.microsoft.com/office/word/2010/wordprocessingDrawing" xmlns:wp="http://schemas.openxmlformats.org/drawingml/2006/wordprocessingDrawing" xmlns:w10="urn:schemas-microsoft-com:office:word" xmlns:w="http://schemas.openxmlformats.org/wordprocessingml/2006/main" xmlns:w14="http://schemas.microsoft.com/office/word/2010/wordml" xmlns:w15="http://schemas.microsoft.com/office/word/2012/wordml" xmlns:w16cex="http://schemas.microsoft.com/office/word/2018/wordml/cex" xmlns:w16cid="http://schemas.microsoft.com/office/word/2016/wordml/cid" xmlns:w16="http://schemas.microsoft.com/office/word/2018/wordml" xmlns:w16sdtdh="http://schemas.microsoft.com/office/word/2020/wordml/sdtdatahash" xmlns:w16se="http://schemas.microsoft.com/office/word/2015/wordml/symex" xmlns:wpg="http://schemas.microsoft.com/office/word/2010/wordprocessingGroup" xmlns:wpi="http://schemas.microsoft.com/office/word/2010/wordprocessingInk" xmlns:wne="http://schemas.microsoft.com/office/word/2006/wordml" xmlns:wps="http://schemas.microsoft.com/office/word/2010/wordprocessingShape" mc:Ignorable="w14 w15 w16se w16cid w16 w16cex w16sdtdh wp14">
   <w:p>
     <w:pPr>
       <w:pStyle w:val="Piedepginauser"/>
-      <w:rPr/>
     </w:pPr>
-    <w:r>
-      <w:rPr/>
-    </w:r>
   </w:p>
 </w:ftr>
 </file>
 
+<file path=word/footnotes.xml><?xml version="1.0" encoding="utf-8"?>
+<w:footnotes xmlns:wpc="http://schemas.microsoft.com/office/word/2010/wordprocessingCanvas" xmlns:cx="http://schemas.microsoft.com/office/drawing/2014/chartex" xmlns:cx1="http://schemas.microsoft.com/office/drawing/2015/9/8/chartex" xmlns:cx2="http://schemas.microsoft.com/office/drawing/2015/10/21/chartex" xmlns:cx3="http://schemas.microsoft.com/office/drawing/2016/5/9/chartex" xmlns:cx4="http://schemas.microsoft.com/office/drawing/2016/5/10/chartex" xmlns:cx5="http://schemas.microsoft.com/office/drawing/2016/5/11/chartex" xmlns:cx6="http://schemas.microsoft.com/office/drawing/2016/5/12/chartex" xmlns:cx7="http://schemas.microsoft.com/office/drawing/2016/5/13/chartex" xmlns:cx8="http://schemas.microsoft.com/office/drawing/2016/5/14/chartex" xmlns:mc="http://schemas.openxmlformats.org/markup-compatibility/2006" xmlns:aink="http://schemas.microsoft.com/office/drawing/2016/ink" xmlns:am3d="http://schemas.microsoft.com/office/drawing/2017/model3d" xmlns:o="urn:schemas-microsoft-com:office:office" xmlns:oel="http://schemas.microsoft.com/office/2019/extlst" xmlns:r="http://schemas.openxmlformats.org/officeDocument/2006/relationships" xmlns:m="http://schemas.openxmlformats.org/officeDocument/2006/math" xmlns:v="urn:schemas-microsoft-com:vml" xmlns:wp14="http://schemas.microsoft.com/office/word/2010/wordprocessingDrawing" xmlns:wp="http://schemas.openxmlformats.org/drawingml/2006/wordprocessingDrawing" xmlns:w10="urn:schemas-microsoft-com:office:word" xmlns:w="http://schemas.openxmlformats.org/wordprocessingml/2006/main" xmlns:w14="http://schemas.microsoft.com/office/word/2010/wordml" xmlns:w15="http://schemas.microsoft.com/office/word/2012/wordml" xmlns:w16cex="http://schemas.microsoft.com/office/word/2018/wordml/cex" xmlns:w16cid="http://schemas.microsoft.com/office/word/2016/wordml/cid" xmlns:w16="http://schemas.microsoft.com/office/word/2018/wordml" xmlns:w16sdtdh="http://schemas.microsoft.com/office/word/2020/wordml/sdtdatahash" xmlns:w16se="http://schemas.microsoft.com/office/word/2015/wordml/symex" xmlns:wpg="http://schemas.microsoft.com/office/word/2010/wordprocessingGroup" xmlns:wpi="http://schemas.microsoft.com/office/word/2010/wordprocessingInk" xmlns:wne="http://schemas.microsoft.com/office/word/2006/wordml" xmlns:wps="http://schemas.microsoft.com/office/word/2010/wordprocessingShape" mc:Ignorable="w14 w15 w16se w16cid w16 w16cex w16sdtdh wp14">
+  <w:footnote w:type="separator" w:id="-1">
+    <w:p>
+      <w:r>
+        <w:separator/>
+      </w:r>
+    </w:p>
+  </w:footnote>
+  <w:footnote w:type="continuationSeparator" w:id="0">
+    <w:p>
+      <w:r>
+        <w:continuationSeparator/>
+      </w:r>
+    </w:p>
+  </w:footnote>
+</w:footnotes>
+</file>
+
 <file path=word/header1.xml><?xml version="1.0" encoding="utf-8"?>
-<w:hdr xmlns:o="urn:schemas-microsoft-com:office:office" xmlns:r="http://schemas.openxmlformats.org/officeDocument/2006/relationships" xmlns:v="urn:schemas-microsoft-com:vml" xmlns:w="http://schemas.openxmlformats.org/wordprocessingml/2006/main" xmlns:w10="urn:schemas-microsoft-com:office:word" xmlns:wp="http://schemas.openxmlformats.org/drawingml/2006/wordprocessingDrawing" xmlns:pic="http://schemas.openxmlformats.org/drawingml/2006/picture" xmlns:wps="http://schemas.microsoft.com/office/word/2010/wordprocessingShape" xmlns:wpg="http://schemas.microsoft.com/office/word/2010/wordprocessingGroup" xmlns:mc="http://schemas.openxmlformats.org/markup-compatibility/2006" xmlns:wp14="http://schemas.microsoft.com/office/word/2010/wordprocessingDrawing" xmlns:w14="http://schemas.microsoft.com/office/word/2010/wordml" xmlns:w15="http://schemas.microsoft.com/office/word/2012/wordml" mc:Ignorable="w14 wp14 w15">
+<w:hdr xmlns:wpc="http://schemas.microsoft.com/office/word/2010/wordprocessingCanvas" xmlns:cx="http://schemas.microsoft.com/office/drawing/2014/chartex" xmlns:cx1="http://schemas.microsoft.com/office/drawing/2015/9/8/chartex" xmlns:cx2="http://schemas.microsoft.com/office/drawing/2015/10/21/chartex" xmlns:cx3="http://schemas.microsoft.com/office/drawing/2016/5/9/chartex" xmlns:cx4="http://schemas.microsoft.com/office/drawing/2016/5/10/chartex" xmlns:cx5="http://schemas.microsoft.com/office/drawing/2016/5/11/chartex" xmlns:cx6="http://schemas.microsoft.com/office/drawing/2016/5/12/chartex" xmlns:cx7="http://schemas.microsoft.com/office/drawing/2016/5/13/chartex" xmlns:cx8="http://schemas.microsoft.com/office/drawing/2016/5/14/chartex" xmlns:mc="http://schemas.openxmlformats.org/markup-compatibility/2006" xmlns:aink="http://schemas.microsoft.com/office/drawing/2016/ink" xmlns:am3d="http://schemas.microsoft.com/office/drawing/2017/model3d" xmlns:o="urn:schemas-microsoft-com:office:office" xmlns:oel="http://schemas.microsoft.com/office/2019/extlst" xmlns:r="http://schemas.openxmlformats.org/officeDocument/2006/relationships" xmlns:m="http://schemas.openxmlformats.org/officeDocument/2006/math" xmlns:v="urn:schemas-microsoft-com:vml" xmlns:wp14="http://schemas.microsoft.com/office/word/2010/wordprocessingDrawing" xmlns:wp="http://schemas.openxmlformats.org/drawingml/2006/wordprocessingDrawing" xmlns:w10="urn:schemas-microsoft-com:office:word" xmlns:w="http://schemas.openxmlformats.org/wordprocessingml/2006/main" xmlns:w14="http://schemas.microsoft.com/office/word/2010/wordml" xmlns:w15="http://schemas.microsoft.com/office/word/2012/wordml" xmlns:w16cex="http://schemas.microsoft.com/office/word/2018/wordml/cex" xmlns:w16cid="http://schemas.microsoft.com/office/word/2016/wordml/cid" xmlns:w16="http://schemas.microsoft.com/office/word/2018/wordml" xmlns:w16sdtdh="http://schemas.microsoft.com/office/word/2020/wordml/sdtdatahash" xmlns:w16se="http://schemas.microsoft.com/office/word/2015/wordml/symex" xmlns:wpg="http://schemas.microsoft.com/office/word/2010/wordprocessingGroup" xmlns:wpi="http://schemas.microsoft.com/office/word/2010/wordprocessingInk" xmlns:wne="http://schemas.microsoft.com/office/word/2006/wordml" xmlns:wps="http://schemas.microsoft.com/office/word/2010/wordprocessingShape" mc:Ignorable="w14 w15 w16se w16cid w16 w16cex w16sdtdh wp14">
   <w:p>
     <w:pPr>
       <w:pStyle w:val="Normal1"/>
       <w:tabs>
-        <w:tab w:val="clear" w:pos="709"/>
-        <w:tab w:val="center" w:pos="4252" w:leader="none"/>
-        <w:tab w:val="right" w:pos="8504" w:leader="none"/>
+        <w:tab w:val="center" w:pos="4252"/>
+        <w:tab w:val="right" w:pos="8504"/>
       </w:tabs>
-      <w:spacing w:lineRule="auto" w:line="276"/>
-      <w:ind w:end="-115"/>
-      <w:jc w:val="end"/>
-      <w:rPr/>
+      <w:spacing w:line="276" w:lineRule="auto"/>
+      <w:ind w:right="-115"/>
+      <w:jc w:val="right"/>
     </w:pPr>
     <w:r>
+      <w:rPr>
+        <w:noProof/>
+      </w:rPr>
       <w:drawing>
-        <wp:anchor behindDoc="0" distT="0" distB="0" distL="0" distR="0" simplePos="0" locked="0" layoutInCell="0" allowOverlap="1" relativeHeight="3">
+        <wp:anchor distT="0" distB="0" distL="0" distR="0" simplePos="0" relativeHeight="3" behindDoc="0" locked="0" layoutInCell="0" allowOverlap="1" wp14:anchorId="089A63FD" wp14:editId="25FA9A4F">
           <wp:simplePos x="0" y="0"/>
           <wp:positionH relativeFrom="margin">
             <wp:posOffset>1682115</wp:posOffset>
@@ -1512,8 +6397,13 @@
           </a:graphic>
         </wp:anchor>
       </w:drawing>
+    </w:r>
+    <w:r>
+      <w:rPr>
+        <w:noProof/>
+      </w:rPr>
       <w:drawing>
-        <wp:anchor behindDoc="0" distT="0" distB="0" distL="0" distR="0" simplePos="0" locked="0" layoutInCell="0" allowOverlap="1" relativeHeight="5">
+        <wp:anchor distT="0" distB="0" distL="0" distR="0" simplePos="0" relativeHeight="5" behindDoc="0" locked="0" layoutInCell="0" allowOverlap="1" wp14:anchorId="19FE816C" wp14:editId="53B7D2F7">
           <wp:simplePos x="0" y="0"/>
           <wp:positionH relativeFrom="column">
             <wp:posOffset>-280035</wp:posOffset>
@@ -1568,8 +6458,9 @@
       </w:drawing>
     </w:r>
     <w:r>
-      <w:rPr/>
       <w:tab/>
+    </w:r>
+    <w:r>
       <w:tab/>
     </w:r>
   </w:p>
@@ -1577,13 +6468,12 @@
     <w:pPr>
       <w:pStyle w:val="Normal1"/>
       <w:tabs>
-        <w:tab w:val="clear" w:pos="709"/>
-        <w:tab w:val="center" w:pos="4252" w:leader="none"/>
-        <w:tab w:val="right" w:pos="8504" w:leader="none"/>
+        <w:tab w:val="center" w:pos="4252"/>
+        <w:tab w:val="right" w:pos="8504"/>
       </w:tabs>
-      <w:spacing w:lineRule="auto" w:line="276"/>
-      <w:ind w:end="-115"/>
-      <w:jc w:val="end"/>
+      <w:spacing w:line="276" w:lineRule="auto"/>
+      <w:ind w:right="-115"/>
+      <w:jc w:val="right"/>
       <w:rPr>
         <w:rFonts w:eastAsia="Aptos" w:cs="Times New Roman"/>
         <w:b/>
@@ -1593,6 +6483,27 @@
         <w:szCs w:val="20"/>
       </w:rPr>
     </w:pPr>
+  </w:p>
+  <w:p>
+    <w:pPr>
+      <w:pStyle w:val="Normal1"/>
+      <w:tabs>
+        <w:tab w:val="center" w:pos="4252"/>
+        <w:tab w:val="right" w:pos="8504"/>
+      </w:tabs>
+      <w:spacing w:line="276" w:lineRule="auto"/>
+      <w:ind w:right="142"/>
+      <w:jc w:val="right"/>
+      <w:rPr>
+        <w:rFonts w:eastAsia="Aptos" w:cs="Times New Roman"/>
+        <w:b/>
+        <w:bCs/>
+        <w:color w:val="003CA4"/>
+        <w:sz w:val="20"/>
+        <w:szCs w:val="20"/>
+      </w:rPr>
+    </w:pPr>
+    <w:proofErr w:type="spellStart"/>
     <w:r>
       <w:rPr>
         <w:rFonts w:eastAsia="Aptos" w:cs="Times New Roman"/>
@@ -1602,28 +6513,9 @@
         <w:sz w:val="20"/>
         <w:szCs w:val="20"/>
       </w:rPr>
+      <w:t>Secretaría</w:t>
     </w:r>
-  </w:p>
-  <w:p>
-    <w:pPr>
-      <w:pStyle w:val="Normal1"/>
-      <w:tabs>
-        <w:tab w:val="clear" w:pos="709"/>
-        <w:tab w:val="center" w:pos="4252" w:leader="none"/>
-        <w:tab w:val="right" w:pos="8504" w:leader="none"/>
-      </w:tabs>
-      <w:spacing w:lineRule="auto" w:line="276"/>
-      <w:ind w:end="142"/>
-      <w:jc w:val="end"/>
-      <w:rPr>
-        <w:rFonts w:eastAsia="Aptos" w:cs="Times New Roman"/>
-        <w:b/>
-        <w:bCs/>
-        <w:color w:val="003CA4"/>
-        <w:sz w:val="20"/>
-        <w:szCs w:val="20"/>
-      </w:rPr>
-    </w:pPr>
+    <w:proofErr w:type="spellEnd"/>
     <w:r>
       <w:rPr>
         <w:rFonts w:eastAsia="Aptos" w:cs="Times New Roman"/>
@@ -1633,25 +6525,34 @@
         <w:sz w:val="20"/>
         <w:szCs w:val="20"/>
       </w:rPr>
-      <w:t>Secretaría Autonómica de Educación</w:t>
+      <w:t xml:space="preserve"> Autonómica de </w:t>
     </w:r>
+    <w:proofErr w:type="spellStart"/>
+    <w:r>
+      <w:rPr>
+        <w:rFonts w:eastAsia="Aptos" w:cs="Times New Roman"/>
+        <w:b/>
+        <w:bCs/>
+        <w:color w:val="003CA4"/>
+        <w:sz w:val="20"/>
+        <w:szCs w:val="20"/>
+      </w:rPr>
+      <w:t>Educación</w:t>
+    </w:r>
+    <w:proofErr w:type="spellEnd"/>
   </w:p>
   <w:p>
     <w:pPr>
       <w:pStyle w:val="Encabezado"/>
       <w:tabs>
-        <w:tab w:val="clear" w:pos="4252"/>
-        <w:tab w:val="clear" w:pos="8504"/>
-        <w:tab w:val="center" w:pos="4252" w:leader="none"/>
-        <w:tab w:val="right" w:pos="8504" w:leader="none"/>
+        <w:tab w:val="center" w:pos="4252"/>
+        <w:tab w:val="right" w:pos="8504"/>
       </w:tabs>
-      <w:ind w:start="708" w:end="142"/>
-      <w:jc w:val="end"/>
-      <w:rPr/>
+      <w:ind w:left="708" w:right="142"/>
+      <w:jc w:val="right"/>
     </w:pPr>
     <w:r>
       <w:rPr>
-        <w:rStyle w:val="Fuentedeprrafopredeter"/>
         <w:rFonts w:eastAsia="Aptos" w:cs="Times New Roman"/>
         <w:color w:val="003CA4"/>
         <w:sz w:val="16"/>
@@ -1659,19 +6560,59 @@
       </w:rPr>
       <w:t xml:space="preserve">                     </w:t>
     </w:r>
+    <w:proofErr w:type="spellStart"/>
     <w:r>
       <w:rPr>
-        <w:rStyle w:val="Fuentedeprrafopredeter"/>
         <w:rFonts w:eastAsia="Aptos" w:cs="Times New Roman"/>
         <w:color w:val="003CA4"/>
         <w:sz w:val="16"/>
         <w:szCs w:val="16"/>
       </w:rPr>
-      <w:t>Subdirección General de Formación del Profesorado</w:t>
+      <w:t>Subdirección</w:t>
     </w:r>
+    <w:proofErr w:type="spellEnd"/>
     <w:r>
       <w:rPr>
-        <w:rStyle w:val="Fuentedeprrafopredeter"/>
+        <w:rFonts w:eastAsia="Aptos" w:cs="Times New Roman"/>
+        <w:color w:val="003CA4"/>
+        <w:sz w:val="16"/>
+        <w:szCs w:val="16"/>
+      </w:rPr>
+      <w:t xml:space="preserve"> General de </w:t>
+    </w:r>
+    <w:proofErr w:type="spellStart"/>
+    <w:r>
+      <w:rPr>
+        <w:rFonts w:eastAsia="Aptos" w:cs="Times New Roman"/>
+        <w:color w:val="003CA4"/>
+        <w:sz w:val="16"/>
+        <w:szCs w:val="16"/>
+      </w:rPr>
+      <w:t>Formación</w:t>
+    </w:r>
+    <w:proofErr w:type="spellEnd"/>
+    <w:r>
+      <w:rPr>
+        <w:rFonts w:eastAsia="Aptos" w:cs="Times New Roman"/>
+        <w:color w:val="003CA4"/>
+        <w:sz w:val="16"/>
+        <w:szCs w:val="16"/>
+      </w:rPr>
+      <w:t xml:space="preserve"> del </w:t>
+    </w:r>
+    <w:proofErr w:type="spellStart"/>
+    <w:r>
+      <w:rPr>
+        <w:rFonts w:eastAsia="Aptos" w:cs="Times New Roman"/>
+        <w:color w:val="003CA4"/>
+        <w:sz w:val="16"/>
+        <w:szCs w:val="16"/>
+      </w:rPr>
+      <w:t>Profesorado</w:t>
+    </w:r>
+    <w:proofErr w:type="spellEnd"/>
+    <w:r>
+      <w:rPr>
         <w:rFonts w:eastAsia="Roboto" w:cs="Roboto"/>
         <w:color w:val="003CA4"/>
         <w:sz w:val="16"/>
@@ -1683,86 +6624,438 @@
   <w:p>
     <w:pPr>
       <w:pStyle w:val="Encabezado"/>
-      <w:rPr/>
     </w:pPr>
-    <w:r>
-      <w:rPr/>
-    </w:r>
   </w:p>
 </w:hdr>
 </file>
 
 <file path=word/styles.xml><?xml version="1.0" encoding="utf-8"?>
-<w:styles xmlns:w="http://schemas.openxmlformats.org/wordprocessingml/2006/main" xmlns:w14="http://schemas.microsoft.com/office/word/2010/wordml" xmlns:mc="http://schemas.openxmlformats.org/markup-compatibility/2006" mc:Ignorable="w14">
+<w:styles xmlns:mc="http://schemas.openxmlformats.org/markup-compatibility/2006" xmlns:r="http://schemas.openxmlformats.org/officeDocument/2006/relationships" xmlns:w="http://schemas.openxmlformats.org/wordprocessingml/2006/main" xmlns:w14="http://schemas.microsoft.com/office/word/2010/wordml" xmlns:w15="http://schemas.microsoft.com/office/word/2012/wordml" xmlns:w16cex="http://schemas.microsoft.com/office/word/2018/wordml/cex" xmlns:w16cid="http://schemas.microsoft.com/office/word/2016/wordml/cid" xmlns:w16="http://schemas.microsoft.com/office/word/2018/wordml" xmlns:w16sdtdh="http://schemas.microsoft.com/office/word/2020/wordml/sdtdatahash" xmlns:w16se="http://schemas.microsoft.com/office/word/2015/wordml/symex" mc:Ignorable="w14 w15 w16se w16cid w16 w16cex w16sdtdh">
   <w:docDefaults>
     <w:rPrDefault>
       <w:rPr>
-        <w:rFonts w:ascii="Liberation Serif" w:hAnsi="Liberation Serif" w:eastAsia="Noto Serif CJK SC" w:cs="Noto Sans Devanagari"/>
+        <w:rFonts w:ascii="Liberation Serif" w:eastAsia="Noto Serif CJK SC" w:hAnsi="Liberation Serif" w:cs="Noto Sans Devanagari"/>
         <w:kern w:val="2"/>
         <w:sz w:val="24"/>
         <w:szCs w:val="24"/>
         <w:lang w:val="ca-ES" w:eastAsia="zh-CN" w:bidi="hi-IN"/>
       </w:rPr>
     </w:rPrDefault>
-    <w:pPrDefault>
-      <w:pPr>
-        <w:widowControl/>
-        <w:suppressAutoHyphens w:val="false"/>
-      </w:pPr>
-    </w:pPrDefault>
+    <w:pPrDefault/>
   </w:docDefaults>
-  <w:style w:type="paragraph" w:styleId="Normal">
+  <w:latentStyles w:defLockedState="0" w:defUIPriority="99" w:defSemiHidden="0" w:defUnhideWhenUsed="0" w:defQFormat="0" w:count="376">
+    <w:lsdException w:name="Normal" w:uiPriority="0" w:qFormat="1"/>
+    <w:lsdException w:name="heading 1" w:uiPriority="9" w:qFormat="1"/>
+    <w:lsdException w:name="heading 2" w:semiHidden="1" w:uiPriority="9" w:unhideWhenUsed="1" w:qFormat="1"/>
+    <w:lsdException w:name="heading 3" w:semiHidden="1" w:uiPriority="9" w:unhideWhenUsed="1" w:qFormat="1"/>
+    <w:lsdException w:name="heading 4" w:semiHidden="1" w:uiPriority="9" w:unhideWhenUsed="1" w:qFormat="1"/>
+    <w:lsdException w:name="heading 5" w:semiHidden="1" w:uiPriority="9" w:unhideWhenUsed="1" w:qFormat="1"/>
+    <w:lsdException w:name="heading 6" w:semiHidden="1" w:uiPriority="9" w:unhideWhenUsed="1" w:qFormat="1"/>
+    <w:lsdException w:name="heading 7" w:semiHidden="1" w:uiPriority="9" w:unhideWhenUsed="1" w:qFormat="1"/>
+    <w:lsdException w:name="heading 8" w:semiHidden="1" w:uiPriority="9" w:unhideWhenUsed="1" w:qFormat="1"/>
+    <w:lsdException w:name="heading 9" w:semiHidden="1" w:uiPriority="9" w:unhideWhenUsed="1" w:qFormat="1"/>
+    <w:lsdException w:name="index 1" w:semiHidden="1" w:unhideWhenUsed="1"/>
+    <w:lsdException w:name="index 2" w:semiHidden="1" w:unhideWhenUsed="1"/>
+    <w:lsdException w:name="index 3" w:semiHidden="1" w:unhideWhenUsed="1"/>
+    <w:lsdException w:name="index 4" w:semiHidden="1" w:unhideWhenUsed="1"/>
+    <w:lsdException w:name="index 5" w:semiHidden="1" w:unhideWhenUsed="1"/>
+    <w:lsdException w:name="index 6" w:semiHidden="1" w:unhideWhenUsed="1"/>
+    <w:lsdException w:name="index 7" w:semiHidden="1" w:unhideWhenUsed="1"/>
+    <w:lsdException w:name="index 8" w:semiHidden="1" w:unhideWhenUsed="1"/>
+    <w:lsdException w:name="index 9" w:semiHidden="1" w:unhideWhenUsed="1"/>
+    <w:lsdException w:name="toc 1" w:semiHidden="1" w:uiPriority="39" w:unhideWhenUsed="1"/>
+    <w:lsdException w:name="toc 2" w:semiHidden="1" w:uiPriority="39" w:unhideWhenUsed="1"/>
+    <w:lsdException w:name="toc 3" w:semiHidden="1" w:uiPriority="39" w:unhideWhenUsed="1"/>
+    <w:lsdException w:name="toc 4" w:semiHidden="1" w:uiPriority="39" w:unhideWhenUsed="1"/>
+    <w:lsdException w:name="toc 5" w:semiHidden="1" w:uiPriority="39" w:unhideWhenUsed="1"/>
+    <w:lsdException w:name="toc 6" w:semiHidden="1" w:uiPriority="39" w:unhideWhenUsed="1"/>
+    <w:lsdException w:name="toc 7" w:semiHidden="1" w:uiPriority="39" w:unhideWhenUsed="1"/>
+    <w:lsdException w:name="toc 8" w:semiHidden="1" w:uiPriority="39" w:unhideWhenUsed="1"/>
+    <w:lsdException w:name="toc 9" w:semiHidden="1" w:uiPriority="39" w:unhideWhenUsed="1"/>
+    <w:lsdException w:name="Normal Indent" w:semiHidden="1" w:unhideWhenUsed="1"/>
+    <w:lsdException w:name="footnote text" w:semiHidden="1" w:unhideWhenUsed="1"/>
+    <w:lsdException w:name="annotation text" w:semiHidden="1" w:unhideWhenUsed="1"/>
+    <w:lsdException w:name="header" w:semiHidden="1" w:unhideWhenUsed="1"/>
+    <w:lsdException w:name="footer" w:semiHidden="1" w:unhideWhenUsed="1"/>
+    <w:lsdException w:name="index heading" w:semiHidden="1" w:unhideWhenUsed="1"/>
+    <w:lsdException w:name="caption" w:semiHidden="1" w:uiPriority="35" w:unhideWhenUsed="1" w:qFormat="1"/>
+    <w:lsdException w:name="table of figures" w:semiHidden="1" w:unhideWhenUsed="1"/>
+    <w:lsdException w:name="envelope address" w:semiHidden="1" w:unhideWhenUsed="1"/>
+    <w:lsdException w:name="envelope return" w:semiHidden="1" w:unhideWhenUsed="1"/>
+    <w:lsdException w:name="footnote reference" w:semiHidden="1" w:unhideWhenUsed="1"/>
+    <w:lsdException w:name="annotation reference" w:semiHidden="1" w:unhideWhenUsed="1"/>
+    <w:lsdException w:name="line number" w:semiHidden="1" w:unhideWhenUsed="1"/>
+    <w:lsdException w:name="page number" w:semiHidden="1" w:unhideWhenUsed="1"/>
+    <w:lsdException w:name="endnote reference" w:semiHidden="1" w:unhideWhenUsed="1"/>
+    <w:lsdException w:name="endnote text" w:semiHidden="1" w:unhideWhenUsed="1"/>
+    <w:lsdException w:name="table of authorities" w:semiHidden="1" w:unhideWhenUsed="1"/>
+    <w:lsdException w:name="macro" w:semiHidden="1" w:unhideWhenUsed="1"/>
+    <w:lsdException w:name="toa heading" w:semiHidden="1" w:unhideWhenUsed="1"/>
+    <w:lsdException w:name="List" w:semiHidden="1" w:unhideWhenUsed="1"/>
+    <w:lsdException w:name="List Bullet" w:semiHidden="1" w:unhideWhenUsed="1"/>
+    <w:lsdException w:name="List Number" w:semiHidden="1" w:unhideWhenUsed="1"/>
+    <w:lsdException w:name="List 2" w:semiHidden="1" w:unhideWhenUsed="1"/>
+    <w:lsdException w:name="List 3" w:semiHidden="1" w:unhideWhenUsed="1"/>
+    <w:lsdException w:name="List 4" w:semiHidden="1" w:unhideWhenUsed="1"/>
+    <w:lsdException w:name="List 5" w:semiHidden="1" w:unhideWhenUsed="1"/>
+    <w:lsdException w:name="List Bullet 2" w:semiHidden="1" w:unhideWhenUsed="1"/>
+    <w:lsdException w:name="List Bullet 3" w:semiHidden="1" w:unhideWhenUsed="1"/>
+    <w:lsdException w:name="List Bullet 4" w:semiHidden="1" w:unhideWhenUsed="1"/>
+    <w:lsdException w:name="List Bullet 5" w:semiHidden="1" w:unhideWhenUsed="1"/>
+    <w:lsdException w:name="List Number 2" w:semiHidden="1" w:unhideWhenUsed="1"/>
+    <w:lsdException w:name="List Number 3" w:semiHidden="1" w:unhideWhenUsed="1"/>
+    <w:lsdException w:name="List Number 4" w:semiHidden="1" w:unhideWhenUsed="1"/>
+    <w:lsdException w:name="List Number 5" w:semiHidden="1" w:unhideWhenUsed="1"/>
+    <w:lsdException w:name="Title" w:uiPriority="10" w:qFormat="1"/>
+    <w:lsdException w:name="Closing" w:semiHidden="1" w:unhideWhenUsed="1"/>
+    <w:lsdException w:name="Signature" w:semiHidden="1" w:unhideWhenUsed="1"/>
+    <w:lsdException w:name="Default Paragraph Font" w:semiHidden="1" w:uiPriority="1" w:unhideWhenUsed="1"/>
+    <w:lsdException w:name="Body Text" w:semiHidden="1" w:unhideWhenUsed="1"/>
+    <w:lsdException w:name="Body Text Indent" w:semiHidden="1" w:unhideWhenUsed="1"/>
+    <w:lsdException w:name="List Continue" w:semiHidden="1" w:unhideWhenUsed="1"/>
+    <w:lsdException w:name="List Continue 2" w:semiHidden="1" w:unhideWhenUsed="1"/>
+    <w:lsdException w:name="List Continue 3" w:semiHidden="1" w:unhideWhenUsed="1"/>
+    <w:lsdException w:name="List Continue 4" w:semiHidden="1" w:unhideWhenUsed="1"/>
+    <w:lsdException w:name="List Continue 5" w:semiHidden="1" w:unhideWhenUsed="1"/>
+    <w:lsdException w:name="Message Header" w:semiHidden="1" w:unhideWhenUsed="1"/>
+    <w:lsdException w:name="Subtitle" w:uiPriority="11" w:qFormat="1"/>
+    <w:lsdException w:name="Salutation" w:semiHidden="1" w:unhideWhenUsed="1"/>
+    <w:lsdException w:name="Date" w:semiHidden="1" w:unhideWhenUsed="1"/>
+    <w:lsdException w:name="Body Text First Indent" w:semiHidden="1" w:unhideWhenUsed="1"/>
+    <w:lsdException w:name="Body Text First Indent 2" w:semiHidden="1" w:unhideWhenUsed="1"/>
+    <w:lsdException w:name="Note Heading" w:semiHidden="1" w:unhideWhenUsed="1"/>
+    <w:lsdException w:name="Body Text 2" w:semiHidden="1" w:unhideWhenUsed="1"/>
+    <w:lsdException w:name="Body Text 3" w:semiHidden="1" w:unhideWhenUsed="1"/>
+    <w:lsdException w:name="Body Text Indent 2" w:semiHidden="1" w:unhideWhenUsed="1"/>
+    <w:lsdException w:name="Body Text Indent 3" w:semiHidden="1" w:unhideWhenUsed="1"/>
+    <w:lsdException w:name="Block Text" w:semiHidden="1" w:unhideWhenUsed="1"/>
+    <w:lsdException w:name="Hyperlink" w:semiHidden="1" w:unhideWhenUsed="1"/>
+    <w:lsdException w:name="FollowedHyperlink" w:semiHidden="1" w:unhideWhenUsed="1"/>
+    <w:lsdException w:name="Strong" w:uiPriority="22" w:qFormat="1"/>
+    <w:lsdException w:name="Emphasis" w:uiPriority="20" w:qFormat="1"/>
+    <w:lsdException w:name="Document Map" w:semiHidden="1" w:unhideWhenUsed="1"/>
+    <w:lsdException w:name="Plain Text" w:semiHidden="1" w:unhideWhenUsed="1"/>
+    <w:lsdException w:name="E-mail Signature" w:semiHidden="1" w:unhideWhenUsed="1"/>
+    <w:lsdException w:name="HTML Top of Form" w:semiHidden="1" w:unhideWhenUsed="1"/>
+    <w:lsdException w:name="HTML Bottom of Form" w:semiHidden="1" w:unhideWhenUsed="1"/>
+    <w:lsdException w:name="Normal (Web)" w:semiHidden="1" w:unhideWhenUsed="1"/>
+    <w:lsdException w:name="HTML Acronym" w:semiHidden="1" w:unhideWhenUsed="1"/>
+    <w:lsdException w:name="HTML Address" w:semiHidden="1" w:unhideWhenUsed="1"/>
+    <w:lsdException w:name="HTML Cite" w:semiHidden="1" w:unhideWhenUsed="1"/>
+    <w:lsdException w:name="HTML Code" w:semiHidden="1" w:unhideWhenUsed="1"/>
+    <w:lsdException w:name="HTML Definition" w:semiHidden="1" w:unhideWhenUsed="1"/>
+    <w:lsdException w:name="HTML Keyboard" w:semiHidden="1" w:unhideWhenUsed="1"/>
+    <w:lsdException w:name="HTML Preformatted" w:semiHidden="1" w:unhideWhenUsed="1"/>
+    <w:lsdException w:name="HTML Sample" w:semiHidden="1" w:unhideWhenUsed="1"/>
+    <w:lsdException w:name="HTML Typewriter" w:semiHidden="1" w:unhideWhenUsed="1"/>
+    <w:lsdException w:name="HTML Variable" w:semiHidden="1" w:unhideWhenUsed="1"/>
+    <w:lsdException w:name="Normal Table" w:semiHidden="1" w:unhideWhenUsed="1"/>
+    <w:lsdException w:name="annotation subject" w:semiHidden="1" w:unhideWhenUsed="1"/>
+    <w:lsdException w:name="No List" w:semiHidden="1" w:unhideWhenUsed="1"/>
+    <w:lsdException w:name="Outline List 1" w:semiHidden="1" w:unhideWhenUsed="1"/>
+    <w:lsdException w:name="Outline List 2" w:semiHidden="1" w:unhideWhenUsed="1"/>
+    <w:lsdException w:name="Outline List 3" w:semiHidden="1" w:unhideWhenUsed="1"/>
+    <w:lsdException w:name="Table Simple 1" w:semiHidden="1" w:unhideWhenUsed="1"/>
+    <w:lsdException w:name="Table Simple 2" w:semiHidden="1" w:unhideWhenUsed="1"/>
+    <w:lsdException w:name="Table Simple 3" w:semiHidden="1" w:unhideWhenUsed="1"/>
+    <w:lsdException w:name="Table Classic 1" w:semiHidden="1" w:unhideWhenUsed="1"/>
+    <w:lsdException w:name="Table Classic 2" w:semiHidden="1" w:unhideWhenUsed="1"/>
+    <w:lsdException w:name="Table Classic 3" w:semiHidden="1" w:unhideWhenUsed="1"/>
+    <w:lsdException w:name="Table Classic 4" w:semiHidden="1" w:unhideWhenUsed="1"/>
+    <w:lsdException w:name="Table Colorful 1" w:semiHidden="1" w:unhideWhenUsed="1"/>
+    <w:lsdException w:name="Table Colorful 2" w:semiHidden="1" w:unhideWhenUsed="1"/>
+    <w:lsdException w:name="Table Colorful 3" w:semiHidden="1" w:unhideWhenUsed="1"/>
+    <w:lsdException w:name="Table Columns 1" w:semiHidden="1" w:unhideWhenUsed="1"/>
+    <w:lsdException w:name="Table Columns 2" w:semiHidden="1" w:unhideWhenUsed="1"/>
+    <w:lsdException w:name="Table Columns 3" w:semiHidden="1" w:unhideWhenUsed="1"/>
+    <w:lsdException w:name="Table Columns 4" w:semiHidden="1" w:unhideWhenUsed="1"/>
+    <w:lsdException w:name="Table Columns 5" w:semiHidden="1" w:unhideWhenUsed="1"/>
+    <w:lsdException w:name="Table Grid 1" w:semiHidden="1" w:unhideWhenUsed="1"/>
+    <w:lsdException w:name="Table Grid 2" w:semiHidden="1" w:unhideWhenUsed="1"/>
+    <w:lsdException w:name="Table Grid 3" w:semiHidden="1" w:unhideWhenUsed="1"/>
+    <w:lsdException w:name="Table Grid 4" w:semiHidden="1" w:unhideWhenUsed="1"/>
+    <w:lsdException w:name="Table Grid 5" w:semiHidden="1" w:unhideWhenUsed="1"/>
+    <w:lsdException w:name="Table Grid 6" w:semiHidden="1" w:unhideWhenUsed="1"/>
+    <w:lsdException w:name="Table Grid 7" w:semiHidden="1" w:unhideWhenUsed="1"/>
+    <w:lsdException w:name="Table Grid 8" w:semiHidden="1" w:unhideWhenUsed="1"/>
+    <w:lsdException w:name="Table List 1" w:semiHidden="1" w:unhideWhenUsed="1"/>
+    <w:lsdException w:name="Table List 2" w:semiHidden="1" w:unhideWhenUsed="1"/>
+    <w:lsdException w:name="Table List 3" w:semiHidden="1" w:unhideWhenUsed="1"/>
+    <w:lsdException w:name="Table List 4" w:semiHidden="1" w:unhideWhenUsed="1"/>
+    <w:lsdException w:name="Table List 5" w:semiHidden="1" w:unhideWhenUsed="1"/>
+    <w:lsdException w:name="Table List 6" w:semiHidden="1" w:unhideWhenUsed="1"/>
+    <w:lsdException w:name="Table List 7" w:semiHidden="1" w:unhideWhenUsed="1"/>
+    <w:lsdException w:name="Table List 8" w:semiHidden="1" w:unhideWhenUsed="1"/>
+    <w:lsdException w:name="Table 3D effects 1" w:semiHidden="1" w:unhideWhenUsed="1"/>
+    <w:lsdException w:name="Table 3D effects 2" w:semiHidden="1" w:unhideWhenUsed="1"/>
+    <w:lsdException w:name="Table 3D effects 3" w:semiHidden="1" w:unhideWhenUsed="1"/>
+    <w:lsdException w:name="Table Contemporary" w:semiHidden="1" w:unhideWhenUsed="1"/>
+    <w:lsdException w:name="Table Elegant" w:semiHidden="1" w:unhideWhenUsed="1"/>
+    <w:lsdException w:name="Table Professional" w:semiHidden="1" w:unhideWhenUsed="1"/>
+    <w:lsdException w:name="Table Subtle 1" w:semiHidden="1" w:unhideWhenUsed="1"/>
+    <w:lsdException w:name="Table Subtle 2" w:semiHidden="1" w:unhideWhenUsed="1"/>
+    <w:lsdException w:name="Table Web 1" w:semiHidden="1" w:unhideWhenUsed="1"/>
+    <w:lsdException w:name="Table Web 2" w:semiHidden="1" w:unhideWhenUsed="1"/>
+    <w:lsdException w:name="Table Web 3" w:semiHidden="1" w:unhideWhenUsed="1"/>
+    <w:lsdException w:name="Balloon Text" w:semiHidden="1" w:unhideWhenUsed="1"/>
+    <w:lsdException w:name="Table Grid" w:uiPriority="39"/>
+    <w:lsdException w:name="Table Theme" w:semiHidden="1" w:unhideWhenUsed="1"/>
+    <w:lsdException w:name="Placeholder Text" w:semiHidden="1"/>
+    <w:lsdException w:name="No Spacing" w:uiPriority="1" w:qFormat="1"/>
+    <w:lsdException w:name="Light Shading" w:uiPriority="60"/>
+    <w:lsdException w:name="Light List" w:uiPriority="61"/>
+    <w:lsdException w:name="Light Grid" w:uiPriority="62"/>
+    <w:lsdException w:name="Medium Shading 1" w:uiPriority="63"/>
+    <w:lsdException w:name="Medium Shading 2" w:uiPriority="64"/>
+    <w:lsdException w:name="Medium List 1" w:uiPriority="65"/>
+    <w:lsdException w:name="Medium List 2" w:uiPriority="66"/>
+    <w:lsdException w:name="Medium Grid 1" w:uiPriority="67"/>
+    <w:lsdException w:name="Medium Grid 2" w:uiPriority="68"/>
+    <w:lsdException w:name="Medium Grid 3" w:uiPriority="69"/>
+    <w:lsdException w:name="Dark List" w:uiPriority="70"/>
+    <w:lsdException w:name="Colorful Shading" w:uiPriority="71"/>
+    <w:lsdException w:name="Colorful List" w:uiPriority="72"/>
+    <w:lsdException w:name="Colorful Grid" w:uiPriority="73"/>
+    <w:lsdException w:name="Light Shading Accent 1" w:uiPriority="60"/>
+    <w:lsdException w:name="Light List Accent 1" w:uiPriority="61"/>
+    <w:lsdException w:name="Light Grid Accent 1" w:uiPriority="62"/>
+    <w:lsdException w:name="Medium Shading 1 Accent 1" w:uiPriority="63"/>
+    <w:lsdException w:name="Medium Shading 2 Accent 1" w:uiPriority="64"/>
+    <w:lsdException w:name="Medium List 1 Accent 1" w:uiPriority="65"/>
+    <w:lsdException w:name="Revision" w:semiHidden="1"/>
+    <w:lsdException w:name="List Paragraph" w:uiPriority="34" w:qFormat="1"/>
+    <w:lsdException w:name="Quote" w:uiPriority="29" w:qFormat="1"/>
+    <w:lsdException w:name="Intense Quote" w:uiPriority="30" w:qFormat="1"/>
+    <w:lsdException w:name="Medium List 2 Accent 1" w:uiPriority="66"/>
+    <w:lsdException w:name="Medium Grid 1 Accent 1" w:uiPriority="67"/>
+    <w:lsdException w:name="Medium Grid 2 Accent 1" w:uiPriority="68"/>
+    <w:lsdException w:name="Medium Grid 3 Accent 1" w:uiPriority="69"/>
+    <w:lsdException w:name="Dark List Accent 1" w:uiPriority="70"/>
+    <w:lsdException w:name="Colorful Shading Accent 1" w:uiPriority="71"/>
+    <w:lsdException w:name="Colorful List Accent 1" w:uiPriority="72"/>
+    <w:lsdException w:name="Colorful Grid Accent 1" w:uiPriority="73"/>
+    <w:lsdException w:name="Light Shading Accent 2" w:uiPriority="60"/>
+    <w:lsdException w:name="Light List Accent 2" w:uiPriority="61"/>
+    <w:lsdException w:name="Light Grid Accent 2" w:uiPriority="62"/>
+    <w:lsdException w:name="Medium Shading 1 Accent 2" w:uiPriority="63"/>
+    <w:lsdException w:name="Medium Shading 2 Accent 2" w:uiPriority="64"/>
+    <w:lsdException w:name="Medium List 1 Accent 2" w:uiPriority="65"/>
+    <w:lsdException w:name="Medium List 2 Accent 2" w:uiPriority="66"/>
+    <w:lsdException w:name="Medium Grid 1 Accent 2" w:uiPriority="67"/>
+    <w:lsdException w:name="Medium Grid 2 Accent 2" w:uiPriority="68"/>
+    <w:lsdException w:name="Medium Grid 3 Accent 2" w:uiPriority="69"/>
+    <w:lsdException w:name="Dark List Accent 2" w:uiPriority="70"/>
+    <w:lsdException w:name="Colorful Shading Accent 2" w:uiPriority="71"/>
+    <w:lsdException w:name="Colorful List Accent 2" w:uiPriority="72"/>
+    <w:lsdException w:name="Colorful Grid Accent 2" w:uiPriority="73"/>
+    <w:lsdException w:name="Light Shading Accent 3" w:uiPriority="60"/>
+    <w:lsdException w:name="Light List Accent 3" w:uiPriority="61"/>
+    <w:lsdException w:name="Light Grid Accent 3" w:uiPriority="62"/>
+    <w:lsdException w:name="Medium Shading 1 Accent 3" w:uiPriority="63"/>
+    <w:lsdException w:name="Medium Shading 2 Accent 3" w:uiPriority="64"/>
+    <w:lsdException w:name="Medium List 1 Accent 3" w:uiPriority="65"/>
+    <w:lsdException w:name="Medium List 2 Accent 3" w:uiPriority="66"/>
+    <w:lsdException w:name="Medium Grid 1 Accent 3" w:uiPriority="67"/>
+    <w:lsdException w:name="Medium Grid 2 Accent 3" w:uiPriority="68"/>
+    <w:lsdException w:name="Medium Grid 3 Accent 3" w:uiPriority="69"/>
+    <w:lsdException w:name="Dark List Accent 3" w:uiPriority="70"/>
+    <w:lsdException w:name="Colorful Shading Accent 3" w:uiPriority="71"/>
+    <w:lsdException w:name="Colorful List Accent 3" w:uiPriority="72"/>
+    <w:lsdException w:name="Colorful Grid Accent 3" w:uiPriority="73"/>
+    <w:lsdException w:name="Light Shading Accent 4" w:uiPriority="60"/>
+    <w:lsdException w:name="Light List Accent 4" w:uiPriority="61"/>
+    <w:lsdException w:name="Light Grid Accent 4" w:uiPriority="62"/>
+    <w:lsdException w:name="Medium Shading 1 Accent 4" w:uiPriority="63"/>
+    <w:lsdException w:name="Medium Shading 2 Accent 4" w:uiPriority="64"/>
+    <w:lsdException w:name="Medium List 1 Accent 4" w:uiPriority="65"/>
+    <w:lsdException w:name="Medium List 2 Accent 4" w:uiPriority="66"/>
+    <w:lsdException w:name="Medium Grid 1 Accent 4" w:uiPriority="67"/>
+    <w:lsdException w:name="Medium Grid 2 Accent 4" w:uiPriority="68"/>
+    <w:lsdException w:name="Medium Grid 3 Accent 4" w:uiPriority="69"/>
+    <w:lsdException w:name="Dark List Accent 4" w:uiPriority="70"/>
+    <w:lsdException w:name="Colorful Shading Accent 4" w:uiPriority="71"/>
+    <w:lsdException w:name="Colorful List Accent 4" w:uiPriority="72"/>
+    <w:lsdException w:name="Colorful Grid Accent 4" w:uiPriority="73"/>
+    <w:lsdException w:name="Light Shading Accent 5" w:uiPriority="60"/>
+    <w:lsdException w:name="Light List Accent 5" w:uiPriority="61"/>
+    <w:lsdException w:name="Light Grid Accent 5" w:uiPriority="62"/>
+    <w:lsdException w:name="Medium Shading 1 Accent 5" w:uiPriority="63"/>
+    <w:lsdException w:name="Medium Shading 2 Accent 5" w:uiPriority="64"/>
+    <w:lsdException w:name="Medium List 1 Accent 5" w:uiPriority="65"/>
+    <w:lsdException w:name="Medium List 2 Accent 5" w:uiPriority="66"/>
+    <w:lsdException w:name="Medium Grid 1 Accent 5" w:uiPriority="67"/>
+    <w:lsdException w:name="Medium Grid 2 Accent 5" w:uiPriority="68"/>
+    <w:lsdException w:name="Medium Grid 3 Accent 5" w:uiPriority="69"/>
+    <w:lsdException w:name="Dark List Accent 5" w:uiPriority="70"/>
+    <w:lsdException w:name="Colorful Shading Accent 5" w:uiPriority="71"/>
+    <w:lsdException w:name="Colorful List Accent 5" w:uiPriority="72"/>
+    <w:lsdException w:name="Colorful Grid Accent 5" w:uiPriority="73"/>
+    <w:lsdException w:name="Light Shading Accent 6" w:uiPriority="60"/>
+    <w:lsdException w:name="Light List Accent 6" w:uiPriority="61"/>
+    <w:lsdException w:name="Light Grid Accent 6" w:uiPriority="62"/>
+    <w:lsdException w:name="Medium Shading 1 Accent 6" w:uiPriority="63"/>
+    <w:lsdException w:name="Medium Shading 2 Accent 6" w:uiPriority="64"/>
+    <w:lsdException w:name="Medium List 1 Accent 6" w:uiPriority="65"/>
+    <w:lsdException w:name="Medium List 2 Accent 6" w:uiPriority="66"/>
+    <w:lsdException w:name="Medium Grid 1 Accent 6" w:uiPriority="67"/>
+    <w:lsdException w:name="Medium Grid 2 Accent 6" w:uiPriority="68"/>
+    <w:lsdException w:name="Medium Grid 3 Accent 6" w:uiPriority="69"/>
+    <w:lsdException w:name="Dark List Accent 6" w:uiPriority="70"/>
+    <w:lsdException w:name="Colorful Shading Accent 6" w:uiPriority="71"/>
+    <w:lsdException w:name="Colorful List Accent 6" w:uiPriority="72"/>
+    <w:lsdException w:name="Colorful Grid Accent 6" w:uiPriority="73"/>
+    <w:lsdException w:name="Subtle Emphasis" w:uiPriority="19" w:qFormat="1"/>
+    <w:lsdException w:name="Intense Emphasis" w:uiPriority="21" w:qFormat="1"/>
+    <w:lsdException w:name="Subtle Reference" w:uiPriority="31" w:qFormat="1"/>
+    <w:lsdException w:name="Intense Reference" w:uiPriority="32" w:qFormat="1"/>
+    <w:lsdException w:name="Book Title" w:uiPriority="33" w:qFormat="1"/>
+    <w:lsdException w:name="Bibliography" w:semiHidden="1" w:uiPriority="37" w:unhideWhenUsed="1"/>
+    <w:lsdException w:name="TOC Heading" w:semiHidden="1" w:uiPriority="39" w:unhideWhenUsed="1" w:qFormat="1"/>
+    <w:lsdException w:name="Plain Table 1" w:uiPriority="41"/>
+    <w:lsdException w:name="Plain Table 2" w:uiPriority="42"/>
+    <w:lsdException w:name="Plain Table 3" w:uiPriority="43"/>
+    <w:lsdException w:name="Plain Table 4" w:uiPriority="44"/>
+    <w:lsdException w:name="Plain Table 5" w:uiPriority="45"/>
+    <w:lsdException w:name="Grid Table Light" w:uiPriority="40"/>
+    <w:lsdException w:name="Grid Table 1 Light" w:uiPriority="46"/>
+    <w:lsdException w:name="Grid Table 2" w:uiPriority="47"/>
+    <w:lsdException w:name="Grid Table 3" w:uiPriority="48"/>
+    <w:lsdException w:name="Grid Table 4" w:uiPriority="49"/>
+    <w:lsdException w:name="Grid Table 5 Dark" w:uiPriority="50"/>
+    <w:lsdException w:name="Grid Table 6 Colorful" w:uiPriority="51"/>
+    <w:lsdException w:name="Grid Table 7 Colorful" w:uiPriority="52"/>
+    <w:lsdException w:name="Grid Table 1 Light Accent 1" w:uiPriority="46"/>
+    <w:lsdException w:name="Grid Table 2 Accent 1" w:uiPriority="47"/>
+    <w:lsdException w:name="Grid Table 3 Accent 1" w:uiPriority="48"/>
+    <w:lsdException w:name="Grid Table 4 Accent 1" w:uiPriority="49"/>
+    <w:lsdException w:name="Grid Table 5 Dark Accent 1" w:uiPriority="50"/>
+    <w:lsdException w:name="Grid Table 6 Colorful Accent 1" w:uiPriority="51"/>
+    <w:lsdException w:name="Grid Table 7 Colorful Accent 1" w:uiPriority="52"/>
+    <w:lsdException w:name="Grid Table 1 Light Accent 2" w:uiPriority="46"/>
+    <w:lsdException w:name="Grid Table 2 Accent 2" w:uiPriority="47"/>
+    <w:lsdException w:name="Grid Table 3 Accent 2" w:uiPriority="48"/>
+    <w:lsdException w:name="Grid Table 4 Accent 2" w:uiPriority="49"/>
+    <w:lsdException w:name="Grid Table 5 Dark Accent 2" w:uiPriority="50"/>
+    <w:lsdException w:name="Grid Table 6 Colorful Accent 2" w:uiPriority="51"/>
+    <w:lsdException w:name="Grid Table 7 Colorful Accent 2" w:uiPriority="52"/>
+    <w:lsdException w:name="Grid Table 1 Light Accent 3" w:uiPriority="46"/>
+    <w:lsdException w:name="Grid Table 2 Accent 3" w:uiPriority="47"/>
+    <w:lsdException w:name="Grid Table 3 Accent 3" w:uiPriority="48"/>
+    <w:lsdException w:name="Grid Table 4 Accent 3" w:uiPriority="49"/>
+    <w:lsdException w:name="Grid Table 5 Dark Accent 3" w:uiPriority="50"/>
+    <w:lsdException w:name="Grid Table 6 Colorful Accent 3" w:uiPriority="51"/>
+    <w:lsdException w:name="Grid Table 7 Colorful Accent 3" w:uiPriority="52"/>
+    <w:lsdException w:name="Grid Table 1 Light Accent 4" w:uiPriority="46"/>
+    <w:lsdException w:name="Grid Table 2 Accent 4" w:uiPriority="47"/>
+    <w:lsdException w:name="Grid Table 3 Accent 4" w:uiPriority="48"/>
+    <w:lsdException w:name="Grid Table 4 Accent 4" w:uiPriority="49"/>
+    <w:lsdException w:name="Grid Table 5 Dark Accent 4" w:uiPriority="50"/>
+    <w:lsdException w:name="Grid Table 6 Colorful Accent 4" w:uiPriority="51"/>
+    <w:lsdException w:name="Grid Table 7 Colorful Accent 4" w:uiPriority="52"/>
+    <w:lsdException w:name="Grid Table 1 Light Accent 5" w:uiPriority="46"/>
+    <w:lsdException w:name="Grid Table 2 Accent 5" w:uiPriority="47"/>
+    <w:lsdException w:name="Grid Table 3 Accent 5" w:uiPriority="48"/>
+    <w:lsdException w:name="Grid Table 4 Accent 5" w:uiPriority="49"/>
+    <w:lsdException w:name="Grid Table 5 Dark Accent 5" w:uiPriority="50"/>
+    <w:lsdException w:name="Grid Table 6 Colorful Accent 5" w:uiPriority="51"/>
+    <w:lsdException w:name="Grid Table 7 Colorful Accent 5" w:uiPriority="52"/>
+    <w:lsdException w:name="Grid Table 1 Light Accent 6" w:uiPriority="46"/>
+    <w:lsdException w:name="Grid Table 2 Accent 6" w:uiPriority="47"/>
+    <w:lsdException w:name="Grid Table 3 Accent 6" w:uiPriority="48"/>
+    <w:lsdException w:name="Grid Table 4 Accent 6" w:uiPriority="49"/>
+    <w:lsdException w:name="Grid Table 5 Dark Accent 6" w:uiPriority="50"/>
+    <w:lsdException w:name="Grid Table 6 Colorful Accent 6" w:uiPriority="51"/>
+    <w:lsdException w:name="Grid Table 7 Colorful Accent 6" w:uiPriority="52"/>
+    <w:lsdException w:name="List Table 1 Light" w:uiPriority="46"/>
+    <w:lsdException w:name="List Table 2" w:uiPriority="47"/>
+    <w:lsdException w:name="List Table 3" w:uiPriority="48"/>
+    <w:lsdException w:name="List Table 4" w:uiPriority="49"/>
+    <w:lsdException w:name="List Table 5 Dark" w:uiPriority="50"/>
+    <w:lsdException w:name="List Table 6 Colorful" w:uiPriority="51"/>
+    <w:lsdException w:name="List Table 7 Colorful" w:uiPriority="52"/>
+    <w:lsdException w:name="List Table 1 Light Accent 1" w:uiPriority="46"/>
+    <w:lsdException w:name="List Table 2 Accent 1" w:uiPriority="47"/>
+    <w:lsdException w:name="List Table 3 Accent 1" w:uiPriority="48"/>
+    <w:lsdException w:name="List Table 4 Accent 1" w:uiPriority="49"/>
+    <w:lsdException w:name="List Table 5 Dark Accent 1" w:uiPriority="50"/>
+    <w:lsdException w:name="List Table 6 Colorful Accent 1" w:uiPriority="51"/>
+    <w:lsdException w:name="List Table 7 Colorful Accent 1" w:uiPriority="52"/>
+    <w:lsdException w:name="List Table 1 Light Accent 2" w:uiPriority="46"/>
+    <w:lsdException w:name="List Table 2 Accent 2" w:uiPriority="47"/>
+    <w:lsdException w:name="List Table 3 Accent 2" w:uiPriority="48"/>
+    <w:lsdException w:name="List Table 4 Accent 2" w:uiPriority="49"/>
+    <w:lsdException w:name="List Table 5 Dark Accent 2" w:uiPriority="50"/>
+    <w:lsdException w:name="List Table 6 Colorful Accent 2" w:uiPriority="51"/>
+    <w:lsdException w:name="List Table 7 Colorful Accent 2" w:uiPriority="52"/>
+    <w:lsdException w:name="List Table 1 Light Accent 3" w:uiPriority="46"/>
+    <w:lsdException w:name="List Table 2 Accent 3" w:uiPriority="47"/>
+    <w:lsdException w:name="List Table 3 Accent 3" w:uiPriority="48"/>
+    <w:lsdException w:name="List Table 4 Accent 3" w:uiPriority="49"/>
+    <w:lsdException w:name="List Table 5 Dark Accent 3" w:uiPriority="50"/>
+    <w:lsdException w:name="List Table 6 Colorful Accent 3" w:uiPriority="51"/>
+    <w:lsdException w:name="List Table 7 Colorful Accent 3" w:uiPriority="52"/>
+    <w:lsdException w:name="List Table 1 Light Accent 4" w:uiPriority="46"/>
+    <w:lsdException w:name="List Table 2 Accent 4" w:uiPriority="47"/>
+    <w:lsdException w:name="List Table 3 Accent 4" w:uiPriority="48"/>
+    <w:lsdException w:name="List Table 4 Accent 4" w:uiPriority="49"/>
+    <w:lsdException w:name="List Table 5 Dark Accent 4" w:uiPriority="50"/>
+    <w:lsdException w:name="List Table 6 Colorful Accent 4" w:uiPriority="51"/>
+    <w:lsdException w:name="List Table 7 Colorful Accent 4" w:uiPriority="52"/>
+    <w:lsdException w:name="List Table 1 Light Accent 5" w:uiPriority="46"/>
+    <w:lsdException w:name="List Table 2 Accent 5" w:uiPriority="47"/>
+    <w:lsdException w:name="List Table 3 Accent 5" w:uiPriority="48"/>
+    <w:lsdException w:name="List Table 4 Accent 5" w:uiPriority="49"/>
+    <w:lsdException w:name="List Table 5 Dark Accent 5" w:uiPriority="50"/>
+    <w:lsdException w:name="List Table 6 Colorful Accent 5" w:uiPriority="51"/>
+    <w:lsdException w:name="List Table 7 Colorful Accent 5" w:uiPriority="52"/>
+    <w:lsdException w:name="List Table 1 Light Accent 6" w:uiPriority="46"/>
+    <w:lsdException w:name="List Table 2 Accent 6" w:uiPriority="47"/>
+    <w:lsdException w:name="List Table 3 Accent 6" w:uiPriority="48"/>
+    <w:lsdException w:name="List Table 4 Accent 6" w:uiPriority="49"/>
+    <w:lsdException w:name="List Table 5 Dark Accent 6" w:uiPriority="50"/>
+    <w:lsdException w:name="List Table 6 Colorful Accent 6" w:uiPriority="51"/>
+    <w:lsdException w:name="List Table 7 Colorful Accent 6" w:uiPriority="52"/>
+    <w:lsdException w:name="Mention" w:semiHidden="1" w:unhideWhenUsed="1"/>
+    <w:lsdException w:name="Smart Hyperlink" w:semiHidden="1" w:unhideWhenUsed="1"/>
+    <w:lsdException w:name="Hashtag" w:semiHidden="1" w:unhideWhenUsed="1"/>
+    <w:lsdException w:name="Unresolved Mention" w:semiHidden="1" w:unhideWhenUsed="1"/>
+    <w:lsdException w:name="Smart Link" w:semiHidden="1" w:unhideWhenUsed="1"/>
+  </w:latentStyles>
+  <w:style w:type="paragraph" w:default="1" w:styleId="Normal">
     <w:name w:val="Normal"/>
     <w:qFormat/>
     <w:pPr>
-      <w:keepNext w:val="false"/>
-      <w:keepLines w:val="false"/>
-      <w:pageBreakBefore w:val="false"/>
-      <w:widowControl/>
-      <w:pBdr/>
-      <w:shd w:fill="auto" w:val="clear"/>
-      <w:suppressAutoHyphens w:val="true"/>
-      <w:kinsoku w:val="true"/>
-      <w:overflowPunct w:val="true"/>
-      <w:autoSpaceDE w:val="true"/>
-      <w:bidi w:val="0"/>
-      <w:snapToGrid w:val="true"/>
-      <w:spacing w:lineRule="auto" w:line="240" w:before="0" w:after="0"/>
-      <w:jc w:val="start"/>
+      <w:suppressAutoHyphens/>
     </w:pPr>
-    <w:rPr>
-      <w:rFonts w:ascii="Liberation Serif" w:hAnsi="Liberation Serif" w:eastAsia="Noto Serif CJK SC" w:cs="Noto Sans Devanagari"/>
-      <w:b w:val="false"/>
-      <w:bCs w:val="false"/>
-      <w:i w:val="false"/>
-      <w:iCs w:val="false"/>
-      <w:caps w:val="false"/>
-      <w:smallCaps w:val="false"/>
-      <w:strike w:val="false"/>
-      <w:dstrike w:val="false"/>
-      <w:outline w:val="false"/>
-      <w:emboss w:val="false"/>
-      <w:imprint w:val="false"/>
-      <w:color w:val="auto"/>
-      <w:spacing w:val="0"/>
-      <w:w w:val="100"/>
-      <w:kern w:val="2"/>
-      <w:position w:val="0"/>
-      <w:sz w:val="24"/>
-      <w:szCs w:val="24"/>
-      <w:u w:val="none"/>
-      <w:shd w:fill="auto" w:val="clear"/>
-      <w:vertAlign w:val="baseline"/>
-      <w:em w:val="none"/>
-      <w:lang w:val="ca-ES" w:eastAsia="zh-CN" w:bidi="hi-IN"/>
-    </w:rPr>
   </w:style>
-  <w:style w:type="character" w:styleId="Fuentedeprrafopredeter">
-    <w:name w:val="Fuente de párrafo predeter."/>
-    <w:qFormat/>
-    <w:rPr/>
+  <w:style w:type="character" w:default="1" w:styleId="Fuentedeprrafopredeter">
+    <w:name w:val="Default Paragraph Font"/>
+    <w:uiPriority w:val="1"/>
+    <w:semiHidden/>
+    <w:unhideWhenUsed/>
   </w:style>
-  <w:style w:type="character" w:styleId="EncabezadoCar">
+  <w:style w:type="table" w:default="1" w:styleId="Tablanormal">
+    <w:name w:val="Normal Table"/>
+    <w:uiPriority w:val="99"/>
+    <w:semiHidden/>
+    <w:unhideWhenUsed/>
+    <w:tblPr>
+      <w:tblInd w:w="0" w:type="dxa"/>
+      <w:tblCellMar>
+        <w:top w:w="0" w:type="dxa"/>
+        <w:left w:w="108" w:type="dxa"/>
+        <w:bottom w:w="0" w:type="dxa"/>
+        <w:right w:w="108" w:type="dxa"/>
+      </w:tblCellMar>
+    </w:tblPr>
+  </w:style>
+  <w:style w:type="numbering" w:default="1" w:styleId="Sinlista">
+    <w:name w:val="No List"/>
+    <w:uiPriority w:val="99"/>
+    <w:semiHidden/>
+    <w:unhideWhenUsed/>
+  </w:style>
+  <w:style w:type="character" w:customStyle="1" w:styleId="EncabezadoCar">
     <w:name w:val="Encabezado Car"/>
     <w:basedOn w:val="Fuentedeprrafopredeter"/>
     <w:qFormat/>
@@ -1771,7 +7064,7 @@
       <w:szCs w:val="21"/>
     </w:rPr>
   </w:style>
-  <w:style w:type="character" w:styleId="PiedepginaCar">
+  <w:style w:type="character" w:customStyle="1" w:styleId="PiedepginaCar">
     <w:name w:val="Pie de página Car"/>
     <w:basedOn w:val="Fuentedeprrafopredeter"/>
     <w:qFormat/>
@@ -1780,93 +7073,47 @@
       <w:szCs w:val="21"/>
     </w:rPr>
   </w:style>
-  <w:style w:type="paragraph" w:styleId="Normal1">
+  <w:style w:type="paragraph" w:customStyle="1" w:styleId="Normal1">
     <w:name w:val="Normal1"/>
     <w:qFormat/>
     <w:pPr>
-      <w:keepNext w:val="false"/>
-      <w:keepLines w:val="false"/>
-      <w:pageBreakBefore w:val="false"/>
-      <w:widowControl/>
-      <w:pBdr/>
-      <w:shd w:fill="auto" w:val="clear"/>
-      <w:suppressAutoHyphens w:val="true"/>
-      <w:kinsoku w:val="true"/>
-      <w:overflowPunct w:val="true"/>
-      <w:autoSpaceDE w:val="true"/>
-      <w:bidi w:val="0"/>
-      <w:snapToGrid w:val="true"/>
-      <w:spacing w:lineRule="auto" w:line="240" w:before="0" w:after="0"/>
-      <w:jc w:val="start"/>
+      <w:suppressAutoHyphens/>
     </w:pPr>
-    <w:rPr>
-      <w:rFonts w:ascii="Liberation Serif" w:hAnsi="Liberation Serif" w:eastAsia="Noto Serif CJK SC" w:cs="Noto Sans Devanagari"/>
-      <w:b w:val="false"/>
-      <w:bCs w:val="false"/>
-      <w:i w:val="false"/>
-      <w:iCs w:val="false"/>
-      <w:caps w:val="false"/>
-      <w:smallCaps w:val="false"/>
-      <w:strike w:val="false"/>
-      <w:dstrike w:val="false"/>
-      <w:outline w:val="false"/>
-      <w:emboss w:val="false"/>
-      <w:imprint w:val="false"/>
-      <w:color w:val="auto"/>
-      <w:spacing w:val="0"/>
-      <w:w w:val="100"/>
-      <w:kern w:val="2"/>
-      <w:position w:val="0"/>
-      <w:sz w:val="24"/>
-      <w:szCs w:val="24"/>
-      <w:u w:val="none"/>
-      <w:shd w:fill="auto" w:val="clear"/>
-      <w:vertAlign w:val="baseline"/>
-      <w:em w:val="none"/>
-      <w:lang w:val="ca-ES" w:eastAsia="zh-CN" w:bidi="hi-IN"/>
-    </w:rPr>
   </w:style>
   <w:style w:type="paragraph" w:styleId="Ttulo">
-    <w:name w:val="Título"/>
+    <w:name w:val="Title"/>
     <w:basedOn w:val="Normal"/>
-    <w:next w:val="BodyText"/>
+    <w:next w:val="Textoindependiente"/>
+    <w:uiPriority w:val="10"/>
     <w:qFormat/>
     <w:pPr>
-      <w:keepNext w:val="true"/>
-      <w:suppressAutoHyphens w:val="true"/>
+      <w:keepNext/>
       <w:spacing w:before="240" w:after="120"/>
     </w:pPr>
     <w:rPr>
-      <w:rFonts w:ascii="Liberation Sans" w:hAnsi="Liberation Sans" w:eastAsia="Noto Sans CJK SC"/>
+      <w:rFonts w:ascii="Liberation Sans" w:eastAsia="Noto Sans CJK SC" w:hAnsi="Liberation Sans"/>
       <w:sz w:val="28"/>
       <w:szCs w:val="28"/>
     </w:rPr>
   </w:style>
-  <w:style w:type="paragraph" w:styleId="BodyText">
+  <w:style w:type="paragraph" w:styleId="Textoindependiente">
     <w:name w:val="Body Text"/>
     <w:basedOn w:val="Normal"/>
     <w:pPr>
-      <w:suppressAutoHyphens w:val="true"/>
-      <w:spacing w:lineRule="auto" w:line="276" w:before="0" w:after="140"/>
+      <w:spacing w:after="140" w:line="276" w:lineRule="auto"/>
     </w:pPr>
-    <w:rPr/>
   </w:style>
-  <w:style w:type="paragraph" w:styleId="Listauser">
+  <w:style w:type="paragraph" w:customStyle="1" w:styleId="Listauser">
     <w:name w:val="Lista (user)"/>
-    <w:basedOn w:val="BodyText"/>
+    <w:basedOn w:val="Textoindependiente"/>
     <w:qFormat/>
-    <w:pPr>
-      <w:suppressAutoHyphens w:val="true"/>
-    </w:pPr>
-    <w:rPr/>
   </w:style>
   <w:style w:type="paragraph" w:styleId="Descripcin">
-    <w:name w:val="Descripción"/>
+    <w:name w:val="caption"/>
     <w:basedOn w:val="Normal"/>
     <w:qFormat/>
     <w:pPr>
       <w:suppressLineNumbers/>
-      <w:suppressAutoHyphens w:val="true"/>
       <w:spacing w:before="120" w:after="120"/>
     </w:pPr>
     <w:rPr>
@@ -1874,33 +7121,28 @@
       <w:iCs/>
     </w:rPr>
   </w:style>
-  <w:style w:type="paragraph" w:styleId="ndice">
+  <w:style w:type="paragraph" w:customStyle="1" w:styleId="ndice">
     <w:name w:val="Índice"/>
     <w:basedOn w:val="Normal"/>
     <w:qFormat/>
     <w:pPr>
       <w:suppressLineNumbers/>
-      <w:suppressAutoHyphens w:val="true"/>
     </w:pPr>
-    <w:rPr/>
   </w:style>
-  <w:style w:type="paragraph" w:styleId="Contenidodelatabla">
+  <w:style w:type="paragraph" w:customStyle="1" w:styleId="Contenidodelatabla">
     <w:name w:val="Contenido de la tabla"/>
     <w:basedOn w:val="Normal"/>
     <w:qFormat/>
     <w:pPr>
-      <w:widowControl w:val="false"/>
+      <w:widowControl w:val="0"/>
       <w:suppressLineNumbers/>
-      <w:suppressAutoHyphens w:val="true"/>
     </w:pPr>
-    <w:rPr/>
   </w:style>
-  <w:style w:type="paragraph" w:styleId="Ttulodelatabla">
+  <w:style w:type="paragraph" w:customStyle="1" w:styleId="Ttulodelatabla">
     <w:name w:val="Título de la tabla"/>
     <w:basedOn w:val="Contenidodelatabla"/>
     <w:qFormat/>
     <w:pPr>
-      <w:suppressAutoHyphens w:val="true"/>
       <w:jc w:val="center"/>
     </w:pPr>
     <w:rPr>
@@ -1909,123 +7151,94 @@
     </w:rPr>
   </w:style>
   <w:style w:type="paragraph" w:styleId="Encabezado">
-    <w:name w:val="Encabezado"/>
+    <w:name w:val="header"/>
+    <w:basedOn w:val="Cabeceraypie"/>
+  </w:style>
+  <w:style w:type="paragraph" w:customStyle="1" w:styleId="Piedepginauser">
+    <w:name w:val="Pie de página (user)"/>
     <w:basedOn w:val="Normal1"/>
     <w:qFormat/>
     <w:pPr>
       <w:tabs>
-        <w:tab w:val="clear" w:pos="709"/>
-        <w:tab w:val="center" w:pos="4252" w:leader="none"/>
-        <w:tab w:val="right" w:pos="8504" w:leader="none"/>
+        <w:tab w:val="center" w:pos="4252"/>
+        <w:tab w:val="right" w:pos="8504"/>
       </w:tabs>
-      <w:suppressAutoHyphens w:val="true"/>
     </w:pPr>
     <w:rPr>
       <w:rFonts w:cs="Mangal"/>
       <w:szCs w:val="21"/>
     </w:rPr>
   </w:style>
-  <w:style w:type="paragraph" w:styleId="Piedepginauser">
-    <w:name w:val="Pie de página (user)"/>
-    <w:basedOn w:val="Normal1"/>
-    <w:qFormat/>
-    <w:pPr>
-      <w:tabs>
-        <w:tab w:val="clear" w:pos="709"/>
-        <w:tab w:val="center" w:pos="4252" w:leader="none"/>
-        <w:tab w:val="right" w:pos="8504" w:leader="none"/>
-      </w:tabs>
-      <w:suppressAutoHyphens w:val="true"/>
-    </w:pPr>
-    <w:rPr>
-      <w:rFonts w:cs="Mangal"/>
-      <w:szCs w:val="21"/>
-    </w:rPr>
-  </w:style>
-  <w:style w:type="paragraph" w:styleId="Cabeceraypie">
+  <w:style w:type="paragraph" w:customStyle="1" w:styleId="Cabeceraypie">
     <w:name w:val="Cabecera y pie"/>
     <w:basedOn w:val="Normal"/>
     <w:qFormat/>
     <w:pPr>
       <w:suppressLineNumbers/>
       <w:tabs>
-        <w:tab w:val="clear" w:pos="709"/>
-        <w:tab w:val="center" w:pos="4819" w:leader="none"/>
-        <w:tab w:val="right" w:pos="9638" w:leader="none"/>
+        <w:tab w:val="center" w:pos="4819"/>
+        <w:tab w:val="right" w:pos="9638"/>
       </w:tabs>
     </w:pPr>
-    <w:rPr/>
   </w:style>
-  <w:style w:type="paragraph" w:styleId="Header">
-    <w:name w:val="header"/>
-    <w:basedOn w:val="Cabeceraypie"/>
-    <w:pPr>
-      <w:suppressLineNumbers/>
-    </w:pPr>
-    <w:rPr/>
-  </w:style>
-  <w:style w:type="paragraph" w:styleId="Footer">
+  <w:style w:type="paragraph" w:styleId="Piedepgina">
     <w:name w:val="footer"/>
     <w:basedOn w:val="Cabeceraypie"/>
-    <w:pPr>
-      <w:suppressLineNumbers/>
-    </w:pPr>
-    <w:rPr/>
   </w:style>
 </w:styles>
 </file>
 
 <file path=word/theme/theme1.xml><?xml version="1.0" encoding="utf-8"?>
-<a:theme xmlns:a="http://schemas.openxmlformats.org/drawingml/2006/main" xmlns:r="http://schemas.openxmlformats.org/officeDocument/2006/relationships" name="Office">
+<a:theme xmlns:a="http://schemas.openxmlformats.org/drawingml/2006/main" name="Office">
   <a:themeElements>
     <a:clrScheme name="LibreOffice">
       <a:dk1>
         <a:srgbClr val="000000"/>
       </a:dk1>
       <a:lt1>
-        <a:srgbClr val="ffffff"/>
+        <a:srgbClr val="FFFFFF"/>
       </a:lt1>
       <a:dk2>
         <a:srgbClr val="000000"/>
       </a:dk2>
       <a:lt2>
-        <a:srgbClr val="ffffff"/>
+        <a:srgbClr val="FFFFFF"/>
       </a:lt2>
       <a:accent1>
-        <a:srgbClr val="18a303"/>
+        <a:srgbClr val="18A303"/>
       </a:accent1>
       <a:accent2>
-        <a:srgbClr val="0369a3"/>
+        <a:srgbClr val="0369A3"/>
       </a:accent2>
       <a:accent3>
-        <a:srgbClr val="a33e03"/>
+        <a:srgbClr val="A33E03"/>
       </a:accent3>
       <a:accent4>
-        <a:srgbClr val="8e03a3"/>
+        <a:srgbClr val="8E03A3"/>
       </a:accent4>
       <a:accent5>
-        <a:srgbClr val="c99c00"/>
+        <a:srgbClr val="C99C00"/>
       </a:accent5>
       <a:accent6>
-        <a:srgbClr val="c9211e"/>
+        <a:srgbClr val="C9211E"/>
       </a:accent6>
       <a:hlink>
-        <a:srgbClr val="0000ee"/>
+        <a:srgbClr val="0000EE"/>
       </a:hlink>
       <a:folHlink>
-        <a:srgbClr val="551a8b"/>
+        <a:srgbClr val="551A8B"/>
       </a:folHlink>
     </a:clrScheme>
     <a:fontScheme name="Office">
       <a:majorFont>
-        <a:latin typeface="Arial" pitchFamily="0" charset="1"/>
-        <a:ea typeface="DejaVu Sans" pitchFamily="0" charset="1"/>
-        <a:cs typeface="DejaVu Sans" pitchFamily="0" charset="1"/>
+        <a:latin typeface="Arial"/>
+        <a:ea typeface="DejaVu Sans"/>
+        <a:cs typeface="DejaVu Sans"/>
       </a:majorFont>
       <a:minorFont>
-        <a:latin typeface="Arial" pitchFamily="0" charset="1"/>
-        <a:ea typeface="DejaVu Sans" pitchFamily="0" charset="1"/>
-        <a:cs typeface="DejaVu Sans" pitchFamily="0" charset="1"/>
+        <a:latin typeface="Arial"/>
+        <a:ea typeface="DejaVu Sans"/>
+        <a:cs typeface="DejaVu Sans"/>
       </a:minorFont>
     </a:fontScheme>
     <a:fmtScheme>
@@ -2078,5 +7291,7 @@
       </a:bgFillStyleLst>
     </a:fmtScheme>
   </a:themeElements>
+  <a:objectDefaults/>
+  <a:extraClrSchemeLst/>
 </a:theme>
 </file>
--- a/crea_carpeta_sdgfp/Modelo informe necesidad_VAL_V3.docx
+++ b/crea_carpeta_sdgfp/Modelo informe necesidad_VAL_V3.docx
@@ -1,6 +1,6 @@
 
 <file path=word/document.xml><?xml version="1.0" encoding="utf-8"?>
-<w:document xmlns:wpc="http://schemas.microsoft.com/office/word/2010/wordprocessingCanvas" xmlns:cx="http://schemas.microsoft.com/office/drawing/2014/chartex" xmlns:cx1="http://schemas.microsoft.com/office/drawing/2015/9/8/chartex" xmlns:cx2="http://schemas.microsoft.com/office/drawing/2015/10/21/chartex" xmlns:cx3="http://schemas.microsoft.com/office/drawing/2016/5/9/chartex" xmlns:cx4="http://schemas.microsoft.com/office/drawing/2016/5/10/chartex" xmlns:cx5="http://schemas.microsoft.com/office/drawing/2016/5/11/chartex" xmlns:cx6="http://schemas.microsoft.com/office/drawing/2016/5/12/chartex" xmlns:cx7="http://schemas.microsoft.com/office/drawing/2016/5/13/chartex" xmlns:cx8="http://schemas.microsoft.com/office/drawing/2016/5/14/chartex" xmlns:mc="http://schemas.openxmlformats.org/markup-compatibility/2006" xmlns:aink="http://schemas.microsoft.com/office/drawing/2016/ink" xmlns:am3d="http://schemas.microsoft.com/office/drawing/2017/model3d" xmlns:o="urn:schemas-microsoft-com:office:office" xmlns:oel="http://schemas.microsoft.com/office/2019/extlst" xmlns:r="http://schemas.openxmlformats.org/officeDocument/2006/relationships" xmlns:m="http://schemas.openxmlformats.org/officeDocument/2006/math" xmlns:v="urn:schemas-microsoft-com:vml" xmlns:wp14="http://schemas.microsoft.com/office/word/2010/wordprocessingDrawing" xmlns:wp="http://schemas.openxmlformats.org/drawingml/2006/wordprocessingDrawing" xmlns:w10="urn:schemas-microsoft-com:office:word" xmlns:w="http://schemas.openxmlformats.org/wordprocessingml/2006/main" xmlns:w14="http://schemas.microsoft.com/office/word/2010/wordml" xmlns:w15="http://schemas.microsoft.com/office/word/2012/wordml" xmlns:w16cex="http://schemas.microsoft.com/office/word/2018/wordml/cex" xmlns:w16cid="http://schemas.microsoft.com/office/word/2016/wordml/cid" xmlns:w16="http://schemas.microsoft.com/office/word/2018/wordml" xmlns:w16sdtdh="http://schemas.microsoft.com/office/word/2020/wordml/sdtdatahash" xmlns:w16se="http://schemas.microsoft.com/office/word/2015/wordml/symex" xmlns:wpg="http://schemas.microsoft.com/office/word/2010/wordprocessingGroup" xmlns:wpi="http://schemas.microsoft.com/office/word/2010/wordprocessingInk" xmlns:wne="http://schemas.microsoft.com/office/word/2006/wordml" xmlns:wps="http://schemas.microsoft.com/office/word/2010/wordprocessingShape" mc:Ignorable="w14 w15 w16se w16cid w16 w16cex w16sdtdh wp14">
+<w:document xmlns:wpc="http://schemas.microsoft.com/office/word/2010/wordprocessingCanvas" xmlns:cx="http://schemas.microsoft.com/office/drawing/2014/chartex" xmlns:cx1="http://schemas.microsoft.com/office/drawing/2015/9/8/chartex" xmlns:cx2="http://schemas.microsoft.com/office/drawing/2015/10/21/chartex" xmlns:cx3="http://schemas.microsoft.com/office/drawing/2016/5/9/chartex" xmlns:cx4="http://schemas.microsoft.com/office/drawing/2016/5/10/chartex" xmlns:cx5="http://schemas.microsoft.com/office/drawing/2016/5/11/chartex" xmlns:cx6="http://schemas.microsoft.com/office/drawing/2016/5/12/chartex" xmlns:cx7="http://schemas.microsoft.com/office/drawing/2016/5/13/chartex" xmlns:cx8="http://schemas.microsoft.com/office/drawing/2016/5/14/chartex" xmlns:mc="http://schemas.openxmlformats.org/markup-compatibility/2006" xmlns:aink="http://schemas.microsoft.com/office/drawing/2016/ink" xmlns:am3d="http://schemas.microsoft.com/office/drawing/2017/model3d" xmlns:o="urn:schemas-microsoft-com:office:office" xmlns:oel="http://schemas.microsoft.com/office/2019/extlst" xmlns:r="http://schemas.openxmlformats.org/officeDocument/2006/relationships" xmlns:m="http://schemas.openxmlformats.org/officeDocument/2006/math" xmlns:v="urn:schemas-microsoft-com:vml" xmlns:wp14="http://schemas.microsoft.com/office/word/2010/wordprocessingDrawing" xmlns:wp="http://schemas.openxmlformats.org/drawingml/2006/wordprocessingDrawing" xmlns:w10="urn:schemas-microsoft-com:office:word" xmlns:w="http://schemas.openxmlformats.org/wordprocessingml/2006/main" xmlns:w14="http://schemas.microsoft.com/office/word/2010/wordml" xmlns:w15="http://schemas.microsoft.com/office/word/2012/wordml" xmlns:w16cex="http://schemas.microsoft.com/office/word/2018/wordml/cex" xmlns:w16cid="http://schemas.microsoft.com/office/word/2016/wordml/cid" xmlns:w16="http://schemas.microsoft.com/office/word/2018/wordml" xmlns:w16du="http://schemas.microsoft.com/office/word/2023/wordml/word16du" xmlns:w16sdtdh="http://schemas.microsoft.com/office/word/2020/wordml/sdtdatahash" xmlns:w16sdtfl="http://schemas.microsoft.com/office/word/2024/wordml/sdtformatlock" xmlns:w16se="http://schemas.microsoft.com/office/word/2015/wordml/symex" xmlns:wpg="http://schemas.microsoft.com/office/word/2010/wordprocessingGroup" xmlns:wpi="http://schemas.microsoft.com/office/word/2010/wordprocessingInk" xmlns:wne="http://schemas.microsoft.com/office/word/2006/wordml" xmlns:wps="http://schemas.microsoft.com/office/word/2010/wordprocessingShape" mc:Ignorable="w14 w15 w16se w16cid w16 w16cex w16sdtdh w16sdtfl w16du wp14">
   <w:body>
     <w:p>
       <w:pPr>
@@ -4575,19 +4575,67 @@
           <w:szCs w:val="20"/>
           <w:lang w:val="es-ES"/>
         </w:rPr>
-        <w:t xml:space="preserve">[indicar les dades de </w:t>
-      </w:r>
-      <w:proofErr w:type="spellStart"/>
-      <w:r>
-        <w:rPr>
-          <w:b/>
-          <w:bCs/>
-          <w:color w:val="C00000"/>
-          <w:sz w:val="20"/>
-          <w:szCs w:val="20"/>
-          <w:lang w:val="es-ES"/>
-        </w:rPr>
-        <w:t>l’empresa</w:t>
+        <w:t xml:space="preserve">[indicar les dades </w:t>
+      </w:r>
+      <w:proofErr w:type="spellStart"/>
+      <w:r>
+        <w:rPr>
+          <w:b/>
+          <w:bCs/>
+          <w:color w:val="C00000"/>
+          <w:sz w:val="20"/>
+          <w:szCs w:val="20"/>
+          <w:lang w:val="es-ES"/>
+        </w:rPr>
+        <w:t>de l</w:t>
+      </w:r>
+      <w:proofErr w:type="spellEnd"/>
+      <w:r>
+        <w:rPr>
+          <w:b/>
+          <w:bCs/>
+          <w:color w:val="C00000"/>
+          <w:sz w:val="20"/>
+          <w:szCs w:val="20"/>
+          <w:lang w:val="es-ES"/>
+        </w:rPr>
+        <w:t xml:space="preserve">’empresa </w:t>
+      </w:r>
+      <w:proofErr w:type="spellStart"/>
+      <w:r>
+        <w:rPr>
+          <w:b/>
+          <w:bCs/>
+          <w:color w:val="C00000"/>
+          <w:sz w:val="20"/>
+          <w:szCs w:val="20"/>
+          <w:lang w:val="es-ES"/>
+        </w:rPr>
+        <w:t>finalment</w:t>
+      </w:r>
+      <w:proofErr w:type="spellEnd"/>
+      <w:r>
+        <w:rPr>
+          <w:b/>
+          <w:bCs/>
+          <w:color w:val="C00000"/>
+          <w:sz w:val="20"/>
+          <w:szCs w:val="20"/>
+          <w:lang w:val="es-ES"/>
+        </w:rPr>
+        <w:t xml:space="preserve"> adjudicada per </w:t>
+      </w:r>
+      <w:proofErr w:type="spellStart"/>
+      <w:r>
+        <w:rPr>
+          <w:b/>
+          <w:bCs/>
+          <w:color w:val="C00000"/>
+          <w:sz w:val="20"/>
+          <w:szCs w:val="20"/>
+          <w:lang w:val="es-ES"/>
+        </w:rPr>
+        <w:t>l’import</w:t>
       </w:r>
       <w:proofErr w:type="spellEnd"/>
       <w:r>
@@ -4611,54 +4659,6 @@
           <w:szCs w:val="20"/>
           <w:lang w:val="es-ES"/>
         </w:rPr>
-        <w:t>finalment</w:t>
-      </w:r>
-      <w:proofErr w:type="spellEnd"/>
-      <w:r>
-        <w:rPr>
-          <w:b/>
-          <w:bCs/>
-          <w:color w:val="C00000"/>
-          <w:sz w:val="20"/>
-          <w:szCs w:val="20"/>
-          <w:lang w:val="es-ES"/>
-        </w:rPr>
-        <w:t xml:space="preserve"> adjudicada per </w:t>
-      </w:r>
-      <w:proofErr w:type="spellStart"/>
-      <w:r>
-        <w:rPr>
-          <w:b/>
-          <w:bCs/>
-          <w:color w:val="C00000"/>
-          <w:sz w:val="20"/>
-          <w:szCs w:val="20"/>
-          <w:lang w:val="es-ES"/>
-        </w:rPr>
-        <w:t>l’import</w:t>
-      </w:r>
-      <w:proofErr w:type="spellEnd"/>
-      <w:r>
-        <w:rPr>
-          <w:b/>
-          <w:bCs/>
-          <w:color w:val="C00000"/>
-          <w:sz w:val="20"/>
-          <w:szCs w:val="20"/>
-          <w:lang w:val="es-ES"/>
-        </w:rPr>
-        <w:t xml:space="preserve"> </w:t>
-      </w:r>
-      <w:proofErr w:type="spellStart"/>
-      <w:r>
-        <w:rPr>
-          <w:b/>
-          <w:bCs/>
-          <w:color w:val="C00000"/>
-          <w:sz w:val="20"/>
-          <w:szCs w:val="20"/>
-          <w:lang w:val="es-ES"/>
-        </w:rPr>
         <w:t>acceptat</w:t>
       </w:r>
       <w:proofErr w:type="spellEnd"/>
@@ -4671,31 +4671,31 @@
           <w:szCs w:val="20"/>
           <w:lang w:val="es-ES"/>
         </w:rPr>
-        <w:t xml:space="preserve">, manifestar que es tracta de </w:t>
-      </w:r>
-      <w:proofErr w:type="spellStart"/>
-      <w:r>
-        <w:rPr>
-          <w:b/>
-          <w:bCs/>
-          <w:color w:val="C00000"/>
-          <w:sz w:val="20"/>
-          <w:szCs w:val="20"/>
-          <w:lang w:val="es-ES"/>
-        </w:rPr>
-        <w:t>l’oferta</w:t>
-      </w:r>
-      <w:proofErr w:type="spellEnd"/>
-      <w:r>
-        <w:rPr>
-          <w:b/>
-          <w:bCs/>
-          <w:color w:val="C00000"/>
-          <w:sz w:val="20"/>
-          <w:szCs w:val="20"/>
-          <w:lang w:val="es-ES"/>
-        </w:rPr>
-        <w:t xml:space="preserve"> </w:t>
+        <w:t xml:space="preserve">, manifestar que es tracta </w:t>
+      </w:r>
+      <w:proofErr w:type="spellStart"/>
+      <w:r>
+        <w:rPr>
+          <w:b/>
+          <w:bCs/>
+          <w:color w:val="C00000"/>
+          <w:sz w:val="20"/>
+          <w:szCs w:val="20"/>
+          <w:lang w:val="es-ES"/>
+        </w:rPr>
+        <w:t>de l</w:t>
+      </w:r>
+      <w:proofErr w:type="spellEnd"/>
+      <w:r>
+        <w:rPr>
+          <w:b/>
+          <w:bCs/>
+          <w:color w:val="C00000"/>
+          <w:sz w:val="20"/>
+          <w:szCs w:val="20"/>
+          <w:lang w:val="es-ES"/>
+        </w:rPr>
+        <w:t xml:space="preserve">’oferta </w:t>
       </w:r>
       <w:proofErr w:type="spellStart"/>
       <w:r>
@@ -5780,328 +5780,43 @@
       <w:pPr>
         <w:pStyle w:val="Textoindependiente"/>
         <w:jc w:val="both"/>
+        <w:rPr>
+          <w:lang w:val="ca-ES-valencia"/>
+        </w:rPr>
       </w:pPr>
       <w:r>
         <w:rPr>
           <w:sz w:val="20"/>
           <w:szCs w:val="20"/>
-          <w:lang w:val="es-ES"/>
-        </w:rPr>
-        <w:t xml:space="preserve">El </w:t>
-      </w:r>
-      <w:proofErr w:type="spellStart"/>
-      <w:r>
-        <w:rPr>
-          <w:sz w:val="20"/>
-          <w:szCs w:val="20"/>
-          <w:lang w:val="es-ES"/>
-        </w:rPr>
-        <w:t>present</w:t>
-      </w:r>
-      <w:proofErr w:type="spellEnd"/>
-      <w:r>
-        <w:rPr>
-          <w:sz w:val="20"/>
-          <w:szCs w:val="20"/>
-          <w:lang w:val="es-ES"/>
-        </w:rPr>
-        <w:t xml:space="preserve"> </w:t>
-      </w:r>
-      <w:proofErr w:type="spellStart"/>
-      <w:r>
-        <w:rPr>
-          <w:sz w:val="20"/>
-          <w:szCs w:val="20"/>
-          <w:lang w:val="es-ES"/>
-        </w:rPr>
-        <w:t>import</w:t>
-      </w:r>
-      <w:proofErr w:type="spellEnd"/>
-      <w:r>
-        <w:rPr>
-          <w:sz w:val="20"/>
-          <w:szCs w:val="20"/>
-          <w:lang w:val="es-ES"/>
-        </w:rPr>
-        <w:t xml:space="preserve"> </w:t>
-      </w:r>
-      <w:proofErr w:type="spellStart"/>
-      <w:r>
-        <w:rPr>
-          <w:sz w:val="20"/>
-          <w:szCs w:val="20"/>
-          <w:lang w:val="es-ES"/>
-        </w:rPr>
-        <w:t>s'emet</w:t>
-      </w:r>
-      <w:proofErr w:type="spellEnd"/>
-      <w:r>
-        <w:rPr>
-          <w:sz w:val="20"/>
-          <w:szCs w:val="20"/>
-          <w:lang w:val="es-ES"/>
-        </w:rPr>
-        <w:t xml:space="preserve"> en </w:t>
-      </w:r>
-      <w:proofErr w:type="spellStart"/>
-      <w:r>
-        <w:rPr>
-          <w:sz w:val="20"/>
-          <w:szCs w:val="20"/>
-          <w:lang w:val="es-ES"/>
-        </w:rPr>
-        <w:t>exercici</w:t>
-      </w:r>
-      <w:proofErr w:type="spellEnd"/>
-      <w:r>
-        <w:rPr>
-          <w:sz w:val="20"/>
-          <w:szCs w:val="20"/>
-          <w:lang w:val="es-ES"/>
-        </w:rPr>
-        <w:t xml:space="preserve"> de les </w:t>
-      </w:r>
-      <w:proofErr w:type="spellStart"/>
-      <w:r>
-        <w:rPr>
-          <w:sz w:val="20"/>
-          <w:szCs w:val="20"/>
-          <w:lang w:val="es-ES"/>
-        </w:rPr>
-        <w:t>funcions</w:t>
-      </w:r>
-      <w:proofErr w:type="spellEnd"/>
-      <w:r>
-        <w:rPr>
-          <w:sz w:val="20"/>
-          <w:szCs w:val="20"/>
-          <w:lang w:val="es-ES"/>
-        </w:rPr>
-        <w:t xml:space="preserve"> </w:t>
-      </w:r>
-      <w:proofErr w:type="spellStart"/>
-      <w:r>
-        <w:rPr>
-          <w:sz w:val="20"/>
-          <w:szCs w:val="20"/>
-          <w:lang w:val="es-ES"/>
-        </w:rPr>
-        <w:t>assignades</w:t>
-      </w:r>
-      <w:proofErr w:type="spellEnd"/>
-      <w:r>
-        <w:rPr>
-          <w:sz w:val="20"/>
-          <w:szCs w:val="20"/>
-          <w:lang w:val="es-ES"/>
-        </w:rPr>
-        <w:t xml:space="preserve"> en el </w:t>
-      </w:r>
-      <w:r>
-        <w:rPr>
-          <w:b/>
-          <w:bCs/>
-          <w:sz w:val="20"/>
-          <w:szCs w:val="20"/>
-          <w:lang w:val="es-ES"/>
-        </w:rPr>
-        <w:t>DECRET 183/2024</w:t>
-      </w:r>
-      <w:r>
-        <w:rPr>
-          <w:sz w:val="20"/>
-          <w:szCs w:val="20"/>
-          <w:lang w:val="es-ES"/>
-        </w:rPr>
-        <w:t xml:space="preserve">, de 17 de desembre, del Consell, de </w:t>
-      </w:r>
-      <w:proofErr w:type="spellStart"/>
-      <w:r>
-        <w:rPr>
-          <w:sz w:val="20"/>
-          <w:szCs w:val="20"/>
-          <w:lang w:val="es-ES"/>
-        </w:rPr>
-        <w:t>modificació</w:t>
-      </w:r>
-      <w:proofErr w:type="spellEnd"/>
-      <w:r>
-        <w:rPr>
-          <w:sz w:val="20"/>
-          <w:szCs w:val="20"/>
-          <w:lang w:val="es-ES"/>
-        </w:rPr>
-        <w:t xml:space="preserve"> del </w:t>
-      </w:r>
-      <w:proofErr w:type="spellStart"/>
-      <w:r>
-        <w:rPr>
-          <w:sz w:val="20"/>
-          <w:szCs w:val="20"/>
-          <w:lang w:val="es-ES"/>
-        </w:rPr>
-        <w:t>Decret</w:t>
-      </w:r>
-      <w:proofErr w:type="spellEnd"/>
-      <w:r>
-        <w:rPr>
-          <w:sz w:val="20"/>
-          <w:szCs w:val="20"/>
-          <w:lang w:val="es-ES"/>
-        </w:rPr>
-        <w:t xml:space="preserve"> 173/2024, de 3 de desembre, del Consell, </w:t>
-      </w:r>
-      <w:proofErr w:type="spellStart"/>
-      <w:r>
-        <w:rPr>
-          <w:sz w:val="20"/>
-          <w:szCs w:val="20"/>
-          <w:lang w:val="es-ES"/>
-        </w:rPr>
-        <w:t>pel</w:t>
-      </w:r>
-      <w:proofErr w:type="spellEnd"/>
-      <w:r>
-        <w:rPr>
-          <w:sz w:val="20"/>
-          <w:szCs w:val="20"/>
-          <w:lang w:val="es-ES"/>
-        </w:rPr>
-        <w:t xml:space="preserve"> </w:t>
-      </w:r>
-      <w:proofErr w:type="spellStart"/>
-      <w:r>
-        <w:rPr>
-          <w:sz w:val="20"/>
-          <w:szCs w:val="20"/>
-          <w:lang w:val="es-ES"/>
-        </w:rPr>
-        <w:t>qual</w:t>
-      </w:r>
-      <w:proofErr w:type="spellEnd"/>
-      <w:r>
-        <w:rPr>
-          <w:sz w:val="20"/>
-          <w:szCs w:val="20"/>
-          <w:lang w:val="es-ES"/>
-        </w:rPr>
-        <w:t xml:space="preserve"> </w:t>
-      </w:r>
-      <w:proofErr w:type="spellStart"/>
-      <w:r>
-        <w:rPr>
-          <w:sz w:val="20"/>
-          <w:szCs w:val="20"/>
-          <w:lang w:val="es-ES"/>
-        </w:rPr>
-        <w:t>establix</w:t>
-      </w:r>
-      <w:proofErr w:type="spellEnd"/>
-      <w:r>
-        <w:rPr>
-          <w:sz w:val="20"/>
-          <w:szCs w:val="20"/>
-          <w:lang w:val="es-ES"/>
-        </w:rPr>
-        <w:t xml:space="preserve"> </w:t>
-      </w:r>
-      <w:proofErr w:type="spellStart"/>
-      <w:r>
-        <w:rPr>
-          <w:sz w:val="20"/>
-          <w:szCs w:val="20"/>
-          <w:lang w:val="es-ES"/>
-        </w:rPr>
-        <w:t>l'estructura</w:t>
-      </w:r>
-      <w:proofErr w:type="spellEnd"/>
-      <w:r>
-        <w:rPr>
-          <w:sz w:val="20"/>
-          <w:szCs w:val="20"/>
-          <w:lang w:val="es-ES"/>
-        </w:rPr>
-        <w:t xml:space="preserve"> </w:t>
-      </w:r>
-      <w:proofErr w:type="spellStart"/>
-      <w:r>
-        <w:rPr>
-          <w:sz w:val="20"/>
-          <w:szCs w:val="20"/>
-          <w:lang w:val="es-ES"/>
-        </w:rPr>
-        <w:t>orgànica</w:t>
-      </w:r>
-      <w:proofErr w:type="spellEnd"/>
-      <w:r>
-        <w:rPr>
-          <w:sz w:val="20"/>
-          <w:szCs w:val="20"/>
-          <w:lang w:val="es-ES"/>
-        </w:rPr>
-        <w:t xml:space="preserve"> </w:t>
-      </w:r>
-      <w:proofErr w:type="spellStart"/>
-      <w:r>
-        <w:rPr>
-          <w:sz w:val="20"/>
-          <w:szCs w:val="20"/>
-          <w:lang w:val="es-ES"/>
-        </w:rPr>
-        <w:t>bàsica</w:t>
-      </w:r>
-      <w:proofErr w:type="spellEnd"/>
-      <w:r>
-        <w:rPr>
-          <w:sz w:val="20"/>
-          <w:szCs w:val="20"/>
-          <w:lang w:val="es-ES"/>
-        </w:rPr>
-        <w:t xml:space="preserve"> de la </w:t>
-      </w:r>
-      <w:proofErr w:type="spellStart"/>
-      <w:r>
-        <w:rPr>
-          <w:sz w:val="20"/>
-          <w:szCs w:val="20"/>
-          <w:lang w:val="es-ES"/>
-        </w:rPr>
-        <w:t>Presidència</w:t>
-      </w:r>
-      <w:proofErr w:type="spellEnd"/>
-      <w:r>
-        <w:rPr>
-          <w:sz w:val="20"/>
-          <w:szCs w:val="20"/>
-          <w:lang w:val="es-ES"/>
-        </w:rPr>
-        <w:t xml:space="preserve"> i de les </w:t>
-      </w:r>
-      <w:proofErr w:type="spellStart"/>
-      <w:r>
-        <w:rPr>
-          <w:sz w:val="20"/>
-          <w:szCs w:val="20"/>
-          <w:lang w:val="es-ES"/>
-        </w:rPr>
-        <w:t>conselleries</w:t>
-      </w:r>
-      <w:proofErr w:type="spellEnd"/>
-      <w:r>
-        <w:rPr>
-          <w:sz w:val="20"/>
-          <w:szCs w:val="20"/>
-          <w:lang w:val="es-ES"/>
-        </w:rPr>
-        <w:t xml:space="preserve"> de la Generalitat, i del </w:t>
-      </w:r>
-      <w:r>
-        <w:rPr>
-          <w:b/>
-          <w:bCs/>
-          <w:sz w:val="20"/>
-          <w:szCs w:val="20"/>
-          <w:lang w:val="es-ES"/>
+          <w:lang w:val="ca-ES-valencia"/>
+        </w:rPr>
+        <w:t xml:space="preserve">El present import s'emet en exercici de les funcions assignades en el </w:t>
+      </w:r>
+      <w:r>
+        <w:rPr>
+          <w:b/>
+          <w:bCs/>
+          <w:sz w:val="20"/>
+          <w:szCs w:val="20"/>
+          <w:lang w:val="ca-ES-valencia"/>
+        </w:rPr>
+        <w:t xml:space="preserve">DECRET 16/2025, de 3 de desembre, </w:t>
+      </w:r>
+      <w:r>
+        <w:rPr>
+          <w:sz w:val="20"/>
+          <w:szCs w:val="20"/>
+          <w:lang w:val="ca-ES-valencia"/>
+        </w:rPr>
+        <w:t xml:space="preserve">del President de la Generalitat, pel qual es determinen el número i la denominació de les conselleries, i les seues competències i del </w:t>
+      </w:r>
+      <w:r>
+        <w:rPr>
+          <w:b/>
+          <w:bCs/>
+          <w:sz w:val="20"/>
+          <w:szCs w:val="20"/>
+          <w:lang w:val="ca-ES-valencia"/>
         </w:rPr>
         <w:t>DECRET 166/2024</w:t>
       </w:r>
@@ -6109,105 +5824,15 @@
         <w:rPr>
           <w:sz w:val="20"/>
           <w:szCs w:val="20"/>
-          <w:lang w:val="es-ES"/>
-        </w:rPr>
-        <w:t xml:space="preserve">, de 12 de </w:t>
-      </w:r>
-      <w:proofErr w:type="spellStart"/>
-      <w:r>
-        <w:rPr>
-          <w:sz w:val="20"/>
-          <w:szCs w:val="20"/>
-          <w:lang w:val="es-ES"/>
-        </w:rPr>
-        <w:t>novembre</w:t>
-      </w:r>
-      <w:proofErr w:type="spellEnd"/>
-      <w:r>
-        <w:rPr>
-          <w:sz w:val="20"/>
-          <w:szCs w:val="20"/>
-          <w:lang w:val="es-ES"/>
-        </w:rPr>
-        <w:t xml:space="preserve">, del Consell, </w:t>
-      </w:r>
-      <w:proofErr w:type="spellStart"/>
-      <w:r>
-        <w:rPr>
-          <w:sz w:val="20"/>
-          <w:szCs w:val="20"/>
-          <w:lang w:val="es-ES"/>
-        </w:rPr>
-        <w:t>d'aprovació</w:t>
-      </w:r>
-      <w:proofErr w:type="spellEnd"/>
-      <w:r>
-        <w:rPr>
-          <w:sz w:val="20"/>
-          <w:szCs w:val="20"/>
-          <w:lang w:val="es-ES"/>
-        </w:rPr>
-        <w:t xml:space="preserve"> del </w:t>
-      </w:r>
-      <w:proofErr w:type="spellStart"/>
-      <w:r>
-        <w:rPr>
-          <w:sz w:val="20"/>
-          <w:szCs w:val="20"/>
-          <w:lang w:val="es-ES"/>
-        </w:rPr>
-        <w:t>Reglament</w:t>
-      </w:r>
-      <w:proofErr w:type="spellEnd"/>
-      <w:r>
-        <w:rPr>
-          <w:sz w:val="20"/>
-          <w:szCs w:val="20"/>
-          <w:lang w:val="es-ES"/>
-        </w:rPr>
-        <w:t xml:space="preserve"> </w:t>
-      </w:r>
-      <w:proofErr w:type="spellStart"/>
-      <w:r>
-        <w:rPr>
-          <w:sz w:val="20"/>
-          <w:szCs w:val="20"/>
-          <w:lang w:val="es-ES"/>
-        </w:rPr>
-        <w:t>orgànic</w:t>
-      </w:r>
-      <w:proofErr w:type="spellEnd"/>
-      <w:r>
-        <w:rPr>
-          <w:sz w:val="20"/>
-          <w:szCs w:val="20"/>
-          <w:lang w:val="es-ES"/>
-        </w:rPr>
-        <w:t xml:space="preserve"> i funcional de la Conselleria </w:t>
-      </w:r>
-      <w:proofErr w:type="spellStart"/>
-      <w:r>
-        <w:rPr>
-          <w:sz w:val="20"/>
-          <w:szCs w:val="20"/>
-          <w:lang w:val="es-ES"/>
-        </w:rPr>
-        <w:t>d'Educació</w:t>
-      </w:r>
-      <w:proofErr w:type="spellEnd"/>
-      <w:r>
-        <w:rPr>
-          <w:sz w:val="20"/>
-          <w:szCs w:val="20"/>
-          <w:lang w:val="es-ES"/>
-        </w:rPr>
-        <w:t>, Cultura</w:t>
-      </w:r>
-      <w:r>
-        <w:rPr>
-          <w:sz w:val="20"/>
-          <w:szCs w:val="20"/>
-          <w:lang w:val="es-ES"/>
+          <w:lang w:val="ca-ES-valencia"/>
+        </w:rPr>
+        <w:t>, de 12 de novembre, del Consell, d'aprovació del Reglament orgànic i funcional de la Conselleria d'Educació, Cultura</w:t>
+      </w:r>
+      <w:r>
+        <w:rPr>
+          <w:sz w:val="20"/>
+          <w:szCs w:val="20"/>
+          <w:lang w:val="ca-ES-valencia"/>
         </w:rPr>
         <w:t xml:space="preserve"> i</w:t>
       </w:r>
@@ -6215,25 +5840,15 @@
         <w:rPr>
           <w:sz w:val="20"/>
           <w:szCs w:val="20"/>
-          <w:lang w:val="es-ES"/>
-        </w:rPr>
-        <w:t xml:space="preserve"> </w:t>
-      </w:r>
-      <w:proofErr w:type="spellStart"/>
-      <w:r>
-        <w:rPr>
-          <w:sz w:val="20"/>
-          <w:szCs w:val="20"/>
-          <w:lang w:val="es-ES"/>
-        </w:rPr>
-        <w:t>Universitats</w:t>
-      </w:r>
-      <w:proofErr w:type="spellEnd"/>
-      <w:r>
-        <w:rPr>
-          <w:sz w:val="20"/>
-          <w:szCs w:val="20"/>
-          <w:lang w:val="es-ES"/>
+          <w:lang w:val="ca-ES-valencia"/>
+        </w:rPr>
+        <w:t xml:space="preserve"> Universitats</w:t>
+      </w:r>
+      <w:r>
+        <w:rPr>
+          <w:sz w:val="20"/>
+          <w:szCs w:val="20"/>
+          <w:lang w:val="ca-ES-valencia"/>
         </w:rPr>
         <w:t>.</w:t>
       </w:r>
@@ -6278,7 +5893,7 @@
 </file>
 
 <file path=word/endnotes.xml><?xml version="1.0" encoding="utf-8"?>
-<w:endnotes xmlns:wpc="http://schemas.microsoft.com/office/word/2010/wordprocessingCanvas" xmlns:cx="http://schemas.microsoft.com/office/drawing/2014/chartex" xmlns:cx1="http://schemas.microsoft.com/office/drawing/2015/9/8/chartex" xmlns:cx2="http://schemas.microsoft.com/office/drawing/2015/10/21/chartex" xmlns:cx3="http://schemas.microsoft.com/office/drawing/2016/5/9/chartex" xmlns:cx4="http://schemas.microsoft.com/office/drawing/2016/5/10/chartex" xmlns:cx5="http://schemas.microsoft.com/office/drawing/2016/5/11/chartex" xmlns:cx6="http://schemas.microsoft.com/office/drawing/2016/5/12/chartex" xmlns:cx7="http://schemas.microsoft.com/office/drawing/2016/5/13/chartex" xmlns:cx8="http://schemas.microsoft.com/office/drawing/2016/5/14/chartex" xmlns:mc="http://schemas.openxmlformats.org/markup-compatibility/2006" xmlns:aink="http://schemas.microsoft.com/office/drawing/2016/ink" xmlns:am3d="http://schemas.microsoft.com/office/drawing/2017/model3d" xmlns:o="urn:schemas-microsoft-com:office:office" xmlns:oel="http://schemas.microsoft.com/office/2019/extlst" xmlns:r="http://schemas.openxmlformats.org/officeDocument/2006/relationships" xmlns:m="http://schemas.openxmlformats.org/officeDocument/2006/math" xmlns:v="urn:schemas-microsoft-com:vml" xmlns:wp14="http://schemas.microsoft.com/office/word/2010/wordprocessingDrawing" xmlns:wp="http://schemas.openxmlformats.org/drawingml/2006/wordprocessingDrawing" xmlns:w10="urn:schemas-microsoft-com:office:word" xmlns:w="http://schemas.openxmlformats.org/wordprocessingml/2006/main" xmlns:w14="http://schemas.microsoft.com/office/word/2010/wordml" xmlns:w15="http://schemas.microsoft.com/office/word/2012/wordml" xmlns:w16cex="http://schemas.microsoft.com/office/word/2018/wordml/cex" xmlns:w16cid="http://schemas.microsoft.com/office/word/2016/wordml/cid" xmlns:w16="http://schemas.microsoft.com/office/word/2018/wordml" xmlns:w16sdtdh="http://schemas.microsoft.com/office/word/2020/wordml/sdtdatahash" xmlns:w16se="http://schemas.microsoft.com/office/word/2015/wordml/symex" xmlns:wpg="http://schemas.microsoft.com/office/word/2010/wordprocessingGroup" xmlns:wpi="http://schemas.microsoft.com/office/word/2010/wordprocessingInk" xmlns:wne="http://schemas.microsoft.com/office/word/2006/wordml" xmlns:wps="http://schemas.microsoft.com/office/word/2010/wordprocessingShape" mc:Ignorable="w14 w15 w16se w16cid w16 w16cex w16sdtdh wp14">
+<w:endnotes xmlns:wpc="http://schemas.microsoft.com/office/word/2010/wordprocessingCanvas" xmlns:cx="http://schemas.microsoft.com/office/drawing/2014/chartex" xmlns:cx1="http://schemas.microsoft.com/office/drawing/2015/9/8/chartex" xmlns:cx2="http://schemas.microsoft.com/office/drawing/2015/10/21/chartex" xmlns:cx3="http://schemas.microsoft.com/office/drawing/2016/5/9/chartex" xmlns:cx4="http://schemas.microsoft.com/office/drawing/2016/5/10/chartex" xmlns:cx5="http://schemas.microsoft.com/office/drawing/2016/5/11/chartex" xmlns:cx6="http://schemas.microsoft.com/office/drawing/2016/5/12/chartex" xmlns:cx7="http://schemas.microsoft.com/office/drawing/2016/5/13/chartex" xmlns:cx8="http://schemas.microsoft.com/office/drawing/2016/5/14/chartex" xmlns:mc="http://schemas.openxmlformats.org/markup-compatibility/2006" xmlns:aink="http://schemas.microsoft.com/office/drawing/2016/ink" xmlns:am3d="http://schemas.microsoft.com/office/drawing/2017/model3d" xmlns:o="urn:schemas-microsoft-com:office:office" xmlns:oel="http://schemas.microsoft.com/office/2019/extlst" xmlns:r="http://schemas.openxmlformats.org/officeDocument/2006/relationships" xmlns:m="http://schemas.openxmlformats.org/officeDocument/2006/math" xmlns:v="urn:schemas-microsoft-com:vml" xmlns:wp14="http://schemas.microsoft.com/office/word/2010/wordprocessingDrawing" xmlns:wp="http://schemas.openxmlformats.org/drawingml/2006/wordprocessingDrawing" xmlns:w10="urn:schemas-microsoft-com:office:word" xmlns:w="http://schemas.openxmlformats.org/wordprocessingml/2006/main" xmlns:w14="http://schemas.microsoft.com/office/word/2010/wordml" xmlns:w15="http://schemas.microsoft.com/office/word/2012/wordml" xmlns:w16cex="http://schemas.microsoft.com/office/word/2018/wordml/cex" xmlns:w16cid="http://schemas.microsoft.com/office/word/2016/wordml/cid" xmlns:w16="http://schemas.microsoft.com/office/word/2018/wordml" xmlns:w16du="http://schemas.microsoft.com/office/word/2023/wordml/word16du" xmlns:w16sdtdh="http://schemas.microsoft.com/office/word/2020/wordml/sdtdatahash" xmlns:w16sdtfl="http://schemas.microsoft.com/office/word/2024/wordml/sdtformatlock" xmlns:w16se="http://schemas.microsoft.com/office/word/2015/wordml/symex" xmlns:wpg="http://schemas.microsoft.com/office/word/2010/wordprocessingGroup" xmlns:wpi="http://schemas.microsoft.com/office/word/2010/wordprocessingInk" xmlns:wne="http://schemas.microsoft.com/office/word/2006/wordml" xmlns:wps="http://schemas.microsoft.com/office/word/2010/wordprocessingShape" mc:Ignorable="w14 w15 w16se w16cid w16 w16cex w16sdtdh w16sdtfl w16du wp14">
   <w:endnote w:type="separator" w:id="-1">
     <w:p>
       <w:r>
@@ -6297,7 +5912,7 @@
 </file>
 
 <file path=word/footer1.xml><?xml version="1.0" encoding="utf-8"?>
-<w:ftr xmlns:wpc="http://schemas.microsoft.com/office/word/2010/wordprocessingCanvas" xmlns:cx="http://schemas.microsoft.com/office/drawing/2014/chartex" xmlns:cx1="http://schemas.microsoft.com/office/drawing/2015/9/8/chartex" xmlns:cx2="http://schemas.microsoft.com/office/drawing/2015/10/21/chartex" xmlns:cx3="http://schemas.microsoft.com/office/drawing/2016/5/9/chartex" xmlns:cx4="http://schemas.microsoft.com/office/drawing/2016/5/10/chartex" xmlns:cx5="http://schemas.microsoft.com/office/drawing/2016/5/11/chartex" xmlns:cx6="http://schemas.microsoft.com/office/drawing/2016/5/12/chartex" xmlns:cx7="http://schemas.microsoft.com/office/drawing/2016/5/13/chartex" xmlns:cx8="http://schemas.microsoft.com/office/drawing/2016/5/14/chartex" xmlns:mc="http://schemas.openxmlformats.org/markup-compatibility/2006" xmlns:aink="http://schemas.microsoft.com/office/drawing/2016/ink" xmlns:am3d="http://schemas.microsoft.com/office/drawing/2017/model3d" xmlns:o="urn:schemas-microsoft-com:office:office" xmlns:oel="http://schemas.microsoft.com/office/2019/extlst" xmlns:r="http://schemas.openxmlformats.org/officeDocument/2006/relationships" xmlns:m="http://schemas.openxmlformats.org/officeDocument/2006/math" xmlns:v="urn:schemas-microsoft-com:vml" xmlns:wp14="http://schemas.microsoft.com/office/word/2010/wordprocessingDrawing" xmlns:wp="http://schemas.openxmlformats.org/drawingml/2006/wordprocessingDrawing" xmlns:w10="urn:schemas-microsoft-com:office:word" xmlns:w="http://schemas.openxmlformats.org/wordprocessingml/2006/main" xmlns:w14="http://schemas.microsoft.com/office/word/2010/wordml" xmlns:w15="http://schemas.microsoft.com/office/word/2012/wordml" xmlns:w16cex="http://schemas.microsoft.com/office/word/2018/wordml/cex" xmlns:w16cid="http://schemas.microsoft.com/office/word/2016/wordml/cid" xmlns:w16="http://schemas.microsoft.com/office/word/2018/wordml" xmlns:w16sdtdh="http://schemas.microsoft.com/office/word/2020/wordml/sdtdatahash" xmlns:w16se="http://schemas.microsoft.com/office/word/2015/wordml/symex" xmlns:wpg="http://schemas.microsoft.com/office/word/2010/wordprocessingGroup" xmlns:wpi="http://schemas.microsoft.com/office/word/2010/wordprocessingInk" xmlns:wne="http://schemas.microsoft.com/office/word/2006/wordml" xmlns:wps="http://schemas.microsoft.com/office/word/2010/wordprocessingShape" mc:Ignorable="w14 w15 w16se w16cid w16 w16cex w16sdtdh wp14">
+<w:ftr xmlns:wpc="http://schemas.microsoft.com/office/word/2010/wordprocessingCanvas" xmlns:cx="http://schemas.microsoft.com/office/drawing/2014/chartex" xmlns:cx1="http://schemas.microsoft.com/office/drawing/2015/9/8/chartex" xmlns:cx2="http://schemas.microsoft.com/office/drawing/2015/10/21/chartex" xmlns:cx3="http://schemas.microsoft.com/office/drawing/2016/5/9/chartex" xmlns:cx4="http://schemas.microsoft.com/office/drawing/2016/5/10/chartex" xmlns:cx5="http://schemas.microsoft.com/office/drawing/2016/5/11/chartex" xmlns:cx6="http://schemas.microsoft.com/office/drawing/2016/5/12/chartex" xmlns:cx7="http://schemas.microsoft.com/office/drawing/2016/5/13/chartex" xmlns:cx8="http://schemas.microsoft.com/office/drawing/2016/5/14/chartex" xmlns:mc="http://schemas.openxmlformats.org/markup-compatibility/2006" xmlns:aink="http://schemas.microsoft.com/office/drawing/2016/ink" xmlns:am3d="http://schemas.microsoft.com/office/drawing/2017/model3d" xmlns:o="urn:schemas-microsoft-com:office:office" xmlns:oel="http://schemas.microsoft.com/office/2019/extlst" xmlns:r="http://schemas.openxmlformats.org/officeDocument/2006/relationships" xmlns:m="http://schemas.openxmlformats.org/officeDocument/2006/math" xmlns:v="urn:schemas-microsoft-com:vml" xmlns:wp14="http://schemas.microsoft.com/office/word/2010/wordprocessingDrawing" xmlns:wp="http://schemas.openxmlformats.org/drawingml/2006/wordprocessingDrawing" xmlns:w10="urn:schemas-microsoft-com:office:word" xmlns:w="http://schemas.openxmlformats.org/wordprocessingml/2006/main" xmlns:w14="http://schemas.microsoft.com/office/word/2010/wordml" xmlns:w15="http://schemas.microsoft.com/office/word/2012/wordml" xmlns:w16cex="http://schemas.microsoft.com/office/word/2018/wordml/cex" xmlns:w16cid="http://schemas.microsoft.com/office/word/2016/wordml/cid" xmlns:w16="http://schemas.microsoft.com/office/word/2018/wordml" xmlns:w16du="http://schemas.microsoft.com/office/word/2023/wordml/word16du" xmlns:w16sdtdh="http://schemas.microsoft.com/office/word/2020/wordml/sdtdatahash" xmlns:w16sdtfl="http://schemas.microsoft.com/office/word/2024/wordml/sdtformatlock" xmlns:w16se="http://schemas.microsoft.com/office/word/2015/wordml/symex" xmlns:wpg="http://schemas.microsoft.com/office/word/2010/wordprocessingGroup" xmlns:wpi="http://schemas.microsoft.com/office/word/2010/wordprocessingInk" xmlns:wne="http://schemas.microsoft.com/office/word/2006/wordml" xmlns:wps="http://schemas.microsoft.com/office/word/2010/wordprocessingShape" mc:Ignorable="w14 w15 w16se w16cid w16 w16cex w16sdtdh w16sdtfl w16du wp14">
   <w:p>
     <w:pPr>
       <w:pStyle w:val="Piedepginauser"/>
@@ -6307,7 +5922,7 @@
 </file>
 
 <file path=word/footnotes.xml><?xml version="1.0" encoding="utf-8"?>
-<w:footnotes xmlns:wpc="http://schemas.microsoft.com/office/word/2010/wordprocessingCanvas" xmlns:cx="http://schemas.microsoft.com/office/drawing/2014/chartex" xmlns:cx1="http://schemas.microsoft.com/office/drawing/2015/9/8/chartex" xmlns:cx2="http://schemas.microsoft.com/office/drawing/2015/10/21/chartex" xmlns:cx3="http://schemas.microsoft.com/office/drawing/2016/5/9/chartex" xmlns:cx4="http://schemas.microsoft.com/office/drawing/2016/5/10/chartex" xmlns:cx5="http://schemas.microsoft.com/office/drawing/2016/5/11/chartex" xmlns:cx6="http://schemas.microsoft.com/office/drawing/2016/5/12/chartex" xmlns:cx7="http://schemas.microsoft.com/office/drawing/2016/5/13/chartex" xmlns:cx8="http://schemas.microsoft.com/office/drawing/2016/5/14/chartex" xmlns:mc="http://schemas.openxmlformats.org/markup-compatibility/2006" xmlns:aink="http://schemas.microsoft.com/office/drawing/2016/ink" xmlns:am3d="http://schemas.microsoft.com/office/drawing/2017/model3d" xmlns:o="urn:schemas-microsoft-com:office:office" xmlns:oel="http://schemas.microsoft.com/office/2019/extlst" xmlns:r="http://schemas.openxmlformats.org/officeDocument/2006/relationships" xmlns:m="http://schemas.openxmlformats.org/officeDocument/2006/math" xmlns:v="urn:schemas-microsoft-com:vml" xmlns:wp14="http://schemas.microsoft.com/office/word/2010/wordprocessingDrawing" xmlns:wp="http://schemas.openxmlformats.org/drawingml/2006/wordprocessingDrawing" xmlns:w10="urn:schemas-microsoft-com:office:word" xmlns:w="http://schemas.openxmlformats.org/wordprocessingml/2006/main" xmlns:w14="http://schemas.microsoft.com/office/word/2010/wordml" xmlns:w15="http://schemas.microsoft.com/office/word/2012/wordml" xmlns:w16cex="http://schemas.microsoft.com/office/word/2018/wordml/cex" xmlns:w16cid="http://schemas.microsoft.com/office/word/2016/wordml/cid" xmlns:w16="http://schemas.microsoft.com/office/word/2018/wordml" xmlns:w16sdtdh="http://schemas.microsoft.com/office/word/2020/wordml/sdtdatahash" xmlns:w16se="http://schemas.microsoft.com/office/word/2015/wordml/symex" xmlns:wpg="http://schemas.microsoft.com/office/word/2010/wordprocessingGroup" xmlns:wpi="http://schemas.microsoft.com/office/word/2010/wordprocessingInk" xmlns:wne="http://schemas.microsoft.com/office/word/2006/wordml" xmlns:wps="http://schemas.microsoft.com/office/word/2010/wordprocessingShape" mc:Ignorable="w14 w15 w16se w16cid w16 w16cex w16sdtdh wp14">
+<w:footnotes xmlns:wpc="http://schemas.microsoft.com/office/word/2010/wordprocessingCanvas" xmlns:cx="http://schemas.microsoft.com/office/drawing/2014/chartex" xmlns:cx1="http://schemas.microsoft.com/office/drawing/2015/9/8/chartex" xmlns:cx2="http://schemas.microsoft.com/office/drawing/2015/10/21/chartex" xmlns:cx3="http://schemas.microsoft.com/office/drawing/2016/5/9/chartex" xmlns:cx4="http://schemas.microsoft.com/office/drawing/2016/5/10/chartex" xmlns:cx5="http://schemas.microsoft.com/office/drawing/2016/5/11/chartex" xmlns:cx6="http://schemas.microsoft.com/office/drawing/2016/5/12/chartex" xmlns:cx7="http://schemas.microsoft.com/office/drawing/2016/5/13/chartex" xmlns:cx8="http://schemas.microsoft.com/office/drawing/2016/5/14/chartex" xmlns:mc="http://schemas.openxmlformats.org/markup-compatibility/2006" xmlns:aink="http://schemas.microsoft.com/office/drawing/2016/ink" xmlns:am3d="http://schemas.microsoft.com/office/drawing/2017/model3d" xmlns:o="urn:schemas-microsoft-com:office:office" xmlns:oel="http://schemas.microsoft.com/office/2019/extlst" xmlns:r="http://schemas.openxmlformats.org/officeDocument/2006/relationships" xmlns:m="http://schemas.openxmlformats.org/officeDocument/2006/math" xmlns:v="urn:schemas-microsoft-com:vml" xmlns:wp14="http://schemas.microsoft.com/office/word/2010/wordprocessingDrawing" xmlns:wp="http://schemas.openxmlformats.org/drawingml/2006/wordprocessingDrawing" xmlns:w10="urn:schemas-microsoft-com:office:word" xmlns:w="http://schemas.openxmlformats.org/wordprocessingml/2006/main" xmlns:w14="http://schemas.microsoft.com/office/word/2010/wordml" xmlns:w15="http://schemas.microsoft.com/office/word/2012/wordml" xmlns:w16cex="http://schemas.microsoft.com/office/word/2018/wordml/cex" xmlns:w16cid="http://schemas.microsoft.com/office/word/2016/wordml/cid" xmlns:w16="http://schemas.microsoft.com/office/word/2018/wordml" xmlns:w16du="http://schemas.microsoft.com/office/word/2023/wordml/word16du" xmlns:w16sdtdh="http://schemas.microsoft.com/office/word/2020/wordml/sdtdatahash" xmlns:w16sdtfl="http://schemas.microsoft.com/office/word/2024/wordml/sdtformatlock" xmlns:w16se="http://schemas.microsoft.com/office/word/2015/wordml/symex" xmlns:wpg="http://schemas.microsoft.com/office/word/2010/wordprocessingGroup" xmlns:wpi="http://schemas.microsoft.com/office/word/2010/wordprocessingInk" xmlns:wne="http://schemas.microsoft.com/office/word/2006/wordml" xmlns:wps="http://schemas.microsoft.com/office/word/2010/wordprocessingShape" mc:Ignorable="w14 w15 w16se w16cid w16 w16cex w16sdtdh w16sdtfl w16du wp14">
   <w:footnote w:type="separator" w:id="-1">
     <w:p>
       <w:r>
@@ -6326,7 +5941,7 @@
 </file>
 
 <file path=word/header1.xml><?xml version="1.0" encoding="utf-8"?>
-<w:hdr xmlns:wpc="http://schemas.microsoft.com/office/word/2010/wordprocessingCanvas" xmlns:cx="http://schemas.microsoft.com/office/drawing/2014/chartex" xmlns:cx1="http://schemas.microsoft.com/office/drawing/2015/9/8/chartex" xmlns:cx2="http://schemas.microsoft.com/office/drawing/2015/10/21/chartex" xmlns:cx3="http://schemas.microsoft.com/office/drawing/2016/5/9/chartex" xmlns:cx4="http://schemas.microsoft.com/office/drawing/2016/5/10/chartex" xmlns:cx5="http://schemas.microsoft.com/office/drawing/2016/5/11/chartex" xmlns:cx6="http://schemas.microsoft.com/office/drawing/2016/5/12/chartex" xmlns:cx7="http://schemas.microsoft.com/office/drawing/2016/5/13/chartex" xmlns:cx8="http://schemas.microsoft.com/office/drawing/2016/5/14/chartex" xmlns:mc="http://schemas.openxmlformats.org/markup-compatibility/2006" xmlns:aink="http://schemas.microsoft.com/office/drawing/2016/ink" xmlns:am3d="http://schemas.microsoft.com/office/drawing/2017/model3d" xmlns:o="urn:schemas-microsoft-com:office:office" xmlns:oel="http://schemas.microsoft.com/office/2019/extlst" xmlns:r="http://schemas.openxmlformats.org/officeDocument/2006/relationships" xmlns:m="http://schemas.openxmlformats.org/officeDocument/2006/math" xmlns:v="urn:schemas-microsoft-com:vml" xmlns:wp14="http://schemas.microsoft.com/office/word/2010/wordprocessingDrawing" xmlns:wp="http://schemas.openxmlformats.org/drawingml/2006/wordprocessingDrawing" xmlns:w10="urn:schemas-microsoft-com:office:word" xmlns:w="http://schemas.openxmlformats.org/wordprocessingml/2006/main" xmlns:w14="http://schemas.microsoft.com/office/word/2010/wordml" xmlns:w15="http://schemas.microsoft.com/office/word/2012/wordml" xmlns:w16cex="http://schemas.microsoft.com/office/word/2018/wordml/cex" xmlns:w16cid="http://schemas.microsoft.com/office/word/2016/wordml/cid" xmlns:w16="http://schemas.microsoft.com/office/word/2018/wordml" xmlns:w16sdtdh="http://schemas.microsoft.com/office/word/2020/wordml/sdtdatahash" xmlns:w16se="http://schemas.microsoft.com/office/word/2015/wordml/symex" xmlns:wpg="http://schemas.microsoft.com/office/word/2010/wordprocessingGroup" xmlns:wpi="http://schemas.microsoft.com/office/word/2010/wordprocessingInk" xmlns:wne="http://schemas.microsoft.com/office/word/2006/wordml" xmlns:wps="http://schemas.microsoft.com/office/word/2010/wordprocessingShape" mc:Ignorable="w14 w15 w16se w16cid w16 w16cex w16sdtdh wp14">
+<w:hdr xmlns:wpc="http://schemas.microsoft.com/office/word/2010/wordprocessingCanvas" xmlns:cx="http://schemas.microsoft.com/office/drawing/2014/chartex" xmlns:cx1="http://schemas.microsoft.com/office/drawing/2015/9/8/chartex" xmlns:cx2="http://schemas.microsoft.com/office/drawing/2015/10/21/chartex" xmlns:cx3="http://schemas.microsoft.com/office/drawing/2016/5/9/chartex" xmlns:cx4="http://schemas.microsoft.com/office/drawing/2016/5/10/chartex" xmlns:cx5="http://schemas.microsoft.com/office/drawing/2016/5/11/chartex" xmlns:cx6="http://schemas.microsoft.com/office/drawing/2016/5/12/chartex" xmlns:cx7="http://schemas.microsoft.com/office/drawing/2016/5/13/chartex" xmlns:cx8="http://schemas.microsoft.com/office/drawing/2016/5/14/chartex" xmlns:mc="http://schemas.openxmlformats.org/markup-compatibility/2006" xmlns:aink="http://schemas.microsoft.com/office/drawing/2016/ink" xmlns:am3d="http://schemas.microsoft.com/office/drawing/2017/model3d" xmlns:o="urn:schemas-microsoft-com:office:office" xmlns:oel="http://schemas.microsoft.com/office/2019/extlst" xmlns:r="http://schemas.openxmlformats.org/officeDocument/2006/relationships" xmlns:m="http://schemas.openxmlformats.org/officeDocument/2006/math" xmlns:v="urn:schemas-microsoft-com:vml" xmlns:wp14="http://schemas.microsoft.com/office/word/2010/wordprocessingDrawing" xmlns:wp="http://schemas.openxmlformats.org/drawingml/2006/wordprocessingDrawing" xmlns:w10="urn:schemas-microsoft-com:office:word" xmlns:w="http://schemas.openxmlformats.org/wordprocessingml/2006/main" xmlns:w14="http://schemas.microsoft.com/office/word/2010/wordml" xmlns:w15="http://schemas.microsoft.com/office/word/2012/wordml" xmlns:w16cex="http://schemas.microsoft.com/office/word/2018/wordml/cex" xmlns:w16cid="http://schemas.microsoft.com/office/word/2016/wordml/cid" xmlns:w16="http://schemas.microsoft.com/office/word/2018/wordml" xmlns:w16du="http://schemas.microsoft.com/office/word/2023/wordml/word16du" xmlns:w16sdtdh="http://schemas.microsoft.com/office/word/2020/wordml/sdtdatahash" xmlns:w16sdtfl="http://schemas.microsoft.com/office/word/2024/wordml/sdtformatlock" xmlns:w16se="http://schemas.microsoft.com/office/word/2015/wordml/symex" xmlns:wpg="http://schemas.microsoft.com/office/word/2010/wordprocessingGroup" xmlns:wpi="http://schemas.microsoft.com/office/word/2010/wordprocessingInk" xmlns:wne="http://schemas.microsoft.com/office/word/2006/wordml" xmlns:wps="http://schemas.microsoft.com/office/word/2010/wordprocessingShape" mc:Ignorable="w14 w15 w16se w16cid w16 w16cex w16sdtdh w16sdtfl w16du wp14">
   <w:p>
     <w:pPr>
       <w:pStyle w:val="Normal1"/>
@@ -6630,7 +6245,7 @@
 </file>
 
 <file path=word/styles.xml><?xml version="1.0" encoding="utf-8"?>
-<w:styles xmlns:mc="http://schemas.openxmlformats.org/markup-compatibility/2006" xmlns:r="http://schemas.openxmlformats.org/officeDocument/2006/relationships" xmlns:w="http://schemas.openxmlformats.org/wordprocessingml/2006/main" xmlns:w14="http://schemas.microsoft.com/office/word/2010/wordml" xmlns:w15="http://schemas.microsoft.com/office/word/2012/wordml" xmlns:w16cex="http://schemas.microsoft.com/office/word/2018/wordml/cex" xmlns:w16cid="http://schemas.microsoft.com/office/word/2016/wordml/cid" xmlns:w16="http://schemas.microsoft.com/office/word/2018/wordml" xmlns:w16sdtdh="http://schemas.microsoft.com/office/word/2020/wordml/sdtdatahash" xmlns:w16se="http://schemas.microsoft.com/office/word/2015/wordml/symex" mc:Ignorable="w14 w15 w16se w16cid w16 w16cex w16sdtdh">
+<w:styles xmlns:mc="http://schemas.openxmlformats.org/markup-compatibility/2006" xmlns:r="http://schemas.openxmlformats.org/officeDocument/2006/relationships" xmlns:w="http://schemas.openxmlformats.org/wordprocessingml/2006/main" xmlns:w14="http://schemas.microsoft.com/office/word/2010/wordml" xmlns:w15="http://schemas.microsoft.com/office/word/2012/wordml" xmlns:w16cex="http://schemas.microsoft.com/office/word/2018/wordml/cex" xmlns:w16cid="http://schemas.microsoft.com/office/word/2016/wordml/cid" xmlns:w16="http://schemas.microsoft.com/office/word/2018/wordml" xmlns:w16du="http://schemas.microsoft.com/office/word/2023/wordml/word16du" xmlns:w16sdtdh="http://schemas.microsoft.com/office/word/2020/wordml/sdtdatahash" xmlns:w16sdtfl="http://schemas.microsoft.com/office/word/2024/wordml/sdtformatlock" xmlns:w16se="http://schemas.microsoft.com/office/word/2015/wordml/symex" mc:Ignorable="w14 w15 w16se w16cid w16 w16cex w16sdtdh w16sdtfl w16du">
   <w:docDefaults>
     <w:rPrDefault>
       <w:rPr>
@@ -7099,6 +6714,7 @@
   <w:style w:type="paragraph" w:styleId="Textoindependiente">
     <w:name w:val="Body Text"/>
     <w:basedOn w:val="Normal"/>
+    <w:link w:val="TextoindependienteCar"/>
     <w:pPr>
       <w:spacing w:after="140" w:line="276" w:lineRule="auto"/>
     </w:pPr>
@@ -7184,6 +6800,12 @@
   <w:style w:type="paragraph" w:styleId="Piedepgina">
     <w:name w:val="footer"/>
     <w:basedOn w:val="Cabeceraypie"/>
+  </w:style>
+  <w:style w:type="character" w:customStyle="1" w:styleId="TextoindependienteCar">
+    <w:name w:val="Texto independiente Car"/>
+    <w:basedOn w:val="Fuentedeprrafopredeter"/>
+    <w:link w:val="Textoindependiente"/>
+    <w:rsid w:val="003B5F9E"/>
   </w:style>
 </w:styles>
 </file>

--- a/crea_carpeta_sdgfp/Modelo informe necesidad_VAL_V3.docx
+++ b/crea_carpeta_sdgfp/Modelo informe necesidad_VAL_V3.docx
@@ -5,65 +5,129 @@
     <w:p>
       <w:pPr>
         <w:pStyle w:val="Textoindependiente"/>
+        <w:numPr>
+          <w:ilvl w:val="0"/>
+          <w:numId w:val="1"/>
+        </w:numPr>
+        <w:tabs>
+          <w:tab w:val="clear" w:pos="720"/>
+          <w:tab w:val="left" w:pos="360"/>
+        </w:tabs>
+        <w:ind w:left="0" w:firstLine="0"/>
+        <w:jc w:val="center"/>
+        <w:rPr>
+          <w:color w:val="FF0000"/>
+          <w:sz w:val="20"/>
+          <w:szCs w:val="20"/>
+          <w:lang w:val="es-ES"/>
+        </w:rPr>
+      </w:pPr>
+      <w:r>
+        <w:rPr>
+          <w:b/>
+          <w:bCs/>
+          <w:lang w:val="es-ES"/>
+        </w:rPr>
+        <w:t xml:space="preserve">INFORME DE NECESSITAT I IDONEÏTAT DEL CONTRACTE </w:t>
+      </w:r>
+      <w:bookmarkStart w:id="0" w:name="_Hlk222166419"/>
+      <w:r>
+        <w:rPr>
+          <w:b/>
+          <w:bCs/>
+          <w:lang w:val="es-ES"/>
+        </w:rPr>
+        <w:t>PE</w:t>
+      </w:r>
+      <w:bookmarkEnd w:id="0"/>
+      <w:r>
+        <w:rPr>
+          <w:b/>
+          <w:bCs/>
+          <w:lang w:val="es-ES"/>
+        </w:rPr>
+        <w:t xml:space="preserve">R A CURS </w:t>
+      </w:r>
+      <w:r>
+        <w:rPr>
+          <w:color w:val="FF0000"/>
+          <w:lang w:val="es-ES"/>
+        </w:rPr>
+        <w:t>24OR74IN004</w:t>
+      </w:r>
+      <w:r>
+        <w:rPr>
+          <w:color w:val="FF0000"/>
+          <w:lang w:val="es-ES"/>
+        </w:rPr>
+        <w:t xml:space="preserve"> -</w:t>
+      </w:r>
+      <w:r>
+        <w:rPr>
+          <w:b/>
+          <w:bCs/>
+          <w:lang w:val="es-ES"/>
+        </w:rPr>
+        <w:t xml:space="preserve"> </w:t>
+      </w:r>
+      <w:proofErr w:type="spellStart"/>
+      <w:r>
+        <w:rPr>
+          <w:color w:val="FF0000"/>
+          <w:lang w:val="es-ES"/>
+        </w:rPr>
+        <w:t>Nutrició</w:t>
+      </w:r>
+      <w:proofErr w:type="spellEnd"/>
+      <w:r>
+        <w:rPr>
+          <w:color w:val="FF0000"/>
+          <w:lang w:val="es-ES"/>
+        </w:rPr>
+        <w:t xml:space="preserve"> i </w:t>
+      </w:r>
+      <w:proofErr w:type="spellStart"/>
+      <w:r>
+        <w:rPr>
+          <w:color w:val="FF0000"/>
+          <w:lang w:val="es-ES"/>
+        </w:rPr>
+        <w:t>hàbits</w:t>
+      </w:r>
+      <w:proofErr w:type="spellEnd"/>
+      <w:r>
+        <w:rPr>
+          <w:color w:val="FF0000"/>
+          <w:lang w:val="es-ES"/>
+        </w:rPr>
+        <w:t xml:space="preserve"> </w:t>
+      </w:r>
+      <w:proofErr w:type="spellStart"/>
+      <w:r>
+        <w:rPr>
+          <w:color w:val="FF0000"/>
+          <w:lang w:val="es-ES"/>
+        </w:rPr>
+        <w:t>alimentaris</w:t>
+      </w:r>
+      <w:proofErr w:type="spellEnd"/>
+      <w:r>
+        <w:rPr>
+          <w:color w:val="FF0000"/>
+          <w:lang w:val="es-ES"/>
+        </w:rPr>
+        <w:t xml:space="preserve"> saludables</w:t>
+      </w:r>
+    </w:p>
+    <w:p>
+      <w:pPr>
+        <w:pStyle w:val="Textoindependiente"/>
+        <w:numPr>
+          <w:ilvl w:val="0"/>
+          <w:numId w:val="1"/>
+        </w:numPr>
         <w:jc w:val="center"/>
       </w:pPr>
-      <w:r>
-        <w:rPr>
-          <w:b/>
-          <w:bCs/>
-          <w:noProof/>
-        </w:rPr>
-        <w:drawing>
-          <wp:inline distT="0" distB="0" distL="0" distR="0" wp14:anchorId="0FA237E2" wp14:editId="5D46A2D4">
-            <wp:extent cx="15875" cy="15875"/>
-            <wp:effectExtent l="0" t="0" r="0" b="0"/>
-            <wp:docPr id="1" name="Imagen1"/>
-            <wp:cNvGraphicFramePr>
-              <a:graphicFrameLocks xmlns:a="http://schemas.openxmlformats.org/drawingml/2006/main" noChangeAspect="1"/>
-            </wp:cNvGraphicFramePr>
-            <a:graphic xmlns:a="http://schemas.openxmlformats.org/drawingml/2006/main">
-              <a:graphicData uri="http://schemas.openxmlformats.org/drawingml/2006/picture">
-                <pic:pic xmlns:pic="http://schemas.openxmlformats.org/drawingml/2006/picture">
-                  <pic:nvPicPr>
-                    <pic:cNvPr id="1" name="Imagen1"/>
-                    <pic:cNvPicPr>
-                      <a:picLocks noChangeAspect="1" noChangeArrowheads="1"/>
-                    </pic:cNvPicPr>
-                  </pic:nvPicPr>
-                  <pic:blipFill>
-                    <a:blip r:embed="rId6"/>
-                    <a:srcRect l="-7692" t="-7692" r="-7692" b="-7692"/>
-                    <a:stretch>
-                      <a:fillRect/>
-                    </a:stretch>
-                  </pic:blipFill>
-                  <pic:spPr bwMode="auto">
-                    <a:xfrm>
-                      <a:off x="0" y="0"/>
-                      <a:ext cx="15875" cy="15875"/>
-                    </a:xfrm>
-                    <a:prstGeom prst="rect">
-                      <a:avLst/>
-                    </a:prstGeom>
-                    <a:noFill/>
-                  </pic:spPr>
-                </pic:pic>
-              </a:graphicData>
-            </a:graphic>
-          </wp:inline>
-        </w:drawing>
-      </w:r>
-      <w:r>
-        <w:t xml:space="preserve"> </w:t>
-      </w:r>
-      <w:r>
-        <w:rPr>
-          <w:b/>
-          <w:bCs/>
-          <w:lang w:val="es-ES"/>
-        </w:rPr>
-        <w:t>INFORME DE NECESSITAT I IDONEÏTAT DEL CONTRACTE</w:t>
-      </w:r>
     </w:p>
     <w:p>
       <w:pPr>
@@ -397,6 +461,12 @@
       <w:pPr>
         <w:pStyle w:val="Textoindependiente"/>
         <w:jc w:val="both"/>
+        <w:rPr>
+          <w:color w:val="FF0000"/>
+          <w:sz w:val="20"/>
+          <w:szCs w:val="20"/>
+          <w:lang w:val="es-ES"/>
+        </w:rPr>
       </w:pPr>
       <w:r>
         <w:rPr>
@@ -405,19 +475,12 @@
           <w:szCs w:val="20"/>
           <w:lang w:val="es-ES"/>
         </w:rPr>
-        <w:t xml:space="preserve">EXEMPLE: </w:t>
-      </w:r>
-      <w:r>
-        <w:rPr>
-          <w:sz w:val="20"/>
-          <w:szCs w:val="20"/>
-          <w:lang w:val="es-ES"/>
-        </w:rPr>
-        <w:t xml:space="preserve">Resulta </w:t>
-      </w:r>
-      <w:proofErr w:type="spellStart"/>
-      <w:r>
-        <w:rPr>
+        <w:t xml:space="preserve">EXEMPLE: Resulta </w:t>
+      </w:r>
+      <w:proofErr w:type="spellStart"/>
+      <w:r>
+        <w:rPr>
+          <w:color w:val="FF0000"/>
           <w:sz w:val="20"/>
           <w:szCs w:val="20"/>
           <w:lang w:val="es-ES"/>
@@ -427,6 +490,7 @@
       <w:proofErr w:type="spellEnd"/>
       <w:r>
         <w:rPr>
+          <w:color w:val="FF0000"/>
           <w:sz w:val="20"/>
           <w:szCs w:val="20"/>
           <w:lang w:val="es-ES"/>
@@ -436,6 +500,7 @@
       <w:proofErr w:type="spellStart"/>
       <w:r>
         <w:rPr>
+          <w:color w:val="FF0000"/>
           <w:sz w:val="20"/>
           <w:szCs w:val="20"/>
           <w:lang w:val="es-ES"/>
@@ -445,6 +510,7 @@
       <w:proofErr w:type="spellEnd"/>
       <w:r>
         <w:rPr>
+          <w:color w:val="FF0000"/>
           <w:sz w:val="20"/>
           <w:szCs w:val="20"/>
           <w:lang w:val="es-ES"/>
@@ -454,6 +520,7 @@
       <w:proofErr w:type="spellStart"/>
       <w:r>
         <w:rPr>
+          <w:color w:val="FF0000"/>
           <w:sz w:val="20"/>
           <w:szCs w:val="20"/>
           <w:lang w:val="es-ES"/>
@@ -463,6 +530,7 @@
       <w:proofErr w:type="spellEnd"/>
       <w:r>
         <w:rPr>
+          <w:color w:val="FF0000"/>
           <w:sz w:val="20"/>
           <w:szCs w:val="20"/>
           <w:lang w:val="es-ES"/>
@@ -478,26 +546,6 @@
           <w:lang w:val="es-ES"/>
         </w:rPr>
         <w:t>servei</w:t>
-      </w:r>
-      <w:proofErr w:type="spellEnd"/>
-      <w:r>
-        <w:rPr>
-          <w:color w:val="FF0000"/>
-          <w:sz w:val="20"/>
-          <w:szCs w:val="20"/>
-          <w:lang w:val="es-ES"/>
-        </w:rPr>
-        <w:t xml:space="preserve"> i/o </w:t>
-      </w:r>
-      <w:proofErr w:type="spellStart"/>
-      <w:r>
-        <w:rPr>
-          <w:color w:val="FF0000"/>
-          <w:sz w:val="20"/>
-          <w:szCs w:val="20"/>
-          <w:lang w:val="es-ES"/>
-        </w:rPr>
-        <w:t>subministrament</w:t>
       </w:r>
       <w:proofErr w:type="spellEnd"/>
       <w:r>
@@ -1013,67 +1061,249 @@
     <w:p>
       <w:pPr>
         <w:pStyle w:val="Textoindependiente"/>
-        <w:rPr>
-          <w:b/>
-          <w:bCs/>
-          <w:sz w:val="20"/>
-          <w:szCs w:val="20"/>
+        <w:jc w:val="both"/>
+        <w:rPr>
+          <w:b/>
+          <w:bCs/>
+          <w:sz w:val="20"/>
+          <w:szCs w:val="20"/>
+          <w:u w:val="single"/>
           <w:lang w:val="es-ES"/>
         </w:rPr>
       </w:pPr>
-      <w:r>
-        <w:rPr>
-          <w:b/>
-          <w:bCs/>
-          <w:sz w:val="20"/>
-          <w:szCs w:val="20"/>
-          <w:lang w:val="es-ES"/>
-        </w:rPr>
-        <w:t xml:space="preserve">Primer. </w:t>
-      </w:r>
-      <w:proofErr w:type="spellStart"/>
-      <w:r>
-        <w:rPr>
-          <w:b/>
-          <w:bCs/>
-          <w:sz w:val="20"/>
-          <w:szCs w:val="20"/>
-          <w:lang w:val="es-ES"/>
-        </w:rPr>
-        <w:t>Objecte</w:t>
-      </w:r>
-      <w:proofErr w:type="spellEnd"/>
-      <w:r>
-        <w:rPr>
-          <w:b/>
-          <w:bCs/>
-          <w:sz w:val="20"/>
-          <w:szCs w:val="20"/>
-          <w:lang w:val="es-ES"/>
-        </w:rPr>
-        <w:t xml:space="preserve"> del </w:t>
-      </w:r>
-      <w:proofErr w:type="spellStart"/>
-      <w:r>
-        <w:rPr>
-          <w:b/>
-          <w:bCs/>
-          <w:sz w:val="20"/>
-          <w:szCs w:val="20"/>
-          <w:lang w:val="es-ES"/>
-        </w:rPr>
-        <w:t>contrat</w:t>
-      </w:r>
-      <w:proofErr w:type="spellEnd"/>
-      <w:r>
-        <w:rPr>
-          <w:b/>
-          <w:bCs/>
-          <w:sz w:val="20"/>
-          <w:szCs w:val="20"/>
-          <w:lang w:val="es-ES"/>
-        </w:rPr>
-        <w:t>:</w:t>
+      <w:proofErr w:type="spellStart"/>
+      <w:r>
+        <w:rPr>
+          <w:b/>
+          <w:bCs/>
+          <w:sz w:val="20"/>
+          <w:szCs w:val="20"/>
+          <w:lang w:val="es-ES"/>
+        </w:rPr>
+        <w:t>Financiació</w:t>
+      </w:r>
+      <w:proofErr w:type="spellEnd"/>
+      <w:r>
+        <w:rPr>
+          <w:b/>
+          <w:bCs/>
+          <w:sz w:val="20"/>
+          <w:szCs w:val="20"/>
+          <w:lang w:val="es-ES"/>
+        </w:rPr>
+        <w:t xml:space="preserve"> del contra</w:t>
+      </w:r>
+      <w:r>
+        <w:rPr>
+          <w:b/>
+          <w:bCs/>
+          <w:sz w:val="20"/>
+          <w:szCs w:val="20"/>
+          <w:lang w:val="es-ES"/>
+        </w:rPr>
+        <w:t>c</w:t>
+      </w:r>
+      <w:r>
+        <w:rPr>
+          <w:b/>
+          <w:bCs/>
+          <w:sz w:val="20"/>
+          <w:szCs w:val="20"/>
+          <w:lang w:val="es-ES"/>
+        </w:rPr>
+        <w:t>t</w:t>
+      </w:r>
+      <w:r>
+        <w:rPr>
+          <w:b/>
+          <w:bCs/>
+          <w:sz w:val="20"/>
+          <w:szCs w:val="20"/>
+          <w:lang w:val="es-ES"/>
+        </w:rPr>
+        <w:t>e</w:t>
+      </w:r>
+    </w:p>
+    <w:p>
+      <w:pPr>
+        <w:pStyle w:val="Textoindependiente"/>
+      </w:pPr>
+      <w:r>
+        <w:rPr>
+          <w:sz w:val="20"/>
+          <w:szCs w:val="20"/>
+          <w:lang w:val="es-ES"/>
+        </w:rPr>
+        <w:t xml:space="preserve">El </w:t>
+      </w:r>
+      <w:proofErr w:type="spellStart"/>
+      <w:r>
+        <w:rPr>
+          <w:sz w:val="20"/>
+          <w:szCs w:val="20"/>
+          <w:lang w:val="es-ES"/>
+        </w:rPr>
+        <w:t>present</w:t>
+      </w:r>
+      <w:proofErr w:type="spellEnd"/>
+      <w:r>
+        <w:rPr>
+          <w:sz w:val="20"/>
+          <w:szCs w:val="20"/>
+          <w:lang w:val="es-ES"/>
+        </w:rPr>
+        <w:t xml:space="preserve"> contracte es </w:t>
+      </w:r>
+      <w:proofErr w:type="spellStart"/>
+      <w:r>
+        <w:rPr>
+          <w:sz w:val="20"/>
+          <w:szCs w:val="20"/>
+          <w:lang w:val="es-ES"/>
+        </w:rPr>
+        <w:t>finançarà</w:t>
+      </w:r>
+      <w:proofErr w:type="spellEnd"/>
+      <w:r>
+        <w:rPr>
+          <w:sz w:val="20"/>
+          <w:szCs w:val="20"/>
+          <w:lang w:val="es-ES"/>
+        </w:rPr>
+        <w:t xml:space="preserve"> </w:t>
+      </w:r>
+      <w:proofErr w:type="spellStart"/>
+      <w:r>
+        <w:rPr>
+          <w:sz w:val="20"/>
+          <w:szCs w:val="20"/>
+          <w:lang w:val="es-ES"/>
+        </w:rPr>
+        <w:t>amb</w:t>
+      </w:r>
+      <w:proofErr w:type="spellEnd"/>
+      <w:r>
+        <w:rPr>
+          <w:sz w:val="20"/>
+          <w:szCs w:val="20"/>
+          <w:lang w:val="es-ES"/>
+        </w:rPr>
+        <w:t xml:space="preserve"> </w:t>
+      </w:r>
+      <w:proofErr w:type="spellStart"/>
+      <w:r>
+        <w:rPr>
+          <w:sz w:val="20"/>
+          <w:szCs w:val="20"/>
+          <w:lang w:val="es-ES"/>
+        </w:rPr>
+        <w:t>càrrec</w:t>
+      </w:r>
+      <w:proofErr w:type="spellEnd"/>
+      <w:r>
+        <w:rPr>
+          <w:sz w:val="20"/>
+          <w:szCs w:val="20"/>
+          <w:lang w:val="es-ES"/>
+        </w:rPr>
+        <w:t xml:space="preserve"> al </w:t>
+      </w:r>
+      <w:proofErr w:type="spellStart"/>
+      <w:r>
+        <w:rPr>
+          <w:sz w:val="20"/>
+          <w:szCs w:val="20"/>
+          <w:lang w:val="es-ES"/>
+        </w:rPr>
+        <w:t>fons</w:t>
+      </w:r>
+      <w:proofErr w:type="spellEnd"/>
+      <w:r>
+        <w:rPr>
+          <w:sz w:val="20"/>
+          <w:szCs w:val="20"/>
+          <w:lang w:val="es-ES"/>
+        </w:rPr>
+        <w:t xml:space="preserve"> </w:t>
+      </w:r>
+      <w:r>
+        <w:rPr>
+          <w:sz w:val="20"/>
+          <w:szCs w:val="20"/>
+          <w:lang w:val="es-ES"/>
+        </w:rPr>
+        <w:t>PAA/</w:t>
+      </w:r>
+      <w:proofErr w:type="spellStart"/>
+      <w:r>
+        <w:rPr>
+          <w:sz w:val="20"/>
+          <w:szCs w:val="20"/>
+          <w:lang w:val="es-ES"/>
+        </w:rPr>
+        <w:t>d’</w:t>
+      </w:r>
+      <w:r>
+        <w:rPr>
+          <w:sz w:val="20"/>
+          <w:szCs w:val="20"/>
+          <w:lang w:val="es-ES"/>
+        </w:rPr>
+        <w:t>Administracions</w:t>
+      </w:r>
+      <w:proofErr w:type="spellEnd"/>
+      <w:r>
+        <w:rPr>
+          <w:sz w:val="20"/>
+          <w:szCs w:val="20"/>
+          <w:lang w:val="es-ES"/>
+        </w:rPr>
+        <w:t xml:space="preserve"> Públiques.</w:t>
+      </w:r>
+    </w:p>
+    <w:p>
+      <w:pPr>
+        <w:pStyle w:val="Textoindependiente"/>
+        <w:ind w:left="709" w:hanging="709"/>
+        <w:rPr>
+          <w:b/>
+          <w:bCs/>
+          <w:sz w:val="20"/>
+          <w:szCs w:val="20"/>
+          <w:lang w:val="es-ES"/>
+        </w:rPr>
+      </w:pPr>
+      <w:r>
+        <w:rPr>
+          <w:b/>
+          <w:bCs/>
+          <w:sz w:val="20"/>
+          <w:szCs w:val="20"/>
+          <w:lang w:val="es-ES"/>
+        </w:rPr>
+        <w:t>Primer. O</w:t>
+      </w:r>
+      <w:proofErr w:type="spellStart"/>
+      <w:r>
+        <w:rPr>
+          <w:b/>
+          <w:bCs/>
+          <w:sz w:val="20"/>
+          <w:szCs w:val="20"/>
+          <w:lang w:val="es-ES"/>
+        </w:rPr>
+        <w:t>bjecte</w:t>
+      </w:r>
+      <w:proofErr w:type="spellEnd"/>
+      <w:r>
+        <w:rPr>
+          <w:b/>
+          <w:bCs/>
+          <w:sz w:val="20"/>
+          <w:szCs w:val="20"/>
+          <w:lang w:val="es-ES"/>
+        </w:rPr>
+        <w:t xml:space="preserve"> del contracte:</w:t>
       </w:r>
     </w:p>
     <w:p>
@@ -2547,15 +2777,7 @@
           <w:szCs w:val="20"/>
           <w:lang w:val="es-ES"/>
         </w:rPr>
-        <w:t>d’</w:t>
-      </w:r>
-      <w:r>
-        <w:rPr>
-          <w:sz w:val="20"/>
-          <w:szCs w:val="20"/>
-          <w:lang w:val="es-ES"/>
-        </w:rPr>
-        <w:t>este</w:t>
+        <w:t>d’este</w:t>
       </w:r>
       <w:proofErr w:type="spellEnd"/>
       <w:r>
@@ -3084,23 +3306,7 @@
           <w:szCs w:val="20"/>
           <w:lang w:val="es-ES"/>
         </w:rPr>
-        <w:t xml:space="preserve"> </w:t>
-      </w:r>
-      <w:r>
-        <w:rPr>
-          <w:sz w:val="20"/>
-          <w:szCs w:val="20"/>
-          <w:lang w:val="es-ES"/>
-        </w:rPr>
-        <w:t>estes</w:t>
-      </w:r>
-      <w:r>
-        <w:rPr>
-          <w:sz w:val="20"/>
-          <w:szCs w:val="20"/>
-          <w:lang w:val="es-ES"/>
-        </w:rPr>
-        <w:t xml:space="preserve"> </w:t>
+        <w:t xml:space="preserve"> estes </w:t>
       </w:r>
       <w:proofErr w:type="spellStart"/>
       <w:r>
@@ -3136,15 +3342,7 @@
           <w:szCs w:val="20"/>
           <w:lang w:val="es-ES"/>
         </w:rPr>
-        <w:t xml:space="preserve"> i</w:t>
-      </w:r>
-      <w:r>
-        <w:rPr>
-          <w:sz w:val="20"/>
-          <w:szCs w:val="20"/>
-          <w:lang w:val="es-ES"/>
-        </w:rPr>
-        <w:t xml:space="preserve"> </w:t>
+        <w:t xml:space="preserve"> i </w:t>
       </w:r>
       <w:proofErr w:type="spellStart"/>
       <w:r>
@@ -3558,29 +3756,7 @@
           <w:szCs w:val="20"/>
           <w:lang w:val="es-ES"/>
         </w:rPr>
-        <w:t>d'</w:t>
-      </w:r>
-      <w:r>
-        <w:rPr>
-          <w:b/>
-          <w:bCs/>
-          <w:color w:val="C00000"/>
-          <w:sz w:val="20"/>
-          <w:szCs w:val="20"/>
-          <w:lang w:val="es-ES"/>
-        </w:rPr>
-        <w:t>est</w:t>
-      </w:r>
-      <w:r>
-        <w:rPr>
-          <w:b/>
-          <w:bCs/>
-          <w:color w:val="C00000"/>
-          <w:sz w:val="20"/>
-          <w:szCs w:val="20"/>
-          <w:lang w:val="es-ES"/>
-        </w:rPr>
-        <w:t>es</w:t>
+        <w:t>d'estes</w:t>
       </w:r>
       <w:proofErr w:type="spellEnd"/>
       <w:r>
@@ -3672,6 +3848,7 @@
           <w:szCs w:val="20"/>
           <w:lang w:val="es-ES"/>
         </w:rPr>
+        <w:lastRenderedPageBreak/>
         <w:t xml:space="preserve">-EMPRESA1, </w:t>
       </w:r>
       <w:proofErr w:type="spellStart"/>
@@ -3856,7 +4033,6 @@
           <w:szCs w:val="20"/>
           <w:lang w:val="es-ES"/>
         </w:rPr>
-        <w:lastRenderedPageBreak/>
         <w:t xml:space="preserve">[EN TOTS ELS CASOS: Indicar les </w:t>
       </w:r>
       <w:proofErr w:type="spellStart"/>
@@ -4413,7 +4589,6 @@
         <w:pStyle w:val="Textoindependiente"/>
         <w:jc w:val="both"/>
       </w:pPr>
-      <w:proofErr w:type="spellStart"/>
       <w:r>
         <w:rPr>
           <w:b/>
@@ -4424,7 +4599,6 @@
         </w:rPr>
         <w:t>Cinqué</w:t>
       </w:r>
-      <w:proofErr w:type="spellEnd"/>
       <w:r>
         <w:rPr>
           <w:sz w:val="20"/>
@@ -4575,31 +4749,31 @@
           <w:szCs w:val="20"/>
           <w:lang w:val="es-ES"/>
         </w:rPr>
-        <w:t xml:space="preserve">[indicar les dades </w:t>
-      </w:r>
-      <w:proofErr w:type="spellStart"/>
-      <w:r>
-        <w:rPr>
-          <w:b/>
-          <w:bCs/>
-          <w:color w:val="C00000"/>
-          <w:sz w:val="20"/>
-          <w:szCs w:val="20"/>
-          <w:lang w:val="es-ES"/>
-        </w:rPr>
-        <w:t>de l</w:t>
-      </w:r>
-      <w:proofErr w:type="spellEnd"/>
-      <w:r>
-        <w:rPr>
-          <w:b/>
-          <w:bCs/>
-          <w:color w:val="C00000"/>
-          <w:sz w:val="20"/>
-          <w:szCs w:val="20"/>
-          <w:lang w:val="es-ES"/>
-        </w:rPr>
-        <w:t xml:space="preserve">’empresa </w:t>
+        <w:t xml:space="preserve">[indicar les dades de </w:t>
+      </w:r>
+      <w:proofErr w:type="spellStart"/>
+      <w:r>
+        <w:rPr>
+          <w:b/>
+          <w:bCs/>
+          <w:color w:val="C00000"/>
+          <w:sz w:val="20"/>
+          <w:szCs w:val="20"/>
+          <w:lang w:val="es-ES"/>
+        </w:rPr>
+        <w:t>l’empresa</w:t>
+      </w:r>
+      <w:proofErr w:type="spellEnd"/>
+      <w:r>
+        <w:rPr>
+          <w:b/>
+          <w:bCs/>
+          <w:color w:val="C00000"/>
+          <w:sz w:val="20"/>
+          <w:szCs w:val="20"/>
+          <w:lang w:val="es-ES"/>
+        </w:rPr>
+        <w:t xml:space="preserve"> </w:t>
       </w:r>
       <w:proofErr w:type="spellStart"/>
       <w:r>
@@ -4671,31 +4845,31 @@
           <w:szCs w:val="20"/>
           <w:lang w:val="es-ES"/>
         </w:rPr>
-        <w:t xml:space="preserve">, manifestar que es tracta </w:t>
-      </w:r>
-      <w:proofErr w:type="spellStart"/>
-      <w:r>
-        <w:rPr>
-          <w:b/>
-          <w:bCs/>
-          <w:color w:val="C00000"/>
-          <w:sz w:val="20"/>
-          <w:szCs w:val="20"/>
-          <w:lang w:val="es-ES"/>
-        </w:rPr>
-        <w:t>de l</w:t>
-      </w:r>
-      <w:proofErr w:type="spellEnd"/>
-      <w:r>
-        <w:rPr>
-          <w:b/>
-          <w:bCs/>
-          <w:color w:val="C00000"/>
-          <w:sz w:val="20"/>
-          <w:szCs w:val="20"/>
-          <w:lang w:val="es-ES"/>
-        </w:rPr>
-        <w:t xml:space="preserve">’oferta </w:t>
+        <w:t xml:space="preserve">, manifestar que es tracta de </w:t>
+      </w:r>
+      <w:proofErr w:type="spellStart"/>
+      <w:r>
+        <w:rPr>
+          <w:b/>
+          <w:bCs/>
+          <w:color w:val="C00000"/>
+          <w:sz w:val="20"/>
+          <w:szCs w:val="20"/>
+          <w:lang w:val="es-ES"/>
+        </w:rPr>
+        <w:t>l’oferta</w:t>
+      </w:r>
+      <w:proofErr w:type="spellEnd"/>
+      <w:r>
+        <w:rPr>
+          <w:b/>
+          <w:bCs/>
+          <w:color w:val="C00000"/>
+          <w:sz w:val="20"/>
+          <w:szCs w:val="20"/>
+          <w:lang w:val="es-ES"/>
+        </w:rPr>
+        <w:t xml:space="preserve"> </w:t>
       </w:r>
       <w:proofErr w:type="spellStart"/>
       <w:r>
@@ -5252,7 +5426,7 @@
           <w:bottom w:w="55" w:type="dxa"/>
           <w:right w:w="55" w:type="dxa"/>
         </w:tblCellMar>
-        <w:tblLook w:val="0000" w:firstRow="0" w:lastRow="0" w:firstColumn="0" w:lastColumn="0" w:noHBand="0" w:noVBand="0"/>
+        <w:tblLook w:val="04A0" w:firstRow="1" w:lastRow="0" w:firstColumn="1" w:lastColumn="0" w:noHBand="0" w:noVBand="1"/>
       </w:tblPr>
       <w:tblGrid>
         <w:gridCol w:w="4537"/>
@@ -5856,6 +6030,16 @@
     <w:p>
       <w:pPr>
         <w:pStyle w:val="Textoindependiente"/>
+        <w:rPr>
+          <w:sz w:val="20"/>
+          <w:szCs w:val="20"/>
+          <w:lang w:val="ca-ES-valencia"/>
+        </w:rPr>
+      </w:pPr>
+    </w:p>
+    <w:p>
+      <w:pPr>
+        <w:pStyle w:val="Textoindependiente"/>
         <w:ind w:left="709" w:hanging="709"/>
         <w:jc w:val="center"/>
         <w:rPr>
@@ -5881,7 +6065,6 @@
     </w:p>
     <w:sectPr>
       <w:headerReference w:type="default" r:id="rId7"/>
-      <w:footerReference w:type="default" r:id="rId8"/>
       <w:pgSz w:w="11906" w:h="16838"/>
       <w:pgMar w:top="2552" w:right="1134" w:bottom="993" w:left="1134" w:header="720" w:footer="720" w:gutter="0"/>
       <w:cols w:space="720"/>
@@ -5909,16 +6092,6 @@
     </w:p>
   </w:endnote>
 </w:endnotes>
-</file>
-
-<file path=word/footer1.xml><?xml version="1.0" encoding="utf-8"?>
-<w:ftr xmlns:wpc="http://schemas.microsoft.com/office/word/2010/wordprocessingCanvas" xmlns:cx="http://schemas.microsoft.com/office/drawing/2014/chartex" xmlns:cx1="http://schemas.microsoft.com/office/drawing/2015/9/8/chartex" xmlns:cx2="http://schemas.microsoft.com/office/drawing/2015/10/21/chartex" xmlns:cx3="http://schemas.microsoft.com/office/drawing/2016/5/9/chartex" xmlns:cx4="http://schemas.microsoft.com/office/drawing/2016/5/10/chartex" xmlns:cx5="http://schemas.microsoft.com/office/drawing/2016/5/11/chartex" xmlns:cx6="http://schemas.microsoft.com/office/drawing/2016/5/12/chartex" xmlns:cx7="http://schemas.microsoft.com/office/drawing/2016/5/13/chartex" xmlns:cx8="http://schemas.microsoft.com/office/drawing/2016/5/14/chartex" xmlns:mc="http://schemas.openxmlformats.org/markup-compatibility/2006" xmlns:aink="http://schemas.microsoft.com/office/drawing/2016/ink" xmlns:am3d="http://schemas.microsoft.com/office/drawing/2017/model3d" xmlns:o="urn:schemas-microsoft-com:office:office" xmlns:oel="http://schemas.microsoft.com/office/2019/extlst" xmlns:r="http://schemas.openxmlformats.org/officeDocument/2006/relationships" xmlns:m="http://schemas.openxmlformats.org/officeDocument/2006/math" xmlns:v="urn:schemas-microsoft-com:vml" xmlns:wp14="http://schemas.microsoft.com/office/word/2010/wordprocessingDrawing" xmlns:wp="http://schemas.openxmlformats.org/drawingml/2006/wordprocessingDrawing" xmlns:w10="urn:schemas-microsoft-com:office:word" xmlns:w="http://schemas.openxmlformats.org/wordprocessingml/2006/main" xmlns:w14="http://schemas.microsoft.com/office/word/2010/wordml" xmlns:w15="http://schemas.microsoft.com/office/word/2012/wordml" xmlns:w16cex="http://schemas.microsoft.com/office/word/2018/wordml/cex" xmlns:w16cid="http://schemas.microsoft.com/office/word/2016/wordml/cid" xmlns:w16="http://schemas.microsoft.com/office/word/2018/wordml" xmlns:w16du="http://schemas.microsoft.com/office/word/2023/wordml/word16du" xmlns:w16sdtdh="http://schemas.microsoft.com/office/word/2020/wordml/sdtdatahash" xmlns:w16sdtfl="http://schemas.microsoft.com/office/word/2024/wordml/sdtformatlock" xmlns:w16se="http://schemas.microsoft.com/office/word/2015/wordml/symex" xmlns:wpg="http://schemas.microsoft.com/office/word/2010/wordprocessingGroup" xmlns:wpi="http://schemas.microsoft.com/office/word/2010/wordprocessingInk" xmlns:wne="http://schemas.microsoft.com/office/word/2006/wordml" xmlns:wps="http://schemas.microsoft.com/office/word/2010/wordprocessingShape" mc:Ignorable="w14 w15 w16se w16cid w16 w16cex w16sdtdh w16sdtfl w16du wp14">
-  <w:p>
-    <w:pPr>
-      <w:pStyle w:val="Piedepginauser"/>
-    </w:pPr>
-  </w:p>
-</w:ftr>
 </file>
 
 <file path=word/footnotes.xml><?xml version="1.0" encoding="utf-8"?>
@@ -5958,22 +6131,88 @@
         <w:noProof/>
       </w:rPr>
       <w:drawing>
-        <wp:anchor distT="0" distB="0" distL="0" distR="0" simplePos="0" relativeHeight="3" behindDoc="0" locked="0" layoutInCell="0" allowOverlap="1" wp14:anchorId="089A63FD" wp14:editId="25FA9A4F">
+        <wp:anchor distT="0" distB="0" distL="0" distR="0" simplePos="0" relativeHeight="5" behindDoc="0" locked="0" layoutInCell="0" allowOverlap="1" wp14:anchorId="19FE816C" wp14:editId="34F92DBF">
+          <wp:simplePos x="0" y="0"/>
+          <wp:positionH relativeFrom="column">
+            <wp:posOffset>-32385</wp:posOffset>
+          </wp:positionH>
+          <wp:positionV relativeFrom="paragraph">
+            <wp:posOffset>9525</wp:posOffset>
+          </wp:positionV>
+          <wp:extent cx="1512570" cy="676910"/>
+          <wp:effectExtent l="0" t="0" r="0" b="8890"/>
+          <wp:wrapThrough wrapText="bothSides">
+            <wp:wrapPolygon edited="0">
+              <wp:start x="272" y="0"/>
+              <wp:lineTo x="0" y="2432"/>
+              <wp:lineTo x="0" y="18236"/>
+              <wp:lineTo x="3537" y="21276"/>
+              <wp:lineTo x="12786" y="21276"/>
+              <wp:lineTo x="21219" y="18236"/>
+              <wp:lineTo x="21219" y="15805"/>
+              <wp:lineTo x="19043" y="9726"/>
+              <wp:lineTo x="20403" y="4255"/>
+              <wp:lineTo x="18227" y="3039"/>
+              <wp:lineTo x="2720" y="0"/>
+              <wp:lineTo x="272" y="0"/>
+            </wp:wrapPolygon>
+          </wp:wrapThrough>
+          <wp:docPr id="3" name="drawing" descr="Texto&#10;&#10;El contenido generado por IA puede ser incorrecto."/>
+          <wp:cNvGraphicFramePr>
+            <a:graphicFrameLocks xmlns:a="http://schemas.openxmlformats.org/drawingml/2006/main" noChangeAspect="1"/>
+          </wp:cNvGraphicFramePr>
+          <a:graphic xmlns:a="http://schemas.openxmlformats.org/drawingml/2006/main">
+            <a:graphicData uri="http://schemas.openxmlformats.org/drawingml/2006/picture">
+              <pic:pic xmlns:pic="http://schemas.openxmlformats.org/drawingml/2006/picture">
+                <pic:nvPicPr>
+                  <pic:cNvPr id="3" name="drawing" descr="Texto&#10;&#10;El contenido generado por IA puede ser incorrecto."/>
+                  <pic:cNvPicPr>
+                    <a:picLocks noChangeAspect="1" noChangeArrowheads="1"/>
+                  </pic:cNvPicPr>
+                </pic:nvPicPr>
+                <pic:blipFill>
+                  <a:blip r:embed="rId1"/>
+                  <a:stretch>
+                    <a:fillRect/>
+                  </a:stretch>
+                </pic:blipFill>
+                <pic:spPr bwMode="auto">
+                  <a:xfrm>
+                    <a:off x="0" y="0"/>
+                    <a:ext cx="1512570" cy="676910"/>
+                  </a:xfrm>
+                  <a:prstGeom prst="rect">
+                    <a:avLst/>
+                  </a:prstGeom>
+                  <a:noFill/>
+                </pic:spPr>
+              </pic:pic>
+            </a:graphicData>
+          </a:graphic>
+        </wp:anchor>
+      </w:drawing>
+    </w:r>
+    <w:r>
+      <w:rPr>
+        <w:noProof/>
+      </w:rPr>
+      <w:drawing>
+        <wp:anchor distT="0" distB="0" distL="0" distR="0" simplePos="0" relativeHeight="3" behindDoc="0" locked="0" layoutInCell="0" allowOverlap="1" wp14:anchorId="089A63FD" wp14:editId="02542121">
           <wp:simplePos x="0" y="0"/>
           <wp:positionH relativeFrom="margin">
-            <wp:posOffset>1682115</wp:posOffset>
+            <wp:posOffset>1786890</wp:posOffset>
           </wp:positionH>
           <wp:positionV relativeFrom="paragraph">
             <wp:posOffset>95885</wp:posOffset>
           </wp:positionV>
           <wp:extent cx="1704975" cy="533400"/>
-          <wp:effectExtent l="0" t="0" r="0" b="0"/>
+          <wp:effectExtent l="0" t="0" r="9525" b="0"/>
           <wp:wrapThrough wrapText="bothSides">
             <wp:wrapPolygon edited="0">
               <wp:start x="0" y="0"/>
-              <wp:lineTo x="21600" y="0"/>
-              <wp:lineTo x="21600" y="21600"/>
-              <wp:lineTo x="0" y="21600"/>
+              <wp:lineTo x="0" y="20829"/>
+              <wp:lineTo x="21479" y="20829"/>
+              <wp:lineTo x="21479" y="0"/>
               <wp:lineTo x="0" y="0"/>
             </wp:wrapPolygon>
           </wp:wrapThrough>
@@ -5991,7 +6230,7 @@
                   </pic:cNvPicPr>
                 </pic:nvPicPr>
                 <pic:blipFill>
-                  <a:blip r:embed="rId1"/>
+                  <a:blip r:embed="rId2"/>
                   <a:srcRect l="8232" t="27533" r="6987" b="26229"/>
                   <a:stretch>
                     <a:fillRect/>
@@ -6001,65 +6240,6 @@
                   <a:xfrm>
                     <a:off x="0" y="0"/>
                     <a:ext cx="1704975" cy="533400"/>
-                  </a:xfrm>
-                  <a:prstGeom prst="rect">
-                    <a:avLst/>
-                  </a:prstGeom>
-                  <a:noFill/>
-                </pic:spPr>
-              </pic:pic>
-            </a:graphicData>
-          </a:graphic>
-        </wp:anchor>
-      </w:drawing>
-    </w:r>
-    <w:r>
-      <w:rPr>
-        <w:noProof/>
-      </w:rPr>
-      <w:drawing>
-        <wp:anchor distT="0" distB="0" distL="0" distR="0" simplePos="0" relativeHeight="5" behindDoc="0" locked="0" layoutInCell="0" allowOverlap="1" wp14:anchorId="19FE816C" wp14:editId="53B7D2F7">
-          <wp:simplePos x="0" y="0"/>
-          <wp:positionH relativeFrom="column">
-            <wp:posOffset>-280035</wp:posOffset>
-          </wp:positionH>
-          <wp:positionV relativeFrom="paragraph">
-            <wp:posOffset>9525</wp:posOffset>
-          </wp:positionV>
-          <wp:extent cx="1512570" cy="676910"/>
-          <wp:effectExtent l="0" t="0" r="0" b="0"/>
-          <wp:wrapThrough wrapText="bothSides">
-            <wp:wrapPolygon edited="0">
-              <wp:start x="0" y="0"/>
-              <wp:lineTo x="21600" y="0"/>
-              <wp:lineTo x="21600" y="21600"/>
-              <wp:lineTo x="0" y="21600"/>
-              <wp:lineTo x="0" y="0"/>
-            </wp:wrapPolygon>
-          </wp:wrapThrough>
-          <wp:docPr id="3" name="drawing" descr="Texto&#10;&#10;El contenido generado por IA puede ser incorrecto."/>
-          <wp:cNvGraphicFramePr>
-            <a:graphicFrameLocks xmlns:a="http://schemas.openxmlformats.org/drawingml/2006/main" noChangeAspect="1"/>
-          </wp:cNvGraphicFramePr>
-          <a:graphic xmlns:a="http://schemas.openxmlformats.org/drawingml/2006/main">
-            <a:graphicData uri="http://schemas.openxmlformats.org/drawingml/2006/picture">
-              <pic:pic xmlns:pic="http://schemas.openxmlformats.org/drawingml/2006/picture">
-                <pic:nvPicPr>
-                  <pic:cNvPr id="3" name="drawing" descr="Texto&#10;&#10;El contenido generado por IA puede ser incorrecto."/>
-                  <pic:cNvPicPr>
-                    <a:picLocks noChangeAspect="1" noChangeArrowheads="1"/>
-                  </pic:cNvPicPr>
-                </pic:nvPicPr>
-                <pic:blipFill>
-                  <a:blip r:embed="rId2"/>
-                  <a:stretch>
-                    <a:fillRect/>
-                  </a:stretch>
-                </pic:blipFill>
-                <pic:spPr bwMode="auto">
-                  <a:xfrm>
-                    <a:off x="0" y="0"/>
-                    <a:ext cx="1512570" cy="676910"/>
                   </a:xfrm>
                   <a:prstGeom prst="rect">
                     <a:avLst/>
@@ -6242,6 +6422,181 @@
     </w:pPr>
   </w:p>
 </w:hdr>
+</file>
+
+<file path=word/numbering.xml><?xml version="1.0" encoding="utf-8"?>
+<w:numbering xmlns:wpc="http://schemas.microsoft.com/office/word/2010/wordprocessingCanvas" xmlns:cx="http://schemas.microsoft.com/office/drawing/2014/chartex" xmlns:cx1="http://schemas.microsoft.com/office/drawing/2015/9/8/chartex" xmlns:cx2="http://schemas.microsoft.com/office/drawing/2015/10/21/chartex" xmlns:cx3="http://schemas.microsoft.com/office/drawing/2016/5/9/chartex" xmlns:cx4="http://schemas.microsoft.com/office/drawing/2016/5/10/chartex" xmlns:cx5="http://schemas.microsoft.com/office/drawing/2016/5/11/chartex" xmlns:cx6="http://schemas.microsoft.com/office/drawing/2016/5/12/chartex" xmlns:cx7="http://schemas.microsoft.com/office/drawing/2016/5/13/chartex" xmlns:cx8="http://schemas.microsoft.com/office/drawing/2016/5/14/chartex" xmlns:mc="http://schemas.openxmlformats.org/markup-compatibility/2006" xmlns:aink="http://schemas.microsoft.com/office/drawing/2016/ink" xmlns:am3d="http://schemas.microsoft.com/office/drawing/2017/model3d" xmlns:o="urn:schemas-microsoft-com:office:office" xmlns:oel="http://schemas.microsoft.com/office/2019/extlst" xmlns:r="http://schemas.openxmlformats.org/officeDocument/2006/relationships" xmlns:m="http://schemas.openxmlformats.org/officeDocument/2006/math" xmlns:v="urn:schemas-microsoft-com:vml" xmlns:wp14="http://schemas.microsoft.com/office/word/2010/wordprocessingDrawing" xmlns:wp="http://schemas.openxmlformats.org/drawingml/2006/wordprocessingDrawing" xmlns:w10="urn:schemas-microsoft-com:office:word" xmlns:w="http://schemas.openxmlformats.org/wordprocessingml/2006/main" xmlns:w14="http://schemas.microsoft.com/office/word/2010/wordml" xmlns:w15="http://schemas.microsoft.com/office/word/2012/wordml" xmlns:w16cex="http://schemas.microsoft.com/office/word/2018/wordml/cex" xmlns:w16cid="http://schemas.microsoft.com/office/word/2016/wordml/cid" xmlns:w16="http://schemas.microsoft.com/office/word/2018/wordml" xmlns:w16du="http://schemas.microsoft.com/office/word/2023/wordml/word16du" xmlns:w16sdtdh="http://schemas.microsoft.com/office/word/2020/wordml/sdtdatahash" xmlns:w16sdtfl="http://schemas.microsoft.com/office/word/2024/wordml/sdtformatlock" xmlns:w16se="http://schemas.microsoft.com/office/word/2015/wordml/symex" xmlns:wpg="http://schemas.microsoft.com/office/word/2010/wordprocessingGroup" xmlns:wpi="http://schemas.microsoft.com/office/word/2010/wordprocessingInk" xmlns:wne="http://schemas.microsoft.com/office/word/2006/wordml" xmlns:wps="http://schemas.microsoft.com/office/word/2010/wordprocessingShape" mc:Ignorable="w14 w15 w16se w16cid w16 w16cex w16sdtdh w16sdtfl w16du wp14">
+  <w:numPicBullet w:numPicBulletId="0">
+    <w:pict>
+      <v:shapetype id="_x0000_t75" coordsize="21600,21600" o:spt="75" o:preferrelative="t" path="m@4@5l@4@11@9@11@9@5xe" filled="f" stroked="f">
+        <v:stroke joinstyle="miter"/>
+        <v:formulas>
+          <v:f eqn="if lineDrawn pixelLineWidth 0"/>
+          <v:f eqn="sum @0 1 0"/>
+          <v:f eqn="sum 0 0 @1"/>
+          <v:f eqn="prod @2 1 2"/>
+          <v:f eqn="prod @3 21600 pixelWidth"/>
+          <v:f eqn="prod @3 21600 pixelHeight"/>
+          <v:f eqn="sum @0 0 1"/>
+          <v:f eqn="prod @6 1 2"/>
+          <v:f eqn="prod @7 21600 pixelWidth"/>
+          <v:f eqn="sum @8 21600 0"/>
+          <v:f eqn="prod @7 21600 pixelHeight"/>
+          <v:f eqn="sum @10 21600 0"/>
+        </v:formulas>
+        <v:path o:extrusionok="f" gradientshapeok="t" o:connecttype="rect"/>
+        <o:lock v:ext="edit" aspectratio="t"/>
+      </v:shapetype>
+      <v:shape id="_x0000_i1025" type="#_x0000_t75" style="width:.75pt;height:.75pt;visibility:visible;mso-wrap-style:square" o:bullet="t">
+        <v:imagedata r:id="rId1" o:title="" croptop="-5041f" cropbottom="-5041f" cropleft="-5041f" cropright="-5041f"/>
+      </v:shape>
+    </w:pict>
+  </w:numPicBullet>
+  <w:abstractNum w:abstractNumId="0" w15:restartNumberingAfterBreak="0">
+    <w:nsid w:val="01A71D21"/>
+    <w:multiLevelType w:val="hybridMultilevel"/>
+    <w:tmpl w:val="6E4CC938"/>
+    <w:lvl w:ilvl="0" w:tplc="E8885108">
+      <w:start w:val="1"/>
+      <w:numFmt w:val="bullet"/>
+      <w:lvlText w:val=""/>
+      <w:lvlPicBulletId w:val="0"/>
+      <w:lvlJc w:val="left"/>
+      <w:pPr>
+        <w:tabs>
+          <w:tab w:val="num" w:pos="720"/>
+        </w:tabs>
+        <w:ind w:left="720" w:hanging="360"/>
+      </w:pPr>
+      <w:rPr>
+        <w:rFonts w:ascii="Symbol" w:hAnsi="Symbol" w:hint="default"/>
+      </w:rPr>
+    </w:lvl>
+    <w:lvl w:ilvl="1" w:tplc="0F627632" w:tentative="1">
+      <w:start w:val="1"/>
+      <w:numFmt w:val="bullet"/>
+      <w:lvlText w:val=""/>
+      <w:lvlJc w:val="left"/>
+      <w:pPr>
+        <w:tabs>
+          <w:tab w:val="num" w:pos="1440"/>
+        </w:tabs>
+        <w:ind w:left="1440" w:hanging="360"/>
+      </w:pPr>
+      <w:rPr>
+        <w:rFonts w:ascii="Symbol" w:hAnsi="Symbol" w:hint="default"/>
+      </w:rPr>
+    </w:lvl>
+    <w:lvl w:ilvl="2" w:tplc="F15E49BA" w:tentative="1">
+      <w:start w:val="1"/>
+      <w:numFmt w:val="bullet"/>
+      <w:lvlText w:val=""/>
+      <w:lvlJc w:val="left"/>
+      <w:pPr>
+        <w:tabs>
+          <w:tab w:val="num" w:pos="2160"/>
+        </w:tabs>
+        <w:ind w:left="2160" w:hanging="360"/>
+      </w:pPr>
+      <w:rPr>
+        <w:rFonts w:ascii="Symbol" w:hAnsi="Symbol" w:hint="default"/>
+      </w:rPr>
+    </w:lvl>
+    <w:lvl w:ilvl="3" w:tplc="B10A68C4" w:tentative="1">
+      <w:start w:val="1"/>
+      <w:numFmt w:val="bullet"/>
+      <w:lvlText w:val=""/>
+      <w:lvlJc w:val="left"/>
+      <w:pPr>
+        <w:tabs>
+          <w:tab w:val="num" w:pos="2880"/>
+        </w:tabs>
+        <w:ind w:left="2880" w:hanging="360"/>
+      </w:pPr>
+      <w:rPr>
+        <w:rFonts w:ascii="Symbol" w:hAnsi="Symbol" w:hint="default"/>
+      </w:rPr>
+    </w:lvl>
+    <w:lvl w:ilvl="4" w:tplc="C07E252E" w:tentative="1">
+      <w:start w:val="1"/>
+      <w:numFmt w:val="bullet"/>
+      <w:lvlText w:val=""/>
+      <w:lvlJc w:val="left"/>
+      <w:pPr>
+        <w:tabs>
+          <w:tab w:val="num" w:pos="3600"/>
+        </w:tabs>
+        <w:ind w:left="3600" w:hanging="360"/>
+      </w:pPr>
+      <w:rPr>
+        <w:rFonts w:ascii="Symbol" w:hAnsi="Symbol" w:hint="default"/>
+      </w:rPr>
+    </w:lvl>
+    <w:lvl w:ilvl="5" w:tplc="CFE05912" w:tentative="1">
+      <w:start w:val="1"/>
+      <w:numFmt w:val="bullet"/>
+      <w:lvlText w:val=""/>
+      <w:lvlJc w:val="left"/>
+      <w:pPr>
+        <w:tabs>
+          <w:tab w:val="num" w:pos="4320"/>
+        </w:tabs>
+        <w:ind w:left="4320" w:hanging="360"/>
+      </w:pPr>
+      <w:rPr>
+        <w:rFonts w:ascii="Symbol" w:hAnsi="Symbol" w:hint="default"/>
+      </w:rPr>
+    </w:lvl>
+    <w:lvl w:ilvl="6" w:tplc="6CB8446C" w:tentative="1">
+      <w:start w:val="1"/>
+      <w:numFmt w:val="bullet"/>
+      <w:lvlText w:val=""/>
+      <w:lvlJc w:val="left"/>
+      <w:pPr>
+        <w:tabs>
+          <w:tab w:val="num" w:pos="5040"/>
+        </w:tabs>
+        <w:ind w:left="5040" w:hanging="360"/>
+      </w:pPr>
+      <w:rPr>
+        <w:rFonts w:ascii="Symbol" w:hAnsi="Symbol" w:hint="default"/>
+      </w:rPr>
+    </w:lvl>
+    <w:lvl w:ilvl="7" w:tplc="6CBABD10" w:tentative="1">
+      <w:start w:val="1"/>
+      <w:numFmt w:val="bullet"/>
+      <w:lvlText w:val=""/>
+      <w:lvlJc w:val="left"/>
+      <w:pPr>
+        <w:tabs>
+          <w:tab w:val="num" w:pos="5760"/>
+        </w:tabs>
+        <w:ind w:left="5760" w:hanging="360"/>
+      </w:pPr>
+      <w:rPr>
+        <w:rFonts w:ascii="Symbol" w:hAnsi="Symbol" w:hint="default"/>
+      </w:rPr>
+    </w:lvl>
+    <w:lvl w:ilvl="8" w:tplc="B21418F2" w:tentative="1">
+      <w:start w:val="1"/>
+      <w:numFmt w:val="bullet"/>
+      <w:lvlText w:val=""/>
+      <w:lvlJc w:val="left"/>
+      <w:pPr>
+        <w:tabs>
+          <w:tab w:val="num" w:pos="6480"/>
+        </w:tabs>
+        <w:ind w:left="6480" w:hanging="360"/>
+      </w:pPr>
+      <w:rPr>
+        <w:rFonts w:ascii="Symbol" w:hAnsi="Symbol" w:hint="default"/>
+      </w:rPr>
+    </w:lvl>
+  </w:abstractNum>
+  <w:num w:numId="1" w16cid:durableId="570846792">
+    <w:abstractNumId w:val="0"/>
+  </w:num>
+</w:numbering>
 </file>
 
 <file path=word/styles.xml><?xml version="1.0" encoding="utf-8"?>
@@ -6646,7 +7001,6 @@
   <w:style w:type="character" w:default="1" w:styleId="Fuentedeprrafopredeter">
     <w:name w:val="Default Paragraph Font"/>
     <w:uiPriority w:val="1"/>
-    <w:semiHidden/>
     <w:unhideWhenUsed/>
   </w:style>
   <w:style w:type="table" w:default="1" w:styleId="Tablanormal">

--- a/crea_carpeta_sdgfp/Modelo informe necesidad_VAL_V3.docx
+++ b/crea_carpeta_sdgfp/Modelo informe necesidad_VAL_V3.docx
@@ -1,6 +1,6 @@
 
 <file path=word/document.xml><?xml version="1.0" encoding="utf-8"?>
-<w:document xmlns:wpc="http://schemas.microsoft.com/office/word/2010/wordprocessingCanvas" xmlns:cx="http://schemas.microsoft.com/office/drawing/2014/chartex" xmlns:cx1="http://schemas.microsoft.com/office/drawing/2015/9/8/chartex" xmlns:cx2="http://schemas.microsoft.com/office/drawing/2015/10/21/chartex" xmlns:cx3="http://schemas.microsoft.com/office/drawing/2016/5/9/chartex" xmlns:cx4="http://schemas.microsoft.com/office/drawing/2016/5/10/chartex" xmlns:cx5="http://schemas.microsoft.com/office/drawing/2016/5/11/chartex" xmlns:cx6="http://schemas.microsoft.com/office/drawing/2016/5/12/chartex" xmlns:cx7="http://schemas.microsoft.com/office/drawing/2016/5/13/chartex" xmlns:cx8="http://schemas.microsoft.com/office/drawing/2016/5/14/chartex" xmlns:mc="http://schemas.openxmlformats.org/markup-compatibility/2006" xmlns:aink="http://schemas.microsoft.com/office/drawing/2016/ink" xmlns:am3d="http://schemas.microsoft.com/office/drawing/2017/model3d" xmlns:o="urn:schemas-microsoft-com:office:office" xmlns:oel="http://schemas.microsoft.com/office/2019/extlst" xmlns:r="http://schemas.openxmlformats.org/officeDocument/2006/relationships" xmlns:m="http://schemas.openxmlformats.org/officeDocument/2006/math" xmlns:v="urn:schemas-microsoft-com:vml" xmlns:wp14="http://schemas.microsoft.com/office/word/2010/wordprocessingDrawing" xmlns:wp="http://schemas.openxmlformats.org/drawingml/2006/wordprocessingDrawing" xmlns:w10="urn:schemas-microsoft-com:office:word" xmlns:w="http://schemas.openxmlformats.org/wordprocessingml/2006/main" xmlns:w14="http://schemas.microsoft.com/office/word/2010/wordml" xmlns:w15="http://schemas.microsoft.com/office/word/2012/wordml" xmlns:w16cex="http://schemas.microsoft.com/office/word/2018/wordml/cex" xmlns:w16cid="http://schemas.microsoft.com/office/word/2016/wordml/cid" xmlns:w16="http://schemas.microsoft.com/office/word/2018/wordml" xmlns:w16sdtdh="http://schemas.microsoft.com/office/word/2020/wordml/sdtdatahash" xmlns:w16se="http://schemas.microsoft.com/office/word/2015/wordml/symex" xmlns:wpg="http://schemas.microsoft.com/office/word/2010/wordprocessingGroup" xmlns:wpi="http://schemas.microsoft.com/office/word/2010/wordprocessingInk" xmlns:wne="http://schemas.microsoft.com/office/word/2006/wordml" xmlns:wps="http://schemas.microsoft.com/office/word/2010/wordprocessingShape" mc:Ignorable="w14 w15 w16se w16cid w16 w16cex w16sdtdh wp14">
+<w:document xmlns:wpc="http://schemas.microsoft.com/office/word/2010/wordprocessingCanvas" xmlns:cx="http://schemas.microsoft.com/office/drawing/2014/chartex" xmlns:cx1="http://schemas.microsoft.com/office/drawing/2015/9/8/chartex" xmlns:cx2="http://schemas.microsoft.com/office/drawing/2015/10/21/chartex" xmlns:cx3="http://schemas.microsoft.com/office/drawing/2016/5/9/chartex" xmlns:cx4="http://schemas.microsoft.com/office/drawing/2016/5/10/chartex" xmlns:cx5="http://schemas.microsoft.com/office/drawing/2016/5/11/chartex" xmlns:cx6="http://schemas.microsoft.com/office/drawing/2016/5/12/chartex" xmlns:cx7="http://schemas.microsoft.com/office/drawing/2016/5/13/chartex" xmlns:cx8="http://schemas.microsoft.com/office/drawing/2016/5/14/chartex" xmlns:mc="http://schemas.openxmlformats.org/markup-compatibility/2006" xmlns:aink="http://schemas.microsoft.com/office/drawing/2016/ink" xmlns:am3d="http://schemas.microsoft.com/office/drawing/2017/model3d" xmlns:o="urn:schemas-microsoft-com:office:office" xmlns:oel="http://schemas.microsoft.com/office/2019/extlst" xmlns:r="http://schemas.openxmlformats.org/officeDocument/2006/relationships" xmlns:m="http://schemas.openxmlformats.org/officeDocument/2006/math" xmlns:v="urn:schemas-microsoft-com:vml" xmlns:wp14="http://schemas.microsoft.com/office/word/2010/wordprocessingDrawing" xmlns:wp="http://schemas.openxmlformats.org/drawingml/2006/wordprocessingDrawing" xmlns:w10="urn:schemas-microsoft-com:office:word" xmlns:w="http://schemas.openxmlformats.org/wordprocessingml/2006/main" xmlns:w14="http://schemas.microsoft.com/office/word/2010/wordml" xmlns:w15="http://schemas.microsoft.com/office/word/2012/wordml" xmlns:w16cex="http://schemas.microsoft.com/office/word/2018/wordml/cex" xmlns:w16cid="http://schemas.microsoft.com/office/word/2016/wordml/cid" xmlns:w16="http://schemas.microsoft.com/office/word/2018/wordml" xmlns:w16du="http://schemas.microsoft.com/office/word/2023/wordml/word16du" xmlns:w16sdtdh="http://schemas.microsoft.com/office/word/2020/wordml/sdtdatahash" xmlns:w16sdtfl="http://schemas.microsoft.com/office/word/2024/wordml/sdtformatlock" xmlns:w16se="http://schemas.microsoft.com/office/word/2015/wordml/symex" xmlns:wpg="http://schemas.microsoft.com/office/word/2010/wordprocessingGroup" xmlns:wpi="http://schemas.microsoft.com/office/word/2010/wordprocessingInk" xmlns:wne="http://schemas.microsoft.com/office/word/2006/wordml" xmlns:wps="http://schemas.microsoft.com/office/word/2010/wordprocessingShape" mc:Ignorable="w14 w15 w16se w16cid w16 w16cex w16sdtdh w16sdtfl w16du wp14">
   <w:body>
     <w:p>
       <w:pPr>
@@ -434,15 +434,39 @@
           <w:szCs w:val="20"/>
           <w:lang w:val="es-ES"/>
         </w:rPr>
-        <w:t xml:space="preserve"> necessitats, la Conselleria de Cultura, Educació</w:t>
-      </w:r>
-      <w:r>
-        <w:rPr>
-          <w:sz w:val="20"/>
-          <w:szCs w:val="20"/>
-          <w:lang w:val="es-ES"/>
-        </w:rPr>
-        <w:t xml:space="preserve"> i</w:t>
+        <w:t xml:space="preserve"> necessitats, la Conselleria d</w:t>
+      </w:r>
+      <w:r>
+        <w:rPr>
+          <w:sz w:val="20"/>
+          <w:szCs w:val="20"/>
+          <w:lang w:val="es-ES"/>
+        </w:rPr>
+        <w:t>’</w:t>
+      </w:r>
+      <w:r>
+        <w:rPr>
+          <w:sz w:val="20"/>
+          <w:szCs w:val="20"/>
+          <w:lang w:val="es-ES"/>
+        </w:rPr>
+        <w:t xml:space="preserve">Educació, </w:t>
+      </w:r>
+      <w:r>
+        <w:rPr>
+          <w:sz w:val="20"/>
+          <w:szCs w:val="20"/>
+          <w:lang w:val="es-ES"/>
+        </w:rPr>
+        <w:t xml:space="preserve">Cultura </w:t>
+      </w:r>
+      <w:r>
+        <w:rPr>
+          <w:sz w:val="20"/>
+          <w:szCs w:val="20"/>
+          <w:lang w:val="es-ES"/>
+        </w:rPr>
+        <w:t>i</w:t>
       </w:r>
       <w:r>
         <w:rPr>
@@ -1419,7 +1443,7 @@
 </file>
 
 <file path=word/endnotes.xml><?xml version="1.0" encoding="utf-8"?>
-<w:endnotes xmlns:wpc="http://schemas.microsoft.com/office/word/2010/wordprocessingCanvas" xmlns:cx="http://schemas.microsoft.com/office/drawing/2014/chartex" xmlns:cx1="http://schemas.microsoft.com/office/drawing/2015/9/8/chartex" xmlns:cx2="http://schemas.microsoft.com/office/drawing/2015/10/21/chartex" xmlns:cx3="http://schemas.microsoft.com/office/drawing/2016/5/9/chartex" xmlns:cx4="http://schemas.microsoft.com/office/drawing/2016/5/10/chartex" xmlns:cx5="http://schemas.microsoft.com/office/drawing/2016/5/11/chartex" xmlns:cx6="http://schemas.microsoft.com/office/drawing/2016/5/12/chartex" xmlns:cx7="http://schemas.microsoft.com/office/drawing/2016/5/13/chartex" xmlns:cx8="http://schemas.microsoft.com/office/drawing/2016/5/14/chartex" xmlns:mc="http://schemas.openxmlformats.org/markup-compatibility/2006" xmlns:aink="http://schemas.microsoft.com/office/drawing/2016/ink" xmlns:am3d="http://schemas.microsoft.com/office/drawing/2017/model3d" xmlns:o="urn:schemas-microsoft-com:office:office" xmlns:oel="http://schemas.microsoft.com/office/2019/extlst" xmlns:r="http://schemas.openxmlformats.org/officeDocument/2006/relationships" xmlns:m="http://schemas.openxmlformats.org/officeDocument/2006/math" xmlns:v="urn:schemas-microsoft-com:vml" xmlns:wp14="http://schemas.microsoft.com/office/word/2010/wordprocessingDrawing" xmlns:wp="http://schemas.openxmlformats.org/drawingml/2006/wordprocessingDrawing" xmlns:w10="urn:schemas-microsoft-com:office:word" xmlns:w="http://schemas.openxmlformats.org/wordprocessingml/2006/main" xmlns:w14="http://schemas.microsoft.com/office/word/2010/wordml" xmlns:w15="http://schemas.microsoft.com/office/word/2012/wordml" xmlns:w16cex="http://schemas.microsoft.com/office/word/2018/wordml/cex" xmlns:w16cid="http://schemas.microsoft.com/office/word/2016/wordml/cid" xmlns:w16="http://schemas.microsoft.com/office/word/2018/wordml" xmlns:w16sdtdh="http://schemas.microsoft.com/office/word/2020/wordml/sdtdatahash" xmlns:w16se="http://schemas.microsoft.com/office/word/2015/wordml/symex" xmlns:wpg="http://schemas.microsoft.com/office/word/2010/wordprocessingGroup" xmlns:wpi="http://schemas.microsoft.com/office/word/2010/wordprocessingInk" xmlns:wne="http://schemas.microsoft.com/office/word/2006/wordml" xmlns:wps="http://schemas.microsoft.com/office/word/2010/wordprocessingShape" mc:Ignorable="w14 w15 w16se w16cid w16 w16cex w16sdtdh wp14">
+<w:endnotes xmlns:wpc="http://schemas.microsoft.com/office/word/2010/wordprocessingCanvas" xmlns:cx="http://schemas.microsoft.com/office/drawing/2014/chartex" xmlns:cx1="http://schemas.microsoft.com/office/drawing/2015/9/8/chartex" xmlns:cx2="http://schemas.microsoft.com/office/drawing/2015/10/21/chartex" xmlns:cx3="http://schemas.microsoft.com/office/drawing/2016/5/9/chartex" xmlns:cx4="http://schemas.microsoft.com/office/drawing/2016/5/10/chartex" xmlns:cx5="http://schemas.microsoft.com/office/drawing/2016/5/11/chartex" xmlns:cx6="http://schemas.microsoft.com/office/drawing/2016/5/12/chartex" xmlns:cx7="http://schemas.microsoft.com/office/drawing/2016/5/13/chartex" xmlns:cx8="http://schemas.microsoft.com/office/drawing/2016/5/14/chartex" xmlns:mc="http://schemas.openxmlformats.org/markup-compatibility/2006" xmlns:aink="http://schemas.microsoft.com/office/drawing/2016/ink" xmlns:am3d="http://schemas.microsoft.com/office/drawing/2017/model3d" xmlns:o="urn:schemas-microsoft-com:office:office" xmlns:oel="http://schemas.microsoft.com/office/2019/extlst" xmlns:r="http://schemas.openxmlformats.org/officeDocument/2006/relationships" xmlns:m="http://schemas.openxmlformats.org/officeDocument/2006/math" xmlns:v="urn:schemas-microsoft-com:vml" xmlns:wp14="http://schemas.microsoft.com/office/word/2010/wordprocessingDrawing" xmlns:wp="http://schemas.openxmlformats.org/drawingml/2006/wordprocessingDrawing" xmlns:w10="urn:schemas-microsoft-com:office:word" xmlns:w="http://schemas.openxmlformats.org/wordprocessingml/2006/main" xmlns:w14="http://schemas.microsoft.com/office/word/2010/wordml" xmlns:w15="http://schemas.microsoft.com/office/word/2012/wordml" xmlns:w16cex="http://schemas.microsoft.com/office/word/2018/wordml/cex" xmlns:w16cid="http://schemas.microsoft.com/office/word/2016/wordml/cid" xmlns:w16="http://schemas.microsoft.com/office/word/2018/wordml" xmlns:w16du="http://schemas.microsoft.com/office/word/2023/wordml/word16du" xmlns:w16sdtdh="http://schemas.microsoft.com/office/word/2020/wordml/sdtdatahash" xmlns:w16sdtfl="http://schemas.microsoft.com/office/word/2024/wordml/sdtformatlock" xmlns:w16se="http://schemas.microsoft.com/office/word/2015/wordml/symex" xmlns:wpg="http://schemas.microsoft.com/office/word/2010/wordprocessingGroup" xmlns:wpi="http://schemas.microsoft.com/office/word/2010/wordprocessingInk" xmlns:wne="http://schemas.microsoft.com/office/word/2006/wordml" xmlns:wps="http://schemas.microsoft.com/office/word/2010/wordprocessingShape" mc:Ignorable="w14 w15 w16se w16cid w16 w16cex w16sdtdh w16sdtfl w16du wp14">
   <w:endnote w:type="separator" w:id="-1">
     <w:p>
       <w:r>
@@ -1438,7 +1462,7 @@
 </file>
 
 <file path=word/footer1.xml><?xml version="1.0" encoding="utf-8"?>
-<w:ftr xmlns:wpc="http://schemas.microsoft.com/office/word/2010/wordprocessingCanvas" xmlns:cx="http://schemas.microsoft.com/office/drawing/2014/chartex" xmlns:cx1="http://schemas.microsoft.com/office/drawing/2015/9/8/chartex" xmlns:cx2="http://schemas.microsoft.com/office/drawing/2015/10/21/chartex" xmlns:cx3="http://schemas.microsoft.com/office/drawing/2016/5/9/chartex" xmlns:cx4="http://schemas.microsoft.com/office/drawing/2016/5/10/chartex" xmlns:cx5="http://schemas.microsoft.com/office/drawing/2016/5/11/chartex" xmlns:cx6="http://schemas.microsoft.com/office/drawing/2016/5/12/chartex" xmlns:cx7="http://schemas.microsoft.com/office/drawing/2016/5/13/chartex" xmlns:cx8="http://schemas.microsoft.com/office/drawing/2016/5/14/chartex" xmlns:mc="http://schemas.openxmlformats.org/markup-compatibility/2006" xmlns:aink="http://schemas.microsoft.com/office/drawing/2016/ink" xmlns:am3d="http://schemas.microsoft.com/office/drawing/2017/model3d" xmlns:o="urn:schemas-microsoft-com:office:office" xmlns:oel="http://schemas.microsoft.com/office/2019/extlst" xmlns:r="http://schemas.openxmlformats.org/officeDocument/2006/relationships" xmlns:m="http://schemas.openxmlformats.org/officeDocument/2006/math" xmlns:v="urn:schemas-microsoft-com:vml" xmlns:wp14="http://schemas.microsoft.com/office/word/2010/wordprocessingDrawing" xmlns:wp="http://schemas.openxmlformats.org/drawingml/2006/wordprocessingDrawing" xmlns:w10="urn:schemas-microsoft-com:office:word" xmlns:w="http://schemas.openxmlformats.org/wordprocessingml/2006/main" xmlns:w14="http://schemas.microsoft.com/office/word/2010/wordml" xmlns:w15="http://schemas.microsoft.com/office/word/2012/wordml" xmlns:w16cex="http://schemas.microsoft.com/office/word/2018/wordml/cex" xmlns:w16cid="http://schemas.microsoft.com/office/word/2016/wordml/cid" xmlns:w16="http://schemas.microsoft.com/office/word/2018/wordml" xmlns:w16sdtdh="http://schemas.microsoft.com/office/word/2020/wordml/sdtdatahash" xmlns:w16se="http://schemas.microsoft.com/office/word/2015/wordml/symex" xmlns:wpg="http://schemas.microsoft.com/office/word/2010/wordprocessingGroup" xmlns:wpi="http://schemas.microsoft.com/office/word/2010/wordprocessingInk" xmlns:wne="http://schemas.microsoft.com/office/word/2006/wordml" xmlns:wps="http://schemas.microsoft.com/office/word/2010/wordprocessingShape" mc:Ignorable="w14 w15 w16se w16cid w16 w16cex w16sdtdh wp14">
+<w:ftr xmlns:wpc="http://schemas.microsoft.com/office/word/2010/wordprocessingCanvas" xmlns:cx="http://schemas.microsoft.com/office/drawing/2014/chartex" xmlns:cx1="http://schemas.microsoft.com/office/drawing/2015/9/8/chartex" xmlns:cx2="http://schemas.microsoft.com/office/drawing/2015/10/21/chartex" xmlns:cx3="http://schemas.microsoft.com/office/drawing/2016/5/9/chartex" xmlns:cx4="http://schemas.microsoft.com/office/drawing/2016/5/10/chartex" xmlns:cx5="http://schemas.microsoft.com/office/drawing/2016/5/11/chartex" xmlns:cx6="http://schemas.microsoft.com/office/drawing/2016/5/12/chartex" xmlns:cx7="http://schemas.microsoft.com/office/drawing/2016/5/13/chartex" xmlns:cx8="http://schemas.microsoft.com/office/drawing/2016/5/14/chartex" xmlns:mc="http://schemas.openxmlformats.org/markup-compatibility/2006" xmlns:aink="http://schemas.microsoft.com/office/drawing/2016/ink" xmlns:am3d="http://schemas.microsoft.com/office/drawing/2017/model3d" xmlns:o="urn:schemas-microsoft-com:office:office" xmlns:oel="http://schemas.microsoft.com/office/2019/extlst" xmlns:r="http://schemas.openxmlformats.org/officeDocument/2006/relationships" xmlns:m="http://schemas.openxmlformats.org/officeDocument/2006/math" xmlns:v="urn:schemas-microsoft-com:vml" xmlns:wp14="http://schemas.microsoft.com/office/word/2010/wordprocessingDrawing" xmlns:wp="http://schemas.openxmlformats.org/drawingml/2006/wordprocessingDrawing" xmlns:w10="urn:schemas-microsoft-com:office:word" xmlns:w="http://schemas.openxmlformats.org/wordprocessingml/2006/main" xmlns:w14="http://schemas.microsoft.com/office/word/2010/wordml" xmlns:w15="http://schemas.microsoft.com/office/word/2012/wordml" xmlns:w16cex="http://schemas.microsoft.com/office/word/2018/wordml/cex" xmlns:w16cid="http://schemas.microsoft.com/office/word/2016/wordml/cid" xmlns:w16="http://schemas.microsoft.com/office/word/2018/wordml" xmlns:w16du="http://schemas.microsoft.com/office/word/2023/wordml/word16du" xmlns:w16sdtdh="http://schemas.microsoft.com/office/word/2020/wordml/sdtdatahash" xmlns:w16sdtfl="http://schemas.microsoft.com/office/word/2024/wordml/sdtformatlock" xmlns:w16se="http://schemas.microsoft.com/office/word/2015/wordml/symex" xmlns:wpg="http://schemas.microsoft.com/office/word/2010/wordprocessingGroup" xmlns:wpi="http://schemas.microsoft.com/office/word/2010/wordprocessingInk" xmlns:wne="http://schemas.microsoft.com/office/word/2006/wordml" xmlns:wps="http://schemas.microsoft.com/office/word/2010/wordprocessingShape" mc:Ignorable="w14 w15 w16se w16cid w16 w16cex w16sdtdh w16sdtfl w16du wp14">
   <w:p>
     <w:pPr>
       <w:pStyle w:val="Piedepginauser"/>
@@ -1448,7 +1472,7 @@
 </file>
 
 <file path=word/footnotes.xml><?xml version="1.0" encoding="utf-8"?>
-<w:footnotes xmlns:wpc="http://schemas.microsoft.com/office/word/2010/wordprocessingCanvas" xmlns:cx="http://schemas.microsoft.com/office/drawing/2014/chartex" xmlns:cx1="http://schemas.microsoft.com/office/drawing/2015/9/8/chartex" xmlns:cx2="http://schemas.microsoft.com/office/drawing/2015/10/21/chartex" xmlns:cx3="http://schemas.microsoft.com/office/drawing/2016/5/9/chartex" xmlns:cx4="http://schemas.microsoft.com/office/drawing/2016/5/10/chartex" xmlns:cx5="http://schemas.microsoft.com/office/drawing/2016/5/11/chartex" xmlns:cx6="http://schemas.microsoft.com/office/drawing/2016/5/12/chartex" xmlns:cx7="http://schemas.microsoft.com/office/drawing/2016/5/13/chartex" xmlns:cx8="http://schemas.microsoft.com/office/drawing/2016/5/14/chartex" xmlns:mc="http://schemas.openxmlformats.org/markup-compatibility/2006" xmlns:aink="http://schemas.microsoft.com/office/drawing/2016/ink" xmlns:am3d="http://schemas.microsoft.com/office/drawing/2017/model3d" xmlns:o="urn:schemas-microsoft-com:office:office" xmlns:oel="http://schemas.microsoft.com/office/2019/extlst" xmlns:r="http://schemas.openxmlformats.org/officeDocument/2006/relationships" xmlns:m="http://schemas.openxmlformats.org/officeDocument/2006/math" xmlns:v="urn:schemas-microsoft-com:vml" xmlns:wp14="http://schemas.microsoft.com/office/word/2010/wordprocessingDrawing" xmlns:wp="http://schemas.openxmlformats.org/drawingml/2006/wordprocessingDrawing" xmlns:w10="urn:schemas-microsoft-com:office:word" xmlns:w="http://schemas.openxmlformats.org/wordprocessingml/2006/main" xmlns:w14="http://schemas.microsoft.com/office/word/2010/wordml" xmlns:w15="http://schemas.microsoft.com/office/word/2012/wordml" xmlns:w16cex="http://schemas.microsoft.com/office/word/2018/wordml/cex" xmlns:w16cid="http://schemas.microsoft.com/office/word/2016/wordml/cid" xmlns:w16="http://schemas.microsoft.com/office/word/2018/wordml" xmlns:w16sdtdh="http://schemas.microsoft.com/office/word/2020/wordml/sdtdatahash" xmlns:w16se="http://schemas.microsoft.com/office/word/2015/wordml/symex" xmlns:wpg="http://schemas.microsoft.com/office/word/2010/wordprocessingGroup" xmlns:wpi="http://schemas.microsoft.com/office/word/2010/wordprocessingInk" xmlns:wne="http://schemas.microsoft.com/office/word/2006/wordml" xmlns:wps="http://schemas.microsoft.com/office/word/2010/wordprocessingShape" mc:Ignorable="w14 w15 w16se w16cid w16 w16cex w16sdtdh wp14">
+<w:footnotes xmlns:wpc="http://schemas.microsoft.com/office/word/2010/wordprocessingCanvas" xmlns:cx="http://schemas.microsoft.com/office/drawing/2014/chartex" xmlns:cx1="http://schemas.microsoft.com/office/drawing/2015/9/8/chartex" xmlns:cx2="http://schemas.microsoft.com/office/drawing/2015/10/21/chartex" xmlns:cx3="http://schemas.microsoft.com/office/drawing/2016/5/9/chartex" xmlns:cx4="http://schemas.microsoft.com/office/drawing/2016/5/10/chartex" xmlns:cx5="http://schemas.microsoft.com/office/drawing/2016/5/11/chartex" xmlns:cx6="http://schemas.microsoft.com/office/drawing/2016/5/12/chartex" xmlns:cx7="http://schemas.microsoft.com/office/drawing/2016/5/13/chartex" xmlns:cx8="http://schemas.microsoft.com/office/drawing/2016/5/14/chartex" xmlns:mc="http://schemas.openxmlformats.org/markup-compatibility/2006" xmlns:aink="http://schemas.microsoft.com/office/drawing/2016/ink" xmlns:am3d="http://schemas.microsoft.com/office/drawing/2017/model3d" xmlns:o="urn:schemas-microsoft-com:office:office" xmlns:oel="http://schemas.microsoft.com/office/2019/extlst" xmlns:r="http://schemas.openxmlformats.org/officeDocument/2006/relationships" xmlns:m="http://schemas.openxmlformats.org/officeDocument/2006/math" xmlns:v="urn:schemas-microsoft-com:vml" xmlns:wp14="http://schemas.microsoft.com/office/word/2010/wordprocessingDrawing" xmlns:wp="http://schemas.openxmlformats.org/drawingml/2006/wordprocessingDrawing" xmlns:w10="urn:schemas-microsoft-com:office:word" xmlns:w="http://schemas.openxmlformats.org/wordprocessingml/2006/main" xmlns:w14="http://schemas.microsoft.com/office/word/2010/wordml" xmlns:w15="http://schemas.microsoft.com/office/word/2012/wordml" xmlns:w16cex="http://schemas.microsoft.com/office/word/2018/wordml/cex" xmlns:w16cid="http://schemas.microsoft.com/office/word/2016/wordml/cid" xmlns:w16="http://schemas.microsoft.com/office/word/2018/wordml" xmlns:w16du="http://schemas.microsoft.com/office/word/2023/wordml/word16du" xmlns:w16sdtdh="http://schemas.microsoft.com/office/word/2020/wordml/sdtdatahash" xmlns:w16sdtfl="http://schemas.microsoft.com/office/word/2024/wordml/sdtformatlock" xmlns:w16se="http://schemas.microsoft.com/office/word/2015/wordml/symex" xmlns:wpg="http://schemas.microsoft.com/office/word/2010/wordprocessingGroup" xmlns:wpi="http://schemas.microsoft.com/office/word/2010/wordprocessingInk" xmlns:wne="http://schemas.microsoft.com/office/word/2006/wordml" xmlns:wps="http://schemas.microsoft.com/office/word/2010/wordprocessingShape" mc:Ignorable="w14 w15 w16se w16cid w16 w16cex w16sdtdh w16sdtfl w16du wp14">
   <w:footnote w:type="separator" w:id="-1">
     <w:p>
       <w:r>
@@ -1467,7 +1491,7 @@
 </file>
 
 <file path=word/header1.xml><?xml version="1.0" encoding="utf-8"?>
-<w:hdr xmlns:wpc="http://schemas.microsoft.com/office/word/2010/wordprocessingCanvas" xmlns:cx="http://schemas.microsoft.com/office/drawing/2014/chartex" xmlns:cx1="http://schemas.microsoft.com/office/drawing/2015/9/8/chartex" xmlns:cx2="http://schemas.microsoft.com/office/drawing/2015/10/21/chartex" xmlns:cx3="http://schemas.microsoft.com/office/drawing/2016/5/9/chartex" xmlns:cx4="http://schemas.microsoft.com/office/drawing/2016/5/10/chartex" xmlns:cx5="http://schemas.microsoft.com/office/drawing/2016/5/11/chartex" xmlns:cx6="http://schemas.microsoft.com/office/drawing/2016/5/12/chartex" xmlns:cx7="http://schemas.microsoft.com/office/drawing/2016/5/13/chartex" xmlns:cx8="http://schemas.microsoft.com/office/drawing/2016/5/14/chartex" xmlns:mc="http://schemas.openxmlformats.org/markup-compatibility/2006" xmlns:aink="http://schemas.microsoft.com/office/drawing/2016/ink" xmlns:am3d="http://schemas.microsoft.com/office/drawing/2017/model3d" xmlns:o="urn:schemas-microsoft-com:office:office" xmlns:oel="http://schemas.microsoft.com/office/2019/extlst" xmlns:r="http://schemas.openxmlformats.org/officeDocument/2006/relationships" xmlns:m="http://schemas.openxmlformats.org/officeDocument/2006/math" xmlns:v="urn:schemas-microsoft-com:vml" xmlns:wp14="http://schemas.microsoft.com/office/word/2010/wordprocessingDrawing" xmlns:wp="http://schemas.openxmlformats.org/drawingml/2006/wordprocessingDrawing" xmlns:w10="urn:schemas-microsoft-com:office:word" xmlns:w="http://schemas.openxmlformats.org/wordprocessingml/2006/main" xmlns:w14="http://schemas.microsoft.com/office/word/2010/wordml" xmlns:w15="http://schemas.microsoft.com/office/word/2012/wordml" xmlns:w16cex="http://schemas.microsoft.com/office/word/2018/wordml/cex" xmlns:w16cid="http://schemas.microsoft.com/office/word/2016/wordml/cid" xmlns:w16="http://schemas.microsoft.com/office/word/2018/wordml" xmlns:w16sdtdh="http://schemas.microsoft.com/office/word/2020/wordml/sdtdatahash" xmlns:w16se="http://schemas.microsoft.com/office/word/2015/wordml/symex" xmlns:wpg="http://schemas.microsoft.com/office/word/2010/wordprocessingGroup" xmlns:wpi="http://schemas.microsoft.com/office/word/2010/wordprocessingInk" xmlns:wne="http://schemas.microsoft.com/office/word/2006/wordml" xmlns:wps="http://schemas.microsoft.com/office/word/2010/wordprocessingShape" mc:Ignorable="w14 w15 w16se w16cid w16 w16cex w16sdtdh wp14">
+<w:hdr xmlns:wpc="http://schemas.microsoft.com/office/word/2010/wordprocessingCanvas" xmlns:cx="http://schemas.microsoft.com/office/drawing/2014/chartex" xmlns:cx1="http://schemas.microsoft.com/office/drawing/2015/9/8/chartex" xmlns:cx2="http://schemas.microsoft.com/office/drawing/2015/10/21/chartex" xmlns:cx3="http://schemas.microsoft.com/office/drawing/2016/5/9/chartex" xmlns:cx4="http://schemas.microsoft.com/office/drawing/2016/5/10/chartex" xmlns:cx5="http://schemas.microsoft.com/office/drawing/2016/5/11/chartex" xmlns:cx6="http://schemas.microsoft.com/office/drawing/2016/5/12/chartex" xmlns:cx7="http://schemas.microsoft.com/office/drawing/2016/5/13/chartex" xmlns:cx8="http://schemas.microsoft.com/office/drawing/2016/5/14/chartex" xmlns:mc="http://schemas.openxmlformats.org/markup-compatibility/2006" xmlns:aink="http://schemas.microsoft.com/office/drawing/2016/ink" xmlns:am3d="http://schemas.microsoft.com/office/drawing/2017/model3d" xmlns:o="urn:schemas-microsoft-com:office:office" xmlns:oel="http://schemas.microsoft.com/office/2019/extlst" xmlns:r="http://schemas.openxmlformats.org/officeDocument/2006/relationships" xmlns:m="http://schemas.openxmlformats.org/officeDocument/2006/math" xmlns:v="urn:schemas-microsoft-com:vml" xmlns:wp14="http://schemas.microsoft.com/office/word/2010/wordprocessingDrawing" xmlns:wp="http://schemas.openxmlformats.org/drawingml/2006/wordprocessingDrawing" xmlns:w10="urn:schemas-microsoft-com:office:word" xmlns:w="http://schemas.openxmlformats.org/wordprocessingml/2006/main" xmlns:w14="http://schemas.microsoft.com/office/word/2010/wordml" xmlns:w15="http://schemas.microsoft.com/office/word/2012/wordml" xmlns:w16cex="http://schemas.microsoft.com/office/word/2018/wordml/cex" xmlns:w16cid="http://schemas.microsoft.com/office/word/2016/wordml/cid" xmlns:w16="http://schemas.microsoft.com/office/word/2018/wordml" xmlns:w16du="http://schemas.microsoft.com/office/word/2023/wordml/word16du" xmlns:w16sdtdh="http://schemas.microsoft.com/office/word/2020/wordml/sdtdatahash" xmlns:w16sdtfl="http://schemas.microsoft.com/office/word/2024/wordml/sdtformatlock" xmlns:w16se="http://schemas.microsoft.com/office/word/2015/wordml/symex" xmlns:wpg="http://schemas.microsoft.com/office/word/2010/wordprocessingGroup" xmlns:wpi="http://schemas.microsoft.com/office/word/2010/wordprocessingInk" xmlns:wne="http://schemas.microsoft.com/office/word/2006/wordml" xmlns:wps="http://schemas.microsoft.com/office/word/2010/wordprocessingShape" mc:Ignorable="w14 w15 w16se w16cid w16 w16cex w16sdtdh w16sdtfl w16du wp14">
   <w:p>
     <w:pPr>
       <w:pStyle w:val="Normal1"/>
@@ -1694,7 +1718,7 @@
 </file>
 
 <file path=word/styles.xml><?xml version="1.0" encoding="utf-8"?>
-<w:styles xmlns:mc="http://schemas.openxmlformats.org/markup-compatibility/2006" xmlns:r="http://schemas.openxmlformats.org/officeDocument/2006/relationships" xmlns:w="http://schemas.openxmlformats.org/wordprocessingml/2006/main" xmlns:w14="http://schemas.microsoft.com/office/word/2010/wordml" xmlns:w15="http://schemas.microsoft.com/office/word/2012/wordml" xmlns:w16cex="http://schemas.microsoft.com/office/word/2018/wordml/cex" xmlns:w16cid="http://schemas.microsoft.com/office/word/2016/wordml/cid" xmlns:w16="http://schemas.microsoft.com/office/word/2018/wordml" xmlns:w16sdtdh="http://schemas.microsoft.com/office/word/2020/wordml/sdtdatahash" xmlns:w16se="http://schemas.microsoft.com/office/word/2015/wordml/symex" mc:Ignorable="w14 w15 w16se w16cid w16 w16cex w16sdtdh">
+<w:styles xmlns:mc="http://schemas.openxmlformats.org/markup-compatibility/2006" xmlns:r="http://schemas.openxmlformats.org/officeDocument/2006/relationships" xmlns:w="http://schemas.openxmlformats.org/wordprocessingml/2006/main" xmlns:w14="http://schemas.microsoft.com/office/word/2010/wordml" xmlns:w15="http://schemas.microsoft.com/office/word/2012/wordml" xmlns:w16cex="http://schemas.microsoft.com/office/word/2018/wordml/cex" xmlns:w16cid="http://schemas.microsoft.com/office/word/2016/wordml/cid" xmlns:w16="http://schemas.microsoft.com/office/word/2018/wordml" xmlns:w16du="http://schemas.microsoft.com/office/word/2023/wordml/word16du" xmlns:w16sdtdh="http://schemas.microsoft.com/office/word/2020/wordml/sdtdatahash" xmlns:w16sdtfl="http://schemas.microsoft.com/office/word/2024/wordml/sdtformatlock" xmlns:w16se="http://schemas.microsoft.com/office/word/2015/wordml/symex" mc:Ignorable="w14 w15 w16se w16cid w16 w16cex w16sdtdh w16sdtfl w16du">
   <w:docDefaults>
     <w:rPrDefault>
       <w:rPr>
